--- a/documents/word/18_Legal_Contracts.docx
+++ b/documents/word/18_Legal_Contracts.docx
@@ -4,6 +4,7 @@
   <w:body>
     <w:p>
       <w:pPr>
+        <w:shd w:val="clear" w:color="auto" w:fill="0E2841" w:themeFill="text2"/>
         <w:spacing w:before="100" w:beforeAutospacing="1" w:after="100" w:afterAutospacing="1" w:line="240" w:lineRule="auto"/>
         <w:outlineLvl w:val="0"/>
         <w:rPr>
@@ -745,39 +746,34 @@
     </w:p>
     <w:tbl>
       <w:tblPr>
-        <w:tblW w:w="0" w:type="auto"/>
-        <w:tblCellSpacing w:w="15" w:type="dxa"/>
-        <w:tblCellMar>
-          <w:top w:w="15" w:type="dxa"/>
-          <w:left w:w="15" w:type="dxa"/>
-          <w:bottom w:w="15" w:type="dxa"/>
-          <w:right w:w="15" w:type="dxa"/>
-        </w:tblCellMar>
+        <w:tblStyle w:val="PlainTable1"/>
+        <w:tblW w:w="9085" w:type="dxa"/>
         <w:tblLook w:val="04A0" w:firstRow="1" w:lastRow="0" w:firstColumn="1" w:lastColumn="0" w:noHBand="0" w:noVBand="1"/>
       </w:tblPr>
       <w:tblGrid>
-        <w:gridCol w:w="3101"/>
-        <w:gridCol w:w="3848"/>
+        <w:gridCol w:w="3416"/>
+        <w:gridCol w:w="5669"/>
       </w:tblGrid>
       <w:tr>
         <w:trPr>
+          <w:cnfStyle w:val="100000000000" w:firstRow="1" w:lastRow="0" w:firstColumn="0" w:lastColumn="0" w:oddVBand="0" w:evenVBand="0" w:oddHBand="0" w:evenHBand="0" w:firstRowFirstColumn="0" w:firstRowLastColumn="0" w:lastRowFirstColumn="0" w:lastRowLastColumn="0"/>
           <w:tblHeader/>
-          <w:tblCellSpacing w:w="15" w:type="dxa"/>
         </w:trPr>
         <w:tc>
           <w:tcPr>
+            <w:cnfStyle w:val="001000000000" w:firstRow="0" w:lastRow="0" w:firstColumn="1" w:lastColumn="0" w:oddVBand="0" w:evenVBand="0" w:oddHBand="0" w:evenHBand="0" w:firstRowFirstColumn="0" w:firstRowLastColumn="0" w:lastRowFirstColumn="0" w:lastRowLastColumn="0"/>
             <w:tcW w:w="0" w:type="auto"/>
+            <w:shd w:val="clear" w:color="auto" w:fill="0E2841" w:themeFill="text2"/>
             <w:vAlign w:val="center"/>
             <w:hideMark/>
           </w:tcPr>
           <w:p>
             <w:pPr>
-              <w:spacing w:after="0" w:line="240" w:lineRule="auto"/>
               <w:jc w:val="center"/>
               <w:rPr>
                 <w:rFonts w:ascii="Times New Roman" w:eastAsia="Times New Roman" w:hAnsi="Times New Roman" w:cs="Times New Roman"/>
-                <w:b/>
-                <w:bCs/>
+                <w:b w:val="0"/>
+                <w:bCs w:val="0"/>
                 <w:kern w:val="0"/>
                 <w:sz w:val="24"/>
                 <w:szCs w:val="24"/>
@@ -788,8 +784,6 @@
             <w:r>
               <w:rPr>
                 <w:rFonts w:ascii="Times New Roman" w:eastAsia="Times New Roman" w:hAnsi="Times New Roman" w:cs="Times New Roman"/>
-                <w:b/>
-                <w:bCs/>
                 <w:kern w:val="0"/>
                 <w:sz w:val="24"/>
                 <w:szCs w:val="24"/>
@@ -802,18 +796,19 @@
         </w:tc>
         <w:tc>
           <w:tcPr>
-            <w:tcW w:w="0" w:type="auto"/>
+            <w:tcW w:w="5669" w:type="dxa"/>
+            <w:shd w:val="clear" w:color="auto" w:fill="0E2841" w:themeFill="text2"/>
             <w:vAlign w:val="center"/>
             <w:hideMark/>
           </w:tcPr>
           <w:p>
             <w:pPr>
-              <w:spacing w:after="0" w:line="240" w:lineRule="auto"/>
               <w:jc w:val="center"/>
-              <w:rPr>
-                <w:rFonts w:ascii="Times New Roman" w:eastAsia="Times New Roman" w:hAnsi="Times New Roman" w:cs="Times New Roman"/>
-                <w:b/>
-                <w:bCs/>
+              <w:cnfStyle w:val="100000000000" w:firstRow="1" w:lastRow="0" w:firstColumn="0" w:lastColumn="0" w:oddVBand="0" w:evenVBand="0" w:oddHBand="0" w:evenHBand="0" w:firstRowFirstColumn="0" w:firstRowLastColumn="0" w:lastRowFirstColumn="0" w:lastRowLastColumn="0"/>
+              <w:rPr>
+                <w:rFonts w:ascii="Times New Roman" w:eastAsia="Times New Roman" w:hAnsi="Times New Roman" w:cs="Times New Roman"/>
+                <w:b w:val="0"/>
+                <w:bCs w:val="0"/>
                 <w:kern w:val="0"/>
                 <w:sz w:val="24"/>
                 <w:szCs w:val="24"/>
@@ -824,8 +819,6 @@
             <w:r>
               <w:rPr>
                 <w:rFonts w:ascii="Times New Roman" w:eastAsia="Times New Roman" w:hAnsi="Times New Roman" w:cs="Times New Roman"/>
-                <w:b/>
-                <w:bCs/>
                 <w:kern w:val="0"/>
                 <w:sz w:val="24"/>
                 <w:szCs w:val="24"/>
@@ -839,17 +832,16 @@
       </w:tr>
       <w:tr>
         <w:trPr>
-          <w:tblCellSpacing w:w="15" w:type="dxa"/>
+          <w:cnfStyle w:val="000000100000" w:firstRow="0" w:lastRow="0" w:firstColumn="0" w:lastColumn="0" w:oddVBand="0" w:evenVBand="0" w:oddHBand="1" w:evenHBand="0" w:firstRowFirstColumn="0" w:firstRowLastColumn="0" w:lastRowFirstColumn="0" w:lastRowLastColumn="0"/>
         </w:trPr>
         <w:tc>
           <w:tcPr>
+            <w:cnfStyle w:val="001000000000" w:firstRow="0" w:lastRow="0" w:firstColumn="1" w:lastColumn="0" w:oddVBand="0" w:evenVBand="0" w:oddHBand="0" w:evenHBand="0" w:firstRowFirstColumn="0" w:firstRowLastColumn="0" w:lastRowFirstColumn="0" w:lastRowLastColumn="0"/>
             <w:tcW w:w="0" w:type="auto"/>
-            <w:vAlign w:val="center"/>
             <w:hideMark/>
           </w:tcPr>
           <w:p>
             <w:pPr>
-              <w:spacing w:after="0" w:line="240" w:lineRule="auto"/>
               <w:rPr>
                 <w:rFonts w:ascii="Times New Roman" w:eastAsia="Times New Roman" w:hAnsi="Times New Roman" w:cs="Times New Roman"/>
                 <w:kern w:val="0"/>
@@ -874,13 +866,12 @@
         </w:tc>
         <w:tc>
           <w:tcPr>
-            <w:tcW w:w="0" w:type="auto"/>
-            <w:vAlign w:val="center"/>
+            <w:tcW w:w="5669" w:type="dxa"/>
             <w:hideMark/>
           </w:tcPr>
           <w:p>
             <w:pPr>
-              <w:spacing w:after="0" w:line="240" w:lineRule="auto"/>
+              <w:cnfStyle w:val="000000100000" w:firstRow="0" w:lastRow="0" w:firstColumn="0" w:lastColumn="0" w:oddVBand="0" w:evenVBand="0" w:oddHBand="1" w:evenHBand="0" w:firstRowFirstColumn="0" w:firstRowLastColumn="0" w:lastRowFirstColumn="0" w:lastRowLastColumn="0"/>
               <w:rPr>
                 <w:rFonts w:ascii="Times New Roman" w:eastAsia="Times New Roman" w:hAnsi="Times New Roman" w:cs="Times New Roman"/>
                 <w:kern w:val="0"/>
@@ -905,18 +896,14 @@
         </w:tc>
       </w:tr>
       <w:tr>
-        <w:trPr>
-          <w:tblCellSpacing w:w="15" w:type="dxa"/>
-        </w:trPr>
         <w:tc>
           <w:tcPr>
+            <w:cnfStyle w:val="001000000000" w:firstRow="0" w:lastRow="0" w:firstColumn="1" w:lastColumn="0" w:oddVBand="0" w:evenVBand="0" w:oddHBand="0" w:evenHBand="0" w:firstRowFirstColumn="0" w:firstRowLastColumn="0" w:lastRowFirstColumn="0" w:lastRowLastColumn="0"/>
             <w:tcW w:w="0" w:type="auto"/>
-            <w:vAlign w:val="center"/>
             <w:hideMark/>
           </w:tcPr>
           <w:p>
             <w:pPr>
-              <w:spacing w:after="0" w:line="240" w:lineRule="auto"/>
               <w:rPr>
                 <w:rFonts w:ascii="Times New Roman" w:eastAsia="Times New Roman" w:hAnsi="Times New Roman" w:cs="Times New Roman"/>
                 <w:kern w:val="0"/>
@@ -941,13 +928,12 @@
         </w:tc>
         <w:tc>
           <w:tcPr>
-            <w:tcW w:w="0" w:type="auto"/>
-            <w:vAlign w:val="center"/>
+            <w:tcW w:w="5669" w:type="dxa"/>
             <w:hideMark/>
           </w:tcPr>
           <w:p>
             <w:pPr>
-              <w:spacing w:after="0" w:line="240" w:lineRule="auto"/>
+              <w:cnfStyle w:val="000000000000" w:firstRow="0" w:lastRow="0" w:firstColumn="0" w:lastColumn="0" w:oddVBand="0" w:evenVBand="0" w:oddHBand="0" w:evenHBand="0" w:firstRowFirstColumn="0" w:firstRowLastColumn="0" w:lastRowFirstColumn="0" w:lastRowLastColumn="0"/>
               <w:rPr>
                 <w:rFonts w:ascii="Times New Roman" w:eastAsia="Times New Roman" w:hAnsi="Times New Roman" w:cs="Times New Roman"/>
                 <w:kern w:val="0"/>
@@ -973,17 +959,16 @@
       </w:tr>
       <w:tr>
         <w:trPr>
-          <w:tblCellSpacing w:w="15" w:type="dxa"/>
+          <w:cnfStyle w:val="000000100000" w:firstRow="0" w:lastRow="0" w:firstColumn="0" w:lastColumn="0" w:oddVBand="0" w:evenVBand="0" w:oddHBand="1" w:evenHBand="0" w:firstRowFirstColumn="0" w:firstRowLastColumn="0" w:lastRowFirstColumn="0" w:lastRowLastColumn="0"/>
         </w:trPr>
         <w:tc>
           <w:tcPr>
+            <w:cnfStyle w:val="001000000000" w:firstRow="0" w:lastRow="0" w:firstColumn="1" w:lastColumn="0" w:oddVBand="0" w:evenVBand="0" w:oddHBand="0" w:evenHBand="0" w:firstRowFirstColumn="0" w:firstRowLastColumn="0" w:lastRowFirstColumn="0" w:lastRowLastColumn="0"/>
             <w:tcW w:w="0" w:type="auto"/>
-            <w:vAlign w:val="center"/>
             <w:hideMark/>
           </w:tcPr>
           <w:p>
             <w:pPr>
-              <w:spacing w:after="0" w:line="240" w:lineRule="auto"/>
               <w:rPr>
                 <w:rFonts w:ascii="Times New Roman" w:eastAsia="Times New Roman" w:hAnsi="Times New Roman" w:cs="Times New Roman"/>
                 <w:kern w:val="0"/>
@@ -1002,20 +987,18 @@
                 <w:lang w:val="en-GB" w:eastAsia="en-GB" w:bidi="ar-SA"/>
                 <w14:ligatures w14:val="none"/>
               </w:rPr>
-              <w:lastRenderedPageBreak/>
               <w:t>Legal Advisor / Legal Manager</w:t>
             </w:r>
           </w:p>
         </w:tc>
         <w:tc>
           <w:tcPr>
-            <w:tcW w:w="0" w:type="auto"/>
-            <w:vAlign w:val="center"/>
+            <w:tcW w:w="5669" w:type="dxa"/>
             <w:hideMark/>
           </w:tcPr>
           <w:p>
             <w:pPr>
-              <w:spacing w:after="0" w:line="240" w:lineRule="auto"/>
+              <w:cnfStyle w:val="000000100000" w:firstRow="0" w:lastRow="0" w:firstColumn="0" w:lastColumn="0" w:oddVBand="0" w:evenVBand="0" w:oddHBand="1" w:evenHBand="0" w:firstRowFirstColumn="0" w:firstRowLastColumn="0" w:lastRowFirstColumn="0" w:lastRowLastColumn="0"/>
               <w:rPr>
                 <w:rFonts w:ascii="Times New Roman" w:eastAsia="Times New Roman" w:hAnsi="Times New Roman" w:cs="Times New Roman"/>
                 <w:kern w:val="0"/>
@@ -1040,18 +1023,14 @@
         </w:tc>
       </w:tr>
       <w:tr>
-        <w:trPr>
-          <w:tblCellSpacing w:w="15" w:type="dxa"/>
-        </w:trPr>
         <w:tc>
           <w:tcPr>
+            <w:cnfStyle w:val="001000000000" w:firstRow="0" w:lastRow="0" w:firstColumn="1" w:lastColumn="0" w:oddVBand="0" w:evenVBand="0" w:oddHBand="0" w:evenHBand="0" w:firstRowFirstColumn="0" w:firstRowLastColumn="0" w:lastRowFirstColumn="0" w:lastRowLastColumn="0"/>
             <w:tcW w:w="0" w:type="auto"/>
-            <w:vAlign w:val="center"/>
             <w:hideMark/>
           </w:tcPr>
           <w:p>
             <w:pPr>
-              <w:spacing w:after="0" w:line="240" w:lineRule="auto"/>
               <w:rPr>
                 <w:rFonts w:ascii="Times New Roman" w:eastAsia="Times New Roman" w:hAnsi="Times New Roman" w:cs="Times New Roman"/>
                 <w:kern w:val="0"/>
@@ -1070,19 +1049,19 @@
                 <w:lang w:val="en-GB" w:eastAsia="en-GB" w:bidi="ar-SA"/>
                 <w14:ligatures w14:val="none"/>
               </w:rPr>
+              <w:lastRenderedPageBreak/>
               <w:t>Department Heads</w:t>
             </w:r>
           </w:p>
         </w:tc>
         <w:tc>
           <w:tcPr>
-            <w:tcW w:w="0" w:type="auto"/>
-            <w:vAlign w:val="center"/>
+            <w:tcW w:w="5669" w:type="dxa"/>
             <w:hideMark/>
           </w:tcPr>
           <w:p>
             <w:pPr>
-              <w:spacing w:after="0" w:line="240" w:lineRule="auto"/>
+              <w:cnfStyle w:val="000000000000" w:firstRow="0" w:lastRow="0" w:firstColumn="0" w:lastColumn="0" w:oddVBand="0" w:evenVBand="0" w:oddHBand="0" w:evenHBand="0" w:firstRowFirstColumn="0" w:firstRowLastColumn="0" w:lastRowFirstColumn="0" w:lastRowLastColumn="0"/>
               <w:rPr>
                 <w:rFonts w:ascii="Times New Roman" w:eastAsia="Times New Roman" w:hAnsi="Times New Roman" w:cs="Times New Roman"/>
                 <w:kern w:val="0"/>
@@ -1108,17 +1087,755 @@
       </w:tr>
       <w:tr>
         <w:trPr>
-          <w:tblCellSpacing w:w="15" w:type="dxa"/>
+          <w:cnfStyle w:val="000000100000" w:firstRow="0" w:lastRow="0" w:firstColumn="0" w:lastColumn="0" w:oddVBand="0" w:evenVBand="0" w:oddHBand="1" w:evenHBand="0" w:firstRowFirstColumn="0" w:firstRowLastColumn="0" w:lastRowFirstColumn="0" w:lastRowLastColumn="0"/>
         </w:trPr>
         <w:tc>
           <w:tcPr>
+            <w:cnfStyle w:val="001000000000" w:firstRow="0" w:lastRow="0" w:firstColumn="1" w:lastColumn="0" w:oddVBand="0" w:evenVBand="0" w:oddHBand="0" w:evenHBand="0" w:firstRowFirstColumn="0" w:firstRowLastColumn="0" w:lastRowFirstColumn="0" w:lastRowLastColumn="0"/>
             <w:tcW w:w="0" w:type="auto"/>
+            <w:hideMark/>
+          </w:tcPr>
+          <w:p>
+            <w:pPr>
+              <w:rPr>
+                <w:rFonts w:ascii="Times New Roman" w:eastAsia="Times New Roman" w:hAnsi="Times New Roman" w:cs="Times New Roman"/>
+                <w:kern w:val="0"/>
+                <w:sz w:val="24"/>
+                <w:szCs w:val="24"/>
+                <w:lang w:val="en-GB" w:eastAsia="en-GB" w:bidi="ar-SA"/>
+                <w14:ligatures w14:val="none"/>
+              </w:rPr>
+            </w:pPr>
+            <w:r>
+              <w:rPr>
+                <w:rFonts w:ascii="Times New Roman" w:eastAsia="Times New Roman" w:hAnsi="Times New Roman" w:cs="Times New Roman"/>
+                <w:kern w:val="0"/>
+                <w:sz w:val="24"/>
+                <w:szCs w:val="24"/>
+                <w:lang w:val="en-GB" w:eastAsia="en-GB" w:bidi="ar-SA"/>
+                <w14:ligatures w14:val="none"/>
+              </w:rPr>
+              <w:t>Finance</w:t>
+            </w:r>
+          </w:p>
+        </w:tc>
+        <w:tc>
+          <w:tcPr>
+            <w:tcW w:w="5669" w:type="dxa"/>
+            <w:hideMark/>
+          </w:tcPr>
+          <w:p>
+            <w:pPr>
+              <w:cnfStyle w:val="000000100000" w:firstRow="0" w:lastRow="0" w:firstColumn="0" w:lastColumn="0" w:oddVBand="0" w:evenVBand="0" w:oddHBand="1" w:evenHBand="0" w:firstRowFirstColumn="0" w:firstRowLastColumn="0" w:lastRowFirstColumn="0" w:lastRowLastColumn="0"/>
+              <w:rPr>
+                <w:rFonts w:ascii="Times New Roman" w:eastAsia="Times New Roman" w:hAnsi="Times New Roman" w:cs="Times New Roman"/>
+                <w:kern w:val="0"/>
+                <w:sz w:val="24"/>
+                <w:szCs w:val="24"/>
+                <w:lang w:val="en-GB" w:eastAsia="en-GB" w:bidi="ar-SA"/>
+                <w14:ligatures w14:val="none"/>
+              </w:rPr>
+            </w:pPr>
+            <w:r>
+              <w:rPr>
+                <w:rFonts w:ascii="Times New Roman" w:eastAsia="Times New Roman" w:hAnsi="Times New Roman" w:cs="Times New Roman"/>
+                <w:kern w:val="0"/>
+                <w:sz w:val="24"/>
+                <w:szCs w:val="24"/>
+                <w:lang w:val="en-GB" w:eastAsia="en-GB" w:bidi="ar-SA"/>
+                <w14:ligatures w14:val="none"/>
+              </w:rPr>
+              <w:t>Financial exposure validation</w:t>
+            </w:r>
+          </w:p>
+        </w:tc>
+      </w:tr>
+      <w:tr>
+        <w:tc>
+          <w:tcPr>
+            <w:cnfStyle w:val="001000000000" w:firstRow="0" w:lastRow="0" w:firstColumn="1" w:lastColumn="0" w:oddVBand="0" w:evenVBand="0" w:oddHBand="0" w:evenHBand="0" w:firstRowFirstColumn="0" w:firstRowLastColumn="0" w:lastRowFirstColumn="0" w:lastRowLastColumn="0"/>
+            <w:tcW w:w="0" w:type="auto"/>
+            <w:hideMark/>
+          </w:tcPr>
+          <w:p>
+            <w:pPr>
+              <w:rPr>
+                <w:rFonts w:ascii="Times New Roman" w:eastAsia="Times New Roman" w:hAnsi="Times New Roman" w:cs="Times New Roman"/>
+                <w:kern w:val="0"/>
+                <w:sz w:val="24"/>
+                <w:szCs w:val="24"/>
+                <w:lang w:val="en-GB" w:eastAsia="en-GB" w:bidi="ar-SA"/>
+                <w14:ligatures w14:val="none"/>
+              </w:rPr>
+            </w:pPr>
+            <w:r>
+              <w:rPr>
+                <w:rFonts w:ascii="Times New Roman" w:eastAsia="Times New Roman" w:hAnsi="Times New Roman" w:cs="Times New Roman"/>
+                <w:kern w:val="0"/>
+                <w:sz w:val="24"/>
+                <w:szCs w:val="24"/>
+                <w:lang w:val="en-GB" w:eastAsia="en-GB" w:bidi="ar-SA"/>
+                <w14:ligatures w14:val="none"/>
+              </w:rPr>
+              <w:t>Procurement / Sales</w:t>
+            </w:r>
+          </w:p>
+        </w:tc>
+        <w:tc>
+          <w:tcPr>
+            <w:tcW w:w="5669" w:type="dxa"/>
+            <w:hideMark/>
+          </w:tcPr>
+          <w:p>
+            <w:pPr>
+              <w:cnfStyle w:val="000000000000" w:firstRow="0" w:lastRow="0" w:firstColumn="0" w:lastColumn="0" w:oddVBand="0" w:evenVBand="0" w:oddHBand="0" w:evenHBand="0" w:firstRowFirstColumn="0" w:firstRowLastColumn="0" w:lastRowFirstColumn="0" w:lastRowLastColumn="0"/>
+              <w:rPr>
+                <w:rFonts w:ascii="Times New Roman" w:eastAsia="Times New Roman" w:hAnsi="Times New Roman" w:cs="Times New Roman"/>
+                <w:kern w:val="0"/>
+                <w:sz w:val="24"/>
+                <w:szCs w:val="24"/>
+                <w:lang w:val="en-GB" w:eastAsia="en-GB" w:bidi="ar-SA"/>
+                <w14:ligatures w14:val="none"/>
+              </w:rPr>
+            </w:pPr>
+            <w:r>
+              <w:rPr>
+                <w:rFonts w:ascii="Times New Roman" w:eastAsia="Times New Roman" w:hAnsi="Times New Roman" w:cs="Times New Roman"/>
+                <w:kern w:val="0"/>
+                <w:sz w:val="24"/>
+                <w:szCs w:val="24"/>
+                <w:lang w:val="en-GB" w:eastAsia="en-GB" w:bidi="ar-SA"/>
+                <w14:ligatures w14:val="none"/>
+              </w:rPr>
+              <w:t>Commercial terms validation</w:t>
+            </w:r>
+          </w:p>
+        </w:tc>
+      </w:tr>
+    </w:tbl>
+    <w:p>
+      <w:pPr>
+        <w:spacing w:after="0" w:line="240" w:lineRule="auto"/>
+        <w:rPr>
+          <w:rFonts w:ascii="Times New Roman" w:eastAsia="Times New Roman" w:hAnsi="Times New Roman" w:cs="Times New Roman"/>
+          <w:kern w:val="0"/>
+          <w:sz w:val="24"/>
+          <w:szCs w:val="24"/>
+          <w:lang w:val="en-GB" w:eastAsia="en-GB" w:bidi="ar-SA"/>
+          <w14:ligatures w14:val="none"/>
+        </w:rPr>
+      </w:pPr>
+      <w:r>
+        <w:rPr>
+          <w:rFonts w:ascii="Times New Roman" w:eastAsia="Times New Roman" w:hAnsi="Times New Roman" w:cs="Times New Roman"/>
+          <w:kern w:val="0"/>
+          <w:sz w:val="24"/>
+          <w:szCs w:val="24"/>
+          <w:lang w:val="en-GB" w:eastAsia="en-GB" w:bidi="ar-SA"/>
+          <w14:ligatures w14:val="none"/>
+        </w:rPr>
+        <w:pict w14:anchorId="35F28C44">
+          <v:rect id="_x0000_i1028" style="width:0;height:1.5pt" o:hralign="center" o:hrstd="t" o:hr="t" fillcolor="#a0a0a0" stroked="f"/>
+        </w:pict>
+      </w:r>
+    </w:p>
+    <w:p>
+      <w:pPr>
+        <w:spacing w:before="100" w:beforeAutospacing="1" w:after="100" w:afterAutospacing="1" w:line="240" w:lineRule="auto"/>
+        <w:outlineLvl w:val="0"/>
+        <w:rPr>
+          <w:rFonts w:ascii="Times New Roman" w:eastAsia="Times New Roman" w:hAnsi="Times New Roman" w:cs="Times New Roman"/>
+          <w:b/>
+          <w:bCs/>
+          <w:kern w:val="36"/>
+          <w:sz w:val="48"/>
+          <w:szCs w:val="48"/>
+          <w:lang w:val="en-GB" w:eastAsia="en-GB" w:bidi="ar-SA"/>
+          <w14:ligatures w14:val="none"/>
+        </w:rPr>
+      </w:pPr>
+      <w:r>
+        <w:rPr>
+          <w:rFonts w:ascii="Times New Roman" w:eastAsia="Times New Roman" w:hAnsi="Times New Roman" w:cs="Times New Roman"/>
+          <w:b/>
+          <w:bCs/>
+          <w:kern w:val="36"/>
+          <w:sz w:val="48"/>
+          <w:szCs w:val="48"/>
+          <w:lang w:val="en-GB" w:eastAsia="en-GB" w:bidi="ar-SA"/>
+          <w14:ligatures w14:val="none"/>
+        </w:rPr>
+        <w:t>18.2 Contract Lifecycle Management (CLM)</w:t>
+      </w:r>
+    </w:p>
+    <w:p>
+      <w:pPr>
+        <w:spacing w:after="0" w:line="240" w:lineRule="auto"/>
+        <w:rPr>
+          <w:rFonts w:ascii="Times New Roman" w:eastAsia="Times New Roman" w:hAnsi="Times New Roman" w:cs="Times New Roman"/>
+          <w:kern w:val="0"/>
+          <w:sz w:val="24"/>
+          <w:szCs w:val="24"/>
+          <w:lang w:val="en-GB" w:eastAsia="en-GB" w:bidi="ar-SA"/>
+          <w14:ligatures w14:val="none"/>
+        </w:rPr>
+      </w:pPr>
+      <w:r>
+        <w:rPr>
+          <w:rFonts w:ascii="Times New Roman" w:eastAsia="Times New Roman" w:hAnsi="Times New Roman" w:cs="Times New Roman"/>
+          <w:kern w:val="0"/>
+          <w:sz w:val="24"/>
+          <w:szCs w:val="24"/>
+          <w:lang w:val="en-GB" w:eastAsia="en-GB" w:bidi="ar-SA"/>
+          <w14:ligatures w14:val="none"/>
+        </w:rPr>
+        <w:pict w14:anchorId="34FBD04A">
+          <v:rect id="_x0000_i1029" style="width:0;height:1.5pt" o:hralign="center" o:hrstd="t" o:hr="t" fillcolor="#a0a0a0" stroked="f"/>
+        </w:pict>
+      </w:r>
+    </w:p>
+    <w:p>
+      <w:pPr>
+        <w:spacing w:before="100" w:beforeAutospacing="1" w:after="100" w:afterAutospacing="1" w:line="240" w:lineRule="auto"/>
+        <w:outlineLvl w:val="1"/>
+        <w:rPr>
+          <w:rFonts w:ascii="Times New Roman" w:eastAsia="Times New Roman" w:hAnsi="Times New Roman" w:cs="Times New Roman"/>
+          <w:b/>
+          <w:bCs/>
+          <w:kern w:val="0"/>
+          <w:sz w:val="36"/>
+          <w:szCs w:val="36"/>
+          <w:lang w:val="en-GB" w:eastAsia="en-GB" w:bidi="ar-SA"/>
+          <w14:ligatures w14:val="none"/>
+        </w:rPr>
+      </w:pPr>
+      <w:r>
+        <w:rPr>
+          <w:rFonts w:ascii="Times New Roman" w:eastAsia="Times New Roman" w:hAnsi="Times New Roman" w:cs="Times New Roman"/>
+          <w:b/>
+          <w:bCs/>
+          <w:kern w:val="0"/>
+          <w:sz w:val="36"/>
+          <w:szCs w:val="36"/>
+          <w:lang w:val="en-GB" w:eastAsia="en-GB" w:bidi="ar-SA"/>
+          <w14:ligatures w14:val="none"/>
+        </w:rPr>
+        <w:t>SIPOC – Contract Lifecycle</w:t>
+      </w:r>
+    </w:p>
+    <w:tbl>
+      <w:tblPr>
+        <w:tblStyle w:val="PlainTable1"/>
+        <w:tblW w:w="0" w:type="auto"/>
+        <w:tblLook w:val="04A0" w:firstRow="1" w:lastRow="0" w:firstColumn="1" w:lastColumn="0" w:noHBand="0" w:noVBand="1"/>
+      </w:tblPr>
+      <w:tblGrid>
+        <w:gridCol w:w="1630"/>
+        <w:gridCol w:w="1686"/>
+        <w:gridCol w:w="2450"/>
+        <w:gridCol w:w="1506"/>
+        <w:gridCol w:w="1744"/>
+      </w:tblGrid>
+      <w:tr>
+        <w:trPr>
+          <w:cnfStyle w:val="100000000000" w:firstRow="1" w:lastRow="0" w:firstColumn="0" w:lastColumn="0" w:oddVBand="0" w:evenVBand="0" w:oddHBand="0" w:evenHBand="0" w:firstRowFirstColumn="0" w:firstRowLastColumn="0" w:lastRowFirstColumn="0" w:lastRowLastColumn="0"/>
+          <w:tblHeader/>
+        </w:trPr>
+        <w:tc>
+          <w:tcPr>
+            <w:cnfStyle w:val="001000000000" w:firstRow="0" w:lastRow="0" w:firstColumn="1" w:lastColumn="0" w:oddVBand="0" w:evenVBand="0" w:oddHBand="0" w:evenHBand="0" w:firstRowFirstColumn="0" w:firstRowLastColumn="0" w:lastRowFirstColumn="0" w:lastRowLastColumn="0"/>
+            <w:tcW w:w="0" w:type="auto"/>
+            <w:shd w:val="clear" w:color="auto" w:fill="0E2841" w:themeFill="text2"/>
             <w:vAlign w:val="center"/>
             <w:hideMark/>
           </w:tcPr>
           <w:p>
             <w:pPr>
-              <w:spacing w:after="0" w:line="240" w:lineRule="auto"/>
+              <w:jc w:val="center"/>
+              <w:rPr>
+                <w:rFonts w:ascii="Times New Roman" w:eastAsia="Times New Roman" w:hAnsi="Times New Roman" w:cs="Times New Roman"/>
+                <w:b w:val="0"/>
+                <w:bCs w:val="0"/>
+                <w:kern w:val="0"/>
+                <w:sz w:val="24"/>
+                <w:szCs w:val="24"/>
+                <w:lang w:val="en-GB" w:eastAsia="en-GB" w:bidi="ar-SA"/>
+                <w14:ligatures w14:val="none"/>
+              </w:rPr>
+            </w:pPr>
+            <w:r>
+              <w:rPr>
+                <w:rFonts w:ascii="Times New Roman" w:eastAsia="Times New Roman" w:hAnsi="Times New Roman" w:cs="Times New Roman"/>
+                <w:kern w:val="0"/>
+                <w:sz w:val="24"/>
+                <w:szCs w:val="24"/>
+                <w:lang w:val="en-GB" w:eastAsia="en-GB" w:bidi="ar-SA"/>
+                <w14:ligatures w14:val="none"/>
+              </w:rPr>
+              <w:t>Supplier</w:t>
+            </w:r>
+          </w:p>
+        </w:tc>
+        <w:tc>
+          <w:tcPr>
+            <w:tcW w:w="0" w:type="auto"/>
+            <w:shd w:val="clear" w:color="auto" w:fill="0E2841" w:themeFill="text2"/>
+            <w:vAlign w:val="center"/>
+            <w:hideMark/>
+          </w:tcPr>
+          <w:p>
+            <w:pPr>
+              <w:jc w:val="center"/>
+              <w:cnfStyle w:val="100000000000" w:firstRow="1" w:lastRow="0" w:firstColumn="0" w:lastColumn="0" w:oddVBand="0" w:evenVBand="0" w:oddHBand="0" w:evenHBand="0" w:firstRowFirstColumn="0" w:firstRowLastColumn="0" w:lastRowFirstColumn="0" w:lastRowLastColumn="0"/>
+              <w:rPr>
+                <w:rFonts w:ascii="Times New Roman" w:eastAsia="Times New Roman" w:hAnsi="Times New Roman" w:cs="Times New Roman"/>
+                <w:b w:val="0"/>
+                <w:bCs w:val="0"/>
+                <w:kern w:val="0"/>
+                <w:sz w:val="24"/>
+                <w:szCs w:val="24"/>
+                <w:lang w:val="en-GB" w:eastAsia="en-GB" w:bidi="ar-SA"/>
+                <w14:ligatures w14:val="none"/>
+              </w:rPr>
+            </w:pPr>
+            <w:r>
+              <w:rPr>
+                <w:rFonts w:ascii="Times New Roman" w:eastAsia="Times New Roman" w:hAnsi="Times New Roman" w:cs="Times New Roman"/>
+                <w:kern w:val="0"/>
+                <w:sz w:val="24"/>
+                <w:szCs w:val="24"/>
+                <w:lang w:val="en-GB" w:eastAsia="en-GB" w:bidi="ar-SA"/>
+                <w14:ligatures w14:val="none"/>
+              </w:rPr>
+              <w:t>Input</w:t>
+            </w:r>
+          </w:p>
+        </w:tc>
+        <w:tc>
+          <w:tcPr>
+            <w:tcW w:w="0" w:type="auto"/>
+            <w:shd w:val="clear" w:color="auto" w:fill="0E2841" w:themeFill="text2"/>
+            <w:vAlign w:val="center"/>
+            <w:hideMark/>
+          </w:tcPr>
+          <w:p>
+            <w:pPr>
+              <w:jc w:val="center"/>
+              <w:cnfStyle w:val="100000000000" w:firstRow="1" w:lastRow="0" w:firstColumn="0" w:lastColumn="0" w:oddVBand="0" w:evenVBand="0" w:oddHBand="0" w:evenHBand="0" w:firstRowFirstColumn="0" w:firstRowLastColumn="0" w:lastRowFirstColumn="0" w:lastRowLastColumn="0"/>
+              <w:rPr>
+                <w:rFonts w:ascii="Times New Roman" w:eastAsia="Times New Roman" w:hAnsi="Times New Roman" w:cs="Times New Roman"/>
+                <w:b w:val="0"/>
+                <w:bCs w:val="0"/>
+                <w:kern w:val="0"/>
+                <w:sz w:val="24"/>
+                <w:szCs w:val="24"/>
+                <w:lang w:val="en-GB" w:eastAsia="en-GB" w:bidi="ar-SA"/>
+                <w14:ligatures w14:val="none"/>
+              </w:rPr>
+            </w:pPr>
+            <w:r>
+              <w:rPr>
+                <w:rFonts w:ascii="Times New Roman" w:eastAsia="Times New Roman" w:hAnsi="Times New Roman" w:cs="Times New Roman"/>
+                <w:kern w:val="0"/>
+                <w:sz w:val="24"/>
+                <w:szCs w:val="24"/>
+                <w:lang w:val="en-GB" w:eastAsia="en-GB" w:bidi="ar-SA"/>
+                <w14:ligatures w14:val="none"/>
+              </w:rPr>
+              <w:t>Process</w:t>
+            </w:r>
+          </w:p>
+        </w:tc>
+        <w:tc>
+          <w:tcPr>
+            <w:tcW w:w="0" w:type="auto"/>
+            <w:shd w:val="clear" w:color="auto" w:fill="0E2841" w:themeFill="text2"/>
+            <w:vAlign w:val="center"/>
+            <w:hideMark/>
+          </w:tcPr>
+          <w:p>
+            <w:pPr>
+              <w:jc w:val="center"/>
+              <w:cnfStyle w:val="100000000000" w:firstRow="1" w:lastRow="0" w:firstColumn="0" w:lastColumn="0" w:oddVBand="0" w:evenVBand="0" w:oddHBand="0" w:evenHBand="0" w:firstRowFirstColumn="0" w:firstRowLastColumn="0" w:lastRowFirstColumn="0" w:lastRowLastColumn="0"/>
+              <w:rPr>
+                <w:rFonts w:ascii="Times New Roman" w:eastAsia="Times New Roman" w:hAnsi="Times New Roman" w:cs="Times New Roman"/>
+                <w:b w:val="0"/>
+                <w:bCs w:val="0"/>
+                <w:kern w:val="0"/>
+                <w:sz w:val="24"/>
+                <w:szCs w:val="24"/>
+                <w:lang w:val="en-GB" w:eastAsia="en-GB" w:bidi="ar-SA"/>
+                <w14:ligatures w14:val="none"/>
+              </w:rPr>
+            </w:pPr>
+            <w:r>
+              <w:rPr>
+                <w:rFonts w:ascii="Times New Roman" w:eastAsia="Times New Roman" w:hAnsi="Times New Roman" w:cs="Times New Roman"/>
+                <w:kern w:val="0"/>
+                <w:sz w:val="24"/>
+                <w:szCs w:val="24"/>
+                <w:lang w:val="en-GB" w:eastAsia="en-GB" w:bidi="ar-SA"/>
+                <w14:ligatures w14:val="none"/>
+              </w:rPr>
+              <w:t>Output</w:t>
+            </w:r>
+          </w:p>
+        </w:tc>
+        <w:tc>
+          <w:tcPr>
+            <w:tcW w:w="0" w:type="auto"/>
+            <w:shd w:val="clear" w:color="auto" w:fill="0E2841" w:themeFill="text2"/>
+            <w:vAlign w:val="center"/>
+            <w:hideMark/>
+          </w:tcPr>
+          <w:p>
+            <w:pPr>
+              <w:jc w:val="center"/>
+              <w:cnfStyle w:val="100000000000" w:firstRow="1" w:lastRow="0" w:firstColumn="0" w:lastColumn="0" w:oddVBand="0" w:evenVBand="0" w:oddHBand="0" w:evenHBand="0" w:firstRowFirstColumn="0" w:firstRowLastColumn="0" w:lastRowFirstColumn="0" w:lastRowLastColumn="0"/>
+              <w:rPr>
+                <w:rFonts w:ascii="Times New Roman" w:eastAsia="Times New Roman" w:hAnsi="Times New Roman" w:cs="Times New Roman"/>
+                <w:b w:val="0"/>
+                <w:bCs w:val="0"/>
+                <w:kern w:val="0"/>
+                <w:sz w:val="24"/>
+                <w:szCs w:val="24"/>
+                <w:lang w:val="en-GB" w:eastAsia="en-GB" w:bidi="ar-SA"/>
+                <w14:ligatures w14:val="none"/>
+              </w:rPr>
+            </w:pPr>
+            <w:r>
+              <w:rPr>
+                <w:rFonts w:ascii="Times New Roman" w:eastAsia="Times New Roman" w:hAnsi="Times New Roman" w:cs="Times New Roman"/>
+                <w:kern w:val="0"/>
+                <w:sz w:val="24"/>
+                <w:szCs w:val="24"/>
+                <w:lang w:val="en-GB" w:eastAsia="en-GB" w:bidi="ar-SA"/>
+                <w14:ligatures w14:val="none"/>
+              </w:rPr>
+              <w:t>Customer</w:t>
+            </w:r>
+          </w:p>
+        </w:tc>
+      </w:tr>
+      <w:tr>
+        <w:trPr>
+          <w:cnfStyle w:val="000000100000" w:firstRow="0" w:lastRow="0" w:firstColumn="0" w:lastColumn="0" w:oddVBand="0" w:evenVBand="0" w:oddHBand="1" w:evenHBand="0" w:firstRowFirstColumn="0" w:firstRowLastColumn="0" w:lastRowFirstColumn="0" w:lastRowLastColumn="0"/>
+        </w:trPr>
+        <w:tc>
+          <w:tcPr>
+            <w:cnfStyle w:val="001000000000" w:firstRow="0" w:lastRow="0" w:firstColumn="1" w:lastColumn="0" w:oddVBand="0" w:evenVBand="0" w:oddHBand="0" w:evenHBand="0" w:firstRowFirstColumn="0" w:firstRowLastColumn="0" w:lastRowFirstColumn="0" w:lastRowLastColumn="0"/>
+            <w:tcW w:w="0" w:type="auto"/>
+            <w:hideMark/>
+          </w:tcPr>
+          <w:p>
+            <w:pPr>
+              <w:rPr>
+                <w:rFonts w:ascii="Times New Roman" w:eastAsia="Times New Roman" w:hAnsi="Times New Roman" w:cs="Times New Roman"/>
+                <w:kern w:val="0"/>
+                <w:sz w:val="24"/>
+                <w:szCs w:val="24"/>
+                <w:lang w:val="en-GB" w:eastAsia="en-GB" w:bidi="ar-SA"/>
+                <w14:ligatures w14:val="none"/>
+              </w:rPr>
+            </w:pPr>
+            <w:r>
+              <w:rPr>
+                <w:rFonts w:ascii="Times New Roman" w:eastAsia="Times New Roman" w:hAnsi="Times New Roman" w:cs="Times New Roman"/>
+                <w:kern w:val="0"/>
+                <w:sz w:val="24"/>
+                <w:szCs w:val="24"/>
+                <w:lang w:val="en-GB" w:eastAsia="en-GB" w:bidi="ar-SA"/>
+                <w14:ligatures w14:val="none"/>
+              </w:rPr>
+              <w:t>Business Unit</w:t>
+            </w:r>
+          </w:p>
+        </w:tc>
+        <w:tc>
+          <w:tcPr>
+            <w:tcW w:w="0" w:type="auto"/>
+            <w:hideMark/>
+          </w:tcPr>
+          <w:p>
+            <w:pPr>
+              <w:cnfStyle w:val="000000100000" w:firstRow="0" w:lastRow="0" w:firstColumn="0" w:lastColumn="0" w:oddVBand="0" w:evenVBand="0" w:oddHBand="1" w:evenHBand="0" w:firstRowFirstColumn="0" w:firstRowLastColumn="0" w:lastRowFirstColumn="0" w:lastRowLastColumn="0"/>
+              <w:rPr>
+                <w:rFonts w:ascii="Times New Roman" w:eastAsia="Times New Roman" w:hAnsi="Times New Roman" w:cs="Times New Roman"/>
+                <w:kern w:val="0"/>
+                <w:sz w:val="24"/>
+                <w:szCs w:val="24"/>
+                <w:lang w:val="en-GB" w:eastAsia="en-GB" w:bidi="ar-SA"/>
+                <w14:ligatures w14:val="none"/>
+              </w:rPr>
+            </w:pPr>
+            <w:r>
+              <w:rPr>
+                <w:rFonts w:ascii="Times New Roman" w:eastAsia="Times New Roman" w:hAnsi="Times New Roman" w:cs="Times New Roman"/>
+                <w:kern w:val="0"/>
+                <w:sz w:val="24"/>
+                <w:szCs w:val="24"/>
+                <w:lang w:val="en-GB" w:eastAsia="en-GB" w:bidi="ar-SA"/>
+                <w14:ligatures w14:val="none"/>
+              </w:rPr>
+              <w:t>Contract Request</w:t>
+            </w:r>
+          </w:p>
+        </w:tc>
+        <w:tc>
+          <w:tcPr>
+            <w:tcW w:w="0" w:type="auto"/>
+            <w:hideMark/>
+          </w:tcPr>
+          <w:p>
+            <w:pPr>
+              <w:cnfStyle w:val="000000100000" w:firstRow="0" w:lastRow="0" w:firstColumn="0" w:lastColumn="0" w:oddVBand="0" w:evenVBand="0" w:oddHBand="1" w:evenHBand="0" w:firstRowFirstColumn="0" w:firstRowLastColumn="0" w:lastRowFirstColumn="0" w:lastRowLastColumn="0"/>
+              <w:rPr>
+                <w:rFonts w:ascii="Times New Roman" w:eastAsia="Times New Roman" w:hAnsi="Times New Roman" w:cs="Times New Roman"/>
+                <w:kern w:val="0"/>
+                <w:sz w:val="24"/>
+                <w:szCs w:val="24"/>
+                <w:lang w:val="en-GB" w:eastAsia="en-GB" w:bidi="ar-SA"/>
+                <w14:ligatures w14:val="none"/>
+              </w:rPr>
+            </w:pPr>
+            <w:r>
+              <w:rPr>
+                <w:rFonts w:ascii="Times New Roman" w:eastAsia="Times New Roman" w:hAnsi="Times New Roman" w:cs="Times New Roman"/>
+                <w:kern w:val="0"/>
+                <w:sz w:val="24"/>
+                <w:szCs w:val="24"/>
+                <w:lang w:val="en-GB" w:eastAsia="en-GB" w:bidi="ar-SA"/>
+                <w14:ligatures w14:val="none"/>
+              </w:rPr>
+              <w:t>Draft → Review → Approve → Sign → Archive</w:t>
+            </w:r>
+          </w:p>
+        </w:tc>
+        <w:tc>
+          <w:tcPr>
+            <w:tcW w:w="0" w:type="auto"/>
+            <w:hideMark/>
+          </w:tcPr>
+          <w:p>
+            <w:pPr>
+              <w:cnfStyle w:val="000000100000" w:firstRow="0" w:lastRow="0" w:firstColumn="0" w:lastColumn="0" w:oddVBand="0" w:evenVBand="0" w:oddHBand="1" w:evenHBand="0" w:firstRowFirstColumn="0" w:firstRowLastColumn="0" w:lastRowFirstColumn="0" w:lastRowLastColumn="0"/>
+              <w:rPr>
+                <w:rFonts w:ascii="Times New Roman" w:eastAsia="Times New Roman" w:hAnsi="Times New Roman" w:cs="Times New Roman"/>
+                <w:kern w:val="0"/>
+                <w:sz w:val="24"/>
+                <w:szCs w:val="24"/>
+                <w:lang w:val="en-GB" w:eastAsia="en-GB" w:bidi="ar-SA"/>
+                <w14:ligatures w14:val="none"/>
+              </w:rPr>
+            </w:pPr>
+            <w:r>
+              <w:rPr>
+                <w:rFonts w:ascii="Times New Roman" w:eastAsia="Times New Roman" w:hAnsi="Times New Roman" w:cs="Times New Roman"/>
+                <w:kern w:val="0"/>
+                <w:sz w:val="24"/>
+                <w:szCs w:val="24"/>
+                <w:lang w:val="en-GB" w:eastAsia="en-GB" w:bidi="ar-SA"/>
+                <w14:ligatures w14:val="none"/>
+              </w:rPr>
+              <w:t>Executed Contract</w:t>
+            </w:r>
+          </w:p>
+        </w:tc>
+        <w:tc>
+          <w:tcPr>
+            <w:tcW w:w="0" w:type="auto"/>
+            <w:hideMark/>
+          </w:tcPr>
+          <w:p>
+            <w:pPr>
+              <w:cnfStyle w:val="000000100000" w:firstRow="0" w:lastRow="0" w:firstColumn="0" w:lastColumn="0" w:oddVBand="0" w:evenVBand="0" w:oddHBand="1" w:evenHBand="0" w:firstRowFirstColumn="0" w:firstRowLastColumn="0" w:lastRowFirstColumn="0" w:lastRowLastColumn="0"/>
+              <w:rPr>
+                <w:rFonts w:ascii="Times New Roman" w:eastAsia="Times New Roman" w:hAnsi="Times New Roman" w:cs="Times New Roman"/>
+                <w:kern w:val="0"/>
+                <w:sz w:val="24"/>
+                <w:szCs w:val="24"/>
+                <w:lang w:val="en-GB" w:eastAsia="en-GB" w:bidi="ar-SA"/>
+                <w14:ligatures w14:val="none"/>
+              </w:rPr>
+            </w:pPr>
+            <w:r>
+              <w:rPr>
+                <w:rFonts w:ascii="Times New Roman" w:eastAsia="Times New Roman" w:hAnsi="Times New Roman" w:cs="Times New Roman"/>
+                <w:kern w:val="0"/>
+                <w:sz w:val="24"/>
+                <w:szCs w:val="24"/>
+                <w:lang w:val="en-GB" w:eastAsia="en-GB" w:bidi="ar-SA"/>
+                <w14:ligatures w14:val="none"/>
+              </w:rPr>
+              <w:t>RAM &amp; Counterparty</w:t>
+            </w:r>
+          </w:p>
+        </w:tc>
+      </w:tr>
+      <w:tr>
+        <w:tc>
+          <w:tcPr>
+            <w:cnfStyle w:val="001000000000" w:firstRow="0" w:lastRow="0" w:firstColumn="1" w:lastColumn="0" w:oddVBand="0" w:evenVBand="0" w:oddHBand="0" w:evenHBand="0" w:firstRowFirstColumn="0" w:firstRowLastColumn="0" w:lastRowFirstColumn="0" w:lastRowLastColumn="0"/>
+            <w:tcW w:w="0" w:type="auto"/>
+            <w:hideMark/>
+          </w:tcPr>
+          <w:p>
+            <w:pPr>
+              <w:rPr>
+                <w:rFonts w:ascii="Times New Roman" w:eastAsia="Times New Roman" w:hAnsi="Times New Roman" w:cs="Times New Roman"/>
+                <w:kern w:val="0"/>
+                <w:sz w:val="24"/>
+                <w:szCs w:val="24"/>
+                <w:lang w:val="en-GB" w:eastAsia="en-GB" w:bidi="ar-SA"/>
+                <w14:ligatures w14:val="none"/>
+              </w:rPr>
+            </w:pPr>
+            <w:r>
+              <w:rPr>
+                <w:rFonts w:ascii="Times New Roman" w:eastAsia="Times New Roman" w:hAnsi="Times New Roman" w:cs="Times New Roman"/>
+                <w:kern w:val="0"/>
+                <w:sz w:val="24"/>
+                <w:szCs w:val="24"/>
+                <w:lang w:val="en-GB" w:eastAsia="en-GB" w:bidi="ar-SA"/>
+                <w14:ligatures w14:val="none"/>
+              </w:rPr>
+              <w:t>Legal</w:t>
+            </w:r>
+          </w:p>
+        </w:tc>
+        <w:tc>
+          <w:tcPr>
+            <w:tcW w:w="0" w:type="auto"/>
+            <w:hideMark/>
+          </w:tcPr>
+          <w:p>
+            <w:pPr>
+              <w:cnfStyle w:val="000000000000" w:firstRow="0" w:lastRow="0" w:firstColumn="0" w:lastColumn="0" w:oddVBand="0" w:evenVBand="0" w:oddHBand="0" w:evenHBand="0" w:firstRowFirstColumn="0" w:firstRowLastColumn="0" w:lastRowFirstColumn="0" w:lastRowLastColumn="0"/>
+              <w:rPr>
+                <w:rFonts w:ascii="Times New Roman" w:eastAsia="Times New Roman" w:hAnsi="Times New Roman" w:cs="Times New Roman"/>
+                <w:kern w:val="0"/>
+                <w:sz w:val="24"/>
+                <w:szCs w:val="24"/>
+                <w:lang w:val="en-GB" w:eastAsia="en-GB" w:bidi="ar-SA"/>
+                <w14:ligatures w14:val="none"/>
+              </w:rPr>
+            </w:pPr>
+            <w:r>
+              <w:rPr>
+                <w:rFonts w:ascii="Times New Roman" w:eastAsia="Times New Roman" w:hAnsi="Times New Roman" w:cs="Times New Roman"/>
+                <w:kern w:val="0"/>
+                <w:sz w:val="24"/>
+                <w:szCs w:val="24"/>
+                <w:lang w:val="en-GB" w:eastAsia="en-GB" w:bidi="ar-SA"/>
+                <w14:ligatures w14:val="none"/>
+              </w:rPr>
+              <w:t>Legal Templates</w:t>
+            </w:r>
+          </w:p>
+        </w:tc>
+        <w:tc>
+          <w:tcPr>
+            <w:tcW w:w="0" w:type="auto"/>
+            <w:hideMark/>
+          </w:tcPr>
+          <w:p>
+            <w:pPr>
+              <w:cnfStyle w:val="000000000000" w:firstRow="0" w:lastRow="0" w:firstColumn="0" w:lastColumn="0" w:oddVBand="0" w:evenVBand="0" w:oddHBand="0" w:evenHBand="0" w:firstRowFirstColumn="0" w:firstRowLastColumn="0" w:lastRowFirstColumn="0" w:lastRowLastColumn="0"/>
+              <w:rPr>
+                <w:rFonts w:ascii="Times New Roman" w:eastAsia="Times New Roman" w:hAnsi="Times New Roman" w:cs="Times New Roman"/>
+                <w:kern w:val="0"/>
+                <w:sz w:val="24"/>
+                <w:szCs w:val="24"/>
+                <w:lang w:val="en-GB" w:eastAsia="en-GB" w:bidi="ar-SA"/>
+                <w14:ligatures w14:val="none"/>
+              </w:rPr>
+            </w:pPr>
+            <w:r>
+              <w:rPr>
+                <w:rFonts w:ascii="Times New Roman" w:eastAsia="Times New Roman" w:hAnsi="Times New Roman" w:cs="Times New Roman"/>
+                <w:kern w:val="0"/>
+                <w:sz w:val="24"/>
+                <w:szCs w:val="24"/>
+                <w:lang w:val="en-GB" w:eastAsia="en-GB" w:bidi="ar-SA"/>
+                <w14:ligatures w14:val="none"/>
+              </w:rPr>
+              <w:t>Risk Review</w:t>
+            </w:r>
+          </w:p>
+        </w:tc>
+        <w:tc>
+          <w:tcPr>
+            <w:tcW w:w="0" w:type="auto"/>
+            <w:hideMark/>
+          </w:tcPr>
+          <w:p>
+            <w:pPr>
+              <w:cnfStyle w:val="000000000000" w:firstRow="0" w:lastRow="0" w:firstColumn="0" w:lastColumn="0" w:oddVBand="0" w:evenVBand="0" w:oddHBand="0" w:evenHBand="0" w:firstRowFirstColumn="0" w:firstRowLastColumn="0" w:lastRowFirstColumn="0" w:lastRowLastColumn="0"/>
+              <w:rPr>
+                <w:rFonts w:ascii="Times New Roman" w:eastAsia="Times New Roman" w:hAnsi="Times New Roman" w:cs="Times New Roman"/>
+                <w:kern w:val="0"/>
+                <w:sz w:val="24"/>
+                <w:szCs w:val="24"/>
+                <w:lang w:val="en-GB" w:eastAsia="en-GB" w:bidi="ar-SA"/>
+                <w14:ligatures w14:val="none"/>
+              </w:rPr>
+            </w:pPr>
+            <w:r>
+              <w:rPr>
+                <w:rFonts w:ascii="Times New Roman" w:eastAsia="Times New Roman" w:hAnsi="Times New Roman" w:cs="Times New Roman"/>
+                <w:kern w:val="0"/>
+                <w:sz w:val="24"/>
+                <w:szCs w:val="24"/>
+                <w:lang w:val="en-GB" w:eastAsia="en-GB" w:bidi="ar-SA"/>
+                <w14:ligatures w14:val="none"/>
+              </w:rPr>
+              <w:t>Legal Clearance</w:t>
+            </w:r>
+          </w:p>
+        </w:tc>
+        <w:tc>
+          <w:tcPr>
+            <w:tcW w:w="0" w:type="auto"/>
+            <w:hideMark/>
+          </w:tcPr>
+          <w:p>
+            <w:pPr>
+              <w:cnfStyle w:val="000000000000" w:firstRow="0" w:lastRow="0" w:firstColumn="0" w:lastColumn="0" w:oddVBand="0" w:evenVBand="0" w:oddHBand="0" w:evenHBand="0" w:firstRowFirstColumn="0" w:firstRowLastColumn="0" w:lastRowFirstColumn="0" w:lastRowLastColumn="0"/>
+              <w:rPr>
+                <w:rFonts w:ascii="Times New Roman" w:eastAsia="Times New Roman" w:hAnsi="Times New Roman" w:cs="Times New Roman"/>
+                <w:kern w:val="0"/>
+                <w:sz w:val="24"/>
+                <w:szCs w:val="24"/>
+                <w:lang w:val="en-GB" w:eastAsia="en-GB" w:bidi="ar-SA"/>
+                <w14:ligatures w14:val="none"/>
+              </w:rPr>
+            </w:pPr>
+            <w:r>
+              <w:rPr>
+                <w:rFonts w:ascii="Times New Roman" w:eastAsia="Times New Roman" w:hAnsi="Times New Roman" w:cs="Times New Roman"/>
+                <w:kern w:val="0"/>
+                <w:sz w:val="24"/>
+                <w:szCs w:val="24"/>
+                <w:lang w:val="en-GB" w:eastAsia="en-GB" w:bidi="ar-SA"/>
+                <w14:ligatures w14:val="none"/>
+              </w:rPr>
+              <w:t>Business Unit</w:t>
+            </w:r>
+          </w:p>
+        </w:tc>
+      </w:tr>
+      <w:tr>
+        <w:trPr>
+          <w:cnfStyle w:val="000000100000" w:firstRow="0" w:lastRow="0" w:firstColumn="0" w:lastColumn="0" w:oddVBand="0" w:evenVBand="0" w:oddHBand="1" w:evenHBand="0" w:firstRowFirstColumn="0" w:firstRowLastColumn="0" w:lastRowFirstColumn="0" w:lastRowLastColumn="0"/>
+        </w:trPr>
+        <w:tc>
+          <w:tcPr>
+            <w:cnfStyle w:val="001000000000" w:firstRow="0" w:lastRow="0" w:firstColumn="1" w:lastColumn="0" w:oddVBand="0" w:evenVBand="0" w:oddHBand="0" w:evenHBand="0" w:firstRowFirstColumn="0" w:firstRowLastColumn="0" w:lastRowFirstColumn="0" w:lastRowLastColumn="0"/>
+            <w:tcW w:w="0" w:type="auto"/>
+            <w:hideMark/>
+          </w:tcPr>
+          <w:p>
+            <w:pPr>
               <w:rPr>
                 <w:rFonts w:ascii="Times New Roman" w:eastAsia="Times New Roman" w:hAnsi="Times New Roman" w:cs="Times New Roman"/>
                 <w:kern w:val="0"/>
@@ -1144,12 +1861,11 @@
         <w:tc>
           <w:tcPr>
             <w:tcW w:w="0" w:type="auto"/>
-            <w:vAlign w:val="center"/>
             <w:hideMark/>
           </w:tcPr>
           <w:p>
             <w:pPr>
-              <w:spacing w:after="0" w:line="240" w:lineRule="auto"/>
+              <w:cnfStyle w:val="000000100000" w:firstRow="0" w:lastRow="0" w:firstColumn="0" w:lastColumn="0" w:oddVBand="0" w:evenVBand="0" w:oddHBand="1" w:evenHBand="0" w:firstRowFirstColumn="0" w:firstRowLastColumn="0" w:lastRowFirstColumn="0" w:lastRowLastColumn="0"/>
               <w:rPr>
                 <w:rFonts w:ascii="Times New Roman" w:eastAsia="Times New Roman" w:hAnsi="Times New Roman" w:cs="Times New Roman"/>
                 <w:kern w:val="0"/>
@@ -1168,55 +1884,18 @@
                 <w:lang w:val="en-GB" w:eastAsia="en-GB" w:bidi="ar-SA"/>
                 <w14:ligatures w14:val="none"/>
               </w:rPr>
-              <w:t>Financial exposure validation</w:t>
-            </w:r>
-          </w:p>
-        </w:tc>
-      </w:tr>
-      <w:tr>
-        <w:trPr>
-          <w:tblCellSpacing w:w="15" w:type="dxa"/>
-        </w:trPr>
-        <w:tc>
-          <w:tcPr>
-            <w:tcW w:w="0" w:type="auto"/>
-            <w:vAlign w:val="center"/>
-            <w:hideMark/>
-          </w:tcPr>
-          <w:p>
-            <w:pPr>
-              <w:spacing w:after="0" w:line="240" w:lineRule="auto"/>
-              <w:rPr>
-                <w:rFonts w:ascii="Times New Roman" w:eastAsia="Times New Roman" w:hAnsi="Times New Roman" w:cs="Times New Roman"/>
-                <w:kern w:val="0"/>
-                <w:sz w:val="24"/>
-                <w:szCs w:val="24"/>
-                <w:lang w:val="en-GB" w:eastAsia="en-GB" w:bidi="ar-SA"/>
-                <w14:ligatures w14:val="none"/>
-              </w:rPr>
-            </w:pPr>
-            <w:r>
-              <w:rPr>
-                <w:rFonts w:ascii="Times New Roman" w:eastAsia="Times New Roman" w:hAnsi="Times New Roman" w:cs="Times New Roman"/>
-                <w:kern w:val="0"/>
-                <w:sz w:val="24"/>
-                <w:szCs w:val="24"/>
-                <w:lang w:val="en-GB" w:eastAsia="en-GB" w:bidi="ar-SA"/>
-                <w14:ligatures w14:val="none"/>
-              </w:rPr>
-              <w:t>Procurement / Sales</w:t>
+              <w:t>Budget Approval</w:t>
             </w:r>
           </w:p>
         </w:tc>
         <w:tc>
           <w:tcPr>
             <w:tcW w:w="0" w:type="auto"/>
-            <w:vAlign w:val="center"/>
             <w:hideMark/>
           </w:tcPr>
           <w:p>
             <w:pPr>
-              <w:spacing w:after="0" w:line="240" w:lineRule="auto"/>
+              <w:cnfStyle w:val="000000100000" w:firstRow="0" w:lastRow="0" w:firstColumn="0" w:lastColumn="0" w:oddVBand="0" w:evenVBand="0" w:oddHBand="1" w:evenHBand="0" w:firstRowFirstColumn="0" w:firstRowLastColumn="0" w:lastRowFirstColumn="0" w:lastRowLastColumn="0"/>
               <w:rPr>
                 <w:rFonts w:ascii="Times New Roman" w:eastAsia="Times New Roman" w:hAnsi="Times New Roman" w:cs="Times New Roman"/>
                 <w:kern w:val="0"/>
@@ -1235,196 +1914,20 @@
                 <w:lang w:val="en-GB" w:eastAsia="en-GB" w:bidi="ar-SA"/>
                 <w14:ligatures w14:val="none"/>
               </w:rPr>
-              <w:t>Commercial terms validation</w:t>
-            </w:r>
-          </w:p>
-        </w:tc>
-      </w:tr>
-    </w:tbl>
-    <w:p>
-      <w:pPr>
-        <w:spacing w:after="0" w:line="240" w:lineRule="auto"/>
-        <w:rPr>
-          <w:rFonts w:ascii="Times New Roman" w:eastAsia="Times New Roman" w:hAnsi="Times New Roman" w:cs="Times New Roman"/>
-          <w:kern w:val="0"/>
-          <w:sz w:val="24"/>
-          <w:szCs w:val="24"/>
-          <w:lang w:val="en-GB" w:eastAsia="en-GB" w:bidi="ar-SA"/>
-          <w14:ligatures w14:val="none"/>
-        </w:rPr>
-      </w:pPr>
-      <w:r>
-        <w:rPr>
-          <w:rFonts w:ascii="Times New Roman" w:eastAsia="Times New Roman" w:hAnsi="Times New Roman" w:cs="Times New Roman"/>
-          <w:kern w:val="0"/>
-          <w:sz w:val="24"/>
-          <w:szCs w:val="24"/>
-          <w:lang w:val="en-GB" w:eastAsia="en-GB" w:bidi="ar-SA"/>
-          <w14:ligatures w14:val="none"/>
-        </w:rPr>
-        <w:pict w14:anchorId="35F28C44">
-          <v:rect id="_x0000_i1028" style="width:0;height:1.5pt" o:hralign="center" o:hrstd="t" o:hr="t" fillcolor="#a0a0a0" stroked="f"/>
-        </w:pict>
-      </w:r>
-    </w:p>
-    <w:p>
-      <w:pPr>
-        <w:spacing w:before="100" w:beforeAutospacing="1" w:after="100" w:afterAutospacing="1" w:line="240" w:lineRule="auto"/>
-        <w:outlineLvl w:val="0"/>
-        <w:rPr>
-          <w:rFonts w:ascii="Times New Roman" w:eastAsia="Times New Roman" w:hAnsi="Times New Roman" w:cs="Times New Roman"/>
-          <w:b/>
-          <w:bCs/>
-          <w:kern w:val="36"/>
-          <w:sz w:val="48"/>
-          <w:szCs w:val="48"/>
-          <w:lang w:val="en-GB" w:eastAsia="en-GB" w:bidi="ar-SA"/>
-          <w14:ligatures w14:val="none"/>
-        </w:rPr>
-      </w:pPr>
-      <w:r>
-        <w:rPr>
-          <w:rFonts w:ascii="Times New Roman" w:eastAsia="Times New Roman" w:hAnsi="Times New Roman" w:cs="Times New Roman"/>
-          <w:b/>
-          <w:bCs/>
-          <w:kern w:val="36"/>
-          <w:sz w:val="48"/>
-          <w:szCs w:val="48"/>
-          <w:lang w:val="en-GB" w:eastAsia="en-GB" w:bidi="ar-SA"/>
-          <w14:ligatures w14:val="none"/>
-        </w:rPr>
-        <w:t>18.2 Contract Lifecycle Management (CLM)</w:t>
-      </w:r>
-    </w:p>
-    <w:p>
-      <w:pPr>
-        <w:spacing w:after="0" w:line="240" w:lineRule="auto"/>
-        <w:rPr>
-          <w:rFonts w:ascii="Times New Roman" w:eastAsia="Times New Roman" w:hAnsi="Times New Roman" w:cs="Times New Roman"/>
-          <w:kern w:val="0"/>
-          <w:sz w:val="24"/>
-          <w:szCs w:val="24"/>
-          <w:lang w:val="en-GB" w:eastAsia="en-GB" w:bidi="ar-SA"/>
-          <w14:ligatures w14:val="none"/>
-        </w:rPr>
-      </w:pPr>
-      <w:r>
-        <w:rPr>
-          <w:rFonts w:ascii="Times New Roman" w:eastAsia="Times New Roman" w:hAnsi="Times New Roman" w:cs="Times New Roman"/>
-          <w:kern w:val="0"/>
-          <w:sz w:val="24"/>
-          <w:szCs w:val="24"/>
-          <w:lang w:val="en-GB" w:eastAsia="en-GB" w:bidi="ar-SA"/>
-          <w14:ligatures w14:val="none"/>
-        </w:rPr>
-        <w:pict w14:anchorId="34FBD04A">
-          <v:rect id="_x0000_i1029" style="width:0;height:1.5pt" o:hralign="center" o:hrstd="t" o:hr="t" fillcolor="#a0a0a0" stroked="f"/>
-        </w:pict>
-      </w:r>
-    </w:p>
-    <w:p>
-      <w:pPr>
-        <w:spacing w:before="100" w:beforeAutospacing="1" w:after="100" w:afterAutospacing="1" w:line="240" w:lineRule="auto"/>
-        <w:outlineLvl w:val="1"/>
-        <w:rPr>
-          <w:rFonts w:ascii="Times New Roman" w:eastAsia="Times New Roman" w:hAnsi="Times New Roman" w:cs="Times New Roman"/>
-          <w:b/>
-          <w:bCs/>
-          <w:kern w:val="0"/>
-          <w:sz w:val="36"/>
-          <w:szCs w:val="36"/>
-          <w:lang w:val="en-GB" w:eastAsia="en-GB" w:bidi="ar-SA"/>
-          <w14:ligatures w14:val="none"/>
-        </w:rPr>
-      </w:pPr>
-      <w:r>
-        <w:rPr>
-          <w:rFonts w:ascii="Times New Roman" w:eastAsia="Times New Roman" w:hAnsi="Times New Roman" w:cs="Times New Roman"/>
-          <w:b/>
-          <w:bCs/>
-          <w:kern w:val="0"/>
-          <w:sz w:val="36"/>
-          <w:szCs w:val="36"/>
-          <w:lang w:val="en-GB" w:eastAsia="en-GB" w:bidi="ar-SA"/>
-          <w14:ligatures w14:val="none"/>
-        </w:rPr>
-        <w:t>SIPOC – Contract Lifecycle</w:t>
-      </w:r>
-    </w:p>
-    <w:tbl>
-      <w:tblPr>
-        <w:tblW w:w="0" w:type="auto"/>
-        <w:tblCellSpacing w:w="15" w:type="dxa"/>
-        <w:tblCellMar>
-          <w:top w:w="15" w:type="dxa"/>
-          <w:left w:w="15" w:type="dxa"/>
-          <w:bottom w:w="15" w:type="dxa"/>
-          <w:right w:w="15" w:type="dxa"/>
-        </w:tblCellMar>
-        <w:tblLook w:val="04A0" w:firstRow="1" w:lastRow="0" w:firstColumn="1" w:lastColumn="0" w:noHBand="0" w:noVBand="1"/>
-      </w:tblPr>
-      <w:tblGrid>
-        <w:gridCol w:w="1374"/>
-        <w:gridCol w:w="1675"/>
-        <w:gridCol w:w="2769"/>
-        <w:gridCol w:w="1493"/>
-        <w:gridCol w:w="1715"/>
-      </w:tblGrid>
-      <w:tr>
-        <w:trPr>
-          <w:tblHeader/>
-          <w:tblCellSpacing w:w="15" w:type="dxa"/>
-        </w:trPr>
-        <w:tc>
-          <w:tcPr>
-            <w:tcW w:w="0" w:type="auto"/>
-            <w:vAlign w:val="center"/>
-            <w:hideMark/>
-          </w:tcPr>
-          <w:p>
-            <w:pPr>
-              <w:spacing w:after="0" w:line="240" w:lineRule="auto"/>
-              <w:jc w:val="center"/>
-              <w:rPr>
-                <w:rFonts w:ascii="Times New Roman" w:eastAsia="Times New Roman" w:hAnsi="Times New Roman" w:cs="Times New Roman"/>
-                <w:b/>
-                <w:bCs/>
-                <w:kern w:val="0"/>
-                <w:sz w:val="24"/>
-                <w:szCs w:val="24"/>
-                <w:lang w:val="en-GB" w:eastAsia="en-GB" w:bidi="ar-SA"/>
-                <w14:ligatures w14:val="none"/>
-              </w:rPr>
-            </w:pPr>
-            <w:r>
-              <w:rPr>
-                <w:rFonts w:ascii="Times New Roman" w:eastAsia="Times New Roman" w:hAnsi="Times New Roman" w:cs="Times New Roman"/>
-                <w:b/>
-                <w:bCs/>
-                <w:kern w:val="0"/>
-                <w:sz w:val="24"/>
-                <w:szCs w:val="24"/>
-                <w:lang w:val="en-GB" w:eastAsia="en-GB" w:bidi="ar-SA"/>
-                <w14:ligatures w14:val="none"/>
-              </w:rPr>
-              <w:t>Supplier</w:t>
+              <w:t>Financial Validation</w:t>
             </w:r>
           </w:p>
         </w:tc>
         <w:tc>
           <w:tcPr>
             <w:tcW w:w="0" w:type="auto"/>
-            <w:vAlign w:val="center"/>
             <w:hideMark/>
           </w:tcPr>
           <w:p>
             <w:pPr>
-              <w:spacing w:after="0" w:line="240" w:lineRule="auto"/>
-              <w:jc w:val="center"/>
-              <w:rPr>
-                <w:rFonts w:ascii="Times New Roman" w:eastAsia="Times New Roman" w:hAnsi="Times New Roman" w:cs="Times New Roman"/>
-                <w:b/>
-                <w:bCs/>
+              <w:cnfStyle w:val="000000100000" w:firstRow="0" w:lastRow="0" w:firstColumn="0" w:lastColumn="0" w:oddVBand="0" w:evenVBand="0" w:oddHBand="1" w:evenHBand="0" w:firstRowFirstColumn="0" w:firstRowLastColumn="0" w:lastRowFirstColumn="0" w:lastRowLastColumn="0"/>
+              <w:rPr>
+                <w:rFonts w:ascii="Times New Roman" w:eastAsia="Times New Roman" w:hAnsi="Times New Roman" w:cs="Times New Roman"/>
                 <w:kern w:val="0"/>
                 <w:sz w:val="24"/>
                 <w:szCs w:val="24"/>
@@ -1435,32 +1938,26 @@
             <w:r>
               <w:rPr>
                 <w:rFonts w:ascii="Times New Roman" w:eastAsia="Times New Roman" w:hAnsi="Times New Roman" w:cs="Times New Roman"/>
-                <w:b/>
-                <w:bCs/>
-                <w:kern w:val="0"/>
-                <w:sz w:val="24"/>
-                <w:szCs w:val="24"/>
-                <w:lang w:val="en-GB" w:eastAsia="en-GB" w:bidi="ar-SA"/>
-                <w14:ligatures w14:val="none"/>
-              </w:rPr>
-              <w:t>Input</w:t>
+                <w:kern w:val="0"/>
+                <w:sz w:val="24"/>
+                <w:szCs w:val="24"/>
+                <w:lang w:val="en-GB" w:eastAsia="en-GB" w:bidi="ar-SA"/>
+                <w14:ligatures w14:val="none"/>
+              </w:rPr>
+              <w:t>Financial Sign-off</w:t>
             </w:r>
           </w:p>
         </w:tc>
         <w:tc>
           <w:tcPr>
             <w:tcW w:w="0" w:type="auto"/>
-            <w:vAlign w:val="center"/>
             <w:hideMark/>
           </w:tcPr>
           <w:p>
             <w:pPr>
-              <w:spacing w:after="0" w:line="240" w:lineRule="auto"/>
-              <w:jc w:val="center"/>
-              <w:rPr>
-                <w:rFonts w:ascii="Times New Roman" w:eastAsia="Times New Roman" w:hAnsi="Times New Roman" w:cs="Times New Roman"/>
-                <w:b/>
-                <w:bCs/>
+              <w:cnfStyle w:val="000000100000" w:firstRow="0" w:lastRow="0" w:firstColumn="0" w:lastColumn="0" w:oddVBand="0" w:evenVBand="0" w:oddHBand="1" w:evenHBand="0" w:firstRowFirstColumn="0" w:firstRowLastColumn="0" w:lastRowFirstColumn="0" w:lastRowLastColumn="0"/>
+              <w:rPr>
+                <w:rFonts w:ascii="Times New Roman" w:eastAsia="Times New Roman" w:hAnsi="Times New Roman" w:cs="Times New Roman"/>
                 <w:kern w:val="0"/>
                 <w:sz w:val="24"/>
                 <w:szCs w:val="24"/>
@@ -1471,32 +1968,58 @@
             <w:r>
               <w:rPr>
                 <w:rFonts w:ascii="Times New Roman" w:eastAsia="Times New Roman" w:hAnsi="Times New Roman" w:cs="Times New Roman"/>
-                <w:b/>
-                <w:bCs/>
-                <w:kern w:val="0"/>
-                <w:sz w:val="24"/>
-                <w:szCs w:val="24"/>
-                <w:lang w:val="en-GB" w:eastAsia="en-GB" w:bidi="ar-SA"/>
-                <w14:ligatures w14:val="none"/>
-              </w:rPr>
-              <w:t>Process</w:t>
+                <w:kern w:val="0"/>
+                <w:sz w:val="24"/>
+                <w:szCs w:val="24"/>
+                <w:lang w:val="en-GB" w:eastAsia="en-GB" w:bidi="ar-SA"/>
+                <w14:ligatures w14:val="none"/>
+              </w:rPr>
+              <w:t>Legal</w:t>
+            </w:r>
+          </w:p>
+        </w:tc>
+      </w:tr>
+      <w:tr>
+        <w:tc>
+          <w:tcPr>
+            <w:cnfStyle w:val="001000000000" w:firstRow="0" w:lastRow="0" w:firstColumn="1" w:lastColumn="0" w:oddVBand="0" w:evenVBand="0" w:oddHBand="0" w:evenHBand="0" w:firstRowFirstColumn="0" w:firstRowLastColumn="0" w:lastRowFirstColumn="0" w:lastRowLastColumn="0"/>
+            <w:tcW w:w="0" w:type="auto"/>
+            <w:hideMark/>
+          </w:tcPr>
+          <w:p>
+            <w:pPr>
+              <w:rPr>
+                <w:rFonts w:ascii="Times New Roman" w:eastAsia="Times New Roman" w:hAnsi="Times New Roman" w:cs="Times New Roman"/>
+                <w:kern w:val="0"/>
+                <w:sz w:val="24"/>
+                <w:szCs w:val="24"/>
+                <w:lang w:val="en-GB" w:eastAsia="en-GB" w:bidi="ar-SA"/>
+                <w14:ligatures w14:val="none"/>
+              </w:rPr>
+            </w:pPr>
+            <w:r>
+              <w:rPr>
+                <w:rFonts w:ascii="Times New Roman" w:eastAsia="Times New Roman" w:hAnsi="Times New Roman" w:cs="Times New Roman"/>
+                <w:kern w:val="0"/>
+                <w:sz w:val="24"/>
+                <w:szCs w:val="24"/>
+                <w:lang w:val="en-GB" w:eastAsia="en-GB" w:bidi="ar-SA"/>
+                <w14:ligatures w14:val="none"/>
+              </w:rPr>
+              <w:t>Counterparty</w:t>
             </w:r>
           </w:p>
         </w:tc>
         <w:tc>
           <w:tcPr>
             <w:tcW w:w="0" w:type="auto"/>
-            <w:vAlign w:val="center"/>
             <w:hideMark/>
           </w:tcPr>
           <w:p>
             <w:pPr>
-              <w:spacing w:after="0" w:line="240" w:lineRule="auto"/>
-              <w:jc w:val="center"/>
-              <w:rPr>
-                <w:rFonts w:ascii="Times New Roman" w:eastAsia="Times New Roman" w:hAnsi="Times New Roman" w:cs="Times New Roman"/>
-                <w:b/>
-                <w:bCs/>
+              <w:cnfStyle w:val="000000000000" w:firstRow="0" w:lastRow="0" w:firstColumn="0" w:lastColumn="0" w:oddVBand="0" w:evenVBand="0" w:oddHBand="0" w:evenHBand="0" w:firstRowFirstColumn="0" w:firstRowLastColumn="0" w:lastRowFirstColumn="0" w:lastRowLastColumn="0"/>
+              <w:rPr>
+                <w:rFonts w:ascii="Times New Roman" w:eastAsia="Times New Roman" w:hAnsi="Times New Roman" w:cs="Times New Roman"/>
                 <w:kern w:val="0"/>
                 <w:sz w:val="24"/>
                 <w:szCs w:val="24"/>
@@ -1507,32 +2030,532 @@
             <w:r>
               <w:rPr>
                 <w:rFonts w:ascii="Times New Roman" w:eastAsia="Times New Roman" w:hAnsi="Times New Roman" w:cs="Times New Roman"/>
-                <w:b/>
-                <w:bCs/>
-                <w:kern w:val="0"/>
-                <w:sz w:val="24"/>
-                <w:szCs w:val="24"/>
-                <w:lang w:val="en-GB" w:eastAsia="en-GB" w:bidi="ar-SA"/>
-                <w14:ligatures w14:val="none"/>
-              </w:rPr>
-              <w:t>Output</w:t>
+                <w:kern w:val="0"/>
+                <w:sz w:val="24"/>
+                <w:szCs w:val="24"/>
+                <w:lang w:val="en-GB" w:eastAsia="en-GB" w:bidi="ar-SA"/>
+                <w14:ligatures w14:val="none"/>
+              </w:rPr>
+              <w:t>Negotiation Comments</w:t>
             </w:r>
           </w:p>
         </w:tc>
         <w:tc>
           <w:tcPr>
             <w:tcW w:w="0" w:type="auto"/>
+            <w:hideMark/>
+          </w:tcPr>
+          <w:p>
+            <w:pPr>
+              <w:cnfStyle w:val="000000000000" w:firstRow="0" w:lastRow="0" w:firstColumn="0" w:lastColumn="0" w:oddVBand="0" w:evenVBand="0" w:oddHBand="0" w:evenHBand="0" w:firstRowFirstColumn="0" w:firstRowLastColumn="0" w:lastRowFirstColumn="0" w:lastRowLastColumn="0"/>
+              <w:rPr>
+                <w:rFonts w:ascii="Times New Roman" w:eastAsia="Times New Roman" w:hAnsi="Times New Roman" w:cs="Times New Roman"/>
+                <w:kern w:val="0"/>
+                <w:sz w:val="24"/>
+                <w:szCs w:val="24"/>
+                <w:lang w:val="en-GB" w:eastAsia="en-GB" w:bidi="ar-SA"/>
+                <w14:ligatures w14:val="none"/>
+              </w:rPr>
+            </w:pPr>
+            <w:r>
+              <w:rPr>
+                <w:rFonts w:ascii="Times New Roman" w:eastAsia="Times New Roman" w:hAnsi="Times New Roman" w:cs="Times New Roman"/>
+                <w:kern w:val="0"/>
+                <w:sz w:val="24"/>
+                <w:szCs w:val="24"/>
+                <w:lang w:val="en-GB" w:eastAsia="en-GB" w:bidi="ar-SA"/>
+                <w14:ligatures w14:val="none"/>
+              </w:rPr>
+              <w:t>Negotiation</w:t>
+            </w:r>
+          </w:p>
+        </w:tc>
+        <w:tc>
+          <w:tcPr>
+            <w:tcW w:w="0" w:type="auto"/>
+            <w:hideMark/>
+          </w:tcPr>
+          <w:p>
+            <w:pPr>
+              <w:cnfStyle w:val="000000000000" w:firstRow="0" w:lastRow="0" w:firstColumn="0" w:lastColumn="0" w:oddVBand="0" w:evenVBand="0" w:oddHBand="0" w:evenHBand="0" w:firstRowFirstColumn="0" w:firstRowLastColumn="0" w:lastRowFirstColumn="0" w:lastRowLastColumn="0"/>
+              <w:rPr>
+                <w:rFonts w:ascii="Times New Roman" w:eastAsia="Times New Roman" w:hAnsi="Times New Roman" w:cs="Times New Roman"/>
+                <w:kern w:val="0"/>
+                <w:sz w:val="24"/>
+                <w:szCs w:val="24"/>
+                <w:lang w:val="en-GB" w:eastAsia="en-GB" w:bidi="ar-SA"/>
+                <w14:ligatures w14:val="none"/>
+              </w:rPr>
+            </w:pPr>
+            <w:r>
+              <w:rPr>
+                <w:rFonts w:ascii="Times New Roman" w:eastAsia="Times New Roman" w:hAnsi="Times New Roman" w:cs="Times New Roman"/>
+                <w:kern w:val="0"/>
+                <w:sz w:val="24"/>
+                <w:szCs w:val="24"/>
+                <w:lang w:val="en-GB" w:eastAsia="en-GB" w:bidi="ar-SA"/>
+                <w14:ligatures w14:val="none"/>
+              </w:rPr>
+              <w:t>Final Signed Version</w:t>
+            </w:r>
+          </w:p>
+        </w:tc>
+        <w:tc>
+          <w:tcPr>
+            <w:tcW w:w="0" w:type="auto"/>
+            <w:hideMark/>
+          </w:tcPr>
+          <w:p>
+            <w:pPr>
+              <w:cnfStyle w:val="000000000000" w:firstRow="0" w:lastRow="0" w:firstColumn="0" w:lastColumn="0" w:oddVBand="0" w:evenVBand="0" w:oddHBand="0" w:evenHBand="0" w:firstRowFirstColumn="0" w:firstRowLastColumn="0" w:lastRowFirstColumn="0" w:lastRowLastColumn="0"/>
+              <w:rPr>
+                <w:rFonts w:ascii="Times New Roman" w:eastAsia="Times New Roman" w:hAnsi="Times New Roman" w:cs="Times New Roman"/>
+                <w:kern w:val="0"/>
+                <w:sz w:val="24"/>
+                <w:szCs w:val="24"/>
+                <w:lang w:val="en-GB" w:eastAsia="en-GB" w:bidi="ar-SA"/>
+                <w14:ligatures w14:val="none"/>
+              </w:rPr>
+            </w:pPr>
+            <w:r>
+              <w:rPr>
+                <w:rFonts w:ascii="Times New Roman" w:eastAsia="Times New Roman" w:hAnsi="Times New Roman" w:cs="Times New Roman"/>
+                <w:kern w:val="0"/>
+                <w:sz w:val="24"/>
+                <w:szCs w:val="24"/>
+                <w:lang w:val="en-GB" w:eastAsia="en-GB" w:bidi="ar-SA"/>
+                <w14:ligatures w14:val="none"/>
+              </w:rPr>
+              <w:t>RAM</w:t>
+            </w:r>
+          </w:p>
+        </w:tc>
+      </w:tr>
+    </w:tbl>
+    <w:p>
+      <w:pPr>
+        <w:spacing w:after="0" w:line="240" w:lineRule="auto"/>
+        <w:rPr>
+          <w:rFonts w:ascii="Times New Roman" w:eastAsia="Times New Roman" w:hAnsi="Times New Roman" w:cs="Times New Roman"/>
+          <w:kern w:val="0"/>
+          <w:sz w:val="24"/>
+          <w:szCs w:val="24"/>
+          <w:lang w:val="en-GB" w:eastAsia="en-GB" w:bidi="ar-SA"/>
+          <w14:ligatures w14:val="none"/>
+        </w:rPr>
+      </w:pPr>
+      <w:r>
+        <w:rPr>
+          <w:rFonts w:ascii="Times New Roman" w:eastAsia="Times New Roman" w:hAnsi="Times New Roman" w:cs="Times New Roman"/>
+          <w:kern w:val="0"/>
+          <w:sz w:val="24"/>
+          <w:szCs w:val="24"/>
+          <w:lang w:val="en-GB" w:eastAsia="en-GB" w:bidi="ar-SA"/>
+          <w14:ligatures w14:val="none"/>
+        </w:rPr>
+        <w:pict w14:anchorId="3B727A94">
+          <v:rect id="_x0000_i1030" style="width:0;height:1.5pt" o:hralign="center" o:hrstd="t" o:hr="t" fillcolor="#a0a0a0" stroked="f"/>
+        </w:pict>
+      </w:r>
+    </w:p>
+    <w:p>
+      <w:pPr>
+        <w:spacing w:before="100" w:beforeAutospacing="1" w:after="100" w:afterAutospacing="1" w:line="240" w:lineRule="auto"/>
+        <w:outlineLvl w:val="1"/>
+        <w:rPr>
+          <w:rFonts w:ascii="Times New Roman" w:eastAsia="Times New Roman" w:hAnsi="Times New Roman" w:cs="Times New Roman"/>
+          <w:b/>
+          <w:bCs/>
+          <w:kern w:val="0"/>
+          <w:sz w:val="36"/>
+          <w:szCs w:val="36"/>
+          <w:lang w:val="en-GB" w:eastAsia="en-GB" w:bidi="ar-SA"/>
+          <w14:ligatures w14:val="none"/>
+        </w:rPr>
+      </w:pPr>
+      <w:r>
+        <w:rPr>
+          <w:rFonts w:ascii="Times New Roman" w:eastAsia="Times New Roman" w:hAnsi="Times New Roman" w:cs="Times New Roman"/>
+          <w:b/>
+          <w:bCs/>
+          <w:kern w:val="0"/>
+          <w:sz w:val="36"/>
+          <w:szCs w:val="36"/>
+          <w:lang w:val="en-GB" w:eastAsia="en-GB" w:bidi="ar-SA"/>
+          <w14:ligatures w14:val="none"/>
+        </w:rPr>
+        <w:t>BPMN Flow (High-Level)</w:t>
+      </w:r>
+    </w:p>
+    <w:p>
+      <w:pPr>
+        <w:numPr>
+          <w:ilvl w:val="0"/>
+          <w:numId w:val="4"/>
+        </w:numPr>
+        <w:spacing w:before="100" w:beforeAutospacing="1" w:after="100" w:afterAutospacing="1" w:line="240" w:lineRule="auto"/>
+        <w:rPr>
+          <w:rFonts w:ascii="Times New Roman" w:eastAsia="Times New Roman" w:hAnsi="Times New Roman" w:cs="Times New Roman"/>
+          <w:kern w:val="0"/>
+          <w:sz w:val="24"/>
+          <w:szCs w:val="24"/>
+          <w:lang w:val="en-GB" w:eastAsia="en-GB" w:bidi="ar-SA"/>
+          <w14:ligatures w14:val="none"/>
+        </w:rPr>
+      </w:pPr>
+      <w:r>
+        <w:rPr>
+          <w:rFonts w:ascii="Times New Roman" w:eastAsia="Times New Roman" w:hAnsi="Times New Roman" w:cs="Times New Roman"/>
+          <w:kern w:val="0"/>
+          <w:sz w:val="24"/>
+          <w:szCs w:val="24"/>
+          <w:lang w:val="en-GB" w:eastAsia="en-GB" w:bidi="ar-SA"/>
+          <w14:ligatures w14:val="none"/>
+        </w:rPr>
+        <w:t>Contract Request Form Submitted</w:t>
+      </w:r>
+    </w:p>
+    <w:p>
+      <w:pPr>
+        <w:numPr>
+          <w:ilvl w:val="0"/>
+          <w:numId w:val="4"/>
+        </w:numPr>
+        <w:spacing w:before="100" w:beforeAutospacing="1" w:after="100" w:afterAutospacing="1" w:line="240" w:lineRule="auto"/>
+        <w:rPr>
+          <w:rFonts w:ascii="Times New Roman" w:eastAsia="Times New Roman" w:hAnsi="Times New Roman" w:cs="Times New Roman"/>
+          <w:kern w:val="0"/>
+          <w:sz w:val="24"/>
+          <w:szCs w:val="24"/>
+          <w:lang w:val="en-GB" w:eastAsia="en-GB" w:bidi="ar-SA"/>
+          <w14:ligatures w14:val="none"/>
+        </w:rPr>
+      </w:pPr>
+      <w:r>
+        <w:rPr>
+          <w:rFonts w:ascii="Times New Roman" w:eastAsia="Times New Roman" w:hAnsi="Times New Roman" w:cs="Times New Roman"/>
+          <w:kern w:val="0"/>
+          <w:sz w:val="24"/>
+          <w:szCs w:val="24"/>
+          <w:lang w:val="en-GB" w:eastAsia="en-GB" w:bidi="ar-SA"/>
+          <w14:ligatures w14:val="none"/>
+        </w:rPr>
+        <w:t>Template Selection</w:t>
+      </w:r>
+    </w:p>
+    <w:p>
+      <w:pPr>
+        <w:numPr>
+          <w:ilvl w:val="0"/>
+          <w:numId w:val="4"/>
+        </w:numPr>
+        <w:spacing w:before="100" w:beforeAutospacing="1" w:after="100" w:afterAutospacing="1" w:line="240" w:lineRule="auto"/>
+        <w:rPr>
+          <w:rFonts w:ascii="Times New Roman" w:eastAsia="Times New Roman" w:hAnsi="Times New Roman" w:cs="Times New Roman"/>
+          <w:kern w:val="0"/>
+          <w:sz w:val="24"/>
+          <w:szCs w:val="24"/>
+          <w:lang w:val="en-GB" w:eastAsia="en-GB" w:bidi="ar-SA"/>
+          <w14:ligatures w14:val="none"/>
+        </w:rPr>
+      </w:pPr>
+      <w:r>
+        <w:rPr>
+          <w:rFonts w:ascii="Times New Roman" w:eastAsia="Times New Roman" w:hAnsi="Times New Roman" w:cs="Times New Roman"/>
+          <w:kern w:val="0"/>
+          <w:sz w:val="24"/>
+          <w:szCs w:val="24"/>
+          <w:lang w:val="en-GB" w:eastAsia="en-GB" w:bidi="ar-SA"/>
+          <w14:ligatures w14:val="none"/>
+        </w:rPr>
+        <w:t>Draft Preparation</w:t>
+      </w:r>
+    </w:p>
+    <w:p>
+      <w:pPr>
+        <w:numPr>
+          <w:ilvl w:val="0"/>
+          <w:numId w:val="4"/>
+        </w:numPr>
+        <w:spacing w:before="100" w:beforeAutospacing="1" w:after="100" w:afterAutospacing="1" w:line="240" w:lineRule="auto"/>
+        <w:rPr>
+          <w:rFonts w:ascii="Times New Roman" w:eastAsia="Times New Roman" w:hAnsi="Times New Roman" w:cs="Times New Roman"/>
+          <w:kern w:val="0"/>
+          <w:sz w:val="24"/>
+          <w:szCs w:val="24"/>
+          <w:lang w:val="en-GB" w:eastAsia="en-GB" w:bidi="ar-SA"/>
+          <w14:ligatures w14:val="none"/>
+        </w:rPr>
+      </w:pPr>
+      <w:r>
+        <w:rPr>
+          <w:rFonts w:ascii="Times New Roman" w:eastAsia="Times New Roman" w:hAnsi="Times New Roman" w:cs="Times New Roman"/>
+          <w:kern w:val="0"/>
+          <w:sz w:val="24"/>
+          <w:szCs w:val="24"/>
+          <w:lang w:val="en-GB" w:eastAsia="en-GB" w:bidi="ar-SA"/>
+          <w14:ligatures w14:val="none"/>
+        </w:rPr>
+        <w:t>Legal Review</w:t>
+      </w:r>
+    </w:p>
+    <w:p>
+      <w:pPr>
+        <w:numPr>
+          <w:ilvl w:val="0"/>
+          <w:numId w:val="4"/>
+        </w:numPr>
+        <w:spacing w:before="100" w:beforeAutospacing="1" w:after="100" w:afterAutospacing="1" w:line="240" w:lineRule="auto"/>
+        <w:rPr>
+          <w:rFonts w:ascii="Times New Roman" w:eastAsia="Times New Roman" w:hAnsi="Times New Roman" w:cs="Times New Roman"/>
+          <w:kern w:val="0"/>
+          <w:sz w:val="24"/>
+          <w:szCs w:val="24"/>
+          <w:lang w:val="en-GB" w:eastAsia="en-GB" w:bidi="ar-SA"/>
+          <w14:ligatures w14:val="none"/>
+        </w:rPr>
+      </w:pPr>
+      <w:r>
+        <w:rPr>
+          <w:rFonts w:ascii="Times New Roman" w:eastAsia="Times New Roman" w:hAnsi="Times New Roman" w:cs="Times New Roman"/>
+          <w:kern w:val="0"/>
+          <w:sz w:val="24"/>
+          <w:szCs w:val="24"/>
+          <w:lang w:val="en-GB" w:eastAsia="en-GB" w:bidi="ar-SA"/>
+          <w14:ligatures w14:val="none"/>
+        </w:rPr>
+        <w:t>Commercial Review</w:t>
+      </w:r>
+    </w:p>
+    <w:p>
+      <w:pPr>
+        <w:numPr>
+          <w:ilvl w:val="0"/>
+          <w:numId w:val="4"/>
+        </w:numPr>
+        <w:spacing w:before="100" w:beforeAutospacing="1" w:after="100" w:afterAutospacing="1" w:line="240" w:lineRule="auto"/>
+        <w:rPr>
+          <w:rFonts w:ascii="Times New Roman" w:eastAsia="Times New Roman" w:hAnsi="Times New Roman" w:cs="Times New Roman"/>
+          <w:kern w:val="0"/>
+          <w:sz w:val="24"/>
+          <w:szCs w:val="24"/>
+          <w:lang w:val="en-GB" w:eastAsia="en-GB" w:bidi="ar-SA"/>
+          <w14:ligatures w14:val="none"/>
+        </w:rPr>
+      </w:pPr>
+      <w:r>
+        <w:rPr>
+          <w:rFonts w:ascii="Times New Roman" w:eastAsia="Times New Roman" w:hAnsi="Times New Roman" w:cs="Times New Roman"/>
+          <w:kern w:val="0"/>
+          <w:sz w:val="24"/>
+          <w:szCs w:val="24"/>
+          <w:lang w:val="en-GB" w:eastAsia="en-GB" w:bidi="ar-SA"/>
+          <w14:ligatures w14:val="none"/>
+        </w:rPr>
+        <w:t>Financial Approval</w:t>
+      </w:r>
+    </w:p>
+    <w:p>
+      <w:pPr>
+        <w:numPr>
+          <w:ilvl w:val="0"/>
+          <w:numId w:val="4"/>
+        </w:numPr>
+        <w:spacing w:before="100" w:beforeAutospacing="1" w:after="100" w:afterAutospacing="1" w:line="240" w:lineRule="auto"/>
+        <w:rPr>
+          <w:rFonts w:ascii="Times New Roman" w:eastAsia="Times New Roman" w:hAnsi="Times New Roman" w:cs="Times New Roman"/>
+          <w:kern w:val="0"/>
+          <w:sz w:val="24"/>
+          <w:szCs w:val="24"/>
+          <w:lang w:val="en-GB" w:eastAsia="en-GB" w:bidi="ar-SA"/>
+          <w14:ligatures w14:val="none"/>
+        </w:rPr>
+      </w:pPr>
+      <w:r>
+        <w:rPr>
+          <w:rFonts w:ascii="Times New Roman" w:eastAsia="Times New Roman" w:hAnsi="Times New Roman" w:cs="Times New Roman"/>
+          <w:kern w:val="0"/>
+          <w:sz w:val="24"/>
+          <w:szCs w:val="24"/>
+          <w:lang w:val="en-GB" w:eastAsia="en-GB" w:bidi="ar-SA"/>
+          <w14:ligatures w14:val="none"/>
+        </w:rPr>
+        <w:t>CEO/Authorized Signatory Approval</w:t>
+      </w:r>
+    </w:p>
+    <w:p>
+      <w:pPr>
+        <w:numPr>
+          <w:ilvl w:val="0"/>
+          <w:numId w:val="4"/>
+        </w:numPr>
+        <w:spacing w:before="100" w:beforeAutospacing="1" w:after="100" w:afterAutospacing="1" w:line="240" w:lineRule="auto"/>
+        <w:rPr>
+          <w:rFonts w:ascii="Times New Roman" w:eastAsia="Times New Roman" w:hAnsi="Times New Roman" w:cs="Times New Roman"/>
+          <w:kern w:val="0"/>
+          <w:sz w:val="24"/>
+          <w:szCs w:val="24"/>
+          <w:lang w:val="en-GB" w:eastAsia="en-GB" w:bidi="ar-SA"/>
+          <w14:ligatures w14:val="none"/>
+        </w:rPr>
+      </w:pPr>
+      <w:r>
+        <w:rPr>
+          <w:rFonts w:ascii="Times New Roman" w:eastAsia="Times New Roman" w:hAnsi="Times New Roman" w:cs="Times New Roman"/>
+          <w:kern w:val="0"/>
+          <w:sz w:val="24"/>
+          <w:szCs w:val="24"/>
+          <w:lang w:val="en-GB" w:eastAsia="en-GB" w:bidi="ar-SA"/>
+          <w14:ligatures w14:val="none"/>
+        </w:rPr>
+        <w:t>Execution (Wet or Digital Signature)</w:t>
+      </w:r>
+    </w:p>
+    <w:p>
+      <w:pPr>
+        <w:numPr>
+          <w:ilvl w:val="0"/>
+          <w:numId w:val="4"/>
+        </w:numPr>
+        <w:spacing w:before="100" w:beforeAutospacing="1" w:after="100" w:afterAutospacing="1" w:line="240" w:lineRule="auto"/>
+        <w:rPr>
+          <w:rFonts w:ascii="Times New Roman" w:eastAsia="Times New Roman" w:hAnsi="Times New Roman" w:cs="Times New Roman"/>
+          <w:kern w:val="0"/>
+          <w:sz w:val="24"/>
+          <w:szCs w:val="24"/>
+          <w:lang w:val="en-GB" w:eastAsia="en-GB" w:bidi="ar-SA"/>
+          <w14:ligatures w14:val="none"/>
+        </w:rPr>
+      </w:pPr>
+      <w:r>
+        <w:rPr>
+          <w:rFonts w:ascii="Times New Roman" w:eastAsia="Times New Roman" w:hAnsi="Times New Roman" w:cs="Times New Roman"/>
+          <w:kern w:val="0"/>
+          <w:sz w:val="24"/>
+          <w:szCs w:val="24"/>
+          <w:lang w:val="en-GB" w:eastAsia="en-GB" w:bidi="ar-SA"/>
+          <w14:ligatures w14:val="none"/>
+        </w:rPr>
+        <w:t>Contract Registration &amp; Archiving</w:t>
+      </w:r>
+    </w:p>
+    <w:p>
+      <w:pPr>
+        <w:numPr>
+          <w:ilvl w:val="0"/>
+          <w:numId w:val="4"/>
+        </w:numPr>
+        <w:spacing w:before="100" w:beforeAutospacing="1" w:after="100" w:afterAutospacing="1" w:line="240" w:lineRule="auto"/>
+        <w:rPr>
+          <w:rFonts w:ascii="Times New Roman" w:eastAsia="Times New Roman" w:hAnsi="Times New Roman" w:cs="Times New Roman"/>
+          <w:kern w:val="0"/>
+          <w:sz w:val="24"/>
+          <w:szCs w:val="24"/>
+          <w:lang w:val="en-GB" w:eastAsia="en-GB" w:bidi="ar-SA"/>
+          <w14:ligatures w14:val="none"/>
+        </w:rPr>
+      </w:pPr>
+      <w:r>
+        <w:rPr>
+          <w:rFonts w:ascii="Times New Roman" w:eastAsia="Times New Roman" w:hAnsi="Times New Roman" w:cs="Times New Roman"/>
+          <w:kern w:val="0"/>
+          <w:sz w:val="24"/>
+          <w:szCs w:val="24"/>
+          <w:lang w:val="en-GB" w:eastAsia="en-GB" w:bidi="ar-SA"/>
+          <w14:ligatures w14:val="none"/>
+        </w:rPr>
+        <w:t>Monitoring &amp; Renewal Tracking</w:t>
+      </w:r>
+    </w:p>
+    <w:p>
+      <w:pPr>
+        <w:spacing w:after="0" w:line="240" w:lineRule="auto"/>
+        <w:rPr>
+          <w:rFonts w:ascii="Times New Roman" w:eastAsia="Times New Roman" w:hAnsi="Times New Roman" w:cs="Times New Roman"/>
+          <w:kern w:val="0"/>
+          <w:sz w:val="24"/>
+          <w:szCs w:val="24"/>
+          <w:lang w:val="en-GB" w:eastAsia="en-GB" w:bidi="ar-SA"/>
+          <w14:ligatures w14:val="none"/>
+        </w:rPr>
+      </w:pPr>
+      <w:r>
+        <w:rPr>
+          <w:rFonts w:ascii="Times New Roman" w:eastAsia="Times New Roman" w:hAnsi="Times New Roman" w:cs="Times New Roman"/>
+          <w:kern w:val="0"/>
+          <w:sz w:val="24"/>
+          <w:szCs w:val="24"/>
+          <w:lang w:val="en-GB" w:eastAsia="en-GB" w:bidi="ar-SA"/>
+          <w14:ligatures w14:val="none"/>
+        </w:rPr>
+        <w:pict w14:anchorId="31D5557C">
+          <v:rect id="_x0000_i1031" style="width:0;height:1.5pt" o:hralign="center" o:hrstd="t" o:hr="t" fillcolor="#a0a0a0" stroked="f"/>
+        </w:pict>
+      </w:r>
+    </w:p>
+    <w:p>
+      <w:pPr>
+        <w:spacing w:before="100" w:beforeAutospacing="1" w:after="100" w:afterAutospacing="1" w:line="240" w:lineRule="auto"/>
+        <w:outlineLvl w:val="1"/>
+        <w:rPr>
+          <w:rFonts w:ascii="Times New Roman" w:eastAsia="Times New Roman" w:hAnsi="Times New Roman" w:cs="Times New Roman"/>
+          <w:b/>
+          <w:bCs/>
+          <w:kern w:val="0"/>
+          <w:sz w:val="36"/>
+          <w:szCs w:val="36"/>
+          <w:lang w:val="en-GB" w:eastAsia="en-GB" w:bidi="ar-SA"/>
+          <w14:ligatures w14:val="none"/>
+        </w:rPr>
+      </w:pPr>
+      <w:r>
+        <w:rPr>
+          <w:rFonts w:ascii="Times New Roman" w:eastAsia="Times New Roman" w:hAnsi="Times New Roman" w:cs="Times New Roman"/>
+          <w:b/>
+          <w:bCs/>
+          <w:kern w:val="0"/>
+          <w:sz w:val="36"/>
+          <w:szCs w:val="36"/>
+          <w:lang w:val="en-GB" w:eastAsia="en-GB" w:bidi="ar-SA"/>
+          <w14:ligatures w14:val="none"/>
+        </w:rPr>
+        <w:t>RACI Matrix</w:t>
+      </w:r>
+    </w:p>
+    <w:tbl>
+      <w:tblPr>
+        <w:tblStyle w:val="PlainTable1"/>
+        <w:tblW w:w="0" w:type="auto"/>
+        <w:tblLook w:val="04A0" w:firstRow="1" w:lastRow="0" w:firstColumn="1" w:lastColumn="0" w:noHBand="0" w:noVBand="1"/>
+      </w:tblPr>
+      <w:tblGrid>
+        <w:gridCol w:w="2210"/>
+        <w:gridCol w:w="1610"/>
+        <w:gridCol w:w="790"/>
+        <w:gridCol w:w="1030"/>
+        <w:gridCol w:w="737"/>
+        <w:gridCol w:w="2618"/>
+      </w:tblGrid>
+      <w:tr>
+        <w:trPr>
+          <w:cnfStyle w:val="100000000000" w:firstRow="1" w:lastRow="0" w:firstColumn="0" w:lastColumn="0" w:oddVBand="0" w:evenVBand="0" w:oddHBand="0" w:evenHBand="0" w:firstRowFirstColumn="0" w:firstRowLastColumn="0" w:lastRowFirstColumn="0" w:lastRowLastColumn="0"/>
+          <w:tblHeader/>
+        </w:trPr>
+        <w:tc>
+          <w:tcPr>
+            <w:cnfStyle w:val="001000000000" w:firstRow="0" w:lastRow="0" w:firstColumn="1" w:lastColumn="0" w:oddVBand="0" w:evenVBand="0" w:oddHBand="0" w:evenHBand="0" w:firstRowFirstColumn="0" w:firstRowLastColumn="0" w:lastRowFirstColumn="0" w:lastRowLastColumn="0"/>
+            <w:tcW w:w="0" w:type="auto"/>
+            <w:shd w:val="clear" w:color="auto" w:fill="0E2841" w:themeFill="text2"/>
             <w:vAlign w:val="center"/>
             <w:hideMark/>
           </w:tcPr>
           <w:p>
             <w:pPr>
-              <w:spacing w:after="0" w:line="240" w:lineRule="auto"/>
               <w:jc w:val="center"/>
               <w:rPr>
                 <w:rFonts w:ascii="Times New Roman" w:eastAsia="Times New Roman" w:hAnsi="Times New Roman" w:cs="Times New Roman"/>
-                <w:b/>
-                <w:bCs/>
+                <w:b w:val="0"/>
+                <w:bCs w:val="0"/>
                 <w:kern w:val="0"/>
                 <w:sz w:val="24"/>
                 <w:szCs w:val="24"/>
@@ -1543,34 +2566,31 @@
             <w:r>
               <w:rPr>
                 <w:rFonts w:ascii="Times New Roman" w:eastAsia="Times New Roman" w:hAnsi="Times New Roman" w:cs="Times New Roman"/>
-                <w:b/>
-                <w:bCs/>
-                <w:kern w:val="0"/>
-                <w:sz w:val="24"/>
-                <w:szCs w:val="24"/>
-                <w:lang w:val="en-GB" w:eastAsia="en-GB" w:bidi="ar-SA"/>
-                <w14:ligatures w14:val="none"/>
-              </w:rPr>
-              <w:t>Customer</w:t>
+                <w:kern w:val="0"/>
+                <w:sz w:val="24"/>
+                <w:szCs w:val="24"/>
+                <w:lang w:val="en-GB" w:eastAsia="en-GB" w:bidi="ar-SA"/>
+                <w14:ligatures w14:val="none"/>
+              </w:rPr>
+              <w:t>Activity</w:t>
             </w:r>
           </w:p>
         </w:tc>
-      </w:tr>
-      <w:tr>
-        <w:trPr>
-          <w:tblCellSpacing w:w="15" w:type="dxa"/>
-        </w:trPr>
         <w:tc>
           <w:tcPr>
             <w:tcW w:w="0" w:type="auto"/>
+            <w:shd w:val="clear" w:color="auto" w:fill="0E2841" w:themeFill="text2"/>
             <w:vAlign w:val="center"/>
             <w:hideMark/>
           </w:tcPr>
           <w:p>
             <w:pPr>
-              <w:spacing w:after="0" w:line="240" w:lineRule="auto"/>
-              <w:rPr>
-                <w:rFonts w:ascii="Times New Roman" w:eastAsia="Times New Roman" w:hAnsi="Times New Roman" w:cs="Times New Roman"/>
+              <w:jc w:val="center"/>
+              <w:cnfStyle w:val="100000000000" w:firstRow="1" w:lastRow="0" w:firstColumn="0" w:lastColumn="0" w:oddVBand="0" w:evenVBand="0" w:oddHBand="0" w:evenHBand="0" w:firstRowFirstColumn="0" w:firstRowLastColumn="0" w:lastRowFirstColumn="0" w:lastRowLastColumn="0"/>
+              <w:rPr>
+                <w:rFonts w:ascii="Times New Roman" w:eastAsia="Times New Roman" w:hAnsi="Times New Roman" w:cs="Times New Roman"/>
+                <w:b w:val="0"/>
+                <w:bCs w:val="0"/>
                 <w:kern w:val="0"/>
                 <w:sz w:val="24"/>
                 <w:szCs w:val="24"/>
@@ -1594,143 +2614,18 @@
         <w:tc>
           <w:tcPr>
             <w:tcW w:w="0" w:type="auto"/>
+            <w:shd w:val="clear" w:color="auto" w:fill="0E2841" w:themeFill="text2"/>
             <w:vAlign w:val="center"/>
             <w:hideMark/>
           </w:tcPr>
           <w:p>
             <w:pPr>
-              <w:spacing w:after="0" w:line="240" w:lineRule="auto"/>
-              <w:rPr>
-                <w:rFonts w:ascii="Times New Roman" w:eastAsia="Times New Roman" w:hAnsi="Times New Roman" w:cs="Times New Roman"/>
-                <w:kern w:val="0"/>
-                <w:sz w:val="24"/>
-                <w:szCs w:val="24"/>
-                <w:lang w:val="en-GB" w:eastAsia="en-GB" w:bidi="ar-SA"/>
-                <w14:ligatures w14:val="none"/>
-              </w:rPr>
-            </w:pPr>
-            <w:r>
-              <w:rPr>
-                <w:rFonts w:ascii="Times New Roman" w:eastAsia="Times New Roman" w:hAnsi="Times New Roman" w:cs="Times New Roman"/>
-                <w:kern w:val="0"/>
-                <w:sz w:val="24"/>
-                <w:szCs w:val="24"/>
-                <w:lang w:val="en-GB" w:eastAsia="en-GB" w:bidi="ar-SA"/>
-                <w14:ligatures w14:val="none"/>
-              </w:rPr>
-              <w:t>Contract Request</w:t>
-            </w:r>
-          </w:p>
-        </w:tc>
-        <w:tc>
-          <w:tcPr>
-            <w:tcW w:w="0" w:type="auto"/>
-            <w:vAlign w:val="center"/>
-            <w:hideMark/>
-          </w:tcPr>
-          <w:p>
-            <w:pPr>
-              <w:spacing w:after="0" w:line="240" w:lineRule="auto"/>
-              <w:rPr>
-                <w:rFonts w:ascii="Times New Roman" w:eastAsia="Times New Roman" w:hAnsi="Times New Roman" w:cs="Times New Roman"/>
-                <w:kern w:val="0"/>
-                <w:sz w:val="24"/>
-                <w:szCs w:val="24"/>
-                <w:lang w:val="en-GB" w:eastAsia="en-GB" w:bidi="ar-SA"/>
-                <w14:ligatures w14:val="none"/>
-              </w:rPr>
-            </w:pPr>
-            <w:r>
-              <w:rPr>
-                <w:rFonts w:ascii="Times New Roman" w:eastAsia="Times New Roman" w:hAnsi="Times New Roman" w:cs="Times New Roman"/>
-                <w:kern w:val="0"/>
-                <w:sz w:val="24"/>
-                <w:szCs w:val="24"/>
-                <w:lang w:val="en-GB" w:eastAsia="en-GB" w:bidi="ar-SA"/>
-                <w14:ligatures w14:val="none"/>
-              </w:rPr>
-              <w:t>Draft → Review → Approve → Sign → Archive</w:t>
-            </w:r>
-          </w:p>
-        </w:tc>
-        <w:tc>
-          <w:tcPr>
-            <w:tcW w:w="0" w:type="auto"/>
-            <w:vAlign w:val="center"/>
-            <w:hideMark/>
-          </w:tcPr>
-          <w:p>
-            <w:pPr>
-              <w:spacing w:after="0" w:line="240" w:lineRule="auto"/>
-              <w:rPr>
-                <w:rFonts w:ascii="Times New Roman" w:eastAsia="Times New Roman" w:hAnsi="Times New Roman" w:cs="Times New Roman"/>
-                <w:kern w:val="0"/>
-                <w:sz w:val="24"/>
-                <w:szCs w:val="24"/>
-                <w:lang w:val="en-GB" w:eastAsia="en-GB" w:bidi="ar-SA"/>
-                <w14:ligatures w14:val="none"/>
-              </w:rPr>
-            </w:pPr>
-            <w:r>
-              <w:rPr>
-                <w:rFonts w:ascii="Times New Roman" w:eastAsia="Times New Roman" w:hAnsi="Times New Roman" w:cs="Times New Roman"/>
-                <w:kern w:val="0"/>
-                <w:sz w:val="24"/>
-                <w:szCs w:val="24"/>
-                <w:lang w:val="en-GB" w:eastAsia="en-GB" w:bidi="ar-SA"/>
-                <w14:ligatures w14:val="none"/>
-              </w:rPr>
-              <w:t>Executed Contract</w:t>
-            </w:r>
-          </w:p>
-        </w:tc>
-        <w:tc>
-          <w:tcPr>
-            <w:tcW w:w="0" w:type="auto"/>
-            <w:vAlign w:val="center"/>
-            <w:hideMark/>
-          </w:tcPr>
-          <w:p>
-            <w:pPr>
-              <w:spacing w:after="0" w:line="240" w:lineRule="auto"/>
-              <w:rPr>
-                <w:rFonts w:ascii="Times New Roman" w:eastAsia="Times New Roman" w:hAnsi="Times New Roman" w:cs="Times New Roman"/>
-                <w:kern w:val="0"/>
-                <w:sz w:val="24"/>
-                <w:szCs w:val="24"/>
-                <w:lang w:val="en-GB" w:eastAsia="en-GB" w:bidi="ar-SA"/>
-                <w14:ligatures w14:val="none"/>
-              </w:rPr>
-            </w:pPr>
-            <w:r>
-              <w:rPr>
-                <w:rFonts w:ascii="Times New Roman" w:eastAsia="Times New Roman" w:hAnsi="Times New Roman" w:cs="Times New Roman"/>
-                <w:kern w:val="0"/>
-                <w:sz w:val="24"/>
-                <w:szCs w:val="24"/>
-                <w:lang w:val="en-GB" w:eastAsia="en-GB" w:bidi="ar-SA"/>
-                <w14:ligatures w14:val="none"/>
-              </w:rPr>
-              <w:t>RAM &amp; Counterparty</w:t>
-            </w:r>
-          </w:p>
-        </w:tc>
-      </w:tr>
-      <w:tr>
-        <w:trPr>
-          <w:tblCellSpacing w:w="15" w:type="dxa"/>
-        </w:trPr>
-        <w:tc>
-          <w:tcPr>
-            <w:tcW w:w="0" w:type="auto"/>
-            <w:vAlign w:val="center"/>
-            <w:hideMark/>
-          </w:tcPr>
-          <w:p>
-            <w:pPr>
-              <w:spacing w:after="0" w:line="240" w:lineRule="auto"/>
-              <w:rPr>
-                <w:rFonts w:ascii="Times New Roman" w:eastAsia="Times New Roman" w:hAnsi="Times New Roman" w:cs="Times New Roman"/>
+              <w:jc w:val="center"/>
+              <w:cnfStyle w:val="100000000000" w:firstRow="1" w:lastRow="0" w:firstColumn="0" w:lastColumn="0" w:oddVBand="0" w:evenVBand="0" w:oddHBand="0" w:evenHBand="0" w:firstRowFirstColumn="0" w:firstRowLastColumn="0" w:lastRowFirstColumn="0" w:lastRowLastColumn="0"/>
+              <w:rPr>
+                <w:rFonts w:ascii="Times New Roman" w:eastAsia="Times New Roman" w:hAnsi="Times New Roman" w:cs="Times New Roman"/>
+                <w:b w:val="0"/>
+                <w:bCs w:val="0"/>
                 <w:kern w:val="0"/>
                 <w:sz w:val="24"/>
                 <w:szCs w:val="24"/>
@@ -1754,143 +2649,18 @@
         <w:tc>
           <w:tcPr>
             <w:tcW w:w="0" w:type="auto"/>
+            <w:shd w:val="clear" w:color="auto" w:fill="0E2841" w:themeFill="text2"/>
             <w:vAlign w:val="center"/>
             <w:hideMark/>
           </w:tcPr>
           <w:p>
             <w:pPr>
-              <w:spacing w:after="0" w:line="240" w:lineRule="auto"/>
-              <w:rPr>
-                <w:rFonts w:ascii="Times New Roman" w:eastAsia="Times New Roman" w:hAnsi="Times New Roman" w:cs="Times New Roman"/>
-                <w:kern w:val="0"/>
-                <w:sz w:val="24"/>
-                <w:szCs w:val="24"/>
-                <w:lang w:val="en-GB" w:eastAsia="en-GB" w:bidi="ar-SA"/>
-                <w14:ligatures w14:val="none"/>
-              </w:rPr>
-            </w:pPr>
-            <w:r>
-              <w:rPr>
-                <w:rFonts w:ascii="Times New Roman" w:eastAsia="Times New Roman" w:hAnsi="Times New Roman" w:cs="Times New Roman"/>
-                <w:kern w:val="0"/>
-                <w:sz w:val="24"/>
-                <w:szCs w:val="24"/>
-                <w:lang w:val="en-GB" w:eastAsia="en-GB" w:bidi="ar-SA"/>
-                <w14:ligatures w14:val="none"/>
-              </w:rPr>
-              <w:t>Legal Templates</w:t>
-            </w:r>
-          </w:p>
-        </w:tc>
-        <w:tc>
-          <w:tcPr>
-            <w:tcW w:w="0" w:type="auto"/>
-            <w:vAlign w:val="center"/>
-            <w:hideMark/>
-          </w:tcPr>
-          <w:p>
-            <w:pPr>
-              <w:spacing w:after="0" w:line="240" w:lineRule="auto"/>
-              <w:rPr>
-                <w:rFonts w:ascii="Times New Roman" w:eastAsia="Times New Roman" w:hAnsi="Times New Roman" w:cs="Times New Roman"/>
-                <w:kern w:val="0"/>
-                <w:sz w:val="24"/>
-                <w:szCs w:val="24"/>
-                <w:lang w:val="en-GB" w:eastAsia="en-GB" w:bidi="ar-SA"/>
-                <w14:ligatures w14:val="none"/>
-              </w:rPr>
-            </w:pPr>
-            <w:r>
-              <w:rPr>
-                <w:rFonts w:ascii="Times New Roman" w:eastAsia="Times New Roman" w:hAnsi="Times New Roman" w:cs="Times New Roman"/>
-                <w:kern w:val="0"/>
-                <w:sz w:val="24"/>
-                <w:szCs w:val="24"/>
-                <w:lang w:val="en-GB" w:eastAsia="en-GB" w:bidi="ar-SA"/>
-                <w14:ligatures w14:val="none"/>
-              </w:rPr>
-              <w:t>Risk Review</w:t>
-            </w:r>
-          </w:p>
-        </w:tc>
-        <w:tc>
-          <w:tcPr>
-            <w:tcW w:w="0" w:type="auto"/>
-            <w:vAlign w:val="center"/>
-            <w:hideMark/>
-          </w:tcPr>
-          <w:p>
-            <w:pPr>
-              <w:spacing w:after="0" w:line="240" w:lineRule="auto"/>
-              <w:rPr>
-                <w:rFonts w:ascii="Times New Roman" w:eastAsia="Times New Roman" w:hAnsi="Times New Roman" w:cs="Times New Roman"/>
-                <w:kern w:val="0"/>
-                <w:sz w:val="24"/>
-                <w:szCs w:val="24"/>
-                <w:lang w:val="en-GB" w:eastAsia="en-GB" w:bidi="ar-SA"/>
-                <w14:ligatures w14:val="none"/>
-              </w:rPr>
-            </w:pPr>
-            <w:r>
-              <w:rPr>
-                <w:rFonts w:ascii="Times New Roman" w:eastAsia="Times New Roman" w:hAnsi="Times New Roman" w:cs="Times New Roman"/>
-                <w:kern w:val="0"/>
-                <w:sz w:val="24"/>
-                <w:szCs w:val="24"/>
-                <w:lang w:val="en-GB" w:eastAsia="en-GB" w:bidi="ar-SA"/>
-                <w14:ligatures w14:val="none"/>
-              </w:rPr>
-              <w:t>Legal Clearance</w:t>
-            </w:r>
-          </w:p>
-        </w:tc>
-        <w:tc>
-          <w:tcPr>
-            <w:tcW w:w="0" w:type="auto"/>
-            <w:vAlign w:val="center"/>
-            <w:hideMark/>
-          </w:tcPr>
-          <w:p>
-            <w:pPr>
-              <w:spacing w:after="0" w:line="240" w:lineRule="auto"/>
-              <w:rPr>
-                <w:rFonts w:ascii="Times New Roman" w:eastAsia="Times New Roman" w:hAnsi="Times New Roman" w:cs="Times New Roman"/>
-                <w:kern w:val="0"/>
-                <w:sz w:val="24"/>
-                <w:szCs w:val="24"/>
-                <w:lang w:val="en-GB" w:eastAsia="en-GB" w:bidi="ar-SA"/>
-                <w14:ligatures w14:val="none"/>
-              </w:rPr>
-            </w:pPr>
-            <w:r>
-              <w:rPr>
-                <w:rFonts w:ascii="Times New Roman" w:eastAsia="Times New Roman" w:hAnsi="Times New Roman" w:cs="Times New Roman"/>
-                <w:kern w:val="0"/>
-                <w:sz w:val="24"/>
-                <w:szCs w:val="24"/>
-                <w:lang w:val="en-GB" w:eastAsia="en-GB" w:bidi="ar-SA"/>
-                <w14:ligatures w14:val="none"/>
-              </w:rPr>
-              <w:t>Business Unit</w:t>
-            </w:r>
-          </w:p>
-        </w:tc>
-      </w:tr>
-      <w:tr>
-        <w:trPr>
-          <w:tblCellSpacing w:w="15" w:type="dxa"/>
-        </w:trPr>
-        <w:tc>
-          <w:tcPr>
-            <w:tcW w:w="0" w:type="auto"/>
-            <w:vAlign w:val="center"/>
-            <w:hideMark/>
-          </w:tcPr>
-          <w:p>
-            <w:pPr>
-              <w:spacing w:after="0" w:line="240" w:lineRule="auto"/>
-              <w:rPr>
-                <w:rFonts w:ascii="Times New Roman" w:eastAsia="Times New Roman" w:hAnsi="Times New Roman" w:cs="Times New Roman"/>
+              <w:jc w:val="center"/>
+              <w:cnfStyle w:val="100000000000" w:firstRow="1" w:lastRow="0" w:firstColumn="0" w:lastColumn="0" w:oddVBand="0" w:evenVBand="0" w:oddHBand="0" w:evenHBand="0" w:firstRowFirstColumn="0" w:firstRowLastColumn="0" w:lastRowFirstColumn="0" w:lastRowLastColumn="0"/>
+              <w:rPr>
+                <w:rFonts w:ascii="Times New Roman" w:eastAsia="Times New Roman" w:hAnsi="Times New Roman" w:cs="Times New Roman"/>
+                <w:b w:val="0"/>
+                <w:bCs w:val="0"/>
                 <w:kern w:val="0"/>
                 <w:sz w:val="24"/>
                 <w:szCs w:val="24"/>
@@ -1914,14 +2684,18 @@
         <w:tc>
           <w:tcPr>
             <w:tcW w:w="0" w:type="auto"/>
+            <w:shd w:val="clear" w:color="auto" w:fill="0E2841" w:themeFill="text2"/>
             <w:vAlign w:val="center"/>
             <w:hideMark/>
           </w:tcPr>
           <w:p>
             <w:pPr>
-              <w:spacing w:after="0" w:line="240" w:lineRule="auto"/>
-              <w:rPr>
-                <w:rFonts w:ascii="Times New Roman" w:eastAsia="Times New Roman" w:hAnsi="Times New Roman" w:cs="Times New Roman"/>
+              <w:jc w:val="center"/>
+              <w:cnfStyle w:val="100000000000" w:firstRow="1" w:lastRow="0" w:firstColumn="0" w:lastColumn="0" w:oddVBand="0" w:evenVBand="0" w:oddHBand="0" w:evenHBand="0" w:firstRowFirstColumn="0" w:firstRowLastColumn="0" w:lastRowFirstColumn="0" w:lastRowLastColumn="0"/>
+              <w:rPr>
+                <w:rFonts w:ascii="Times New Roman" w:eastAsia="Times New Roman" w:hAnsi="Times New Roman" w:cs="Times New Roman"/>
+                <w:b w:val="0"/>
+                <w:bCs w:val="0"/>
                 <w:kern w:val="0"/>
                 <w:sz w:val="24"/>
                 <w:szCs w:val="24"/>
@@ -1932,856 +2706,6 @@
             <w:r>
               <w:rPr>
                 <w:rFonts w:ascii="Times New Roman" w:eastAsia="Times New Roman" w:hAnsi="Times New Roman" w:cs="Times New Roman"/>
-                <w:kern w:val="0"/>
-                <w:sz w:val="24"/>
-                <w:szCs w:val="24"/>
-                <w:lang w:val="en-GB" w:eastAsia="en-GB" w:bidi="ar-SA"/>
-                <w14:ligatures w14:val="none"/>
-              </w:rPr>
-              <w:t>Budget Approval</w:t>
-            </w:r>
-          </w:p>
-        </w:tc>
-        <w:tc>
-          <w:tcPr>
-            <w:tcW w:w="0" w:type="auto"/>
-            <w:vAlign w:val="center"/>
-            <w:hideMark/>
-          </w:tcPr>
-          <w:p>
-            <w:pPr>
-              <w:spacing w:after="0" w:line="240" w:lineRule="auto"/>
-              <w:rPr>
-                <w:rFonts w:ascii="Times New Roman" w:eastAsia="Times New Roman" w:hAnsi="Times New Roman" w:cs="Times New Roman"/>
-                <w:kern w:val="0"/>
-                <w:sz w:val="24"/>
-                <w:szCs w:val="24"/>
-                <w:lang w:val="en-GB" w:eastAsia="en-GB" w:bidi="ar-SA"/>
-                <w14:ligatures w14:val="none"/>
-              </w:rPr>
-            </w:pPr>
-            <w:r>
-              <w:rPr>
-                <w:rFonts w:ascii="Times New Roman" w:eastAsia="Times New Roman" w:hAnsi="Times New Roman" w:cs="Times New Roman"/>
-                <w:kern w:val="0"/>
-                <w:sz w:val="24"/>
-                <w:szCs w:val="24"/>
-                <w:lang w:val="en-GB" w:eastAsia="en-GB" w:bidi="ar-SA"/>
-                <w14:ligatures w14:val="none"/>
-              </w:rPr>
-              <w:t>Financial Validation</w:t>
-            </w:r>
-          </w:p>
-        </w:tc>
-        <w:tc>
-          <w:tcPr>
-            <w:tcW w:w="0" w:type="auto"/>
-            <w:vAlign w:val="center"/>
-            <w:hideMark/>
-          </w:tcPr>
-          <w:p>
-            <w:pPr>
-              <w:spacing w:after="0" w:line="240" w:lineRule="auto"/>
-              <w:rPr>
-                <w:rFonts w:ascii="Times New Roman" w:eastAsia="Times New Roman" w:hAnsi="Times New Roman" w:cs="Times New Roman"/>
-                <w:kern w:val="0"/>
-                <w:sz w:val="24"/>
-                <w:szCs w:val="24"/>
-                <w:lang w:val="en-GB" w:eastAsia="en-GB" w:bidi="ar-SA"/>
-                <w14:ligatures w14:val="none"/>
-              </w:rPr>
-            </w:pPr>
-            <w:r>
-              <w:rPr>
-                <w:rFonts w:ascii="Times New Roman" w:eastAsia="Times New Roman" w:hAnsi="Times New Roman" w:cs="Times New Roman"/>
-                <w:kern w:val="0"/>
-                <w:sz w:val="24"/>
-                <w:szCs w:val="24"/>
-                <w:lang w:val="en-GB" w:eastAsia="en-GB" w:bidi="ar-SA"/>
-                <w14:ligatures w14:val="none"/>
-              </w:rPr>
-              <w:t>Financial Sign-off</w:t>
-            </w:r>
-          </w:p>
-        </w:tc>
-        <w:tc>
-          <w:tcPr>
-            <w:tcW w:w="0" w:type="auto"/>
-            <w:vAlign w:val="center"/>
-            <w:hideMark/>
-          </w:tcPr>
-          <w:p>
-            <w:pPr>
-              <w:spacing w:after="0" w:line="240" w:lineRule="auto"/>
-              <w:rPr>
-                <w:rFonts w:ascii="Times New Roman" w:eastAsia="Times New Roman" w:hAnsi="Times New Roman" w:cs="Times New Roman"/>
-                <w:kern w:val="0"/>
-                <w:sz w:val="24"/>
-                <w:szCs w:val="24"/>
-                <w:lang w:val="en-GB" w:eastAsia="en-GB" w:bidi="ar-SA"/>
-                <w14:ligatures w14:val="none"/>
-              </w:rPr>
-            </w:pPr>
-            <w:r>
-              <w:rPr>
-                <w:rFonts w:ascii="Times New Roman" w:eastAsia="Times New Roman" w:hAnsi="Times New Roman" w:cs="Times New Roman"/>
-                <w:kern w:val="0"/>
-                <w:sz w:val="24"/>
-                <w:szCs w:val="24"/>
-                <w:lang w:val="en-GB" w:eastAsia="en-GB" w:bidi="ar-SA"/>
-                <w14:ligatures w14:val="none"/>
-              </w:rPr>
-              <w:t>Legal</w:t>
-            </w:r>
-          </w:p>
-        </w:tc>
-      </w:tr>
-      <w:tr>
-        <w:trPr>
-          <w:tblCellSpacing w:w="15" w:type="dxa"/>
-        </w:trPr>
-        <w:tc>
-          <w:tcPr>
-            <w:tcW w:w="0" w:type="auto"/>
-            <w:vAlign w:val="center"/>
-            <w:hideMark/>
-          </w:tcPr>
-          <w:p>
-            <w:pPr>
-              <w:spacing w:after="0" w:line="240" w:lineRule="auto"/>
-              <w:rPr>
-                <w:rFonts w:ascii="Times New Roman" w:eastAsia="Times New Roman" w:hAnsi="Times New Roman" w:cs="Times New Roman"/>
-                <w:kern w:val="0"/>
-                <w:sz w:val="24"/>
-                <w:szCs w:val="24"/>
-                <w:lang w:val="en-GB" w:eastAsia="en-GB" w:bidi="ar-SA"/>
-                <w14:ligatures w14:val="none"/>
-              </w:rPr>
-            </w:pPr>
-            <w:r>
-              <w:rPr>
-                <w:rFonts w:ascii="Times New Roman" w:eastAsia="Times New Roman" w:hAnsi="Times New Roman" w:cs="Times New Roman"/>
-                <w:kern w:val="0"/>
-                <w:sz w:val="24"/>
-                <w:szCs w:val="24"/>
-                <w:lang w:val="en-GB" w:eastAsia="en-GB" w:bidi="ar-SA"/>
-                <w14:ligatures w14:val="none"/>
-              </w:rPr>
-              <w:t>Counterparty</w:t>
-            </w:r>
-          </w:p>
-        </w:tc>
-        <w:tc>
-          <w:tcPr>
-            <w:tcW w:w="0" w:type="auto"/>
-            <w:vAlign w:val="center"/>
-            <w:hideMark/>
-          </w:tcPr>
-          <w:p>
-            <w:pPr>
-              <w:spacing w:after="0" w:line="240" w:lineRule="auto"/>
-              <w:rPr>
-                <w:rFonts w:ascii="Times New Roman" w:eastAsia="Times New Roman" w:hAnsi="Times New Roman" w:cs="Times New Roman"/>
-                <w:kern w:val="0"/>
-                <w:sz w:val="24"/>
-                <w:szCs w:val="24"/>
-                <w:lang w:val="en-GB" w:eastAsia="en-GB" w:bidi="ar-SA"/>
-                <w14:ligatures w14:val="none"/>
-              </w:rPr>
-            </w:pPr>
-            <w:r>
-              <w:rPr>
-                <w:rFonts w:ascii="Times New Roman" w:eastAsia="Times New Roman" w:hAnsi="Times New Roman" w:cs="Times New Roman"/>
-                <w:kern w:val="0"/>
-                <w:sz w:val="24"/>
-                <w:szCs w:val="24"/>
-                <w:lang w:val="en-GB" w:eastAsia="en-GB" w:bidi="ar-SA"/>
-                <w14:ligatures w14:val="none"/>
-              </w:rPr>
-              <w:t>Negotiation Comments</w:t>
-            </w:r>
-          </w:p>
-        </w:tc>
-        <w:tc>
-          <w:tcPr>
-            <w:tcW w:w="0" w:type="auto"/>
-            <w:vAlign w:val="center"/>
-            <w:hideMark/>
-          </w:tcPr>
-          <w:p>
-            <w:pPr>
-              <w:spacing w:after="0" w:line="240" w:lineRule="auto"/>
-              <w:rPr>
-                <w:rFonts w:ascii="Times New Roman" w:eastAsia="Times New Roman" w:hAnsi="Times New Roman" w:cs="Times New Roman"/>
-                <w:kern w:val="0"/>
-                <w:sz w:val="24"/>
-                <w:szCs w:val="24"/>
-                <w:lang w:val="en-GB" w:eastAsia="en-GB" w:bidi="ar-SA"/>
-                <w14:ligatures w14:val="none"/>
-              </w:rPr>
-            </w:pPr>
-            <w:r>
-              <w:rPr>
-                <w:rFonts w:ascii="Times New Roman" w:eastAsia="Times New Roman" w:hAnsi="Times New Roman" w:cs="Times New Roman"/>
-                <w:kern w:val="0"/>
-                <w:sz w:val="24"/>
-                <w:szCs w:val="24"/>
-                <w:lang w:val="en-GB" w:eastAsia="en-GB" w:bidi="ar-SA"/>
-                <w14:ligatures w14:val="none"/>
-              </w:rPr>
-              <w:t>Negotiation</w:t>
-            </w:r>
-          </w:p>
-        </w:tc>
-        <w:tc>
-          <w:tcPr>
-            <w:tcW w:w="0" w:type="auto"/>
-            <w:vAlign w:val="center"/>
-            <w:hideMark/>
-          </w:tcPr>
-          <w:p>
-            <w:pPr>
-              <w:spacing w:after="0" w:line="240" w:lineRule="auto"/>
-              <w:rPr>
-                <w:rFonts w:ascii="Times New Roman" w:eastAsia="Times New Roman" w:hAnsi="Times New Roman" w:cs="Times New Roman"/>
-                <w:kern w:val="0"/>
-                <w:sz w:val="24"/>
-                <w:szCs w:val="24"/>
-                <w:lang w:val="en-GB" w:eastAsia="en-GB" w:bidi="ar-SA"/>
-                <w14:ligatures w14:val="none"/>
-              </w:rPr>
-            </w:pPr>
-            <w:r>
-              <w:rPr>
-                <w:rFonts w:ascii="Times New Roman" w:eastAsia="Times New Roman" w:hAnsi="Times New Roman" w:cs="Times New Roman"/>
-                <w:kern w:val="0"/>
-                <w:sz w:val="24"/>
-                <w:szCs w:val="24"/>
-                <w:lang w:val="en-GB" w:eastAsia="en-GB" w:bidi="ar-SA"/>
-                <w14:ligatures w14:val="none"/>
-              </w:rPr>
-              <w:t>Final Signed Version</w:t>
-            </w:r>
-          </w:p>
-        </w:tc>
-        <w:tc>
-          <w:tcPr>
-            <w:tcW w:w="0" w:type="auto"/>
-            <w:vAlign w:val="center"/>
-            <w:hideMark/>
-          </w:tcPr>
-          <w:p>
-            <w:pPr>
-              <w:spacing w:after="0" w:line="240" w:lineRule="auto"/>
-              <w:rPr>
-                <w:rFonts w:ascii="Times New Roman" w:eastAsia="Times New Roman" w:hAnsi="Times New Roman" w:cs="Times New Roman"/>
-                <w:kern w:val="0"/>
-                <w:sz w:val="24"/>
-                <w:szCs w:val="24"/>
-                <w:lang w:val="en-GB" w:eastAsia="en-GB" w:bidi="ar-SA"/>
-                <w14:ligatures w14:val="none"/>
-              </w:rPr>
-            </w:pPr>
-            <w:r>
-              <w:rPr>
-                <w:rFonts w:ascii="Times New Roman" w:eastAsia="Times New Roman" w:hAnsi="Times New Roman" w:cs="Times New Roman"/>
-                <w:kern w:val="0"/>
-                <w:sz w:val="24"/>
-                <w:szCs w:val="24"/>
-                <w:lang w:val="en-GB" w:eastAsia="en-GB" w:bidi="ar-SA"/>
-                <w14:ligatures w14:val="none"/>
-              </w:rPr>
-              <w:t>RAM</w:t>
-            </w:r>
-          </w:p>
-        </w:tc>
-      </w:tr>
-    </w:tbl>
-    <w:p>
-      <w:pPr>
-        <w:spacing w:after="0" w:line="240" w:lineRule="auto"/>
-        <w:rPr>
-          <w:rFonts w:ascii="Times New Roman" w:eastAsia="Times New Roman" w:hAnsi="Times New Roman" w:cs="Times New Roman"/>
-          <w:kern w:val="0"/>
-          <w:sz w:val="24"/>
-          <w:szCs w:val="24"/>
-          <w:lang w:val="en-GB" w:eastAsia="en-GB" w:bidi="ar-SA"/>
-          <w14:ligatures w14:val="none"/>
-        </w:rPr>
-      </w:pPr>
-      <w:r>
-        <w:rPr>
-          <w:rFonts w:ascii="Times New Roman" w:eastAsia="Times New Roman" w:hAnsi="Times New Roman" w:cs="Times New Roman"/>
-          <w:kern w:val="0"/>
-          <w:sz w:val="24"/>
-          <w:szCs w:val="24"/>
-          <w:lang w:val="en-GB" w:eastAsia="en-GB" w:bidi="ar-SA"/>
-          <w14:ligatures w14:val="none"/>
-        </w:rPr>
-        <w:pict w14:anchorId="3B727A94">
-          <v:rect id="_x0000_i1030" style="width:0;height:1.5pt" o:hralign="center" o:hrstd="t" o:hr="t" fillcolor="#a0a0a0" stroked="f"/>
-        </w:pict>
-      </w:r>
-    </w:p>
-    <w:p>
-      <w:pPr>
-        <w:spacing w:before="100" w:beforeAutospacing="1" w:after="100" w:afterAutospacing="1" w:line="240" w:lineRule="auto"/>
-        <w:outlineLvl w:val="1"/>
-        <w:rPr>
-          <w:rFonts w:ascii="Times New Roman" w:eastAsia="Times New Roman" w:hAnsi="Times New Roman" w:cs="Times New Roman"/>
-          <w:b/>
-          <w:bCs/>
-          <w:kern w:val="0"/>
-          <w:sz w:val="36"/>
-          <w:szCs w:val="36"/>
-          <w:lang w:val="en-GB" w:eastAsia="en-GB" w:bidi="ar-SA"/>
-          <w14:ligatures w14:val="none"/>
-        </w:rPr>
-      </w:pPr>
-      <w:r>
-        <w:rPr>
-          <w:rFonts w:ascii="Times New Roman" w:eastAsia="Times New Roman" w:hAnsi="Times New Roman" w:cs="Times New Roman"/>
-          <w:b/>
-          <w:bCs/>
-          <w:kern w:val="0"/>
-          <w:sz w:val="36"/>
-          <w:szCs w:val="36"/>
-          <w:lang w:val="en-GB" w:eastAsia="en-GB" w:bidi="ar-SA"/>
-          <w14:ligatures w14:val="none"/>
-        </w:rPr>
-        <w:t>BPMN Flow (High-Level)</w:t>
-      </w:r>
-    </w:p>
-    <w:p>
-      <w:pPr>
-        <w:numPr>
-          <w:ilvl w:val="0"/>
-          <w:numId w:val="4"/>
-        </w:numPr>
-        <w:spacing w:before="100" w:beforeAutospacing="1" w:after="100" w:afterAutospacing="1" w:line="240" w:lineRule="auto"/>
-        <w:rPr>
-          <w:rFonts w:ascii="Times New Roman" w:eastAsia="Times New Roman" w:hAnsi="Times New Roman" w:cs="Times New Roman"/>
-          <w:kern w:val="0"/>
-          <w:sz w:val="24"/>
-          <w:szCs w:val="24"/>
-          <w:lang w:val="en-GB" w:eastAsia="en-GB" w:bidi="ar-SA"/>
-          <w14:ligatures w14:val="none"/>
-        </w:rPr>
-      </w:pPr>
-      <w:r>
-        <w:rPr>
-          <w:rFonts w:ascii="Times New Roman" w:eastAsia="Times New Roman" w:hAnsi="Times New Roman" w:cs="Times New Roman"/>
-          <w:kern w:val="0"/>
-          <w:sz w:val="24"/>
-          <w:szCs w:val="24"/>
-          <w:lang w:val="en-GB" w:eastAsia="en-GB" w:bidi="ar-SA"/>
-          <w14:ligatures w14:val="none"/>
-        </w:rPr>
-        <w:t>Contract Request Form Submitted</w:t>
-      </w:r>
-    </w:p>
-    <w:p>
-      <w:pPr>
-        <w:numPr>
-          <w:ilvl w:val="0"/>
-          <w:numId w:val="4"/>
-        </w:numPr>
-        <w:spacing w:before="100" w:beforeAutospacing="1" w:after="100" w:afterAutospacing="1" w:line="240" w:lineRule="auto"/>
-        <w:rPr>
-          <w:rFonts w:ascii="Times New Roman" w:eastAsia="Times New Roman" w:hAnsi="Times New Roman" w:cs="Times New Roman"/>
-          <w:kern w:val="0"/>
-          <w:sz w:val="24"/>
-          <w:szCs w:val="24"/>
-          <w:lang w:val="en-GB" w:eastAsia="en-GB" w:bidi="ar-SA"/>
-          <w14:ligatures w14:val="none"/>
-        </w:rPr>
-      </w:pPr>
-      <w:r>
-        <w:rPr>
-          <w:rFonts w:ascii="Times New Roman" w:eastAsia="Times New Roman" w:hAnsi="Times New Roman" w:cs="Times New Roman"/>
-          <w:kern w:val="0"/>
-          <w:sz w:val="24"/>
-          <w:szCs w:val="24"/>
-          <w:lang w:val="en-GB" w:eastAsia="en-GB" w:bidi="ar-SA"/>
-          <w14:ligatures w14:val="none"/>
-        </w:rPr>
-        <w:t>Template Selection</w:t>
-      </w:r>
-    </w:p>
-    <w:p>
-      <w:pPr>
-        <w:numPr>
-          <w:ilvl w:val="0"/>
-          <w:numId w:val="4"/>
-        </w:numPr>
-        <w:spacing w:before="100" w:beforeAutospacing="1" w:after="100" w:afterAutospacing="1" w:line="240" w:lineRule="auto"/>
-        <w:rPr>
-          <w:rFonts w:ascii="Times New Roman" w:eastAsia="Times New Roman" w:hAnsi="Times New Roman" w:cs="Times New Roman"/>
-          <w:kern w:val="0"/>
-          <w:sz w:val="24"/>
-          <w:szCs w:val="24"/>
-          <w:lang w:val="en-GB" w:eastAsia="en-GB" w:bidi="ar-SA"/>
-          <w14:ligatures w14:val="none"/>
-        </w:rPr>
-      </w:pPr>
-      <w:r>
-        <w:rPr>
-          <w:rFonts w:ascii="Times New Roman" w:eastAsia="Times New Roman" w:hAnsi="Times New Roman" w:cs="Times New Roman"/>
-          <w:kern w:val="0"/>
-          <w:sz w:val="24"/>
-          <w:szCs w:val="24"/>
-          <w:lang w:val="en-GB" w:eastAsia="en-GB" w:bidi="ar-SA"/>
-          <w14:ligatures w14:val="none"/>
-        </w:rPr>
-        <w:t>Draft Preparation</w:t>
-      </w:r>
-    </w:p>
-    <w:p>
-      <w:pPr>
-        <w:numPr>
-          <w:ilvl w:val="0"/>
-          <w:numId w:val="4"/>
-        </w:numPr>
-        <w:spacing w:before="100" w:beforeAutospacing="1" w:after="100" w:afterAutospacing="1" w:line="240" w:lineRule="auto"/>
-        <w:rPr>
-          <w:rFonts w:ascii="Times New Roman" w:eastAsia="Times New Roman" w:hAnsi="Times New Roman" w:cs="Times New Roman"/>
-          <w:kern w:val="0"/>
-          <w:sz w:val="24"/>
-          <w:szCs w:val="24"/>
-          <w:lang w:val="en-GB" w:eastAsia="en-GB" w:bidi="ar-SA"/>
-          <w14:ligatures w14:val="none"/>
-        </w:rPr>
-      </w:pPr>
-      <w:r>
-        <w:rPr>
-          <w:rFonts w:ascii="Times New Roman" w:eastAsia="Times New Roman" w:hAnsi="Times New Roman" w:cs="Times New Roman"/>
-          <w:kern w:val="0"/>
-          <w:sz w:val="24"/>
-          <w:szCs w:val="24"/>
-          <w:lang w:val="en-GB" w:eastAsia="en-GB" w:bidi="ar-SA"/>
-          <w14:ligatures w14:val="none"/>
-        </w:rPr>
-        <w:t>Legal Review</w:t>
-      </w:r>
-    </w:p>
-    <w:p>
-      <w:pPr>
-        <w:numPr>
-          <w:ilvl w:val="0"/>
-          <w:numId w:val="4"/>
-        </w:numPr>
-        <w:spacing w:before="100" w:beforeAutospacing="1" w:after="100" w:afterAutospacing="1" w:line="240" w:lineRule="auto"/>
-        <w:rPr>
-          <w:rFonts w:ascii="Times New Roman" w:eastAsia="Times New Roman" w:hAnsi="Times New Roman" w:cs="Times New Roman"/>
-          <w:kern w:val="0"/>
-          <w:sz w:val="24"/>
-          <w:szCs w:val="24"/>
-          <w:lang w:val="en-GB" w:eastAsia="en-GB" w:bidi="ar-SA"/>
-          <w14:ligatures w14:val="none"/>
-        </w:rPr>
-      </w:pPr>
-      <w:r>
-        <w:rPr>
-          <w:rFonts w:ascii="Times New Roman" w:eastAsia="Times New Roman" w:hAnsi="Times New Roman" w:cs="Times New Roman"/>
-          <w:kern w:val="0"/>
-          <w:sz w:val="24"/>
-          <w:szCs w:val="24"/>
-          <w:lang w:val="en-GB" w:eastAsia="en-GB" w:bidi="ar-SA"/>
-          <w14:ligatures w14:val="none"/>
-        </w:rPr>
-        <w:t>Commercial Review</w:t>
-      </w:r>
-    </w:p>
-    <w:p>
-      <w:pPr>
-        <w:numPr>
-          <w:ilvl w:val="0"/>
-          <w:numId w:val="4"/>
-        </w:numPr>
-        <w:spacing w:before="100" w:beforeAutospacing="1" w:after="100" w:afterAutospacing="1" w:line="240" w:lineRule="auto"/>
-        <w:rPr>
-          <w:rFonts w:ascii="Times New Roman" w:eastAsia="Times New Roman" w:hAnsi="Times New Roman" w:cs="Times New Roman"/>
-          <w:kern w:val="0"/>
-          <w:sz w:val="24"/>
-          <w:szCs w:val="24"/>
-          <w:lang w:val="en-GB" w:eastAsia="en-GB" w:bidi="ar-SA"/>
-          <w14:ligatures w14:val="none"/>
-        </w:rPr>
-      </w:pPr>
-      <w:r>
-        <w:rPr>
-          <w:rFonts w:ascii="Times New Roman" w:eastAsia="Times New Roman" w:hAnsi="Times New Roman" w:cs="Times New Roman"/>
-          <w:kern w:val="0"/>
-          <w:sz w:val="24"/>
-          <w:szCs w:val="24"/>
-          <w:lang w:val="en-GB" w:eastAsia="en-GB" w:bidi="ar-SA"/>
-          <w14:ligatures w14:val="none"/>
-        </w:rPr>
-        <w:t>Financial Approval</w:t>
-      </w:r>
-    </w:p>
-    <w:p>
-      <w:pPr>
-        <w:numPr>
-          <w:ilvl w:val="0"/>
-          <w:numId w:val="4"/>
-        </w:numPr>
-        <w:spacing w:before="100" w:beforeAutospacing="1" w:after="100" w:afterAutospacing="1" w:line="240" w:lineRule="auto"/>
-        <w:rPr>
-          <w:rFonts w:ascii="Times New Roman" w:eastAsia="Times New Roman" w:hAnsi="Times New Roman" w:cs="Times New Roman"/>
-          <w:kern w:val="0"/>
-          <w:sz w:val="24"/>
-          <w:szCs w:val="24"/>
-          <w:lang w:val="en-GB" w:eastAsia="en-GB" w:bidi="ar-SA"/>
-          <w14:ligatures w14:val="none"/>
-        </w:rPr>
-      </w:pPr>
-      <w:r>
-        <w:rPr>
-          <w:rFonts w:ascii="Times New Roman" w:eastAsia="Times New Roman" w:hAnsi="Times New Roman" w:cs="Times New Roman"/>
-          <w:kern w:val="0"/>
-          <w:sz w:val="24"/>
-          <w:szCs w:val="24"/>
-          <w:lang w:val="en-GB" w:eastAsia="en-GB" w:bidi="ar-SA"/>
-          <w14:ligatures w14:val="none"/>
-        </w:rPr>
-        <w:t>CEO/Authorized Signatory Approval</w:t>
-      </w:r>
-    </w:p>
-    <w:p>
-      <w:pPr>
-        <w:numPr>
-          <w:ilvl w:val="0"/>
-          <w:numId w:val="4"/>
-        </w:numPr>
-        <w:spacing w:before="100" w:beforeAutospacing="1" w:after="100" w:afterAutospacing="1" w:line="240" w:lineRule="auto"/>
-        <w:rPr>
-          <w:rFonts w:ascii="Times New Roman" w:eastAsia="Times New Roman" w:hAnsi="Times New Roman" w:cs="Times New Roman"/>
-          <w:kern w:val="0"/>
-          <w:sz w:val="24"/>
-          <w:szCs w:val="24"/>
-          <w:lang w:val="en-GB" w:eastAsia="en-GB" w:bidi="ar-SA"/>
-          <w14:ligatures w14:val="none"/>
-        </w:rPr>
-      </w:pPr>
-      <w:r>
-        <w:rPr>
-          <w:rFonts w:ascii="Times New Roman" w:eastAsia="Times New Roman" w:hAnsi="Times New Roman" w:cs="Times New Roman"/>
-          <w:kern w:val="0"/>
-          <w:sz w:val="24"/>
-          <w:szCs w:val="24"/>
-          <w:lang w:val="en-GB" w:eastAsia="en-GB" w:bidi="ar-SA"/>
-          <w14:ligatures w14:val="none"/>
-        </w:rPr>
-        <w:t>Execution (Wet or Digital Signature)</w:t>
-      </w:r>
-    </w:p>
-    <w:p>
-      <w:pPr>
-        <w:numPr>
-          <w:ilvl w:val="0"/>
-          <w:numId w:val="4"/>
-        </w:numPr>
-        <w:spacing w:before="100" w:beforeAutospacing="1" w:after="100" w:afterAutospacing="1" w:line="240" w:lineRule="auto"/>
-        <w:rPr>
-          <w:rFonts w:ascii="Times New Roman" w:eastAsia="Times New Roman" w:hAnsi="Times New Roman" w:cs="Times New Roman"/>
-          <w:kern w:val="0"/>
-          <w:sz w:val="24"/>
-          <w:szCs w:val="24"/>
-          <w:lang w:val="en-GB" w:eastAsia="en-GB" w:bidi="ar-SA"/>
-          <w14:ligatures w14:val="none"/>
-        </w:rPr>
-      </w:pPr>
-      <w:r>
-        <w:rPr>
-          <w:rFonts w:ascii="Times New Roman" w:eastAsia="Times New Roman" w:hAnsi="Times New Roman" w:cs="Times New Roman"/>
-          <w:kern w:val="0"/>
-          <w:sz w:val="24"/>
-          <w:szCs w:val="24"/>
-          <w:lang w:val="en-GB" w:eastAsia="en-GB" w:bidi="ar-SA"/>
-          <w14:ligatures w14:val="none"/>
-        </w:rPr>
-        <w:t>Contract Registration &amp; Archiving</w:t>
-      </w:r>
-    </w:p>
-    <w:p>
-      <w:pPr>
-        <w:numPr>
-          <w:ilvl w:val="0"/>
-          <w:numId w:val="4"/>
-        </w:numPr>
-        <w:spacing w:before="100" w:beforeAutospacing="1" w:after="100" w:afterAutospacing="1" w:line="240" w:lineRule="auto"/>
-        <w:rPr>
-          <w:rFonts w:ascii="Times New Roman" w:eastAsia="Times New Roman" w:hAnsi="Times New Roman" w:cs="Times New Roman"/>
-          <w:kern w:val="0"/>
-          <w:sz w:val="24"/>
-          <w:szCs w:val="24"/>
-          <w:lang w:val="en-GB" w:eastAsia="en-GB" w:bidi="ar-SA"/>
-          <w14:ligatures w14:val="none"/>
-        </w:rPr>
-      </w:pPr>
-      <w:r>
-        <w:rPr>
-          <w:rFonts w:ascii="Times New Roman" w:eastAsia="Times New Roman" w:hAnsi="Times New Roman" w:cs="Times New Roman"/>
-          <w:kern w:val="0"/>
-          <w:sz w:val="24"/>
-          <w:szCs w:val="24"/>
-          <w:lang w:val="en-GB" w:eastAsia="en-GB" w:bidi="ar-SA"/>
-          <w14:ligatures w14:val="none"/>
-        </w:rPr>
-        <w:t>Monitoring &amp; Renewal Tracking</w:t>
-      </w:r>
-    </w:p>
-    <w:p>
-      <w:pPr>
-        <w:spacing w:after="0" w:line="240" w:lineRule="auto"/>
-        <w:rPr>
-          <w:rFonts w:ascii="Times New Roman" w:eastAsia="Times New Roman" w:hAnsi="Times New Roman" w:cs="Times New Roman"/>
-          <w:kern w:val="0"/>
-          <w:sz w:val="24"/>
-          <w:szCs w:val="24"/>
-          <w:lang w:val="en-GB" w:eastAsia="en-GB" w:bidi="ar-SA"/>
-          <w14:ligatures w14:val="none"/>
-        </w:rPr>
-      </w:pPr>
-      <w:r>
-        <w:rPr>
-          <w:rFonts w:ascii="Times New Roman" w:eastAsia="Times New Roman" w:hAnsi="Times New Roman" w:cs="Times New Roman"/>
-          <w:kern w:val="0"/>
-          <w:sz w:val="24"/>
-          <w:szCs w:val="24"/>
-          <w:lang w:val="en-GB" w:eastAsia="en-GB" w:bidi="ar-SA"/>
-          <w14:ligatures w14:val="none"/>
-        </w:rPr>
-        <w:pict w14:anchorId="31D5557C">
-          <v:rect id="_x0000_i1031" style="width:0;height:1.5pt" o:hralign="center" o:hrstd="t" o:hr="t" fillcolor="#a0a0a0" stroked="f"/>
-        </w:pict>
-      </w:r>
-    </w:p>
-    <w:p>
-      <w:pPr>
-        <w:spacing w:before="100" w:beforeAutospacing="1" w:after="100" w:afterAutospacing="1" w:line="240" w:lineRule="auto"/>
-        <w:outlineLvl w:val="1"/>
-        <w:rPr>
-          <w:rFonts w:ascii="Times New Roman" w:eastAsia="Times New Roman" w:hAnsi="Times New Roman" w:cs="Times New Roman"/>
-          <w:b/>
-          <w:bCs/>
-          <w:kern w:val="0"/>
-          <w:sz w:val="36"/>
-          <w:szCs w:val="36"/>
-          <w:lang w:val="en-GB" w:eastAsia="en-GB" w:bidi="ar-SA"/>
-          <w14:ligatures w14:val="none"/>
-        </w:rPr>
-      </w:pPr>
-      <w:r>
-        <w:rPr>
-          <w:rFonts w:ascii="Times New Roman" w:eastAsia="Times New Roman" w:hAnsi="Times New Roman" w:cs="Times New Roman"/>
-          <w:b/>
-          <w:bCs/>
-          <w:kern w:val="0"/>
-          <w:sz w:val="36"/>
-          <w:szCs w:val="36"/>
-          <w:lang w:val="en-GB" w:eastAsia="en-GB" w:bidi="ar-SA"/>
-          <w14:ligatures w14:val="none"/>
-        </w:rPr>
-        <w:t>RACI Matrix</w:t>
-      </w:r>
-    </w:p>
-    <w:tbl>
-      <w:tblPr>
-        <w:tblW w:w="0" w:type="auto"/>
-        <w:tblCellSpacing w:w="15" w:type="dxa"/>
-        <w:tblCellMar>
-          <w:top w:w="15" w:type="dxa"/>
-          <w:left w:w="15" w:type="dxa"/>
-          <w:bottom w:w="15" w:type="dxa"/>
-          <w:right w:w="15" w:type="dxa"/>
-        </w:tblCellMar>
-        <w:tblLook w:val="04A0" w:firstRow="1" w:lastRow="0" w:firstColumn="1" w:lastColumn="0" w:noHBand="0" w:noVBand="1"/>
-      </w:tblPr>
-      <w:tblGrid>
-        <w:gridCol w:w="1935"/>
-        <w:gridCol w:w="1454"/>
-        <w:gridCol w:w="634"/>
-        <w:gridCol w:w="874"/>
-        <w:gridCol w:w="581"/>
-        <w:gridCol w:w="782"/>
-      </w:tblGrid>
-      <w:tr>
-        <w:trPr>
-          <w:tblHeader/>
-          <w:tblCellSpacing w:w="15" w:type="dxa"/>
-        </w:trPr>
-        <w:tc>
-          <w:tcPr>
-            <w:tcW w:w="0" w:type="auto"/>
-            <w:vAlign w:val="center"/>
-            <w:hideMark/>
-          </w:tcPr>
-          <w:p>
-            <w:pPr>
-              <w:spacing w:after="0" w:line="240" w:lineRule="auto"/>
-              <w:jc w:val="center"/>
-              <w:rPr>
-                <w:rFonts w:ascii="Times New Roman" w:eastAsia="Times New Roman" w:hAnsi="Times New Roman" w:cs="Times New Roman"/>
-                <w:b/>
-                <w:bCs/>
-                <w:kern w:val="0"/>
-                <w:sz w:val="24"/>
-                <w:szCs w:val="24"/>
-                <w:lang w:val="en-GB" w:eastAsia="en-GB" w:bidi="ar-SA"/>
-                <w14:ligatures w14:val="none"/>
-              </w:rPr>
-            </w:pPr>
-            <w:r>
-              <w:rPr>
-                <w:rFonts w:ascii="Times New Roman" w:eastAsia="Times New Roman" w:hAnsi="Times New Roman" w:cs="Times New Roman"/>
-                <w:b/>
-                <w:bCs/>
-                <w:kern w:val="0"/>
-                <w:sz w:val="24"/>
-                <w:szCs w:val="24"/>
-                <w:lang w:val="en-GB" w:eastAsia="en-GB" w:bidi="ar-SA"/>
-                <w14:ligatures w14:val="none"/>
-              </w:rPr>
-              <w:t>Activity</w:t>
-            </w:r>
-          </w:p>
-        </w:tc>
-        <w:tc>
-          <w:tcPr>
-            <w:tcW w:w="0" w:type="auto"/>
-            <w:vAlign w:val="center"/>
-            <w:hideMark/>
-          </w:tcPr>
-          <w:p>
-            <w:pPr>
-              <w:spacing w:after="0" w:line="240" w:lineRule="auto"/>
-              <w:jc w:val="center"/>
-              <w:rPr>
-                <w:rFonts w:ascii="Times New Roman" w:eastAsia="Times New Roman" w:hAnsi="Times New Roman" w:cs="Times New Roman"/>
-                <w:b/>
-                <w:bCs/>
-                <w:kern w:val="0"/>
-                <w:sz w:val="24"/>
-                <w:szCs w:val="24"/>
-                <w:lang w:val="en-GB" w:eastAsia="en-GB" w:bidi="ar-SA"/>
-                <w14:ligatures w14:val="none"/>
-              </w:rPr>
-            </w:pPr>
-            <w:r>
-              <w:rPr>
-                <w:rFonts w:ascii="Times New Roman" w:eastAsia="Times New Roman" w:hAnsi="Times New Roman" w:cs="Times New Roman"/>
-                <w:b/>
-                <w:bCs/>
-                <w:kern w:val="0"/>
-                <w:sz w:val="24"/>
-                <w:szCs w:val="24"/>
-                <w:lang w:val="en-GB" w:eastAsia="en-GB" w:bidi="ar-SA"/>
-                <w14:ligatures w14:val="none"/>
-              </w:rPr>
-              <w:t>Business Unit</w:t>
-            </w:r>
-          </w:p>
-        </w:tc>
-        <w:tc>
-          <w:tcPr>
-            <w:tcW w:w="0" w:type="auto"/>
-            <w:vAlign w:val="center"/>
-            <w:hideMark/>
-          </w:tcPr>
-          <w:p>
-            <w:pPr>
-              <w:spacing w:after="0" w:line="240" w:lineRule="auto"/>
-              <w:jc w:val="center"/>
-              <w:rPr>
-                <w:rFonts w:ascii="Times New Roman" w:eastAsia="Times New Roman" w:hAnsi="Times New Roman" w:cs="Times New Roman"/>
-                <w:b/>
-                <w:bCs/>
-                <w:kern w:val="0"/>
-                <w:sz w:val="24"/>
-                <w:szCs w:val="24"/>
-                <w:lang w:val="en-GB" w:eastAsia="en-GB" w:bidi="ar-SA"/>
-                <w14:ligatures w14:val="none"/>
-              </w:rPr>
-            </w:pPr>
-            <w:r>
-              <w:rPr>
-                <w:rFonts w:ascii="Times New Roman" w:eastAsia="Times New Roman" w:hAnsi="Times New Roman" w:cs="Times New Roman"/>
-                <w:b/>
-                <w:bCs/>
-                <w:kern w:val="0"/>
-                <w:sz w:val="24"/>
-                <w:szCs w:val="24"/>
-                <w:lang w:val="en-GB" w:eastAsia="en-GB" w:bidi="ar-SA"/>
-                <w14:ligatures w14:val="none"/>
-              </w:rPr>
-              <w:t>Legal</w:t>
-            </w:r>
-          </w:p>
-        </w:tc>
-        <w:tc>
-          <w:tcPr>
-            <w:tcW w:w="0" w:type="auto"/>
-            <w:vAlign w:val="center"/>
-            <w:hideMark/>
-          </w:tcPr>
-          <w:p>
-            <w:pPr>
-              <w:spacing w:after="0" w:line="240" w:lineRule="auto"/>
-              <w:jc w:val="center"/>
-              <w:rPr>
-                <w:rFonts w:ascii="Times New Roman" w:eastAsia="Times New Roman" w:hAnsi="Times New Roman" w:cs="Times New Roman"/>
-                <w:b/>
-                <w:bCs/>
-                <w:kern w:val="0"/>
-                <w:sz w:val="24"/>
-                <w:szCs w:val="24"/>
-                <w:lang w:val="en-GB" w:eastAsia="en-GB" w:bidi="ar-SA"/>
-                <w14:ligatures w14:val="none"/>
-              </w:rPr>
-            </w:pPr>
-            <w:r>
-              <w:rPr>
-                <w:rFonts w:ascii="Times New Roman" w:eastAsia="Times New Roman" w:hAnsi="Times New Roman" w:cs="Times New Roman"/>
-                <w:b/>
-                <w:bCs/>
-                <w:kern w:val="0"/>
-                <w:sz w:val="24"/>
-                <w:szCs w:val="24"/>
-                <w:lang w:val="en-GB" w:eastAsia="en-GB" w:bidi="ar-SA"/>
-                <w14:ligatures w14:val="none"/>
-              </w:rPr>
-              <w:t>Finance</w:t>
-            </w:r>
-          </w:p>
-        </w:tc>
-        <w:tc>
-          <w:tcPr>
-            <w:tcW w:w="0" w:type="auto"/>
-            <w:vAlign w:val="center"/>
-            <w:hideMark/>
-          </w:tcPr>
-          <w:p>
-            <w:pPr>
-              <w:spacing w:after="0" w:line="240" w:lineRule="auto"/>
-              <w:jc w:val="center"/>
-              <w:rPr>
-                <w:rFonts w:ascii="Times New Roman" w:eastAsia="Times New Roman" w:hAnsi="Times New Roman" w:cs="Times New Roman"/>
-                <w:b/>
-                <w:bCs/>
-                <w:kern w:val="0"/>
-                <w:sz w:val="24"/>
-                <w:szCs w:val="24"/>
-                <w:lang w:val="en-GB" w:eastAsia="en-GB" w:bidi="ar-SA"/>
-                <w14:ligatures w14:val="none"/>
-              </w:rPr>
-            </w:pPr>
-            <w:r>
-              <w:rPr>
-                <w:rFonts w:ascii="Times New Roman" w:eastAsia="Times New Roman" w:hAnsi="Times New Roman" w:cs="Times New Roman"/>
-                <w:b/>
-                <w:bCs/>
                 <w:kern w:val="0"/>
                 <w:sz w:val="24"/>
                 <w:szCs w:val="24"/>
@@ -2794,18 +2718,19 @@
         </w:tc>
         <w:tc>
           <w:tcPr>
-            <w:tcW w:w="0" w:type="auto"/>
+            <w:tcW w:w="2618" w:type="dxa"/>
+            <w:shd w:val="clear" w:color="auto" w:fill="0E2841" w:themeFill="text2"/>
             <w:vAlign w:val="center"/>
             <w:hideMark/>
           </w:tcPr>
           <w:p>
             <w:pPr>
-              <w:spacing w:after="0" w:line="240" w:lineRule="auto"/>
               <w:jc w:val="center"/>
-              <w:rPr>
-                <w:rFonts w:ascii="Times New Roman" w:eastAsia="Times New Roman" w:hAnsi="Times New Roman" w:cs="Times New Roman"/>
-                <w:b/>
-                <w:bCs/>
+              <w:cnfStyle w:val="100000000000" w:firstRow="1" w:lastRow="0" w:firstColumn="0" w:lastColumn="0" w:oddVBand="0" w:evenVBand="0" w:oddHBand="0" w:evenHBand="0" w:firstRowFirstColumn="0" w:firstRowLastColumn="0" w:lastRowFirstColumn="0" w:lastRowLastColumn="0"/>
+              <w:rPr>
+                <w:rFonts w:ascii="Times New Roman" w:eastAsia="Times New Roman" w:hAnsi="Times New Roman" w:cs="Times New Roman"/>
+                <w:b w:val="0"/>
+                <w:bCs w:val="0"/>
                 <w:kern w:val="0"/>
                 <w:sz w:val="24"/>
                 <w:szCs w:val="24"/>
@@ -2816,8 +2741,6 @@
             <w:r>
               <w:rPr>
                 <w:rFonts w:ascii="Times New Roman" w:eastAsia="Times New Roman" w:hAnsi="Times New Roman" w:cs="Times New Roman"/>
-                <w:b/>
-                <w:bCs/>
                 <w:kern w:val="0"/>
                 <w:sz w:val="24"/>
                 <w:szCs w:val="24"/>
@@ -2831,17 +2754,16 @@
       </w:tr>
       <w:tr>
         <w:trPr>
-          <w:tblCellSpacing w:w="15" w:type="dxa"/>
+          <w:cnfStyle w:val="000000100000" w:firstRow="0" w:lastRow="0" w:firstColumn="0" w:lastColumn="0" w:oddVBand="0" w:evenVBand="0" w:oddHBand="1" w:evenHBand="0" w:firstRowFirstColumn="0" w:firstRowLastColumn="0" w:lastRowFirstColumn="0" w:lastRowLastColumn="0"/>
         </w:trPr>
         <w:tc>
           <w:tcPr>
+            <w:cnfStyle w:val="001000000000" w:firstRow="0" w:lastRow="0" w:firstColumn="1" w:lastColumn="0" w:oddVBand="0" w:evenVBand="0" w:oddHBand="0" w:evenHBand="0" w:firstRowFirstColumn="0" w:firstRowLastColumn="0" w:lastRowFirstColumn="0" w:lastRowLastColumn="0"/>
             <w:tcW w:w="0" w:type="auto"/>
-            <w:vAlign w:val="center"/>
             <w:hideMark/>
           </w:tcPr>
           <w:p>
             <w:pPr>
-              <w:spacing w:after="0" w:line="240" w:lineRule="auto"/>
               <w:rPr>
                 <w:rFonts w:ascii="Times New Roman" w:eastAsia="Times New Roman" w:hAnsi="Times New Roman" w:cs="Times New Roman"/>
                 <w:kern w:val="0"/>
@@ -2860,7 +2782,6 @@
                 <w:lang w:val="en-GB" w:eastAsia="en-GB" w:bidi="ar-SA"/>
                 <w14:ligatures w14:val="none"/>
               </w:rPr>
-              <w:lastRenderedPageBreak/>
               <w:t>Contract Initiation</w:t>
             </w:r>
           </w:p>
@@ -2868,12 +2789,11 @@
         <w:tc>
           <w:tcPr>
             <w:tcW w:w="0" w:type="auto"/>
-            <w:vAlign w:val="center"/>
             <w:hideMark/>
           </w:tcPr>
           <w:p>
             <w:pPr>
-              <w:spacing w:after="0" w:line="240" w:lineRule="auto"/>
+              <w:cnfStyle w:val="000000100000" w:firstRow="0" w:lastRow="0" w:firstColumn="0" w:lastColumn="0" w:oddVBand="0" w:evenVBand="0" w:oddHBand="1" w:evenHBand="0" w:firstRowFirstColumn="0" w:firstRowLastColumn="0" w:lastRowFirstColumn="0" w:lastRowLastColumn="0"/>
               <w:rPr>
                 <w:rFonts w:ascii="Times New Roman" w:eastAsia="Times New Roman" w:hAnsi="Times New Roman" w:cs="Times New Roman"/>
                 <w:kern w:val="0"/>
@@ -2899,12 +2819,11 @@
         <w:tc>
           <w:tcPr>
             <w:tcW w:w="0" w:type="auto"/>
-            <w:vAlign w:val="center"/>
             <w:hideMark/>
           </w:tcPr>
           <w:p>
             <w:pPr>
-              <w:spacing w:after="0" w:line="240" w:lineRule="auto"/>
+              <w:cnfStyle w:val="000000100000" w:firstRow="0" w:lastRow="0" w:firstColumn="0" w:lastColumn="0" w:oddVBand="0" w:evenVBand="0" w:oddHBand="1" w:evenHBand="0" w:firstRowFirstColumn="0" w:firstRowLastColumn="0" w:lastRowFirstColumn="0" w:lastRowLastColumn="0"/>
               <w:rPr>
                 <w:rFonts w:ascii="Times New Roman" w:eastAsia="Times New Roman" w:hAnsi="Times New Roman" w:cs="Times New Roman"/>
                 <w:kern w:val="0"/>
@@ -2930,12 +2849,11 @@
         <w:tc>
           <w:tcPr>
             <w:tcW w:w="0" w:type="auto"/>
-            <w:vAlign w:val="center"/>
             <w:hideMark/>
           </w:tcPr>
           <w:p>
             <w:pPr>
-              <w:spacing w:after="0" w:line="240" w:lineRule="auto"/>
+              <w:cnfStyle w:val="000000100000" w:firstRow="0" w:lastRow="0" w:firstColumn="0" w:lastColumn="0" w:oddVBand="0" w:evenVBand="0" w:oddHBand="1" w:evenHBand="0" w:firstRowFirstColumn="0" w:firstRowLastColumn="0" w:lastRowFirstColumn="0" w:lastRowLastColumn="0"/>
               <w:rPr>
                 <w:rFonts w:ascii="Times New Roman" w:eastAsia="Times New Roman" w:hAnsi="Times New Roman" w:cs="Times New Roman"/>
                 <w:kern w:val="0"/>
@@ -2961,12 +2879,288 @@
         <w:tc>
           <w:tcPr>
             <w:tcW w:w="0" w:type="auto"/>
-            <w:vAlign w:val="center"/>
             <w:hideMark/>
           </w:tcPr>
           <w:p>
             <w:pPr>
-              <w:spacing w:after="0" w:line="240" w:lineRule="auto"/>
+              <w:cnfStyle w:val="000000100000" w:firstRow="0" w:lastRow="0" w:firstColumn="0" w:lastColumn="0" w:oddVBand="0" w:evenVBand="0" w:oddHBand="1" w:evenHBand="0" w:firstRowFirstColumn="0" w:firstRowLastColumn="0" w:lastRowFirstColumn="0" w:lastRowLastColumn="0"/>
+              <w:rPr>
+                <w:rFonts w:ascii="Times New Roman" w:eastAsia="Times New Roman" w:hAnsi="Times New Roman" w:cs="Times New Roman"/>
+                <w:kern w:val="0"/>
+                <w:sz w:val="24"/>
+                <w:szCs w:val="24"/>
+                <w:lang w:val="en-GB" w:eastAsia="en-GB" w:bidi="ar-SA"/>
+                <w14:ligatures w14:val="none"/>
+              </w:rPr>
+            </w:pPr>
+            <w:r>
+              <w:rPr>
+                <w:rFonts w:ascii="Times New Roman" w:eastAsia="Times New Roman" w:hAnsi="Times New Roman" w:cs="Times New Roman"/>
+                <w:kern w:val="0"/>
+                <w:sz w:val="24"/>
+                <w:szCs w:val="24"/>
+                <w:lang w:val="en-GB" w:eastAsia="en-GB" w:bidi="ar-SA"/>
+                <w14:ligatures w14:val="none"/>
+              </w:rPr>
+              <w:t>I</w:t>
+            </w:r>
+          </w:p>
+        </w:tc>
+        <w:tc>
+          <w:tcPr>
+            <w:tcW w:w="2618" w:type="dxa"/>
+            <w:hideMark/>
+          </w:tcPr>
+          <w:p>
+            <w:pPr>
+              <w:cnfStyle w:val="000000100000" w:firstRow="0" w:lastRow="0" w:firstColumn="0" w:lastColumn="0" w:oddVBand="0" w:evenVBand="0" w:oddHBand="1" w:evenHBand="0" w:firstRowFirstColumn="0" w:firstRowLastColumn="0" w:lastRowFirstColumn="0" w:lastRowLastColumn="0"/>
+              <w:rPr>
+                <w:rFonts w:ascii="Times New Roman" w:eastAsia="Times New Roman" w:hAnsi="Times New Roman" w:cs="Times New Roman"/>
+                <w:kern w:val="0"/>
+                <w:sz w:val="24"/>
+                <w:szCs w:val="24"/>
+                <w:lang w:val="en-GB" w:eastAsia="en-GB" w:bidi="ar-SA"/>
+                <w14:ligatures w14:val="none"/>
+              </w:rPr>
+            </w:pPr>
+            <w:r>
+              <w:rPr>
+                <w:rFonts w:ascii="Times New Roman" w:eastAsia="Times New Roman" w:hAnsi="Times New Roman" w:cs="Times New Roman"/>
+                <w:kern w:val="0"/>
+                <w:sz w:val="24"/>
+                <w:szCs w:val="24"/>
+                <w:lang w:val="en-GB" w:eastAsia="en-GB" w:bidi="ar-SA"/>
+                <w14:ligatures w14:val="none"/>
+              </w:rPr>
+              <w:t>I</w:t>
+            </w:r>
+          </w:p>
+        </w:tc>
+      </w:tr>
+      <w:tr>
+        <w:tc>
+          <w:tcPr>
+            <w:cnfStyle w:val="001000000000" w:firstRow="0" w:lastRow="0" w:firstColumn="1" w:lastColumn="0" w:oddVBand="0" w:evenVBand="0" w:oddHBand="0" w:evenHBand="0" w:firstRowFirstColumn="0" w:firstRowLastColumn="0" w:lastRowFirstColumn="0" w:lastRowLastColumn="0"/>
+            <w:tcW w:w="0" w:type="auto"/>
+            <w:hideMark/>
+          </w:tcPr>
+          <w:p>
+            <w:pPr>
+              <w:rPr>
+                <w:rFonts w:ascii="Times New Roman" w:eastAsia="Times New Roman" w:hAnsi="Times New Roman" w:cs="Times New Roman"/>
+                <w:kern w:val="0"/>
+                <w:sz w:val="24"/>
+                <w:szCs w:val="24"/>
+                <w:lang w:val="en-GB" w:eastAsia="en-GB" w:bidi="ar-SA"/>
+                <w14:ligatures w14:val="none"/>
+              </w:rPr>
+            </w:pPr>
+            <w:r>
+              <w:rPr>
+                <w:rFonts w:ascii="Times New Roman" w:eastAsia="Times New Roman" w:hAnsi="Times New Roman" w:cs="Times New Roman"/>
+                <w:kern w:val="0"/>
+                <w:sz w:val="24"/>
+                <w:szCs w:val="24"/>
+                <w:lang w:val="en-GB" w:eastAsia="en-GB" w:bidi="ar-SA"/>
+                <w14:ligatures w14:val="none"/>
+              </w:rPr>
+              <w:t>Drafting</w:t>
+            </w:r>
+          </w:p>
+        </w:tc>
+        <w:tc>
+          <w:tcPr>
+            <w:tcW w:w="0" w:type="auto"/>
+            <w:hideMark/>
+          </w:tcPr>
+          <w:p>
+            <w:pPr>
+              <w:cnfStyle w:val="000000000000" w:firstRow="0" w:lastRow="0" w:firstColumn="0" w:lastColumn="0" w:oddVBand="0" w:evenVBand="0" w:oddHBand="0" w:evenHBand="0" w:firstRowFirstColumn="0" w:firstRowLastColumn="0" w:lastRowFirstColumn="0" w:lastRowLastColumn="0"/>
+              <w:rPr>
+                <w:rFonts w:ascii="Times New Roman" w:eastAsia="Times New Roman" w:hAnsi="Times New Roman" w:cs="Times New Roman"/>
+                <w:kern w:val="0"/>
+                <w:sz w:val="24"/>
+                <w:szCs w:val="24"/>
+                <w:lang w:val="en-GB" w:eastAsia="en-GB" w:bidi="ar-SA"/>
+                <w14:ligatures w14:val="none"/>
+              </w:rPr>
+            </w:pPr>
+            <w:r>
+              <w:rPr>
+                <w:rFonts w:ascii="Times New Roman" w:eastAsia="Times New Roman" w:hAnsi="Times New Roman" w:cs="Times New Roman"/>
+                <w:kern w:val="0"/>
+                <w:sz w:val="24"/>
+                <w:szCs w:val="24"/>
+                <w:lang w:val="en-GB" w:eastAsia="en-GB" w:bidi="ar-SA"/>
+                <w14:ligatures w14:val="none"/>
+              </w:rPr>
+              <w:t>C</w:t>
+            </w:r>
+          </w:p>
+        </w:tc>
+        <w:tc>
+          <w:tcPr>
+            <w:tcW w:w="0" w:type="auto"/>
+            <w:hideMark/>
+          </w:tcPr>
+          <w:p>
+            <w:pPr>
+              <w:cnfStyle w:val="000000000000" w:firstRow="0" w:lastRow="0" w:firstColumn="0" w:lastColumn="0" w:oddVBand="0" w:evenVBand="0" w:oddHBand="0" w:evenHBand="0" w:firstRowFirstColumn="0" w:firstRowLastColumn="0" w:lastRowFirstColumn="0" w:lastRowLastColumn="0"/>
+              <w:rPr>
+                <w:rFonts w:ascii="Times New Roman" w:eastAsia="Times New Roman" w:hAnsi="Times New Roman" w:cs="Times New Roman"/>
+                <w:kern w:val="0"/>
+                <w:sz w:val="24"/>
+                <w:szCs w:val="24"/>
+                <w:lang w:val="en-GB" w:eastAsia="en-GB" w:bidi="ar-SA"/>
+                <w14:ligatures w14:val="none"/>
+              </w:rPr>
+            </w:pPr>
+            <w:r>
+              <w:rPr>
+                <w:rFonts w:ascii="Times New Roman" w:eastAsia="Times New Roman" w:hAnsi="Times New Roman" w:cs="Times New Roman"/>
+                <w:kern w:val="0"/>
+                <w:sz w:val="24"/>
+                <w:szCs w:val="24"/>
+                <w:lang w:val="en-GB" w:eastAsia="en-GB" w:bidi="ar-SA"/>
+                <w14:ligatures w14:val="none"/>
+              </w:rPr>
+              <w:t>R</w:t>
+            </w:r>
+          </w:p>
+        </w:tc>
+        <w:tc>
+          <w:tcPr>
+            <w:tcW w:w="0" w:type="auto"/>
+            <w:hideMark/>
+          </w:tcPr>
+          <w:p>
+            <w:pPr>
+              <w:cnfStyle w:val="000000000000" w:firstRow="0" w:lastRow="0" w:firstColumn="0" w:lastColumn="0" w:oddVBand="0" w:evenVBand="0" w:oddHBand="0" w:evenHBand="0" w:firstRowFirstColumn="0" w:firstRowLastColumn="0" w:lastRowFirstColumn="0" w:lastRowLastColumn="0"/>
+              <w:rPr>
+                <w:rFonts w:ascii="Times New Roman" w:eastAsia="Times New Roman" w:hAnsi="Times New Roman" w:cs="Times New Roman"/>
+                <w:kern w:val="0"/>
+                <w:sz w:val="24"/>
+                <w:szCs w:val="24"/>
+                <w:lang w:val="en-GB" w:eastAsia="en-GB" w:bidi="ar-SA"/>
+                <w14:ligatures w14:val="none"/>
+              </w:rPr>
+            </w:pPr>
+            <w:r>
+              <w:rPr>
+                <w:rFonts w:ascii="Times New Roman" w:eastAsia="Times New Roman" w:hAnsi="Times New Roman" w:cs="Times New Roman"/>
+                <w:kern w:val="0"/>
+                <w:sz w:val="24"/>
+                <w:szCs w:val="24"/>
+                <w:lang w:val="en-GB" w:eastAsia="en-GB" w:bidi="ar-SA"/>
+                <w14:ligatures w14:val="none"/>
+              </w:rPr>
+              <w:t>C</w:t>
+            </w:r>
+          </w:p>
+        </w:tc>
+        <w:tc>
+          <w:tcPr>
+            <w:tcW w:w="0" w:type="auto"/>
+            <w:hideMark/>
+          </w:tcPr>
+          <w:p>
+            <w:pPr>
+              <w:cnfStyle w:val="000000000000" w:firstRow="0" w:lastRow="0" w:firstColumn="0" w:lastColumn="0" w:oddVBand="0" w:evenVBand="0" w:oddHBand="0" w:evenHBand="0" w:firstRowFirstColumn="0" w:firstRowLastColumn="0" w:lastRowFirstColumn="0" w:lastRowLastColumn="0"/>
+              <w:rPr>
+                <w:rFonts w:ascii="Times New Roman" w:eastAsia="Times New Roman" w:hAnsi="Times New Roman" w:cs="Times New Roman"/>
+                <w:kern w:val="0"/>
+                <w:sz w:val="24"/>
+                <w:szCs w:val="24"/>
+                <w:lang w:val="en-GB" w:eastAsia="en-GB" w:bidi="ar-SA"/>
+                <w14:ligatures w14:val="none"/>
+              </w:rPr>
+            </w:pPr>
+            <w:r>
+              <w:rPr>
+                <w:rFonts w:ascii="Times New Roman" w:eastAsia="Times New Roman" w:hAnsi="Times New Roman" w:cs="Times New Roman"/>
+                <w:kern w:val="0"/>
+                <w:sz w:val="24"/>
+                <w:szCs w:val="24"/>
+                <w:lang w:val="en-GB" w:eastAsia="en-GB" w:bidi="ar-SA"/>
+                <w14:ligatures w14:val="none"/>
+              </w:rPr>
+              <w:t>I</w:t>
+            </w:r>
+          </w:p>
+        </w:tc>
+        <w:tc>
+          <w:tcPr>
+            <w:tcW w:w="2618" w:type="dxa"/>
+            <w:hideMark/>
+          </w:tcPr>
+          <w:p>
+            <w:pPr>
+              <w:cnfStyle w:val="000000000000" w:firstRow="0" w:lastRow="0" w:firstColumn="0" w:lastColumn="0" w:oddVBand="0" w:evenVBand="0" w:oddHBand="0" w:evenHBand="0" w:firstRowFirstColumn="0" w:firstRowLastColumn="0" w:lastRowFirstColumn="0" w:lastRowLastColumn="0"/>
+              <w:rPr>
+                <w:rFonts w:ascii="Times New Roman" w:eastAsia="Times New Roman" w:hAnsi="Times New Roman" w:cs="Times New Roman"/>
+                <w:kern w:val="0"/>
+                <w:sz w:val="24"/>
+                <w:szCs w:val="24"/>
+                <w:lang w:val="en-GB" w:eastAsia="en-GB" w:bidi="ar-SA"/>
+                <w14:ligatures w14:val="none"/>
+              </w:rPr>
+            </w:pPr>
+            <w:r>
+              <w:rPr>
+                <w:rFonts w:ascii="Times New Roman" w:eastAsia="Times New Roman" w:hAnsi="Times New Roman" w:cs="Times New Roman"/>
+                <w:kern w:val="0"/>
+                <w:sz w:val="24"/>
+                <w:szCs w:val="24"/>
+                <w:lang w:val="en-GB" w:eastAsia="en-GB" w:bidi="ar-SA"/>
+                <w14:ligatures w14:val="none"/>
+              </w:rPr>
+              <w:t>I</w:t>
+            </w:r>
+          </w:p>
+        </w:tc>
+      </w:tr>
+      <w:tr>
+        <w:trPr>
+          <w:cnfStyle w:val="000000100000" w:firstRow="0" w:lastRow="0" w:firstColumn="0" w:lastColumn="0" w:oddVBand="0" w:evenVBand="0" w:oddHBand="1" w:evenHBand="0" w:firstRowFirstColumn="0" w:firstRowLastColumn="0" w:lastRowFirstColumn="0" w:lastRowLastColumn="0"/>
+        </w:trPr>
+        <w:tc>
+          <w:tcPr>
+            <w:cnfStyle w:val="001000000000" w:firstRow="0" w:lastRow="0" w:firstColumn="1" w:lastColumn="0" w:oddVBand="0" w:evenVBand="0" w:oddHBand="0" w:evenHBand="0" w:firstRowFirstColumn="0" w:firstRowLastColumn="0" w:lastRowFirstColumn="0" w:lastRowLastColumn="0"/>
+            <w:tcW w:w="0" w:type="auto"/>
+            <w:hideMark/>
+          </w:tcPr>
+          <w:p>
+            <w:pPr>
+              <w:rPr>
+                <w:rFonts w:ascii="Times New Roman" w:eastAsia="Times New Roman" w:hAnsi="Times New Roman" w:cs="Times New Roman"/>
+                <w:kern w:val="0"/>
+                <w:sz w:val="24"/>
+                <w:szCs w:val="24"/>
+                <w:lang w:val="en-GB" w:eastAsia="en-GB" w:bidi="ar-SA"/>
+                <w14:ligatures w14:val="none"/>
+              </w:rPr>
+            </w:pPr>
+            <w:r>
+              <w:rPr>
+                <w:rFonts w:ascii="Times New Roman" w:eastAsia="Times New Roman" w:hAnsi="Times New Roman" w:cs="Times New Roman"/>
+                <w:kern w:val="0"/>
+                <w:sz w:val="24"/>
+                <w:szCs w:val="24"/>
+                <w:lang w:val="en-GB" w:eastAsia="en-GB" w:bidi="ar-SA"/>
+                <w14:ligatures w14:val="none"/>
+              </w:rPr>
+              <w:t>Risk Assessment</w:t>
+            </w:r>
+          </w:p>
+        </w:tc>
+        <w:tc>
+          <w:tcPr>
+            <w:tcW w:w="0" w:type="auto"/>
+            <w:hideMark/>
+          </w:tcPr>
+          <w:p>
+            <w:pPr>
+              <w:cnfStyle w:val="000000100000" w:firstRow="0" w:lastRow="0" w:firstColumn="0" w:lastColumn="0" w:oddVBand="0" w:evenVBand="0" w:oddHBand="1" w:evenHBand="0" w:firstRowFirstColumn="0" w:firstRowLastColumn="0" w:lastRowFirstColumn="0" w:lastRowLastColumn="0"/>
               <w:rPr>
                 <w:rFonts w:ascii="Times New Roman" w:eastAsia="Times New Roman" w:hAnsi="Times New Roman" w:cs="Times New Roman"/>
                 <w:kern w:val="0"/>
@@ -2992,12 +3186,284 @@
         <w:tc>
           <w:tcPr>
             <w:tcW w:w="0" w:type="auto"/>
-            <w:vAlign w:val="center"/>
             <w:hideMark/>
           </w:tcPr>
           <w:p>
             <w:pPr>
-              <w:spacing w:after="0" w:line="240" w:lineRule="auto"/>
+              <w:cnfStyle w:val="000000100000" w:firstRow="0" w:lastRow="0" w:firstColumn="0" w:lastColumn="0" w:oddVBand="0" w:evenVBand="0" w:oddHBand="1" w:evenHBand="0" w:firstRowFirstColumn="0" w:firstRowLastColumn="0" w:lastRowFirstColumn="0" w:lastRowLastColumn="0"/>
+              <w:rPr>
+                <w:rFonts w:ascii="Times New Roman" w:eastAsia="Times New Roman" w:hAnsi="Times New Roman" w:cs="Times New Roman"/>
+                <w:kern w:val="0"/>
+                <w:sz w:val="24"/>
+                <w:szCs w:val="24"/>
+                <w:lang w:val="en-GB" w:eastAsia="en-GB" w:bidi="ar-SA"/>
+                <w14:ligatures w14:val="none"/>
+              </w:rPr>
+            </w:pPr>
+            <w:r>
+              <w:rPr>
+                <w:rFonts w:ascii="Times New Roman" w:eastAsia="Times New Roman" w:hAnsi="Times New Roman" w:cs="Times New Roman"/>
+                <w:kern w:val="0"/>
+                <w:sz w:val="24"/>
+                <w:szCs w:val="24"/>
+                <w:lang w:val="en-GB" w:eastAsia="en-GB" w:bidi="ar-SA"/>
+                <w14:ligatures w14:val="none"/>
+              </w:rPr>
+              <w:t>R</w:t>
+            </w:r>
+          </w:p>
+        </w:tc>
+        <w:tc>
+          <w:tcPr>
+            <w:tcW w:w="0" w:type="auto"/>
+            <w:hideMark/>
+          </w:tcPr>
+          <w:p>
+            <w:pPr>
+              <w:cnfStyle w:val="000000100000" w:firstRow="0" w:lastRow="0" w:firstColumn="0" w:lastColumn="0" w:oddVBand="0" w:evenVBand="0" w:oddHBand="1" w:evenHBand="0" w:firstRowFirstColumn="0" w:firstRowLastColumn="0" w:lastRowFirstColumn="0" w:lastRowLastColumn="0"/>
+              <w:rPr>
+                <w:rFonts w:ascii="Times New Roman" w:eastAsia="Times New Roman" w:hAnsi="Times New Roman" w:cs="Times New Roman"/>
+                <w:kern w:val="0"/>
+                <w:sz w:val="24"/>
+                <w:szCs w:val="24"/>
+                <w:lang w:val="en-GB" w:eastAsia="en-GB" w:bidi="ar-SA"/>
+                <w14:ligatures w14:val="none"/>
+              </w:rPr>
+            </w:pPr>
+            <w:r>
+              <w:rPr>
+                <w:rFonts w:ascii="Times New Roman" w:eastAsia="Times New Roman" w:hAnsi="Times New Roman" w:cs="Times New Roman"/>
+                <w:kern w:val="0"/>
+                <w:sz w:val="24"/>
+                <w:szCs w:val="24"/>
+                <w:lang w:val="en-GB" w:eastAsia="en-GB" w:bidi="ar-SA"/>
+                <w14:ligatures w14:val="none"/>
+              </w:rPr>
+              <w:t>C</w:t>
+            </w:r>
+          </w:p>
+        </w:tc>
+        <w:tc>
+          <w:tcPr>
+            <w:tcW w:w="0" w:type="auto"/>
+            <w:hideMark/>
+          </w:tcPr>
+          <w:p>
+            <w:pPr>
+              <w:cnfStyle w:val="000000100000" w:firstRow="0" w:lastRow="0" w:firstColumn="0" w:lastColumn="0" w:oddVBand="0" w:evenVBand="0" w:oddHBand="1" w:evenHBand="0" w:firstRowFirstColumn="0" w:firstRowLastColumn="0" w:lastRowFirstColumn="0" w:lastRowLastColumn="0"/>
+              <w:rPr>
+                <w:rFonts w:ascii="Times New Roman" w:eastAsia="Times New Roman" w:hAnsi="Times New Roman" w:cs="Times New Roman"/>
+                <w:kern w:val="0"/>
+                <w:sz w:val="24"/>
+                <w:szCs w:val="24"/>
+                <w:lang w:val="en-GB" w:eastAsia="en-GB" w:bidi="ar-SA"/>
+                <w14:ligatures w14:val="none"/>
+              </w:rPr>
+            </w:pPr>
+            <w:r>
+              <w:rPr>
+                <w:rFonts w:ascii="Times New Roman" w:eastAsia="Times New Roman" w:hAnsi="Times New Roman" w:cs="Times New Roman"/>
+                <w:kern w:val="0"/>
+                <w:sz w:val="24"/>
+                <w:szCs w:val="24"/>
+                <w:lang w:val="en-GB" w:eastAsia="en-GB" w:bidi="ar-SA"/>
+                <w14:ligatures w14:val="none"/>
+              </w:rPr>
+              <w:t>I</w:t>
+            </w:r>
+          </w:p>
+        </w:tc>
+        <w:tc>
+          <w:tcPr>
+            <w:tcW w:w="2618" w:type="dxa"/>
+            <w:hideMark/>
+          </w:tcPr>
+          <w:p>
+            <w:pPr>
+              <w:cnfStyle w:val="000000100000" w:firstRow="0" w:lastRow="0" w:firstColumn="0" w:lastColumn="0" w:oddVBand="0" w:evenVBand="0" w:oddHBand="1" w:evenHBand="0" w:firstRowFirstColumn="0" w:firstRowLastColumn="0" w:lastRowFirstColumn="0" w:lastRowLastColumn="0"/>
+              <w:rPr>
+                <w:rFonts w:ascii="Times New Roman" w:eastAsia="Times New Roman" w:hAnsi="Times New Roman" w:cs="Times New Roman"/>
+                <w:kern w:val="0"/>
+                <w:sz w:val="24"/>
+                <w:szCs w:val="24"/>
+                <w:lang w:val="en-GB" w:eastAsia="en-GB" w:bidi="ar-SA"/>
+                <w14:ligatures w14:val="none"/>
+              </w:rPr>
+            </w:pPr>
+            <w:r>
+              <w:rPr>
+                <w:rFonts w:ascii="Times New Roman" w:eastAsia="Times New Roman" w:hAnsi="Times New Roman" w:cs="Times New Roman"/>
+                <w:kern w:val="0"/>
+                <w:sz w:val="24"/>
+                <w:szCs w:val="24"/>
+                <w:lang w:val="en-GB" w:eastAsia="en-GB" w:bidi="ar-SA"/>
+                <w14:ligatures w14:val="none"/>
+              </w:rPr>
+              <w:t>I</w:t>
+            </w:r>
+          </w:p>
+        </w:tc>
+      </w:tr>
+      <w:tr>
+        <w:tc>
+          <w:tcPr>
+            <w:cnfStyle w:val="001000000000" w:firstRow="0" w:lastRow="0" w:firstColumn="1" w:lastColumn="0" w:oddVBand="0" w:evenVBand="0" w:oddHBand="0" w:evenHBand="0" w:firstRowFirstColumn="0" w:firstRowLastColumn="0" w:lastRowFirstColumn="0" w:lastRowLastColumn="0"/>
+            <w:tcW w:w="0" w:type="auto"/>
+            <w:hideMark/>
+          </w:tcPr>
+          <w:p>
+            <w:pPr>
+              <w:rPr>
+                <w:rFonts w:ascii="Times New Roman" w:eastAsia="Times New Roman" w:hAnsi="Times New Roman" w:cs="Times New Roman"/>
+                <w:kern w:val="0"/>
+                <w:sz w:val="24"/>
+                <w:szCs w:val="24"/>
+                <w:lang w:val="en-GB" w:eastAsia="en-GB" w:bidi="ar-SA"/>
+                <w14:ligatures w14:val="none"/>
+              </w:rPr>
+            </w:pPr>
+            <w:r>
+              <w:rPr>
+                <w:rFonts w:ascii="Times New Roman" w:eastAsia="Times New Roman" w:hAnsi="Times New Roman" w:cs="Times New Roman"/>
+                <w:kern w:val="0"/>
+                <w:sz w:val="24"/>
+                <w:szCs w:val="24"/>
+                <w:lang w:val="en-GB" w:eastAsia="en-GB" w:bidi="ar-SA"/>
+                <w14:ligatures w14:val="none"/>
+              </w:rPr>
+              <w:lastRenderedPageBreak/>
+              <w:t>Financial Approval</w:t>
+            </w:r>
+          </w:p>
+        </w:tc>
+        <w:tc>
+          <w:tcPr>
+            <w:tcW w:w="0" w:type="auto"/>
+            <w:hideMark/>
+          </w:tcPr>
+          <w:p>
+            <w:pPr>
+              <w:cnfStyle w:val="000000000000" w:firstRow="0" w:lastRow="0" w:firstColumn="0" w:lastColumn="0" w:oddVBand="0" w:evenVBand="0" w:oddHBand="0" w:evenHBand="0" w:firstRowFirstColumn="0" w:firstRowLastColumn="0" w:lastRowFirstColumn="0" w:lastRowLastColumn="0"/>
+              <w:rPr>
+                <w:rFonts w:ascii="Times New Roman" w:eastAsia="Times New Roman" w:hAnsi="Times New Roman" w:cs="Times New Roman"/>
+                <w:kern w:val="0"/>
+                <w:sz w:val="24"/>
+                <w:szCs w:val="24"/>
+                <w:lang w:val="en-GB" w:eastAsia="en-GB" w:bidi="ar-SA"/>
+                <w14:ligatures w14:val="none"/>
+              </w:rPr>
+            </w:pPr>
+            <w:r>
+              <w:rPr>
+                <w:rFonts w:ascii="Times New Roman" w:eastAsia="Times New Roman" w:hAnsi="Times New Roman" w:cs="Times New Roman"/>
+                <w:kern w:val="0"/>
+                <w:sz w:val="24"/>
+                <w:szCs w:val="24"/>
+                <w:lang w:val="en-GB" w:eastAsia="en-GB" w:bidi="ar-SA"/>
+                <w14:ligatures w14:val="none"/>
+              </w:rPr>
+              <w:t>C</w:t>
+            </w:r>
+          </w:p>
+        </w:tc>
+        <w:tc>
+          <w:tcPr>
+            <w:tcW w:w="0" w:type="auto"/>
+            <w:hideMark/>
+          </w:tcPr>
+          <w:p>
+            <w:pPr>
+              <w:cnfStyle w:val="000000000000" w:firstRow="0" w:lastRow="0" w:firstColumn="0" w:lastColumn="0" w:oddVBand="0" w:evenVBand="0" w:oddHBand="0" w:evenHBand="0" w:firstRowFirstColumn="0" w:firstRowLastColumn="0" w:lastRowFirstColumn="0" w:lastRowLastColumn="0"/>
+              <w:rPr>
+                <w:rFonts w:ascii="Times New Roman" w:eastAsia="Times New Roman" w:hAnsi="Times New Roman" w:cs="Times New Roman"/>
+                <w:kern w:val="0"/>
+                <w:sz w:val="24"/>
+                <w:szCs w:val="24"/>
+                <w:lang w:val="en-GB" w:eastAsia="en-GB" w:bidi="ar-SA"/>
+                <w14:ligatures w14:val="none"/>
+              </w:rPr>
+            </w:pPr>
+            <w:r>
+              <w:rPr>
+                <w:rFonts w:ascii="Times New Roman" w:eastAsia="Times New Roman" w:hAnsi="Times New Roman" w:cs="Times New Roman"/>
+                <w:kern w:val="0"/>
+                <w:sz w:val="24"/>
+                <w:szCs w:val="24"/>
+                <w:lang w:val="en-GB" w:eastAsia="en-GB" w:bidi="ar-SA"/>
+                <w14:ligatures w14:val="none"/>
+              </w:rPr>
+              <w:t>C</w:t>
+            </w:r>
+          </w:p>
+        </w:tc>
+        <w:tc>
+          <w:tcPr>
+            <w:tcW w:w="0" w:type="auto"/>
+            <w:hideMark/>
+          </w:tcPr>
+          <w:p>
+            <w:pPr>
+              <w:cnfStyle w:val="000000000000" w:firstRow="0" w:lastRow="0" w:firstColumn="0" w:lastColumn="0" w:oddVBand="0" w:evenVBand="0" w:oddHBand="0" w:evenHBand="0" w:firstRowFirstColumn="0" w:firstRowLastColumn="0" w:lastRowFirstColumn="0" w:lastRowLastColumn="0"/>
+              <w:rPr>
+                <w:rFonts w:ascii="Times New Roman" w:eastAsia="Times New Roman" w:hAnsi="Times New Roman" w:cs="Times New Roman"/>
+                <w:kern w:val="0"/>
+                <w:sz w:val="24"/>
+                <w:szCs w:val="24"/>
+                <w:lang w:val="en-GB" w:eastAsia="en-GB" w:bidi="ar-SA"/>
+                <w14:ligatures w14:val="none"/>
+              </w:rPr>
+            </w:pPr>
+            <w:r>
+              <w:rPr>
+                <w:rFonts w:ascii="Times New Roman" w:eastAsia="Times New Roman" w:hAnsi="Times New Roman" w:cs="Times New Roman"/>
+                <w:kern w:val="0"/>
+                <w:sz w:val="24"/>
+                <w:szCs w:val="24"/>
+                <w:lang w:val="en-GB" w:eastAsia="en-GB" w:bidi="ar-SA"/>
+                <w14:ligatures w14:val="none"/>
+              </w:rPr>
+              <w:t>R</w:t>
+            </w:r>
+          </w:p>
+        </w:tc>
+        <w:tc>
+          <w:tcPr>
+            <w:tcW w:w="0" w:type="auto"/>
+            <w:hideMark/>
+          </w:tcPr>
+          <w:p>
+            <w:pPr>
+              <w:cnfStyle w:val="000000000000" w:firstRow="0" w:lastRow="0" w:firstColumn="0" w:lastColumn="0" w:oddVBand="0" w:evenVBand="0" w:oddHBand="0" w:evenHBand="0" w:firstRowFirstColumn="0" w:firstRowLastColumn="0" w:lastRowFirstColumn="0" w:lastRowLastColumn="0"/>
+              <w:rPr>
+                <w:rFonts w:ascii="Times New Roman" w:eastAsia="Times New Roman" w:hAnsi="Times New Roman" w:cs="Times New Roman"/>
+                <w:kern w:val="0"/>
+                <w:sz w:val="24"/>
+                <w:szCs w:val="24"/>
+                <w:lang w:val="en-GB" w:eastAsia="en-GB" w:bidi="ar-SA"/>
+                <w14:ligatures w14:val="none"/>
+              </w:rPr>
+            </w:pPr>
+            <w:r>
+              <w:rPr>
+                <w:rFonts w:ascii="Times New Roman" w:eastAsia="Times New Roman" w:hAnsi="Times New Roman" w:cs="Times New Roman"/>
+                <w:kern w:val="0"/>
+                <w:sz w:val="24"/>
+                <w:szCs w:val="24"/>
+                <w:lang w:val="en-GB" w:eastAsia="en-GB" w:bidi="ar-SA"/>
+                <w14:ligatures w14:val="none"/>
+              </w:rPr>
+              <w:t>I</w:t>
+            </w:r>
+          </w:p>
+        </w:tc>
+        <w:tc>
+          <w:tcPr>
+            <w:tcW w:w="2618" w:type="dxa"/>
+            <w:hideMark/>
+          </w:tcPr>
+          <w:p>
+            <w:pPr>
+              <w:cnfStyle w:val="000000000000" w:firstRow="0" w:lastRow="0" w:firstColumn="0" w:lastColumn="0" w:oddVBand="0" w:evenVBand="0" w:oddHBand="0" w:evenHBand="0" w:firstRowFirstColumn="0" w:firstRowLastColumn="0" w:lastRowFirstColumn="0" w:lastRowLastColumn="0"/>
               <w:rPr>
                 <w:rFonts w:ascii="Times New Roman" w:eastAsia="Times New Roman" w:hAnsi="Times New Roman" w:cs="Times New Roman"/>
                 <w:kern w:val="0"/>
@@ -3023,17 +3489,16 @@
       </w:tr>
       <w:tr>
         <w:trPr>
-          <w:tblCellSpacing w:w="15" w:type="dxa"/>
+          <w:cnfStyle w:val="000000100000" w:firstRow="0" w:lastRow="0" w:firstColumn="0" w:lastColumn="0" w:oddVBand="0" w:evenVBand="0" w:oddHBand="1" w:evenHBand="0" w:firstRowFirstColumn="0" w:firstRowLastColumn="0" w:lastRowFirstColumn="0" w:lastRowLastColumn="0"/>
         </w:trPr>
         <w:tc>
           <w:tcPr>
+            <w:cnfStyle w:val="001000000000" w:firstRow="0" w:lastRow="0" w:firstColumn="1" w:lastColumn="0" w:oddVBand="0" w:evenVBand="0" w:oddHBand="0" w:evenHBand="0" w:firstRowFirstColumn="0" w:firstRowLastColumn="0" w:lastRowFirstColumn="0" w:lastRowLastColumn="0"/>
             <w:tcW w:w="0" w:type="auto"/>
-            <w:vAlign w:val="center"/>
             <w:hideMark/>
           </w:tcPr>
           <w:p>
             <w:pPr>
-              <w:spacing w:after="0" w:line="240" w:lineRule="auto"/>
               <w:rPr>
                 <w:rFonts w:ascii="Times New Roman" w:eastAsia="Times New Roman" w:hAnsi="Times New Roman" w:cs="Times New Roman"/>
                 <w:kern w:val="0"/>
@@ -3052,19 +3517,48 @@
                 <w:lang w:val="en-GB" w:eastAsia="en-GB" w:bidi="ar-SA"/>
                 <w14:ligatures w14:val="none"/>
               </w:rPr>
-              <w:t>Drafting</w:t>
+              <w:t>Final Approval</w:t>
             </w:r>
           </w:p>
         </w:tc>
         <w:tc>
           <w:tcPr>
             <w:tcW w:w="0" w:type="auto"/>
-            <w:vAlign w:val="center"/>
             <w:hideMark/>
           </w:tcPr>
           <w:p>
             <w:pPr>
-              <w:spacing w:after="0" w:line="240" w:lineRule="auto"/>
+              <w:cnfStyle w:val="000000100000" w:firstRow="0" w:lastRow="0" w:firstColumn="0" w:lastColumn="0" w:oddVBand="0" w:evenVBand="0" w:oddHBand="1" w:evenHBand="0" w:firstRowFirstColumn="0" w:firstRowLastColumn="0" w:lastRowFirstColumn="0" w:lastRowLastColumn="0"/>
+              <w:rPr>
+                <w:rFonts w:ascii="Times New Roman" w:eastAsia="Times New Roman" w:hAnsi="Times New Roman" w:cs="Times New Roman"/>
+                <w:kern w:val="0"/>
+                <w:sz w:val="24"/>
+                <w:szCs w:val="24"/>
+                <w:lang w:val="en-GB" w:eastAsia="en-GB" w:bidi="ar-SA"/>
+                <w14:ligatures w14:val="none"/>
+              </w:rPr>
+            </w:pPr>
+            <w:r>
+              <w:rPr>
+                <w:rFonts w:ascii="Times New Roman" w:eastAsia="Times New Roman" w:hAnsi="Times New Roman" w:cs="Times New Roman"/>
+                <w:kern w:val="0"/>
+                <w:sz w:val="24"/>
+                <w:szCs w:val="24"/>
+                <w:lang w:val="en-GB" w:eastAsia="en-GB" w:bidi="ar-SA"/>
+                <w14:ligatures w14:val="none"/>
+              </w:rPr>
+              <w:t>I</w:t>
+            </w:r>
+          </w:p>
+        </w:tc>
+        <w:tc>
+          <w:tcPr>
+            <w:tcW w:w="0" w:type="auto"/>
+            <w:hideMark/>
+          </w:tcPr>
+          <w:p>
+            <w:pPr>
+              <w:cnfStyle w:val="000000100000" w:firstRow="0" w:lastRow="0" w:firstColumn="0" w:lastColumn="0" w:oddVBand="0" w:evenVBand="0" w:oddHBand="1" w:evenHBand="0" w:firstRowFirstColumn="0" w:firstRowLastColumn="0" w:lastRowFirstColumn="0" w:lastRowLastColumn="0"/>
               <w:rPr>
                 <w:rFonts w:ascii="Times New Roman" w:eastAsia="Times New Roman" w:hAnsi="Times New Roman" w:cs="Times New Roman"/>
                 <w:kern w:val="0"/>
@@ -3090,43 +3584,11 @@
         <w:tc>
           <w:tcPr>
             <w:tcW w:w="0" w:type="auto"/>
-            <w:vAlign w:val="center"/>
             <w:hideMark/>
           </w:tcPr>
           <w:p>
             <w:pPr>
-              <w:spacing w:after="0" w:line="240" w:lineRule="auto"/>
-              <w:rPr>
-                <w:rFonts w:ascii="Times New Roman" w:eastAsia="Times New Roman" w:hAnsi="Times New Roman" w:cs="Times New Roman"/>
-                <w:kern w:val="0"/>
-                <w:sz w:val="24"/>
-                <w:szCs w:val="24"/>
-                <w:lang w:val="en-GB" w:eastAsia="en-GB" w:bidi="ar-SA"/>
-                <w14:ligatures w14:val="none"/>
-              </w:rPr>
-            </w:pPr>
-            <w:r>
-              <w:rPr>
-                <w:rFonts w:ascii="Times New Roman" w:eastAsia="Times New Roman" w:hAnsi="Times New Roman" w:cs="Times New Roman"/>
-                <w:kern w:val="0"/>
-                <w:sz w:val="24"/>
-                <w:szCs w:val="24"/>
-                <w:lang w:val="en-GB" w:eastAsia="en-GB" w:bidi="ar-SA"/>
-                <w14:ligatures w14:val="none"/>
-              </w:rPr>
-              <w:t>R</w:t>
-            </w:r>
-          </w:p>
-        </w:tc>
-        <w:tc>
-          <w:tcPr>
-            <w:tcW w:w="0" w:type="auto"/>
-            <w:vAlign w:val="center"/>
-            <w:hideMark/>
-          </w:tcPr>
-          <w:p>
-            <w:pPr>
-              <w:spacing w:after="0" w:line="240" w:lineRule="auto"/>
+              <w:cnfStyle w:val="000000100000" w:firstRow="0" w:lastRow="0" w:firstColumn="0" w:lastColumn="0" w:oddVBand="0" w:evenVBand="0" w:oddHBand="1" w:evenHBand="0" w:firstRowFirstColumn="0" w:firstRowLastColumn="0" w:lastRowFirstColumn="0" w:lastRowLastColumn="0"/>
               <w:rPr>
                 <w:rFonts w:ascii="Times New Roman" w:eastAsia="Times New Roman" w:hAnsi="Times New Roman" w:cs="Times New Roman"/>
                 <w:kern w:val="0"/>
@@ -3152,12 +3614,103 @@
         <w:tc>
           <w:tcPr>
             <w:tcW w:w="0" w:type="auto"/>
-            <w:vAlign w:val="center"/>
             <w:hideMark/>
           </w:tcPr>
           <w:p>
             <w:pPr>
-              <w:spacing w:after="0" w:line="240" w:lineRule="auto"/>
+              <w:cnfStyle w:val="000000100000" w:firstRow="0" w:lastRow="0" w:firstColumn="0" w:lastColumn="0" w:oddVBand="0" w:evenVBand="0" w:oddHBand="1" w:evenHBand="0" w:firstRowFirstColumn="0" w:firstRowLastColumn="0" w:lastRowFirstColumn="0" w:lastRowLastColumn="0"/>
+              <w:rPr>
+                <w:rFonts w:ascii="Times New Roman" w:eastAsia="Times New Roman" w:hAnsi="Times New Roman" w:cs="Times New Roman"/>
+                <w:kern w:val="0"/>
+                <w:sz w:val="24"/>
+                <w:szCs w:val="24"/>
+                <w:lang w:val="en-GB" w:eastAsia="en-GB" w:bidi="ar-SA"/>
+                <w14:ligatures w14:val="none"/>
+              </w:rPr>
+            </w:pPr>
+            <w:r>
+              <w:rPr>
+                <w:rFonts w:ascii="Times New Roman" w:eastAsia="Times New Roman" w:hAnsi="Times New Roman" w:cs="Times New Roman"/>
+                <w:kern w:val="0"/>
+                <w:sz w:val="24"/>
+                <w:szCs w:val="24"/>
+                <w:lang w:val="en-GB" w:eastAsia="en-GB" w:bidi="ar-SA"/>
+                <w14:ligatures w14:val="none"/>
+              </w:rPr>
+              <w:t>R</w:t>
+            </w:r>
+          </w:p>
+        </w:tc>
+        <w:tc>
+          <w:tcPr>
+            <w:tcW w:w="2618" w:type="dxa"/>
+            <w:hideMark/>
+          </w:tcPr>
+          <w:p>
+            <w:pPr>
+              <w:cnfStyle w:val="000000100000" w:firstRow="0" w:lastRow="0" w:firstColumn="0" w:lastColumn="0" w:oddVBand="0" w:evenVBand="0" w:oddHBand="1" w:evenHBand="0" w:firstRowFirstColumn="0" w:firstRowLastColumn="0" w:lastRowFirstColumn="0" w:lastRowLastColumn="0"/>
+              <w:rPr>
+                <w:rFonts w:ascii="Times New Roman" w:eastAsia="Times New Roman" w:hAnsi="Times New Roman" w:cs="Times New Roman"/>
+                <w:kern w:val="0"/>
+                <w:sz w:val="24"/>
+                <w:szCs w:val="24"/>
+                <w:lang w:val="en-GB" w:eastAsia="en-GB" w:bidi="ar-SA"/>
+                <w14:ligatures w14:val="none"/>
+              </w:rPr>
+            </w:pPr>
+            <w:r>
+              <w:rPr>
+                <w:rFonts w:ascii="Times New Roman" w:eastAsia="Times New Roman" w:hAnsi="Times New Roman" w:cs="Times New Roman"/>
+                <w:kern w:val="0"/>
+                <w:sz w:val="24"/>
+                <w:szCs w:val="24"/>
+                <w:lang w:val="en-GB" w:eastAsia="en-GB" w:bidi="ar-SA"/>
+                <w14:ligatures w14:val="none"/>
+              </w:rPr>
+              <w:t>I</w:t>
+            </w:r>
+          </w:p>
+        </w:tc>
+      </w:tr>
+      <w:tr>
+        <w:tc>
+          <w:tcPr>
+            <w:cnfStyle w:val="001000000000" w:firstRow="0" w:lastRow="0" w:firstColumn="1" w:lastColumn="0" w:oddVBand="0" w:evenVBand="0" w:oddHBand="0" w:evenHBand="0" w:firstRowFirstColumn="0" w:firstRowLastColumn="0" w:lastRowFirstColumn="0" w:lastRowLastColumn="0"/>
+            <w:tcW w:w="0" w:type="auto"/>
+            <w:hideMark/>
+          </w:tcPr>
+          <w:p>
+            <w:pPr>
+              <w:rPr>
+                <w:rFonts w:ascii="Times New Roman" w:eastAsia="Times New Roman" w:hAnsi="Times New Roman" w:cs="Times New Roman"/>
+                <w:kern w:val="0"/>
+                <w:sz w:val="24"/>
+                <w:szCs w:val="24"/>
+                <w:lang w:val="en-GB" w:eastAsia="en-GB" w:bidi="ar-SA"/>
+                <w14:ligatures w14:val="none"/>
+              </w:rPr>
+            </w:pPr>
+            <w:r>
+              <w:rPr>
+                <w:rFonts w:ascii="Times New Roman" w:eastAsia="Times New Roman" w:hAnsi="Times New Roman" w:cs="Times New Roman"/>
+                <w:kern w:val="0"/>
+                <w:sz w:val="24"/>
+                <w:szCs w:val="24"/>
+                <w:lang w:val="en-GB" w:eastAsia="en-GB" w:bidi="ar-SA"/>
+                <w14:ligatures w14:val="none"/>
+              </w:rPr>
+              <w:t>Archiving</w:t>
+            </w:r>
+          </w:p>
+        </w:tc>
+        <w:tc>
+          <w:tcPr>
+            <w:tcW w:w="0" w:type="auto"/>
+            <w:hideMark/>
+          </w:tcPr>
+          <w:p>
+            <w:pPr>
+              <w:cnfStyle w:val="000000000000" w:firstRow="0" w:lastRow="0" w:firstColumn="0" w:lastColumn="0" w:oddVBand="0" w:evenVBand="0" w:oddHBand="0" w:evenHBand="0" w:firstRowFirstColumn="0" w:firstRowLastColumn="0" w:lastRowFirstColumn="0" w:lastRowLastColumn="0"/>
               <w:rPr>
                 <w:rFonts w:ascii="Times New Roman" w:eastAsia="Times New Roman" w:hAnsi="Times New Roman" w:cs="Times New Roman"/>
                 <w:kern w:val="0"/>
@@ -3183,12 +3736,11 @@
         <w:tc>
           <w:tcPr>
             <w:tcW w:w="0" w:type="auto"/>
-            <w:vAlign w:val="center"/>
             <w:hideMark/>
           </w:tcPr>
           <w:p>
             <w:pPr>
-              <w:spacing w:after="0" w:line="240" w:lineRule="auto"/>
+              <w:cnfStyle w:val="000000000000" w:firstRow="0" w:lastRow="0" w:firstColumn="0" w:lastColumn="0" w:oddVBand="0" w:evenVBand="0" w:oddHBand="0" w:evenHBand="0" w:firstRowFirstColumn="0" w:firstRowLastColumn="0" w:lastRowFirstColumn="0" w:lastRowLastColumn="0"/>
               <w:rPr>
                 <w:rFonts w:ascii="Times New Roman" w:eastAsia="Times New Roman" w:hAnsi="Times New Roman" w:cs="Times New Roman"/>
                 <w:kern w:val="0"/>
@@ -3207,55 +3759,18 @@
                 <w:lang w:val="en-GB" w:eastAsia="en-GB" w:bidi="ar-SA"/>
                 <w14:ligatures w14:val="none"/>
               </w:rPr>
-              <w:t>I</w:t>
-            </w:r>
-          </w:p>
-        </w:tc>
-      </w:tr>
-      <w:tr>
-        <w:trPr>
-          <w:tblCellSpacing w:w="15" w:type="dxa"/>
-        </w:trPr>
-        <w:tc>
-          <w:tcPr>
-            <w:tcW w:w="0" w:type="auto"/>
-            <w:vAlign w:val="center"/>
-            <w:hideMark/>
-          </w:tcPr>
-          <w:p>
-            <w:pPr>
-              <w:spacing w:after="0" w:line="240" w:lineRule="auto"/>
-              <w:rPr>
-                <w:rFonts w:ascii="Times New Roman" w:eastAsia="Times New Roman" w:hAnsi="Times New Roman" w:cs="Times New Roman"/>
-                <w:kern w:val="0"/>
-                <w:sz w:val="24"/>
-                <w:szCs w:val="24"/>
-                <w:lang w:val="en-GB" w:eastAsia="en-GB" w:bidi="ar-SA"/>
-                <w14:ligatures w14:val="none"/>
-              </w:rPr>
-            </w:pPr>
-            <w:r>
-              <w:rPr>
-                <w:rFonts w:ascii="Times New Roman" w:eastAsia="Times New Roman" w:hAnsi="Times New Roman" w:cs="Times New Roman"/>
-                <w:kern w:val="0"/>
-                <w:sz w:val="24"/>
-                <w:szCs w:val="24"/>
-                <w:lang w:val="en-GB" w:eastAsia="en-GB" w:bidi="ar-SA"/>
-                <w14:ligatures w14:val="none"/>
-              </w:rPr>
-              <w:t>Risk Assessment</w:t>
+              <w:t>C</w:t>
             </w:r>
           </w:p>
         </w:tc>
         <w:tc>
           <w:tcPr>
             <w:tcW w:w="0" w:type="auto"/>
-            <w:vAlign w:val="center"/>
             <w:hideMark/>
           </w:tcPr>
           <w:p>
             <w:pPr>
-              <w:spacing w:after="0" w:line="240" w:lineRule="auto"/>
+              <w:cnfStyle w:val="000000000000" w:firstRow="0" w:lastRow="0" w:firstColumn="0" w:lastColumn="0" w:oddVBand="0" w:evenVBand="0" w:oddHBand="0" w:evenHBand="0" w:firstRowFirstColumn="0" w:firstRowLastColumn="0" w:lastRowFirstColumn="0" w:lastRowLastColumn="0"/>
               <w:rPr>
                 <w:rFonts w:ascii="Times New Roman" w:eastAsia="Times New Roman" w:hAnsi="Times New Roman" w:cs="Times New Roman"/>
                 <w:kern w:val="0"/>
@@ -3281,74 +3796,11 @@
         <w:tc>
           <w:tcPr>
             <w:tcW w:w="0" w:type="auto"/>
-            <w:vAlign w:val="center"/>
             <w:hideMark/>
           </w:tcPr>
           <w:p>
             <w:pPr>
-              <w:spacing w:after="0" w:line="240" w:lineRule="auto"/>
-              <w:rPr>
-                <w:rFonts w:ascii="Times New Roman" w:eastAsia="Times New Roman" w:hAnsi="Times New Roman" w:cs="Times New Roman"/>
-                <w:kern w:val="0"/>
-                <w:sz w:val="24"/>
-                <w:szCs w:val="24"/>
-                <w:lang w:val="en-GB" w:eastAsia="en-GB" w:bidi="ar-SA"/>
-                <w14:ligatures w14:val="none"/>
-              </w:rPr>
-            </w:pPr>
-            <w:r>
-              <w:rPr>
-                <w:rFonts w:ascii="Times New Roman" w:eastAsia="Times New Roman" w:hAnsi="Times New Roman" w:cs="Times New Roman"/>
-                <w:kern w:val="0"/>
-                <w:sz w:val="24"/>
-                <w:szCs w:val="24"/>
-                <w:lang w:val="en-GB" w:eastAsia="en-GB" w:bidi="ar-SA"/>
-                <w14:ligatures w14:val="none"/>
-              </w:rPr>
-              <w:t>R</w:t>
-            </w:r>
-          </w:p>
-        </w:tc>
-        <w:tc>
-          <w:tcPr>
-            <w:tcW w:w="0" w:type="auto"/>
-            <w:vAlign w:val="center"/>
-            <w:hideMark/>
-          </w:tcPr>
-          <w:p>
-            <w:pPr>
-              <w:spacing w:after="0" w:line="240" w:lineRule="auto"/>
-              <w:rPr>
-                <w:rFonts w:ascii="Times New Roman" w:eastAsia="Times New Roman" w:hAnsi="Times New Roman" w:cs="Times New Roman"/>
-                <w:kern w:val="0"/>
-                <w:sz w:val="24"/>
-                <w:szCs w:val="24"/>
-                <w:lang w:val="en-GB" w:eastAsia="en-GB" w:bidi="ar-SA"/>
-                <w14:ligatures w14:val="none"/>
-              </w:rPr>
-            </w:pPr>
-            <w:r>
-              <w:rPr>
-                <w:rFonts w:ascii="Times New Roman" w:eastAsia="Times New Roman" w:hAnsi="Times New Roman" w:cs="Times New Roman"/>
-                <w:kern w:val="0"/>
-                <w:sz w:val="24"/>
-                <w:szCs w:val="24"/>
-                <w:lang w:val="en-GB" w:eastAsia="en-GB" w:bidi="ar-SA"/>
-                <w14:ligatures w14:val="none"/>
-              </w:rPr>
-              <w:t>C</w:t>
-            </w:r>
-          </w:p>
-        </w:tc>
-        <w:tc>
-          <w:tcPr>
-            <w:tcW w:w="0" w:type="auto"/>
-            <w:vAlign w:val="center"/>
-            <w:hideMark/>
-          </w:tcPr>
-          <w:p>
-            <w:pPr>
-              <w:spacing w:after="0" w:line="240" w:lineRule="auto"/>
+              <w:cnfStyle w:val="000000000000" w:firstRow="0" w:lastRow="0" w:firstColumn="0" w:lastColumn="0" w:oddVBand="0" w:evenVBand="0" w:oddHBand="0" w:evenHBand="0" w:firstRowFirstColumn="0" w:firstRowLastColumn="0" w:lastRowFirstColumn="0" w:lastRowLastColumn="0"/>
               <w:rPr>
                 <w:rFonts w:ascii="Times New Roman" w:eastAsia="Times New Roman" w:hAnsi="Times New Roman" w:cs="Times New Roman"/>
                 <w:kern w:val="0"/>
@@ -3373,586 +3825,12 @@
         </w:tc>
         <w:tc>
           <w:tcPr>
-            <w:tcW w:w="0" w:type="auto"/>
-            <w:vAlign w:val="center"/>
+            <w:tcW w:w="2618" w:type="dxa"/>
             <w:hideMark/>
           </w:tcPr>
           <w:p>
             <w:pPr>
-              <w:spacing w:after="0" w:line="240" w:lineRule="auto"/>
-              <w:rPr>
-                <w:rFonts w:ascii="Times New Roman" w:eastAsia="Times New Roman" w:hAnsi="Times New Roman" w:cs="Times New Roman"/>
-                <w:kern w:val="0"/>
-                <w:sz w:val="24"/>
-                <w:szCs w:val="24"/>
-                <w:lang w:val="en-GB" w:eastAsia="en-GB" w:bidi="ar-SA"/>
-                <w14:ligatures w14:val="none"/>
-              </w:rPr>
-            </w:pPr>
-            <w:r>
-              <w:rPr>
-                <w:rFonts w:ascii="Times New Roman" w:eastAsia="Times New Roman" w:hAnsi="Times New Roman" w:cs="Times New Roman"/>
-                <w:kern w:val="0"/>
-                <w:sz w:val="24"/>
-                <w:szCs w:val="24"/>
-                <w:lang w:val="en-GB" w:eastAsia="en-GB" w:bidi="ar-SA"/>
-                <w14:ligatures w14:val="none"/>
-              </w:rPr>
-              <w:t>I</w:t>
-            </w:r>
-          </w:p>
-        </w:tc>
-      </w:tr>
-      <w:tr>
-        <w:trPr>
-          <w:tblCellSpacing w:w="15" w:type="dxa"/>
-        </w:trPr>
-        <w:tc>
-          <w:tcPr>
-            <w:tcW w:w="0" w:type="auto"/>
-            <w:vAlign w:val="center"/>
-            <w:hideMark/>
-          </w:tcPr>
-          <w:p>
-            <w:pPr>
-              <w:spacing w:after="0" w:line="240" w:lineRule="auto"/>
-              <w:rPr>
-                <w:rFonts w:ascii="Times New Roman" w:eastAsia="Times New Roman" w:hAnsi="Times New Roman" w:cs="Times New Roman"/>
-                <w:kern w:val="0"/>
-                <w:sz w:val="24"/>
-                <w:szCs w:val="24"/>
-                <w:lang w:val="en-GB" w:eastAsia="en-GB" w:bidi="ar-SA"/>
-                <w14:ligatures w14:val="none"/>
-              </w:rPr>
-            </w:pPr>
-            <w:r>
-              <w:rPr>
-                <w:rFonts w:ascii="Times New Roman" w:eastAsia="Times New Roman" w:hAnsi="Times New Roman" w:cs="Times New Roman"/>
-                <w:kern w:val="0"/>
-                <w:sz w:val="24"/>
-                <w:szCs w:val="24"/>
-                <w:lang w:val="en-GB" w:eastAsia="en-GB" w:bidi="ar-SA"/>
-                <w14:ligatures w14:val="none"/>
-              </w:rPr>
-              <w:t>Financial Approval</w:t>
-            </w:r>
-          </w:p>
-        </w:tc>
-        <w:tc>
-          <w:tcPr>
-            <w:tcW w:w="0" w:type="auto"/>
-            <w:vAlign w:val="center"/>
-            <w:hideMark/>
-          </w:tcPr>
-          <w:p>
-            <w:pPr>
-              <w:spacing w:after="0" w:line="240" w:lineRule="auto"/>
-              <w:rPr>
-                <w:rFonts w:ascii="Times New Roman" w:eastAsia="Times New Roman" w:hAnsi="Times New Roman" w:cs="Times New Roman"/>
-                <w:kern w:val="0"/>
-                <w:sz w:val="24"/>
-                <w:szCs w:val="24"/>
-                <w:lang w:val="en-GB" w:eastAsia="en-GB" w:bidi="ar-SA"/>
-                <w14:ligatures w14:val="none"/>
-              </w:rPr>
-            </w:pPr>
-            <w:r>
-              <w:rPr>
-                <w:rFonts w:ascii="Times New Roman" w:eastAsia="Times New Roman" w:hAnsi="Times New Roman" w:cs="Times New Roman"/>
-                <w:kern w:val="0"/>
-                <w:sz w:val="24"/>
-                <w:szCs w:val="24"/>
-                <w:lang w:val="en-GB" w:eastAsia="en-GB" w:bidi="ar-SA"/>
-                <w14:ligatures w14:val="none"/>
-              </w:rPr>
-              <w:t>C</w:t>
-            </w:r>
-          </w:p>
-        </w:tc>
-        <w:tc>
-          <w:tcPr>
-            <w:tcW w:w="0" w:type="auto"/>
-            <w:vAlign w:val="center"/>
-            <w:hideMark/>
-          </w:tcPr>
-          <w:p>
-            <w:pPr>
-              <w:spacing w:after="0" w:line="240" w:lineRule="auto"/>
-              <w:rPr>
-                <w:rFonts w:ascii="Times New Roman" w:eastAsia="Times New Roman" w:hAnsi="Times New Roman" w:cs="Times New Roman"/>
-                <w:kern w:val="0"/>
-                <w:sz w:val="24"/>
-                <w:szCs w:val="24"/>
-                <w:lang w:val="en-GB" w:eastAsia="en-GB" w:bidi="ar-SA"/>
-                <w14:ligatures w14:val="none"/>
-              </w:rPr>
-            </w:pPr>
-            <w:r>
-              <w:rPr>
-                <w:rFonts w:ascii="Times New Roman" w:eastAsia="Times New Roman" w:hAnsi="Times New Roman" w:cs="Times New Roman"/>
-                <w:kern w:val="0"/>
-                <w:sz w:val="24"/>
-                <w:szCs w:val="24"/>
-                <w:lang w:val="en-GB" w:eastAsia="en-GB" w:bidi="ar-SA"/>
-                <w14:ligatures w14:val="none"/>
-              </w:rPr>
-              <w:t>C</w:t>
-            </w:r>
-          </w:p>
-        </w:tc>
-        <w:tc>
-          <w:tcPr>
-            <w:tcW w:w="0" w:type="auto"/>
-            <w:vAlign w:val="center"/>
-            <w:hideMark/>
-          </w:tcPr>
-          <w:p>
-            <w:pPr>
-              <w:spacing w:after="0" w:line="240" w:lineRule="auto"/>
-              <w:rPr>
-                <w:rFonts w:ascii="Times New Roman" w:eastAsia="Times New Roman" w:hAnsi="Times New Roman" w:cs="Times New Roman"/>
-                <w:kern w:val="0"/>
-                <w:sz w:val="24"/>
-                <w:szCs w:val="24"/>
-                <w:lang w:val="en-GB" w:eastAsia="en-GB" w:bidi="ar-SA"/>
-                <w14:ligatures w14:val="none"/>
-              </w:rPr>
-            </w:pPr>
-            <w:r>
-              <w:rPr>
-                <w:rFonts w:ascii="Times New Roman" w:eastAsia="Times New Roman" w:hAnsi="Times New Roman" w:cs="Times New Roman"/>
-                <w:kern w:val="0"/>
-                <w:sz w:val="24"/>
-                <w:szCs w:val="24"/>
-                <w:lang w:val="en-GB" w:eastAsia="en-GB" w:bidi="ar-SA"/>
-                <w14:ligatures w14:val="none"/>
-              </w:rPr>
-              <w:t>R</w:t>
-            </w:r>
-          </w:p>
-        </w:tc>
-        <w:tc>
-          <w:tcPr>
-            <w:tcW w:w="0" w:type="auto"/>
-            <w:vAlign w:val="center"/>
-            <w:hideMark/>
-          </w:tcPr>
-          <w:p>
-            <w:pPr>
-              <w:spacing w:after="0" w:line="240" w:lineRule="auto"/>
-              <w:rPr>
-                <w:rFonts w:ascii="Times New Roman" w:eastAsia="Times New Roman" w:hAnsi="Times New Roman" w:cs="Times New Roman"/>
-                <w:kern w:val="0"/>
-                <w:sz w:val="24"/>
-                <w:szCs w:val="24"/>
-                <w:lang w:val="en-GB" w:eastAsia="en-GB" w:bidi="ar-SA"/>
-                <w14:ligatures w14:val="none"/>
-              </w:rPr>
-            </w:pPr>
-            <w:r>
-              <w:rPr>
-                <w:rFonts w:ascii="Times New Roman" w:eastAsia="Times New Roman" w:hAnsi="Times New Roman" w:cs="Times New Roman"/>
-                <w:kern w:val="0"/>
-                <w:sz w:val="24"/>
-                <w:szCs w:val="24"/>
-                <w:lang w:val="en-GB" w:eastAsia="en-GB" w:bidi="ar-SA"/>
-                <w14:ligatures w14:val="none"/>
-              </w:rPr>
-              <w:t>I</w:t>
-            </w:r>
-          </w:p>
-        </w:tc>
-        <w:tc>
-          <w:tcPr>
-            <w:tcW w:w="0" w:type="auto"/>
-            <w:vAlign w:val="center"/>
-            <w:hideMark/>
-          </w:tcPr>
-          <w:p>
-            <w:pPr>
-              <w:spacing w:after="0" w:line="240" w:lineRule="auto"/>
-              <w:rPr>
-                <w:rFonts w:ascii="Times New Roman" w:eastAsia="Times New Roman" w:hAnsi="Times New Roman" w:cs="Times New Roman"/>
-                <w:kern w:val="0"/>
-                <w:sz w:val="24"/>
-                <w:szCs w:val="24"/>
-                <w:lang w:val="en-GB" w:eastAsia="en-GB" w:bidi="ar-SA"/>
-                <w14:ligatures w14:val="none"/>
-              </w:rPr>
-            </w:pPr>
-            <w:r>
-              <w:rPr>
-                <w:rFonts w:ascii="Times New Roman" w:eastAsia="Times New Roman" w:hAnsi="Times New Roman" w:cs="Times New Roman"/>
-                <w:kern w:val="0"/>
-                <w:sz w:val="24"/>
-                <w:szCs w:val="24"/>
-                <w:lang w:val="en-GB" w:eastAsia="en-GB" w:bidi="ar-SA"/>
-                <w14:ligatures w14:val="none"/>
-              </w:rPr>
-              <w:t>I</w:t>
-            </w:r>
-          </w:p>
-        </w:tc>
-      </w:tr>
-      <w:tr>
-        <w:trPr>
-          <w:tblCellSpacing w:w="15" w:type="dxa"/>
-        </w:trPr>
-        <w:tc>
-          <w:tcPr>
-            <w:tcW w:w="0" w:type="auto"/>
-            <w:vAlign w:val="center"/>
-            <w:hideMark/>
-          </w:tcPr>
-          <w:p>
-            <w:pPr>
-              <w:spacing w:after="0" w:line="240" w:lineRule="auto"/>
-              <w:rPr>
-                <w:rFonts w:ascii="Times New Roman" w:eastAsia="Times New Roman" w:hAnsi="Times New Roman" w:cs="Times New Roman"/>
-                <w:kern w:val="0"/>
-                <w:sz w:val="24"/>
-                <w:szCs w:val="24"/>
-                <w:lang w:val="en-GB" w:eastAsia="en-GB" w:bidi="ar-SA"/>
-                <w14:ligatures w14:val="none"/>
-              </w:rPr>
-            </w:pPr>
-            <w:r>
-              <w:rPr>
-                <w:rFonts w:ascii="Times New Roman" w:eastAsia="Times New Roman" w:hAnsi="Times New Roman" w:cs="Times New Roman"/>
-                <w:kern w:val="0"/>
-                <w:sz w:val="24"/>
-                <w:szCs w:val="24"/>
-                <w:lang w:val="en-GB" w:eastAsia="en-GB" w:bidi="ar-SA"/>
-                <w14:ligatures w14:val="none"/>
-              </w:rPr>
-              <w:t>Final Approval</w:t>
-            </w:r>
-          </w:p>
-        </w:tc>
-        <w:tc>
-          <w:tcPr>
-            <w:tcW w:w="0" w:type="auto"/>
-            <w:vAlign w:val="center"/>
-            <w:hideMark/>
-          </w:tcPr>
-          <w:p>
-            <w:pPr>
-              <w:spacing w:after="0" w:line="240" w:lineRule="auto"/>
-              <w:rPr>
-                <w:rFonts w:ascii="Times New Roman" w:eastAsia="Times New Roman" w:hAnsi="Times New Roman" w:cs="Times New Roman"/>
-                <w:kern w:val="0"/>
-                <w:sz w:val="24"/>
-                <w:szCs w:val="24"/>
-                <w:lang w:val="en-GB" w:eastAsia="en-GB" w:bidi="ar-SA"/>
-                <w14:ligatures w14:val="none"/>
-              </w:rPr>
-            </w:pPr>
-            <w:r>
-              <w:rPr>
-                <w:rFonts w:ascii="Times New Roman" w:eastAsia="Times New Roman" w:hAnsi="Times New Roman" w:cs="Times New Roman"/>
-                <w:kern w:val="0"/>
-                <w:sz w:val="24"/>
-                <w:szCs w:val="24"/>
-                <w:lang w:val="en-GB" w:eastAsia="en-GB" w:bidi="ar-SA"/>
-                <w14:ligatures w14:val="none"/>
-              </w:rPr>
-              <w:t>I</w:t>
-            </w:r>
-          </w:p>
-        </w:tc>
-        <w:tc>
-          <w:tcPr>
-            <w:tcW w:w="0" w:type="auto"/>
-            <w:vAlign w:val="center"/>
-            <w:hideMark/>
-          </w:tcPr>
-          <w:p>
-            <w:pPr>
-              <w:spacing w:after="0" w:line="240" w:lineRule="auto"/>
-              <w:rPr>
-                <w:rFonts w:ascii="Times New Roman" w:eastAsia="Times New Roman" w:hAnsi="Times New Roman" w:cs="Times New Roman"/>
-                <w:kern w:val="0"/>
-                <w:sz w:val="24"/>
-                <w:szCs w:val="24"/>
-                <w:lang w:val="en-GB" w:eastAsia="en-GB" w:bidi="ar-SA"/>
-                <w14:ligatures w14:val="none"/>
-              </w:rPr>
-            </w:pPr>
-            <w:r>
-              <w:rPr>
-                <w:rFonts w:ascii="Times New Roman" w:eastAsia="Times New Roman" w:hAnsi="Times New Roman" w:cs="Times New Roman"/>
-                <w:kern w:val="0"/>
-                <w:sz w:val="24"/>
-                <w:szCs w:val="24"/>
-                <w:lang w:val="en-GB" w:eastAsia="en-GB" w:bidi="ar-SA"/>
-                <w14:ligatures w14:val="none"/>
-              </w:rPr>
-              <w:t>C</w:t>
-            </w:r>
-          </w:p>
-        </w:tc>
-        <w:tc>
-          <w:tcPr>
-            <w:tcW w:w="0" w:type="auto"/>
-            <w:vAlign w:val="center"/>
-            <w:hideMark/>
-          </w:tcPr>
-          <w:p>
-            <w:pPr>
-              <w:spacing w:after="0" w:line="240" w:lineRule="auto"/>
-              <w:rPr>
-                <w:rFonts w:ascii="Times New Roman" w:eastAsia="Times New Roman" w:hAnsi="Times New Roman" w:cs="Times New Roman"/>
-                <w:kern w:val="0"/>
-                <w:sz w:val="24"/>
-                <w:szCs w:val="24"/>
-                <w:lang w:val="en-GB" w:eastAsia="en-GB" w:bidi="ar-SA"/>
-                <w14:ligatures w14:val="none"/>
-              </w:rPr>
-            </w:pPr>
-            <w:r>
-              <w:rPr>
-                <w:rFonts w:ascii="Times New Roman" w:eastAsia="Times New Roman" w:hAnsi="Times New Roman" w:cs="Times New Roman"/>
-                <w:kern w:val="0"/>
-                <w:sz w:val="24"/>
-                <w:szCs w:val="24"/>
-                <w:lang w:val="en-GB" w:eastAsia="en-GB" w:bidi="ar-SA"/>
-                <w14:ligatures w14:val="none"/>
-              </w:rPr>
-              <w:t>C</w:t>
-            </w:r>
-          </w:p>
-        </w:tc>
-        <w:tc>
-          <w:tcPr>
-            <w:tcW w:w="0" w:type="auto"/>
-            <w:vAlign w:val="center"/>
-            <w:hideMark/>
-          </w:tcPr>
-          <w:p>
-            <w:pPr>
-              <w:spacing w:after="0" w:line="240" w:lineRule="auto"/>
-              <w:rPr>
-                <w:rFonts w:ascii="Times New Roman" w:eastAsia="Times New Roman" w:hAnsi="Times New Roman" w:cs="Times New Roman"/>
-                <w:kern w:val="0"/>
-                <w:sz w:val="24"/>
-                <w:szCs w:val="24"/>
-                <w:lang w:val="en-GB" w:eastAsia="en-GB" w:bidi="ar-SA"/>
-                <w14:ligatures w14:val="none"/>
-              </w:rPr>
-            </w:pPr>
-            <w:r>
-              <w:rPr>
-                <w:rFonts w:ascii="Times New Roman" w:eastAsia="Times New Roman" w:hAnsi="Times New Roman" w:cs="Times New Roman"/>
-                <w:kern w:val="0"/>
-                <w:sz w:val="24"/>
-                <w:szCs w:val="24"/>
-                <w:lang w:val="en-GB" w:eastAsia="en-GB" w:bidi="ar-SA"/>
-                <w14:ligatures w14:val="none"/>
-              </w:rPr>
-              <w:t>R</w:t>
-            </w:r>
-          </w:p>
-        </w:tc>
-        <w:tc>
-          <w:tcPr>
-            <w:tcW w:w="0" w:type="auto"/>
-            <w:vAlign w:val="center"/>
-            <w:hideMark/>
-          </w:tcPr>
-          <w:p>
-            <w:pPr>
-              <w:spacing w:after="0" w:line="240" w:lineRule="auto"/>
-              <w:rPr>
-                <w:rFonts w:ascii="Times New Roman" w:eastAsia="Times New Roman" w:hAnsi="Times New Roman" w:cs="Times New Roman"/>
-                <w:kern w:val="0"/>
-                <w:sz w:val="24"/>
-                <w:szCs w:val="24"/>
-                <w:lang w:val="en-GB" w:eastAsia="en-GB" w:bidi="ar-SA"/>
-                <w14:ligatures w14:val="none"/>
-              </w:rPr>
-            </w:pPr>
-            <w:r>
-              <w:rPr>
-                <w:rFonts w:ascii="Times New Roman" w:eastAsia="Times New Roman" w:hAnsi="Times New Roman" w:cs="Times New Roman"/>
-                <w:kern w:val="0"/>
-                <w:sz w:val="24"/>
-                <w:szCs w:val="24"/>
-                <w:lang w:val="en-GB" w:eastAsia="en-GB" w:bidi="ar-SA"/>
-                <w14:ligatures w14:val="none"/>
-              </w:rPr>
-              <w:t>I</w:t>
-            </w:r>
-          </w:p>
-        </w:tc>
-      </w:tr>
-      <w:tr>
-        <w:trPr>
-          <w:tblCellSpacing w:w="15" w:type="dxa"/>
-        </w:trPr>
-        <w:tc>
-          <w:tcPr>
-            <w:tcW w:w="0" w:type="auto"/>
-            <w:vAlign w:val="center"/>
-            <w:hideMark/>
-          </w:tcPr>
-          <w:p>
-            <w:pPr>
-              <w:spacing w:after="0" w:line="240" w:lineRule="auto"/>
-              <w:rPr>
-                <w:rFonts w:ascii="Times New Roman" w:eastAsia="Times New Roman" w:hAnsi="Times New Roman" w:cs="Times New Roman"/>
-                <w:kern w:val="0"/>
-                <w:sz w:val="24"/>
-                <w:szCs w:val="24"/>
-                <w:lang w:val="en-GB" w:eastAsia="en-GB" w:bidi="ar-SA"/>
-                <w14:ligatures w14:val="none"/>
-              </w:rPr>
-            </w:pPr>
-            <w:r>
-              <w:rPr>
-                <w:rFonts w:ascii="Times New Roman" w:eastAsia="Times New Roman" w:hAnsi="Times New Roman" w:cs="Times New Roman"/>
-                <w:kern w:val="0"/>
-                <w:sz w:val="24"/>
-                <w:szCs w:val="24"/>
-                <w:lang w:val="en-GB" w:eastAsia="en-GB" w:bidi="ar-SA"/>
-                <w14:ligatures w14:val="none"/>
-              </w:rPr>
-              <w:t>Archiving</w:t>
-            </w:r>
-          </w:p>
-        </w:tc>
-        <w:tc>
-          <w:tcPr>
-            <w:tcW w:w="0" w:type="auto"/>
-            <w:vAlign w:val="center"/>
-            <w:hideMark/>
-          </w:tcPr>
-          <w:p>
-            <w:pPr>
-              <w:spacing w:after="0" w:line="240" w:lineRule="auto"/>
-              <w:rPr>
-                <w:rFonts w:ascii="Times New Roman" w:eastAsia="Times New Roman" w:hAnsi="Times New Roman" w:cs="Times New Roman"/>
-                <w:kern w:val="0"/>
-                <w:sz w:val="24"/>
-                <w:szCs w:val="24"/>
-                <w:lang w:val="en-GB" w:eastAsia="en-GB" w:bidi="ar-SA"/>
-                <w14:ligatures w14:val="none"/>
-              </w:rPr>
-            </w:pPr>
-            <w:r>
-              <w:rPr>
-                <w:rFonts w:ascii="Times New Roman" w:eastAsia="Times New Roman" w:hAnsi="Times New Roman" w:cs="Times New Roman"/>
-                <w:kern w:val="0"/>
-                <w:sz w:val="24"/>
-                <w:szCs w:val="24"/>
-                <w:lang w:val="en-GB" w:eastAsia="en-GB" w:bidi="ar-SA"/>
-                <w14:ligatures w14:val="none"/>
-              </w:rPr>
-              <w:t>I</w:t>
-            </w:r>
-          </w:p>
-        </w:tc>
-        <w:tc>
-          <w:tcPr>
-            <w:tcW w:w="0" w:type="auto"/>
-            <w:vAlign w:val="center"/>
-            <w:hideMark/>
-          </w:tcPr>
-          <w:p>
-            <w:pPr>
-              <w:spacing w:after="0" w:line="240" w:lineRule="auto"/>
-              <w:rPr>
-                <w:rFonts w:ascii="Times New Roman" w:eastAsia="Times New Roman" w:hAnsi="Times New Roman" w:cs="Times New Roman"/>
-                <w:kern w:val="0"/>
-                <w:sz w:val="24"/>
-                <w:szCs w:val="24"/>
-                <w:lang w:val="en-GB" w:eastAsia="en-GB" w:bidi="ar-SA"/>
-                <w14:ligatures w14:val="none"/>
-              </w:rPr>
-            </w:pPr>
-            <w:r>
-              <w:rPr>
-                <w:rFonts w:ascii="Times New Roman" w:eastAsia="Times New Roman" w:hAnsi="Times New Roman" w:cs="Times New Roman"/>
-                <w:kern w:val="0"/>
-                <w:sz w:val="24"/>
-                <w:szCs w:val="24"/>
-                <w:lang w:val="en-GB" w:eastAsia="en-GB" w:bidi="ar-SA"/>
-                <w14:ligatures w14:val="none"/>
-              </w:rPr>
-              <w:t>C</w:t>
-            </w:r>
-          </w:p>
-        </w:tc>
-        <w:tc>
-          <w:tcPr>
-            <w:tcW w:w="0" w:type="auto"/>
-            <w:vAlign w:val="center"/>
-            <w:hideMark/>
-          </w:tcPr>
-          <w:p>
-            <w:pPr>
-              <w:spacing w:after="0" w:line="240" w:lineRule="auto"/>
-              <w:rPr>
-                <w:rFonts w:ascii="Times New Roman" w:eastAsia="Times New Roman" w:hAnsi="Times New Roman" w:cs="Times New Roman"/>
-                <w:kern w:val="0"/>
-                <w:sz w:val="24"/>
-                <w:szCs w:val="24"/>
-                <w:lang w:val="en-GB" w:eastAsia="en-GB" w:bidi="ar-SA"/>
-                <w14:ligatures w14:val="none"/>
-              </w:rPr>
-            </w:pPr>
-            <w:r>
-              <w:rPr>
-                <w:rFonts w:ascii="Times New Roman" w:eastAsia="Times New Roman" w:hAnsi="Times New Roman" w:cs="Times New Roman"/>
-                <w:kern w:val="0"/>
-                <w:sz w:val="24"/>
-                <w:szCs w:val="24"/>
-                <w:lang w:val="en-GB" w:eastAsia="en-GB" w:bidi="ar-SA"/>
-                <w14:ligatures w14:val="none"/>
-              </w:rPr>
-              <w:t>I</w:t>
-            </w:r>
-          </w:p>
-        </w:tc>
-        <w:tc>
-          <w:tcPr>
-            <w:tcW w:w="0" w:type="auto"/>
-            <w:vAlign w:val="center"/>
-            <w:hideMark/>
-          </w:tcPr>
-          <w:p>
-            <w:pPr>
-              <w:spacing w:after="0" w:line="240" w:lineRule="auto"/>
-              <w:rPr>
-                <w:rFonts w:ascii="Times New Roman" w:eastAsia="Times New Roman" w:hAnsi="Times New Roman" w:cs="Times New Roman"/>
-                <w:kern w:val="0"/>
-                <w:sz w:val="24"/>
-                <w:szCs w:val="24"/>
-                <w:lang w:val="en-GB" w:eastAsia="en-GB" w:bidi="ar-SA"/>
-                <w14:ligatures w14:val="none"/>
-              </w:rPr>
-            </w:pPr>
-            <w:r>
-              <w:rPr>
-                <w:rFonts w:ascii="Times New Roman" w:eastAsia="Times New Roman" w:hAnsi="Times New Roman" w:cs="Times New Roman"/>
-                <w:kern w:val="0"/>
-                <w:sz w:val="24"/>
-                <w:szCs w:val="24"/>
-                <w:lang w:val="en-GB" w:eastAsia="en-GB" w:bidi="ar-SA"/>
-                <w14:ligatures w14:val="none"/>
-              </w:rPr>
-              <w:t>I</w:t>
-            </w:r>
-          </w:p>
-        </w:tc>
-        <w:tc>
-          <w:tcPr>
-            <w:tcW w:w="0" w:type="auto"/>
-            <w:vAlign w:val="center"/>
-            <w:hideMark/>
-          </w:tcPr>
-          <w:p>
-            <w:pPr>
-              <w:spacing w:after="0" w:line="240" w:lineRule="auto"/>
+              <w:cnfStyle w:val="000000000000" w:firstRow="0" w:lastRow="0" w:firstColumn="0" w:lastColumn="0" w:oddVBand="0" w:evenVBand="0" w:oddHBand="0" w:evenHBand="0" w:firstRowFirstColumn="0" w:firstRowLastColumn="0" w:lastRowFirstColumn="0" w:lastRowLastColumn="0"/>
               <w:rPr>
                 <w:rFonts w:ascii="Times New Roman" w:eastAsia="Times New Roman" w:hAnsi="Times New Roman" w:cs="Times New Roman"/>
                 <w:kern w:val="0"/>
@@ -4783,7 +4661,6 @@
           <w:lang w:val="en-GB" w:eastAsia="en-GB" w:bidi="ar-SA"/>
           <w14:ligatures w14:val="none"/>
         </w:rPr>
-        <w:lastRenderedPageBreak/>
         <w:t>Shareholder Agreements</w:t>
       </w:r>
     </w:p>
@@ -4899,6 +4776,7 @@
           <w:lang w:val="en-GB" w:eastAsia="en-GB" w:bidi="ar-SA"/>
           <w14:ligatures w14:val="none"/>
         </w:rPr>
+        <w:lastRenderedPageBreak/>
         <w:t>5️</w:t>
       </w:r>
       <w:r>
@@ -5041,41 +4919,36 @@
     </w:p>
     <w:tbl>
       <w:tblPr>
+        <w:tblStyle w:val="PlainTable1"/>
         <w:tblW w:w="0" w:type="auto"/>
-        <w:tblCellSpacing w:w="15" w:type="dxa"/>
-        <w:tblCellMar>
-          <w:top w:w="15" w:type="dxa"/>
-          <w:left w:w="15" w:type="dxa"/>
-          <w:bottom w:w="15" w:type="dxa"/>
-          <w:right w:w="15" w:type="dxa"/>
-        </w:tblCellMar>
         <w:tblLook w:val="04A0" w:firstRow="1" w:lastRow="0" w:firstColumn="1" w:lastColumn="0" w:noHBand="0" w:noVBand="1"/>
       </w:tblPr>
       <w:tblGrid>
-        <w:gridCol w:w="1162"/>
-        <w:gridCol w:w="1774"/>
-        <w:gridCol w:w="1880"/>
-        <w:gridCol w:w="1669"/>
+        <w:gridCol w:w="1303"/>
+        <w:gridCol w:w="1930"/>
+        <w:gridCol w:w="2036"/>
+        <w:gridCol w:w="3726"/>
       </w:tblGrid>
       <w:tr>
         <w:trPr>
+          <w:cnfStyle w:val="100000000000" w:firstRow="1" w:lastRow="0" w:firstColumn="0" w:lastColumn="0" w:oddVBand="0" w:evenVBand="0" w:oddHBand="0" w:evenHBand="0" w:firstRowFirstColumn="0" w:firstRowLastColumn="0" w:lastRowFirstColumn="0" w:lastRowLastColumn="0"/>
           <w:tblHeader/>
-          <w:tblCellSpacing w:w="15" w:type="dxa"/>
         </w:trPr>
         <w:tc>
           <w:tcPr>
+            <w:cnfStyle w:val="001000000000" w:firstRow="0" w:lastRow="0" w:firstColumn="1" w:lastColumn="0" w:oddVBand="0" w:evenVBand="0" w:oddHBand="0" w:evenHBand="0" w:firstRowFirstColumn="0" w:firstRowLastColumn="0" w:lastRowFirstColumn="0" w:lastRowLastColumn="0"/>
             <w:tcW w:w="0" w:type="auto"/>
+            <w:shd w:val="clear" w:color="auto" w:fill="0E2841" w:themeFill="text2"/>
             <w:vAlign w:val="center"/>
             <w:hideMark/>
           </w:tcPr>
           <w:p>
             <w:pPr>
-              <w:spacing w:after="0" w:line="240" w:lineRule="auto"/>
               <w:jc w:val="center"/>
               <w:rPr>
                 <w:rFonts w:ascii="Times New Roman" w:eastAsia="Times New Roman" w:hAnsi="Times New Roman" w:cs="Times New Roman"/>
-                <w:b/>
-                <w:bCs/>
+                <w:b w:val="0"/>
+                <w:bCs w:val="0"/>
                 <w:kern w:val="0"/>
                 <w:sz w:val="24"/>
                 <w:szCs w:val="24"/>
@@ -5086,8 +4959,6 @@
             <w:r>
               <w:rPr>
                 <w:rFonts w:ascii="Times New Roman" w:eastAsia="Times New Roman" w:hAnsi="Times New Roman" w:cs="Times New Roman"/>
-                <w:b/>
-                <w:bCs/>
                 <w:kern w:val="0"/>
                 <w:sz w:val="24"/>
                 <w:szCs w:val="24"/>
@@ -5101,17 +4972,18 @@
         <w:tc>
           <w:tcPr>
             <w:tcW w:w="0" w:type="auto"/>
+            <w:shd w:val="clear" w:color="auto" w:fill="0E2841" w:themeFill="text2"/>
             <w:vAlign w:val="center"/>
             <w:hideMark/>
           </w:tcPr>
           <w:p>
             <w:pPr>
-              <w:spacing w:after="0" w:line="240" w:lineRule="auto"/>
               <w:jc w:val="center"/>
-              <w:rPr>
-                <w:rFonts w:ascii="Times New Roman" w:eastAsia="Times New Roman" w:hAnsi="Times New Roman" w:cs="Times New Roman"/>
-                <w:b/>
-                <w:bCs/>
+              <w:cnfStyle w:val="100000000000" w:firstRow="1" w:lastRow="0" w:firstColumn="0" w:lastColumn="0" w:oddVBand="0" w:evenVBand="0" w:oddHBand="0" w:evenHBand="0" w:firstRowFirstColumn="0" w:firstRowLastColumn="0" w:lastRowFirstColumn="0" w:lastRowLastColumn="0"/>
+              <w:rPr>
+                <w:rFonts w:ascii="Times New Roman" w:eastAsia="Times New Roman" w:hAnsi="Times New Roman" w:cs="Times New Roman"/>
+                <w:b w:val="0"/>
+                <w:bCs w:val="0"/>
                 <w:kern w:val="0"/>
                 <w:sz w:val="24"/>
                 <w:szCs w:val="24"/>
@@ -5122,8 +4994,6 @@
             <w:r>
               <w:rPr>
                 <w:rFonts w:ascii="Times New Roman" w:eastAsia="Times New Roman" w:hAnsi="Times New Roman" w:cs="Times New Roman"/>
-                <w:b/>
-                <w:bCs/>
                 <w:kern w:val="0"/>
                 <w:sz w:val="24"/>
                 <w:szCs w:val="24"/>
@@ -5137,17 +5007,18 @@
         <w:tc>
           <w:tcPr>
             <w:tcW w:w="0" w:type="auto"/>
+            <w:shd w:val="clear" w:color="auto" w:fill="0E2841" w:themeFill="text2"/>
             <w:vAlign w:val="center"/>
             <w:hideMark/>
           </w:tcPr>
           <w:p>
             <w:pPr>
-              <w:spacing w:after="0" w:line="240" w:lineRule="auto"/>
               <w:jc w:val="center"/>
-              <w:rPr>
-                <w:rFonts w:ascii="Times New Roman" w:eastAsia="Times New Roman" w:hAnsi="Times New Roman" w:cs="Times New Roman"/>
-                <w:b/>
-                <w:bCs/>
+              <w:cnfStyle w:val="100000000000" w:firstRow="1" w:lastRow="0" w:firstColumn="0" w:lastColumn="0" w:oddVBand="0" w:evenVBand="0" w:oddHBand="0" w:evenHBand="0" w:firstRowFirstColumn="0" w:firstRowLastColumn="0" w:lastRowFirstColumn="0" w:lastRowLastColumn="0"/>
+              <w:rPr>
+                <w:rFonts w:ascii="Times New Roman" w:eastAsia="Times New Roman" w:hAnsi="Times New Roman" w:cs="Times New Roman"/>
+                <w:b w:val="0"/>
+                <w:bCs w:val="0"/>
                 <w:kern w:val="0"/>
                 <w:sz w:val="24"/>
                 <w:szCs w:val="24"/>
@@ -5158,8 +5029,6 @@
             <w:r>
               <w:rPr>
                 <w:rFonts w:ascii="Times New Roman" w:eastAsia="Times New Roman" w:hAnsi="Times New Roman" w:cs="Times New Roman"/>
-                <w:b/>
-                <w:bCs/>
                 <w:kern w:val="0"/>
                 <w:sz w:val="24"/>
                 <w:szCs w:val="24"/>
@@ -5172,18 +5041,19 @@
         </w:tc>
         <w:tc>
           <w:tcPr>
-            <w:tcW w:w="0" w:type="auto"/>
+            <w:tcW w:w="3726" w:type="dxa"/>
+            <w:shd w:val="clear" w:color="auto" w:fill="0E2841" w:themeFill="text2"/>
             <w:vAlign w:val="center"/>
             <w:hideMark/>
           </w:tcPr>
           <w:p>
             <w:pPr>
-              <w:spacing w:after="0" w:line="240" w:lineRule="auto"/>
               <w:jc w:val="center"/>
-              <w:rPr>
-                <w:rFonts w:ascii="Times New Roman" w:eastAsia="Times New Roman" w:hAnsi="Times New Roman" w:cs="Times New Roman"/>
-                <w:b/>
-                <w:bCs/>
+              <w:cnfStyle w:val="100000000000" w:firstRow="1" w:lastRow="0" w:firstColumn="0" w:lastColumn="0" w:oddVBand="0" w:evenVBand="0" w:oddHBand="0" w:evenHBand="0" w:firstRowFirstColumn="0" w:firstRowLastColumn="0" w:lastRowFirstColumn="0" w:lastRowLastColumn="0"/>
+              <w:rPr>
+                <w:rFonts w:ascii="Times New Roman" w:eastAsia="Times New Roman" w:hAnsi="Times New Roman" w:cs="Times New Roman"/>
+                <w:b w:val="0"/>
+                <w:bCs w:val="0"/>
                 <w:kern w:val="0"/>
                 <w:sz w:val="24"/>
                 <w:szCs w:val="24"/>
@@ -5194,8 +5064,6 @@
             <w:r>
               <w:rPr>
                 <w:rFonts w:ascii="Times New Roman" w:eastAsia="Times New Roman" w:hAnsi="Times New Roman" w:cs="Times New Roman"/>
-                <w:b/>
-                <w:bCs/>
                 <w:kern w:val="0"/>
                 <w:sz w:val="24"/>
                 <w:szCs w:val="24"/>
@@ -5209,17 +5077,16 @@
       </w:tr>
       <w:tr>
         <w:trPr>
-          <w:tblCellSpacing w:w="15" w:type="dxa"/>
+          <w:cnfStyle w:val="000000100000" w:firstRow="0" w:lastRow="0" w:firstColumn="0" w:lastColumn="0" w:oddVBand="0" w:evenVBand="0" w:oddHBand="1" w:evenHBand="0" w:firstRowFirstColumn="0" w:firstRowLastColumn="0" w:lastRowFirstColumn="0" w:lastRowLastColumn="0"/>
         </w:trPr>
         <w:tc>
           <w:tcPr>
+            <w:cnfStyle w:val="001000000000" w:firstRow="0" w:lastRow="0" w:firstColumn="1" w:lastColumn="0" w:oddVBand="0" w:evenVBand="0" w:oddHBand="0" w:evenHBand="0" w:firstRowFirstColumn="0" w:firstRowLastColumn="0" w:lastRowFirstColumn="0" w:lastRowLastColumn="0"/>
             <w:tcW w:w="0" w:type="auto"/>
-            <w:vAlign w:val="center"/>
             <w:hideMark/>
           </w:tcPr>
           <w:p>
             <w:pPr>
-              <w:spacing w:after="0" w:line="240" w:lineRule="auto"/>
               <w:rPr>
                 <w:rFonts w:ascii="Times New Roman" w:eastAsia="Times New Roman" w:hAnsi="Times New Roman" w:cs="Times New Roman"/>
                 <w:kern w:val="0"/>
@@ -5245,12 +5112,11 @@
         <w:tc>
           <w:tcPr>
             <w:tcW w:w="0" w:type="auto"/>
-            <w:vAlign w:val="center"/>
             <w:hideMark/>
           </w:tcPr>
           <w:p>
             <w:pPr>
-              <w:spacing w:after="0" w:line="240" w:lineRule="auto"/>
+              <w:cnfStyle w:val="000000100000" w:firstRow="0" w:lastRow="0" w:firstColumn="0" w:lastColumn="0" w:oddVBand="0" w:evenVBand="0" w:oddHBand="1" w:evenHBand="0" w:firstRowFirstColumn="0" w:firstRowLastColumn="0" w:lastRowFirstColumn="0" w:lastRowLastColumn="0"/>
               <w:rPr>
                 <w:rFonts w:ascii="Times New Roman" w:eastAsia="Times New Roman" w:hAnsi="Times New Roman" w:cs="Times New Roman"/>
                 <w:kern w:val="0"/>
@@ -5276,12 +5142,11 @@
         <w:tc>
           <w:tcPr>
             <w:tcW w:w="0" w:type="auto"/>
-            <w:vAlign w:val="center"/>
             <w:hideMark/>
           </w:tcPr>
           <w:p>
             <w:pPr>
-              <w:spacing w:after="0" w:line="240" w:lineRule="auto"/>
+              <w:cnfStyle w:val="000000100000" w:firstRow="0" w:lastRow="0" w:firstColumn="0" w:lastColumn="0" w:oddVBand="0" w:evenVBand="0" w:oddHBand="1" w:evenHBand="0" w:firstRowFirstColumn="0" w:firstRowLastColumn="0" w:lastRowFirstColumn="0" w:lastRowLastColumn="0"/>
               <w:rPr>
                 <w:rFonts w:ascii="Times New Roman" w:eastAsia="Times New Roman" w:hAnsi="Times New Roman" w:cs="Times New Roman"/>
                 <w:kern w:val="0"/>
@@ -5306,13 +5171,12 @@
         </w:tc>
         <w:tc>
           <w:tcPr>
-            <w:tcW w:w="0" w:type="auto"/>
-            <w:vAlign w:val="center"/>
+            <w:tcW w:w="3726" w:type="dxa"/>
             <w:hideMark/>
           </w:tcPr>
           <w:p>
             <w:pPr>
-              <w:spacing w:after="0" w:line="240" w:lineRule="auto"/>
+              <w:cnfStyle w:val="000000100000" w:firstRow="0" w:lastRow="0" w:firstColumn="0" w:lastColumn="0" w:oddVBand="0" w:evenVBand="0" w:oddHBand="1" w:evenHBand="0" w:firstRowFirstColumn="0" w:firstRowLastColumn="0" w:lastRowFirstColumn="0" w:lastRowLastColumn="0"/>
               <w:rPr>
                 <w:rFonts w:ascii="Times New Roman" w:eastAsia="Times New Roman" w:hAnsi="Times New Roman" w:cs="Times New Roman"/>
                 <w:kern w:val="0"/>
@@ -5337,18 +5201,14 @@
         </w:tc>
       </w:tr>
       <w:tr>
-        <w:trPr>
-          <w:tblCellSpacing w:w="15" w:type="dxa"/>
-        </w:trPr>
         <w:tc>
           <w:tcPr>
+            <w:cnfStyle w:val="001000000000" w:firstRow="0" w:lastRow="0" w:firstColumn="1" w:lastColumn="0" w:oddVBand="0" w:evenVBand="0" w:oddHBand="0" w:evenHBand="0" w:firstRowFirstColumn="0" w:firstRowLastColumn="0" w:lastRowFirstColumn="0" w:lastRowLastColumn="0"/>
             <w:tcW w:w="0" w:type="auto"/>
-            <w:vAlign w:val="center"/>
             <w:hideMark/>
           </w:tcPr>
           <w:p>
             <w:pPr>
-              <w:spacing w:after="0" w:line="240" w:lineRule="auto"/>
               <w:rPr>
                 <w:rFonts w:ascii="Times New Roman" w:eastAsia="Times New Roman" w:hAnsi="Times New Roman" w:cs="Times New Roman"/>
                 <w:kern w:val="0"/>
@@ -5374,12 +5234,11 @@
         <w:tc>
           <w:tcPr>
             <w:tcW w:w="0" w:type="auto"/>
-            <w:vAlign w:val="center"/>
             <w:hideMark/>
           </w:tcPr>
           <w:p>
             <w:pPr>
-              <w:spacing w:after="0" w:line="240" w:lineRule="auto"/>
+              <w:cnfStyle w:val="000000000000" w:firstRow="0" w:lastRow="0" w:firstColumn="0" w:lastColumn="0" w:oddVBand="0" w:evenVBand="0" w:oddHBand="0" w:evenHBand="0" w:firstRowFirstColumn="0" w:firstRowLastColumn="0" w:lastRowFirstColumn="0" w:lastRowLastColumn="0"/>
               <w:rPr>
                 <w:rFonts w:ascii="Times New Roman" w:eastAsia="Times New Roman" w:hAnsi="Times New Roman" w:cs="Times New Roman"/>
                 <w:kern w:val="0"/>
@@ -5405,12 +5264,11 @@
         <w:tc>
           <w:tcPr>
             <w:tcW w:w="0" w:type="auto"/>
-            <w:vAlign w:val="center"/>
             <w:hideMark/>
           </w:tcPr>
           <w:p>
             <w:pPr>
-              <w:spacing w:after="0" w:line="240" w:lineRule="auto"/>
+              <w:cnfStyle w:val="000000000000" w:firstRow="0" w:lastRow="0" w:firstColumn="0" w:lastColumn="0" w:oddVBand="0" w:evenVBand="0" w:oddHBand="0" w:evenHBand="0" w:firstRowFirstColumn="0" w:firstRowLastColumn="0" w:lastRowFirstColumn="0" w:lastRowLastColumn="0"/>
               <w:rPr>
                 <w:rFonts w:ascii="Times New Roman" w:eastAsia="Times New Roman" w:hAnsi="Times New Roman" w:cs="Times New Roman"/>
                 <w:kern w:val="0"/>
@@ -5435,13 +5293,12 @@
         </w:tc>
         <w:tc>
           <w:tcPr>
-            <w:tcW w:w="0" w:type="auto"/>
-            <w:vAlign w:val="center"/>
+            <w:tcW w:w="3726" w:type="dxa"/>
             <w:hideMark/>
           </w:tcPr>
           <w:p>
             <w:pPr>
-              <w:spacing w:after="0" w:line="240" w:lineRule="auto"/>
+              <w:cnfStyle w:val="000000000000" w:firstRow="0" w:lastRow="0" w:firstColumn="0" w:lastColumn="0" w:oddVBand="0" w:evenVBand="0" w:oddHBand="0" w:evenHBand="0" w:firstRowFirstColumn="0" w:firstRowLastColumn="0" w:lastRowFirstColumn="0" w:lastRowLastColumn="0"/>
               <w:rPr>
                 <w:rFonts w:ascii="Times New Roman" w:eastAsia="Times New Roman" w:hAnsi="Times New Roman" w:cs="Times New Roman"/>
                 <w:kern w:val="0"/>
@@ -5467,17 +5324,16 @@
       </w:tr>
       <w:tr>
         <w:trPr>
-          <w:tblCellSpacing w:w="15" w:type="dxa"/>
+          <w:cnfStyle w:val="000000100000" w:firstRow="0" w:lastRow="0" w:firstColumn="0" w:lastColumn="0" w:oddVBand="0" w:evenVBand="0" w:oddHBand="1" w:evenHBand="0" w:firstRowFirstColumn="0" w:firstRowLastColumn="0" w:lastRowFirstColumn="0" w:lastRowLastColumn="0"/>
         </w:trPr>
         <w:tc>
           <w:tcPr>
+            <w:cnfStyle w:val="001000000000" w:firstRow="0" w:lastRow="0" w:firstColumn="1" w:lastColumn="0" w:oddVBand="0" w:evenVBand="0" w:oddHBand="0" w:evenHBand="0" w:firstRowFirstColumn="0" w:firstRowLastColumn="0" w:lastRowFirstColumn="0" w:lastRowLastColumn="0"/>
             <w:tcW w:w="0" w:type="auto"/>
-            <w:vAlign w:val="center"/>
             <w:hideMark/>
           </w:tcPr>
           <w:p>
             <w:pPr>
-              <w:spacing w:after="0" w:line="240" w:lineRule="auto"/>
               <w:rPr>
                 <w:rFonts w:ascii="Times New Roman" w:eastAsia="Times New Roman" w:hAnsi="Times New Roman" w:cs="Times New Roman"/>
                 <w:kern w:val="0"/>
@@ -5503,12 +5359,11 @@
         <w:tc>
           <w:tcPr>
             <w:tcW w:w="0" w:type="auto"/>
-            <w:vAlign w:val="center"/>
             <w:hideMark/>
           </w:tcPr>
           <w:p>
             <w:pPr>
-              <w:spacing w:after="0" w:line="240" w:lineRule="auto"/>
+              <w:cnfStyle w:val="000000100000" w:firstRow="0" w:lastRow="0" w:firstColumn="0" w:lastColumn="0" w:oddVBand="0" w:evenVBand="0" w:oddHBand="1" w:evenHBand="0" w:firstRowFirstColumn="0" w:firstRowLastColumn="0" w:lastRowFirstColumn="0" w:lastRowLastColumn="0"/>
               <w:rPr>
                 <w:rFonts w:ascii="Times New Roman" w:eastAsia="Times New Roman" w:hAnsi="Times New Roman" w:cs="Times New Roman"/>
                 <w:kern w:val="0"/>
@@ -5534,12 +5389,11 @@
         <w:tc>
           <w:tcPr>
             <w:tcW w:w="0" w:type="auto"/>
-            <w:vAlign w:val="center"/>
             <w:hideMark/>
           </w:tcPr>
           <w:p>
             <w:pPr>
-              <w:spacing w:after="0" w:line="240" w:lineRule="auto"/>
+              <w:cnfStyle w:val="000000100000" w:firstRow="0" w:lastRow="0" w:firstColumn="0" w:lastColumn="0" w:oddVBand="0" w:evenVBand="0" w:oddHBand="1" w:evenHBand="0" w:firstRowFirstColumn="0" w:firstRowLastColumn="0" w:lastRowFirstColumn="0" w:lastRowLastColumn="0"/>
               <w:rPr>
                 <w:rFonts w:ascii="Times New Roman" w:eastAsia="Times New Roman" w:hAnsi="Times New Roman" w:cs="Times New Roman"/>
                 <w:kern w:val="0"/>
@@ -5564,13 +5418,12 @@
         </w:tc>
         <w:tc>
           <w:tcPr>
-            <w:tcW w:w="0" w:type="auto"/>
-            <w:vAlign w:val="center"/>
+            <w:tcW w:w="3726" w:type="dxa"/>
             <w:hideMark/>
           </w:tcPr>
           <w:p>
             <w:pPr>
-              <w:spacing w:after="0" w:line="240" w:lineRule="auto"/>
+              <w:cnfStyle w:val="000000100000" w:firstRow="0" w:lastRow="0" w:firstColumn="0" w:lastColumn="0" w:oddVBand="0" w:evenVBand="0" w:oddHBand="1" w:evenHBand="0" w:firstRowFirstColumn="0" w:firstRowLastColumn="0" w:lastRowFirstColumn="0" w:lastRowLastColumn="0"/>
               <w:rPr>
                 <w:rFonts w:ascii="Times New Roman" w:eastAsia="Times New Roman" w:hAnsi="Times New Roman" w:cs="Times New Roman"/>
                 <w:kern w:val="0"/>
@@ -5668,6 +5521,7 @@
           <w:kern w:val="0"/>
           <w:sz w:val="24"/>
           <w:szCs w:val="24"/>
+          <w:highlight w:val="yellow"/>
           <w:lang w:val="en-GB" w:eastAsia="en-GB" w:bidi="ar-SA"/>
           <w14:ligatures w14:val="none"/>
         </w:rPr>
@@ -6067,39 +5921,32 @@
     </w:p>
     <w:tbl>
       <w:tblPr>
+        <w:tblStyle w:val="PlainTable1"/>
         <w:tblW w:w="0" w:type="auto"/>
-        <w:tblCellSpacing w:w="15" w:type="dxa"/>
-        <w:tblCellMar>
-          <w:top w:w="15" w:type="dxa"/>
-          <w:left w:w="15" w:type="dxa"/>
-          <w:bottom w:w="15" w:type="dxa"/>
-          <w:right w:w="15" w:type="dxa"/>
-        </w:tblCellMar>
         <w:tblLook w:val="04A0" w:firstRow="1" w:lastRow="0" w:firstColumn="1" w:lastColumn="0" w:noHBand="0" w:noVBand="1"/>
       </w:tblPr>
       <w:tblGrid>
-        <w:gridCol w:w="2882"/>
-        <w:gridCol w:w="2111"/>
+        <w:gridCol w:w="3250"/>
+        <w:gridCol w:w="5565"/>
       </w:tblGrid>
       <w:tr>
         <w:trPr>
-          <w:tblHeader/>
-          <w:tblCellSpacing w:w="15" w:type="dxa"/>
+          <w:cnfStyle w:val="100000000000" w:firstRow="1" w:lastRow="0" w:firstColumn="0" w:lastColumn="0" w:oddVBand="0" w:evenVBand="0" w:oddHBand="0" w:evenHBand="0" w:firstRowFirstColumn="0" w:firstRowLastColumn="0" w:lastRowFirstColumn="0" w:lastRowLastColumn="0"/>
         </w:trPr>
         <w:tc>
           <w:tcPr>
+            <w:cnfStyle w:val="001000000000" w:firstRow="0" w:lastRow="0" w:firstColumn="1" w:lastColumn="0" w:oddVBand="0" w:evenVBand="0" w:oddHBand="0" w:evenHBand="0" w:firstRowFirstColumn="0" w:firstRowLastColumn="0" w:lastRowFirstColumn="0" w:lastRowLastColumn="0"/>
             <w:tcW w:w="0" w:type="auto"/>
-            <w:vAlign w:val="center"/>
+            <w:shd w:val="clear" w:color="auto" w:fill="0E2841" w:themeFill="text2"/>
             <w:hideMark/>
           </w:tcPr>
           <w:p>
             <w:pPr>
-              <w:spacing w:after="0" w:line="240" w:lineRule="auto"/>
               <w:jc w:val="center"/>
               <w:rPr>
                 <w:rFonts w:ascii="Times New Roman" w:eastAsia="Times New Roman" w:hAnsi="Times New Roman" w:cs="Times New Roman"/>
-                <w:b/>
-                <w:bCs/>
+                <w:b w:val="0"/>
+                <w:bCs w:val="0"/>
                 <w:kern w:val="0"/>
                 <w:sz w:val="24"/>
                 <w:szCs w:val="24"/>
@@ -6110,8 +5957,6 @@
             <w:r>
               <w:rPr>
                 <w:rFonts w:ascii="Times New Roman" w:eastAsia="Times New Roman" w:hAnsi="Times New Roman" w:cs="Times New Roman"/>
-                <w:b/>
-                <w:bCs/>
                 <w:kern w:val="0"/>
                 <w:sz w:val="24"/>
                 <w:szCs w:val="24"/>
@@ -6124,18 +5969,18 @@
         </w:tc>
         <w:tc>
           <w:tcPr>
-            <w:tcW w:w="0" w:type="auto"/>
-            <w:vAlign w:val="center"/>
+            <w:tcW w:w="5565" w:type="dxa"/>
+            <w:shd w:val="clear" w:color="auto" w:fill="0E2841" w:themeFill="text2"/>
             <w:hideMark/>
           </w:tcPr>
           <w:p>
             <w:pPr>
-              <w:spacing w:after="0" w:line="240" w:lineRule="auto"/>
               <w:jc w:val="center"/>
-              <w:rPr>
-                <w:rFonts w:ascii="Times New Roman" w:eastAsia="Times New Roman" w:hAnsi="Times New Roman" w:cs="Times New Roman"/>
-                <w:b/>
-                <w:bCs/>
+              <w:cnfStyle w:val="100000000000" w:firstRow="1" w:lastRow="0" w:firstColumn="0" w:lastColumn="0" w:oddVBand="0" w:evenVBand="0" w:oddHBand="0" w:evenHBand="0" w:firstRowFirstColumn="0" w:firstRowLastColumn="0" w:lastRowFirstColumn="0" w:lastRowLastColumn="0"/>
+              <w:rPr>
+                <w:rFonts w:ascii="Times New Roman" w:eastAsia="Times New Roman" w:hAnsi="Times New Roman" w:cs="Times New Roman"/>
+                <w:b w:val="0"/>
+                <w:bCs w:val="0"/>
                 <w:kern w:val="0"/>
                 <w:sz w:val="24"/>
                 <w:szCs w:val="24"/>
@@ -6146,8 +5991,6 @@
             <w:r>
               <w:rPr>
                 <w:rFonts w:ascii="Times New Roman" w:eastAsia="Times New Roman" w:hAnsi="Times New Roman" w:cs="Times New Roman"/>
-                <w:b/>
-                <w:bCs/>
                 <w:kern w:val="0"/>
                 <w:sz w:val="24"/>
                 <w:szCs w:val="24"/>
@@ -6161,17 +6004,16 @@
       </w:tr>
       <w:tr>
         <w:trPr>
-          <w:tblCellSpacing w:w="15" w:type="dxa"/>
+          <w:cnfStyle w:val="000000100000" w:firstRow="0" w:lastRow="0" w:firstColumn="0" w:lastColumn="0" w:oddVBand="0" w:evenVBand="0" w:oddHBand="1" w:evenHBand="0" w:firstRowFirstColumn="0" w:firstRowLastColumn="0" w:lastRowFirstColumn="0" w:lastRowLastColumn="0"/>
         </w:trPr>
         <w:tc>
           <w:tcPr>
+            <w:cnfStyle w:val="001000000000" w:firstRow="0" w:lastRow="0" w:firstColumn="1" w:lastColumn="0" w:oddVBand="0" w:evenVBand="0" w:oddHBand="0" w:evenHBand="0" w:firstRowFirstColumn="0" w:firstRowLastColumn="0" w:lastRowFirstColumn="0" w:lastRowLastColumn="0"/>
             <w:tcW w:w="0" w:type="auto"/>
-            <w:vAlign w:val="center"/>
             <w:hideMark/>
           </w:tcPr>
           <w:p>
             <w:pPr>
-              <w:spacing w:after="0" w:line="240" w:lineRule="auto"/>
               <w:rPr>
                 <w:rFonts w:ascii="Times New Roman" w:eastAsia="Times New Roman" w:hAnsi="Times New Roman" w:cs="Times New Roman"/>
                 <w:kern w:val="0"/>
@@ -6196,13 +6038,12 @@
         </w:tc>
         <w:tc>
           <w:tcPr>
-            <w:tcW w:w="0" w:type="auto"/>
-            <w:vAlign w:val="center"/>
+            <w:tcW w:w="5565" w:type="dxa"/>
             <w:hideMark/>
           </w:tcPr>
           <w:p>
             <w:pPr>
-              <w:spacing w:after="0" w:line="240" w:lineRule="auto"/>
+              <w:cnfStyle w:val="000000100000" w:firstRow="0" w:lastRow="0" w:firstColumn="0" w:lastColumn="0" w:oddVBand="0" w:evenVBand="0" w:oddHBand="1" w:evenHBand="0" w:firstRowFirstColumn="0" w:firstRowLastColumn="0" w:lastRowFirstColumn="0" w:lastRowLastColumn="0"/>
               <w:rPr>
                 <w:rFonts w:ascii="Times New Roman" w:eastAsia="Times New Roman" w:hAnsi="Times New Roman" w:cs="Times New Roman"/>
                 <w:kern w:val="0"/>
@@ -6227,18 +6068,14 @@
         </w:tc>
       </w:tr>
       <w:tr>
-        <w:trPr>
-          <w:tblCellSpacing w:w="15" w:type="dxa"/>
-        </w:trPr>
         <w:tc>
           <w:tcPr>
+            <w:cnfStyle w:val="001000000000" w:firstRow="0" w:lastRow="0" w:firstColumn="1" w:lastColumn="0" w:oddVBand="0" w:evenVBand="0" w:oddHBand="0" w:evenHBand="0" w:firstRowFirstColumn="0" w:firstRowLastColumn="0" w:lastRowFirstColumn="0" w:lastRowLastColumn="0"/>
             <w:tcW w:w="0" w:type="auto"/>
-            <w:vAlign w:val="center"/>
             <w:hideMark/>
           </w:tcPr>
           <w:p>
             <w:pPr>
-              <w:spacing w:after="0" w:line="240" w:lineRule="auto"/>
               <w:rPr>
                 <w:rFonts w:ascii="Times New Roman" w:eastAsia="Times New Roman" w:hAnsi="Times New Roman" w:cs="Times New Roman"/>
                 <w:kern w:val="0"/>
@@ -6263,13 +6100,12 @@
         </w:tc>
         <w:tc>
           <w:tcPr>
-            <w:tcW w:w="0" w:type="auto"/>
-            <w:vAlign w:val="center"/>
+            <w:tcW w:w="5565" w:type="dxa"/>
             <w:hideMark/>
           </w:tcPr>
           <w:p>
             <w:pPr>
-              <w:spacing w:after="0" w:line="240" w:lineRule="auto"/>
+              <w:cnfStyle w:val="000000000000" w:firstRow="0" w:lastRow="0" w:firstColumn="0" w:lastColumn="0" w:oddVBand="0" w:evenVBand="0" w:oddHBand="0" w:evenHBand="0" w:firstRowFirstColumn="0" w:firstRowLastColumn="0" w:lastRowFirstColumn="0" w:lastRowLastColumn="0"/>
               <w:rPr>
                 <w:rFonts w:ascii="Times New Roman" w:eastAsia="Times New Roman" w:hAnsi="Times New Roman" w:cs="Times New Roman"/>
                 <w:kern w:val="0"/>
@@ -6295,17 +6131,16 @@
       </w:tr>
       <w:tr>
         <w:trPr>
-          <w:tblCellSpacing w:w="15" w:type="dxa"/>
+          <w:cnfStyle w:val="000000100000" w:firstRow="0" w:lastRow="0" w:firstColumn="0" w:lastColumn="0" w:oddVBand="0" w:evenVBand="0" w:oddHBand="1" w:evenHBand="0" w:firstRowFirstColumn="0" w:firstRowLastColumn="0" w:lastRowFirstColumn="0" w:lastRowLastColumn="0"/>
         </w:trPr>
         <w:tc>
           <w:tcPr>
+            <w:cnfStyle w:val="001000000000" w:firstRow="0" w:lastRow="0" w:firstColumn="1" w:lastColumn="0" w:oddVBand="0" w:evenVBand="0" w:oddHBand="0" w:evenHBand="0" w:firstRowFirstColumn="0" w:firstRowLastColumn="0" w:lastRowFirstColumn="0" w:lastRowLastColumn="0"/>
             <w:tcW w:w="0" w:type="auto"/>
-            <w:vAlign w:val="center"/>
             <w:hideMark/>
           </w:tcPr>
           <w:p>
             <w:pPr>
-              <w:spacing w:after="0" w:line="240" w:lineRule="auto"/>
               <w:rPr>
                 <w:rFonts w:ascii="Times New Roman" w:eastAsia="Times New Roman" w:hAnsi="Times New Roman" w:cs="Times New Roman"/>
                 <w:kern w:val="0"/>
@@ -6324,20 +6159,80 @@
                 <w:lang w:val="en-GB" w:eastAsia="en-GB" w:bidi="ar-SA"/>
                 <w14:ligatures w14:val="none"/>
               </w:rPr>
-              <w:lastRenderedPageBreak/>
               <w:t>Contract Compliance Rate</w:t>
             </w:r>
           </w:p>
         </w:tc>
         <w:tc>
           <w:tcPr>
-            <w:tcW w:w="0" w:type="auto"/>
-            <w:vAlign w:val="center"/>
+            <w:tcW w:w="5565" w:type="dxa"/>
             <w:hideMark/>
           </w:tcPr>
           <w:p>
             <w:pPr>
-              <w:spacing w:after="0" w:line="240" w:lineRule="auto"/>
+              <w:cnfStyle w:val="000000100000" w:firstRow="0" w:lastRow="0" w:firstColumn="0" w:lastColumn="0" w:oddVBand="0" w:evenVBand="0" w:oddHBand="1" w:evenHBand="0" w:firstRowFirstColumn="0" w:firstRowLastColumn="0" w:lastRowFirstColumn="0" w:lastRowLastColumn="0"/>
+              <w:rPr>
+                <w:rFonts w:ascii="Times New Roman" w:eastAsia="Times New Roman" w:hAnsi="Times New Roman" w:cs="Times New Roman"/>
+                <w:kern w:val="0"/>
+                <w:sz w:val="24"/>
+                <w:szCs w:val="24"/>
+                <w:lang w:val="en-GB" w:eastAsia="en-GB" w:bidi="ar-SA"/>
+                <w14:ligatures w14:val="none"/>
+              </w:rPr>
+            </w:pPr>
+            <w:r>
+              <w:rPr>
+                <w:rFonts w:ascii="Times New Roman" w:eastAsia="Times New Roman" w:hAnsi="Times New Roman" w:cs="Times New Roman"/>
+                <w:kern w:val="0"/>
+                <w:sz w:val="24"/>
+                <w:szCs w:val="24"/>
+                <w:lang w:val="en-GB" w:eastAsia="en-GB" w:bidi="ar-SA"/>
+                <w14:ligatures w14:val="none"/>
+              </w:rPr>
+              <w:t>100%</w:t>
+            </w:r>
+          </w:p>
+        </w:tc>
+      </w:tr>
+      <w:tr>
+        <w:tc>
+          <w:tcPr>
+            <w:cnfStyle w:val="001000000000" w:firstRow="0" w:lastRow="0" w:firstColumn="1" w:lastColumn="0" w:oddVBand="0" w:evenVBand="0" w:oddHBand="0" w:evenHBand="0" w:firstRowFirstColumn="0" w:firstRowLastColumn="0" w:lastRowFirstColumn="0" w:lastRowLastColumn="0"/>
+            <w:tcW w:w="0" w:type="auto"/>
+            <w:hideMark/>
+          </w:tcPr>
+          <w:p>
+            <w:pPr>
+              <w:rPr>
+                <w:rFonts w:ascii="Times New Roman" w:eastAsia="Times New Roman" w:hAnsi="Times New Roman" w:cs="Times New Roman"/>
+                <w:kern w:val="0"/>
+                <w:sz w:val="24"/>
+                <w:szCs w:val="24"/>
+                <w:lang w:val="en-GB" w:eastAsia="en-GB" w:bidi="ar-SA"/>
+                <w14:ligatures w14:val="none"/>
+              </w:rPr>
+            </w:pPr>
+            <w:r>
+              <w:rPr>
+                <w:rFonts w:ascii="Times New Roman" w:eastAsia="Times New Roman" w:hAnsi="Times New Roman" w:cs="Times New Roman"/>
+                <w:kern w:val="0"/>
+                <w:sz w:val="24"/>
+                <w:szCs w:val="24"/>
+                <w:lang w:val="en-GB" w:eastAsia="en-GB" w:bidi="ar-SA"/>
+                <w14:ligatures w14:val="none"/>
+              </w:rPr>
+              <w:t>Renewal Tracking Accuracy</w:t>
+            </w:r>
+          </w:p>
+        </w:tc>
+        <w:tc>
+          <w:tcPr>
+            <w:tcW w:w="5565" w:type="dxa"/>
+            <w:hideMark/>
+          </w:tcPr>
+          <w:p>
+            <w:pPr>
+              <w:cnfStyle w:val="000000000000" w:firstRow="0" w:lastRow="0" w:firstColumn="0" w:lastColumn="0" w:oddVBand="0" w:evenVBand="0" w:oddHBand="0" w:evenHBand="0" w:firstRowFirstColumn="0" w:firstRowLastColumn="0" w:lastRowFirstColumn="0" w:lastRowLastColumn="0"/>
               <w:rPr>
                 <w:rFonts w:ascii="Times New Roman" w:eastAsia="Times New Roman" w:hAnsi="Times New Roman" w:cs="Times New Roman"/>
                 <w:kern w:val="0"/>
@@ -6363,84 +6258,16 @@
       </w:tr>
       <w:tr>
         <w:trPr>
-          <w:tblCellSpacing w:w="15" w:type="dxa"/>
+          <w:cnfStyle w:val="000000100000" w:firstRow="0" w:lastRow="0" w:firstColumn="0" w:lastColumn="0" w:oddVBand="0" w:evenVBand="0" w:oddHBand="1" w:evenHBand="0" w:firstRowFirstColumn="0" w:firstRowLastColumn="0" w:lastRowFirstColumn="0" w:lastRowLastColumn="0"/>
         </w:trPr>
         <w:tc>
           <w:tcPr>
+            <w:cnfStyle w:val="001000000000" w:firstRow="0" w:lastRow="0" w:firstColumn="1" w:lastColumn="0" w:oddVBand="0" w:evenVBand="0" w:oddHBand="0" w:evenHBand="0" w:firstRowFirstColumn="0" w:firstRowLastColumn="0" w:lastRowFirstColumn="0" w:lastRowLastColumn="0"/>
             <w:tcW w:w="0" w:type="auto"/>
-            <w:vAlign w:val="center"/>
             <w:hideMark/>
           </w:tcPr>
           <w:p>
             <w:pPr>
-              <w:spacing w:after="0" w:line="240" w:lineRule="auto"/>
-              <w:rPr>
-                <w:rFonts w:ascii="Times New Roman" w:eastAsia="Times New Roman" w:hAnsi="Times New Roman" w:cs="Times New Roman"/>
-                <w:kern w:val="0"/>
-                <w:sz w:val="24"/>
-                <w:szCs w:val="24"/>
-                <w:lang w:val="en-GB" w:eastAsia="en-GB" w:bidi="ar-SA"/>
-                <w14:ligatures w14:val="none"/>
-              </w:rPr>
-            </w:pPr>
-            <w:r>
-              <w:rPr>
-                <w:rFonts w:ascii="Times New Roman" w:eastAsia="Times New Roman" w:hAnsi="Times New Roman" w:cs="Times New Roman"/>
-                <w:kern w:val="0"/>
-                <w:sz w:val="24"/>
-                <w:szCs w:val="24"/>
-                <w:lang w:val="en-GB" w:eastAsia="en-GB" w:bidi="ar-SA"/>
-                <w14:ligatures w14:val="none"/>
-              </w:rPr>
-              <w:t>Renewal Tracking Accuracy</w:t>
-            </w:r>
-          </w:p>
-        </w:tc>
-        <w:tc>
-          <w:tcPr>
-            <w:tcW w:w="0" w:type="auto"/>
-            <w:vAlign w:val="center"/>
-            <w:hideMark/>
-          </w:tcPr>
-          <w:p>
-            <w:pPr>
-              <w:spacing w:after="0" w:line="240" w:lineRule="auto"/>
-              <w:rPr>
-                <w:rFonts w:ascii="Times New Roman" w:eastAsia="Times New Roman" w:hAnsi="Times New Roman" w:cs="Times New Roman"/>
-                <w:kern w:val="0"/>
-                <w:sz w:val="24"/>
-                <w:szCs w:val="24"/>
-                <w:lang w:val="en-GB" w:eastAsia="en-GB" w:bidi="ar-SA"/>
-                <w14:ligatures w14:val="none"/>
-              </w:rPr>
-            </w:pPr>
-            <w:r>
-              <w:rPr>
-                <w:rFonts w:ascii="Times New Roman" w:eastAsia="Times New Roman" w:hAnsi="Times New Roman" w:cs="Times New Roman"/>
-                <w:kern w:val="0"/>
-                <w:sz w:val="24"/>
-                <w:szCs w:val="24"/>
-                <w:lang w:val="en-GB" w:eastAsia="en-GB" w:bidi="ar-SA"/>
-                <w14:ligatures w14:val="none"/>
-              </w:rPr>
-              <w:t>100%</w:t>
-            </w:r>
-          </w:p>
-        </w:tc>
-      </w:tr>
-      <w:tr>
-        <w:trPr>
-          <w:tblCellSpacing w:w="15" w:type="dxa"/>
-        </w:trPr>
-        <w:tc>
-          <w:tcPr>
-            <w:tcW w:w="0" w:type="auto"/>
-            <w:vAlign w:val="center"/>
-            <w:hideMark/>
-          </w:tcPr>
-          <w:p>
-            <w:pPr>
-              <w:spacing w:after="0" w:line="240" w:lineRule="auto"/>
               <w:rPr>
                 <w:rFonts w:ascii="Times New Roman" w:eastAsia="Times New Roman" w:hAnsi="Times New Roman" w:cs="Times New Roman"/>
                 <w:kern w:val="0"/>
@@ -6465,13 +6292,12 @@
         </w:tc>
         <w:tc>
           <w:tcPr>
-            <w:tcW w:w="0" w:type="auto"/>
-            <w:vAlign w:val="center"/>
+            <w:tcW w:w="5565" w:type="dxa"/>
             <w:hideMark/>
           </w:tcPr>
           <w:p>
             <w:pPr>
-              <w:spacing w:after="0" w:line="240" w:lineRule="auto"/>
+              <w:cnfStyle w:val="000000100000" w:firstRow="0" w:lastRow="0" w:firstColumn="0" w:lastColumn="0" w:oddVBand="0" w:evenVBand="0" w:oddHBand="1" w:evenHBand="0" w:firstRowFirstColumn="0" w:firstRowLastColumn="0" w:lastRowFirstColumn="0" w:lastRowLastColumn="0"/>
               <w:rPr>
                 <w:rFonts w:ascii="Times New Roman" w:eastAsia="Times New Roman" w:hAnsi="Times New Roman" w:cs="Times New Roman"/>
                 <w:kern w:val="0"/>
@@ -6572,6 +6398,7 @@
           <w:lang w:val="en-GB" w:eastAsia="en-GB" w:bidi="ar-SA"/>
           <w14:ligatures w14:val="none"/>
         </w:rPr>
+        <w:lastRenderedPageBreak/>
         <w:t>All contracts must be:</w:t>
       </w:r>
     </w:p>
@@ -7414,7 +7241,6 @@
           <w:lang w:val="en-GB" w:eastAsia="en-GB" w:bidi="ar-SA"/>
           <w14:ligatures w14:val="none"/>
         </w:rPr>
-        <w:lastRenderedPageBreak/>
         <w:t>Key Terms Overview</w:t>
       </w:r>
     </w:p>
@@ -7609,6 +7435,7 @@
           <w:lang w:val="en-GB" w:eastAsia="en-GB" w:bidi="ar-SA"/>
           <w14:ligatures w14:val="none"/>
         </w:rPr>
+        <w:lastRenderedPageBreak/>
         <w:pict w14:anchorId="78C08806">
           <v:rect id="_x0000_i1039" style="width:0;height:1.5pt" o:hralign="center" o:hrstd="t" o:hr="t" fillcolor="#a0a0a0" stroked="f"/>
         </w:pict>
@@ -8163,39 +7990,34 @@
     </w:p>
     <w:tbl>
       <w:tblPr>
-        <w:tblW w:w="0" w:type="auto"/>
-        <w:tblCellSpacing w:w="15" w:type="dxa"/>
-        <w:tblCellMar>
-          <w:top w:w="15" w:type="dxa"/>
-          <w:left w:w="15" w:type="dxa"/>
-          <w:bottom w:w="15" w:type="dxa"/>
-          <w:right w:w="15" w:type="dxa"/>
-        </w:tblCellMar>
+        <w:tblStyle w:val="PlainTable1"/>
+        <w:tblW w:w="9085" w:type="dxa"/>
         <w:tblLook w:val="04A0" w:firstRow="1" w:lastRow="0" w:firstColumn="1" w:lastColumn="0" w:noHBand="0" w:noVBand="1"/>
       </w:tblPr>
       <w:tblGrid>
-        <w:gridCol w:w="1775"/>
-        <w:gridCol w:w="2041"/>
+        <w:gridCol w:w="2063"/>
+        <w:gridCol w:w="7022"/>
       </w:tblGrid>
       <w:tr>
         <w:trPr>
+          <w:cnfStyle w:val="100000000000" w:firstRow="1" w:lastRow="0" w:firstColumn="0" w:lastColumn="0" w:oddVBand="0" w:evenVBand="0" w:oddHBand="0" w:evenHBand="0" w:firstRowFirstColumn="0" w:firstRowLastColumn="0" w:lastRowFirstColumn="0" w:lastRowLastColumn="0"/>
           <w:tblHeader/>
-          <w:tblCellSpacing w:w="15" w:type="dxa"/>
         </w:trPr>
         <w:tc>
           <w:tcPr>
+            <w:cnfStyle w:val="001000000000" w:firstRow="0" w:lastRow="0" w:firstColumn="1" w:lastColumn="0" w:oddVBand="0" w:evenVBand="0" w:oddHBand="0" w:evenHBand="0" w:firstRowFirstColumn="0" w:firstRowLastColumn="0" w:lastRowFirstColumn="0" w:lastRowLastColumn="0"/>
             <w:tcW w:w="0" w:type="auto"/>
+            <w:shd w:val="clear" w:color="auto" w:fill="0E2841" w:themeFill="text2"/>
             <w:vAlign w:val="center"/>
             <w:hideMark/>
           </w:tcPr>
           <w:p>
             <w:pPr>
-              <w:spacing w:after="0" w:line="240" w:lineRule="auto"/>
               <w:jc w:val="center"/>
               <w:rPr>
                 <w:rFonts w:ascii="Times New Roman" w:eastAsia="Times New Roman" w:hAnsi="Times New Roman" w:cs="Times New Roman"/>
-                <w:b/>
-                <w:bCs/>
+                <w:b w:val="0"/>
+                <w:bCs w:val="0"/>
                 <w:kern w:val="0"/>
                 <w:sz w:val="24"/>
                 <w:szCs w:val="24"/>
@@ -8206,8 +8028,6 @@
             <w:r>
               <w:rPr>
                 <w:rFonts w:ascii="Times New Roman" w:eastAsia="Times New Roman" w:hAnsi="Times New Roman" w:cs="Times New Roman"/>
-                <w:b/>
-                <w:bCs/>
                 <w:kern w:val="0"/>
                 <w:sz w:val="24"/>
                 <w:szCs w:val="24"/>
@@ -8220,18 +8040,19 @@
         </w:tc>
         <w:tc>
           <w:tcPr>
-            <w:tcW w:w="0" w:type="auto"/>
+            <w:tcW w:w="7022" w:type="dxa"/>
+            <w:shd w:val="clear" w:color="auto" w:fill="0E2841" w:themeFill="text2"/>
             <w:vAlign w:val="center"/>
             <w:hideMark/>
           </w:tcPr>
           <w:p>
             <w:pPr>
-              <w:spacing w:after="0" w:line="240" w:lineRule="auto"/>
               <w:jc w:val="center"/>
-              <w:rPr>
-                <w:rFonts w:ascii="Times New Roman" w:eastAsia="Times New Roman" w:hAnsi="Times New Roman" w:cs="Times New Roman"/>
-                <w:b/>
-                <w:bCs/>
+              <w:cnfStyle w:val="100000000000" w:firstRow="1" w:lastRow="0" w:firstColumn="0" w:lastColumn="0" w:oddVBand="0" w:evenVBand="0" w:oddHBand="0" w:evenHBand="0" w:firstRowFirstColumn="0" w:firstRowLastColumn="0" w:lastRowFirstColumn="0" w:lastRowLastColumn="0"/>
+              <w:rPr>
+                <w:rFonts w:ascii="Times New Roman" w:eastAsia="Times New Roman" w:hAnsi="Times New Roman" w:cs="Times New Roman"/>
+                <w:b w:val="0"/>
+                <w:bCs w:val="0"/>
                 <w:kern w:val="0"/>
                 <w:sz w:val="24"/>
                 <w:szCs w:val="24"/>
@@ -8242,8 +8063,6 @@
             <w:r>
               <w:rPr>
                 <w:rFonts w:ascii="Times New Roman" w:eastAsia="Times New Roman" w:hAnsi="Times New Roman" w:cs="Times New Roman"/>
-                <w:b/>
-                <w:bCs/>
                 <w:kern w:val="0"/>
                 <w:sz w:val="24"/>
                 <w:szCs w:val="24"/>
@@ -8257,17 +8076,16 @@
       </w:tr>
       <w:tr>
         <w:trPr>
-          <w:tblCellSpacing w:w="15" w:type="dxa"/>
+          <w:cnfStyle w:val="000000100000" w:firstRow="0" w:lastRow="0" w:firstColumn="0" w:lastColumn="0" w:oddVBand="0" w:evenVBand="0" w:oddHBand="1" w:evenHBand="0" w:firstRowFirstColumn="0" w:firstRowLastColumn="0" w:lastRowFirstColumn="0" w:lastRowLastColumn="0"/>
         </w:trPr>
         <w:tc>
           <w:tcPr>
+            <w:cnfStyle w:val="001000000000" w:firstRow="0" w:lastRow="0" w:firstColumn="1" w:lastColumn="0" w:oddVBand="0" w:evenVBand="0" w:oddHBand="0" w:evenHBand="0" w:firstRowFirstColumn="0" w:firstRowLastColumn="0" w:lastRowFirstColumn="0" w:lastRowLastColumn="0"/>
             <w:tcW w:w="0" w:type="auto"/>
-            <w:vAlign w:val="center"/>
             <w:hideMark/>
           </w:tcPr>
           <w:p>
             <w:pPr>
-              <w:spacing w:after="0" w:line="240" w:lineRule="auto"/>
               <w:rPr>
                 <w:rFonts w:ascii="Times New Roman" w:eastAsia="Times New Roman" w:hAnsi="Times New Roman" w:cs="Times New Roman"/>
                 <w:kern w:val="0"/>
@@ -8292,13 +8110,12 @@
         </w:tc>
         <w:tc>
           <w:tcPr>
-            <w:tcW w:w="0" w:type="auto"/>
-            <w:vAlign w:val="center"/>
+            <w:tcW w:w="7022" w:type="dxa"/>
             <w:hideMark/>
           </w:tcPr>
           <w:p>
             <w:pPr>
-              <w:spacing w:after="0" w:line="240" w:lineRule="auto"/>
+              <w:cnfStyle w:val="000000100000" w:firstRow="0" w:lastRow="0" w:firstColumn="0" w:lastColumn="0" w:oddVBand="0" w:evenVBand="0" w:oddHBand="1" w:evenHBand="0" w:firstRowFirstColumn="0" w:firstRowLastColumn="0" w:lastRowFirstColumn="0" w:lastRowLastColumn="0"/>
               <w:rPr>
                 <w:rFonts w:ascii="Times New Roman" w:eastAsia="Times New Roman" w:hAnsi="Times New Roman" w:cs="Times New Roman"/>
                 <w:kern w:val="0"/>
@@ -8323,18 +8140,14 @@
         </w:tc>
       </w:tr>
       <w:tr>
-        <w:trPr>
-          <w:tblCellSpacing w:w="15" w:type="dxa"/>
-        </w:trPr>
         <w:tc>
           <w:tcPr>
+            <w:cnfStyle w:val="001000000000" w:firstRow="0" w:lastRow="0" w:firstColumn="1" w:lastColumn="0" w:oddVBand="0" w:evenVBand="0" w:oddHBand="0" w:evenHBand="0" w:firstRowFirstColumn="0" w:firstRowLastColumn="0" w:lastRowFirstColumn="0" w:lastRowLastColumn="0"/>
             <w:tcW w:w="0" w:type="auto"/>
-            <w:vAlign w:val="center"/>
             <w:hideMark/>
           </w:tcPr>
           <w:p>
             <w:pPr>
-              <w:spacing w:after="0" w:line="240" w:lineRule="auto"/>
               <w:rPr>
                 <w:rFonts w:ascii="Times New Roman" w:eastAsia="Times New Roman" w:hAnsi="Times New Roman" w:cs="Times New Roman"/>
                 <w:kern w:val="0"/>
@@ -8359,13 +8172,12 @@
         </w:tc>
         <w:tc>
           <w:tcPr>
-            <w:tcW w:w="0" w:type="auto"/>
-            <w:vAlign w:val="center"/>
+            <w:tcW w:w="7022" w:type="dxa"/>
             <w:hideMark/>
           </w:tcPr>
           <w:p>
             <w:pPr>
-              <w:spacing w:after="0" w:line="240" w:lineRule="auto"/>
+              <w:cnfStyle w:val="000000000000" w:firstRow="0" w:lastRow="0" w:firstColumn="0" w:lastColumn="0" w:oddVBand="0" w:evenVBand="0" w:oddHBand="0" w:evenHBand="0" w:firstRowFirstColumn="0" w:firstRowLastColumn="0" w:lastRowFirstColumn="0" w:lastRowLastColumn="0"/>
               <w:rPr>
                 <w:rFonts w:ascii="Times New Roman" w:eastAsia="Times New Roman" w:hAnsi="Times New Roman" w:cs="Times New Roman"/>
                 <w:kern w:val="0"/>
@@ -8391,17 +8203,16 @@
       </w:tr>
       <w:tr>
         <w:trPr>
-          <w:tblCellSpacing w:w="15" w:type="dxa"/>
+          <w:cnfStyle w:val="000000100000" w:firstRow="0" w:lastRow="0" w:firstColumn="0" w:lastColumn="0" w:oddVBand="0" w:evenVBand="0" w:oddHBand="1" w:evenHBand="0" w:firstRowFirstColumn="0" w:firstRowLastColumn="0" w:lastRowFirstColumn="0" w:lastRowLastColumn="0"/>
         </w:trPr>
         <w:tc>
           <w:tcPr>
+            <w:cnfStyle w:val="001000000000" w:firstRow="0" w:lastRow="0" w:firstColumn="1" w:lastColumn="0" w:oddVBand="0" w:evenVBand="0" w:oddHBand="0" w:evenHBand="0" w:firstRowFirstColumn="0" w:firstRowLastColumn="0" w:lastRowFirstColumn="0" w:lastRowLastColumn="0"/>
             <w:tcW w:w="0" w:type="auto"/>
-            <w:vAlign w:val="center"/>
             <w:hideMark/>
           </w:tcPr>
           <w:p>
             <w:pPr>
-              <w:spacing w:after="0" w:line="240" w:lineRule="auto"/>
               <w:rPr>
                 <w:rFonts w:ascii="Times New Roman" w:eastAsia="Times New Roman" w:hAnsi="Times New Roman" w:cs="Times New Roman"/>
                 <w:kern w:val="0"/>
@@ -8426,13 +8237,12 @@
         </w:tc>
         <w:tc>
           <w:tcPr>
-            <w:tcW w:w="0" w:type="auto"/>
-            <w:vAlign w:val="center"/>
+            <w:tcW w:w="7022" w:type="dxa"/>
             <w:hideMark/>
           </w:tcPr>
           <w:p>
             <w:pPr>
-              <w:spacing w:after="0" w:line="240" w:lineRule="auto"/>
+              <w:cnfStyle w:val="000000100000" w:firstRow="0" w:lastRow="0" w:firstColumn="0" w:lastColumn="0" w:oddVBand="0" w:evenVBand="0" w:oddHBand="1" w:evenHBand="0" w:firstRowFirstColumn="0" w:firstRowLastColumn="0" w:lastRowFirstColumn="0" w:lastRowLastColumn="0"/>
               <w:rPr>
                 <w:rFonts w:ascii="Times New Roman" w:eastAsia="Times New Roman" w:hAnsi="Times New Roman" w:cs="Times New Roman"/>
                 <w:kern w:val="0"/>
@@ -8478,7 +8288,6 @@
           <w:lang w:val="en-GB" w:eastAsia="en-GB" w:bidi="ar-SA"/>
           <w14:ligatures w14:val="none"/>
         </w:rPr>
-        <w:lastRenderedPageBreak/>
         <w:t>No contract valid without authorized signature.</w:t>
       </w:r>
     </w:p>
@@ -8646,6 +8455,7 @@
           <w:lang w:val="en-GB" w:eastAsia="en-GB" w:bidi="ar-SA"/>
           <w14:ligatures w14:val="none"/>
         </w:rPr>
+        <w:lastRenderedPageBreak/>
         <w:t>Arbitration</w:t>
       </w:r>
     </w:p>
@@ -9275,7 +9085,6 @@
           <w:lang w:val="en-GB" w:eastAsia="en-GB" w:bidi="ar-SA"/>
           <w14:ligatures w14:val="none"/>
         </w:rPr>
-        <w:lastRenderedPageBreak/>
         <w:t>Level 2: Legal Control</w:t>
       </w:r>
     </w:p>
@@ -9442,6 +9251,7 @@
           <w:lang w:val="en-GB" w:eastAsia="en-GB" w:bidi="ar-SA"/>
           <w14:ligatures w14:val="none"/>
         </w:rPr>
+        <w:lastRenderedPageBreak/>
         <w:t>Negotiation</w:t>
       </w:r>
     </w:p>
@@ -9778,20 +9588,22 @@
           <w:kern w:val="0"/>
           <w:sz w:val="24"/>
           <w:szCs w:val="24"/>
-          <w:lang w:val="en-GB" w:eastAsia="en-GB" w:bidi="ar-SA"/>
-          <w14:ligatures w14:val="none"/>
-        </w:rPr>
-      </w:pPr>
-      <w:r>
-        <w:rPr>
-          <w:rFonts w:ascii="Times New Roman" w:eastAsia="Times New Roman" w:hAnsi="Times New Roman" w:cs="Times New Roman"/>
-          <w:kern w:val="0"/>
-          <w:sz w:val="24"/>
-          <w:szCs w:val="24"/>
-          <w:lang w:val="en-GB" w:eastAsia="en-GB" w:bidi="ar-SA"/>
-          <w14:ligatures w14:val="none"/>
-        </w:rPr>
-        <w:t>If you want next:</w:t>
+          <w:highlight w:val="yellow"/>
+          <w:lang w:val="en-GB" w:eastAsia="en-GB" w:bidi="ar-SA"/>
+          <w14:ligatures w14:val="none"/>
+        </w:rPr>
+      </w:pPr>
+      <w:r>
+        <w:rPr>
+          <w:rFonts w:ascii="Times New Roman" w:eastAsia="Times New Roman" w:hAnsi="Times New Roman" w:cs="Times New Roman"/>
+          <w:kern w:val="0"/>
+          <w:sz w:val="24"/>
+          <w:szCs w:val="24"/>
+          <w:highlight w:val="yellow"/>
+          <w:lang w:val="en-GB" w:eastAsia="en-GB" w:bidi="ar-SA"/>
+          <w14:ligatures w14:val="none"/>
+        </w:rPr>
+        <w:t xml:space="preserve">Next to do </w:t>
       </w:r>
     </w:p>
     <w:p>
@@ -9806,16 +9618,18 @@
           <w:kern w:val="0"/>
           <w:sz w:val="24"/>
           <w:szCs w:val="24"/>
-          <w:lang w:val="en-GB" w:eastAsia="en-GB" w:bidi="ar-SA"/>
-          <w14:ligatures w14:val="none"/>
-        </w:rPr>
-      </w:pPr>
-      <w:r>
-        <w:rPr>
-          <w:rFonts w:ascii="Times New Roman" w:eastAsia="Times New Roman" w:hAnsi="Times New Roman" w:cs="Times New Roman"/>
-          <w:kern w:val="0"/>
-          <w:sz w:val="24"/>
-          <w:szCs w:val="24"/>
+          <w:highlight w:val="yellow"/>
+          <w:lang w:val="en-GB" w:eastAsia="en-GB" w:bidi="ar-SA"/>
+          <w14:ligatures w14:val="none"/>
+        </w:rPr>
+      </w:pPr>
+      <w:r>
+        <w:rPr>
+          <w:rFonts w:ascii="Times New Roman" w:eastAsia="Times New Roman" w:hAnsi="Times New Roman" w:cs="Times New Roman"/>
+          <w:kern w:val="0"/>
+          <w:sz w:val="24"/>
+          <w:szCs w:val="24"/>
+          <w:highlight w:val="yellow"/>
           <w:lang w:val="en-GB" w:eastAsia="en-GB" w:bidi="ar-SA"/>
           <w14:ligatures w14:val="none"/>
         </w:rPr>
@@ -9834,16 +9648,18 @@
           <w:kern w:val="0"/>
           <w:sz w:val="24"/>
           <w:szCs w:val="24"/>
-          <w:lang w:val="en-GB" w:eastAsia="en-GB" w:bidi="ar-SA"/>
-          <w14:ligatures w14:val="none"/>
-        </w:rPr>
-      </w:pPr>
-      <w:r>
-        <w:rPr>
-          <w:rFonts w:ascii="Times New Roman" w:eastAsia="Times New Roman" w:hAnsi="Times New Roman" w:cs="Times New Roman"/>
-          <w:kern w:val="0"/>
-          <w:sz w:val="24"/>
-          <w:szCs w:val="24"/>
+          <w:highlight w:val="yellow"/>
+          <w:lang w:val="en-GB" w:eastAsia="en-GB" w:bidi="ar-SA"/>
+          <w14:ligatures w14:val="none"/>
+        </w:rPr>
+      </w:pPr>
+      <w:r>
+        <w:rPr>
+          <w:rFonts w:ascii="Times New Roman" w:eastAsia="Times New Roman" w:hAnsi="Times New Roman" w:cs="Times New Roman"/>
+          <w:kern w:val="0"/>
+          <w:sz w:val="24"/>
+          <w:szCs w:val="24"/>
+          <w:highlight w:val="yellow"/>
           <w:lang w:val="en-GB" w:eastAsia="en-GB" w:bidi="ar-SA"/>
           <w14:ligatures w14:val="none"/>
         </w:rPr>
@@ -9862,16 +9678,18 @@
           <w:kern w:val="0"/>
           <w:sz w:val="24"/>
           <w:szCs w:val="24"/>
-          <w:lang w:val="en-GB" w:eastAsia="en-GB" w:bidi="ar-SA"/>
-          <w14:ligatures w14:val="none"/>
-        </w:rPr>
-      </w:pPr>
-      <w:r>
-        <w:rPr>
-          <w:rFonts w:ascii="Times New Roman" w:eastAsia="Times New Roman" w:hAnsi="Times New Roman" w:cs="Times New Roman"/>
-          <w:kern w:val="0"/>
-          <w:sz w:val="24"/>
-          <w:szCs w:val="24"/>
+          <w:highlight w:val="yellow"/>
+          <w:lang w:val="en-GB" w:eastAsia="en-GB" w:bidi="ar-SA"/>
+          <w14:ligatures w14:val="none"/>
+        </w:rPr>
+      </w:pPr>
+      <w:r>
+        <w:rPr>
+          <w:rFonts w:ascii="Times New Roman" w:eastAsia="Times New Roman" w:hAnsi="Times New Roman" w:cs="Times New Roman"/>
+          <w:kern w:val="0"/>
+          <w:sz w:val="24"/>
+          <w:szCs w:val="24"/>
+          <w:highlight w:val="yellow"/>
           <w:lang w:val="en-GB" w:eastAsia="en-GB" w:bidi="ar-SA"/>
           <w14:ligatures w14:val="none"/>
         </w:rPr>
@@ -9879,32 +9697,21 @@
       </w:r>
     </w:p>
     <w:p>
-      <w:pPr>
-        <w:spacing w:before="100" w:beforeAutospacing="1" w:after="100" w:afterAutospacing="1" w:line="240" w:lineRule="auto"/>
-        <w:rPr>
-          <w:rFonts w:ascii="Times New Roman" w:eastAsia="Times New Roman" w:hAnsi="Times New Roman" w:cs="Times New Roman"/>
-          <w:kern w:val="0"/>
-          <w:sz w:val="24"/>
-          <w:szCs w:val="24"/>
-          <w:lang w:val="en-GB" w:eastAsia="en-GB" w:bidi="ar-SA"/>
-          <w14:ligatures w14:val="none"/>
-        </w:rPr>
-      </w:pPr>
-      <w:r>
-        <w:rPr>
-          <w:rFonts w:ascii="Times New Roman" w:eastAsia="Times New Roman" w:hAnsi="Times New Roman" w:cs="Times New Roman"/>
-          <w:kern w:val="0"/>
-          <w:sz w:val="24"/>
-          <w:szCs w:val="24"/>
-          <w:lang w:val="en-GB" w:eastAsia="en-GB" w:bidi="ar-SA"/>
-          <w14:ligatures w14:val="none"/>
-        </w:rPr>
-        <w:t>Tell me the next section to build.</w:t>
-      </w:r>
-    </w:p>
-    <w:p/>
+      <w:r>
+        <w:rPr>
+          <w:rFonts w:ascii="Times New Roman" w:eastAsia="Times New Roman" w:hAnsi="Times New Roman" w:cs="Times New Roman"/>
+          <w:kern w:val="0"/>
+          <w:sz w:val="24"/>
+          <w:szCs w:val="24"/>
+          <w:lang w:val="en-GB" w:eastAsia="en-GB" w:bidi="ar-SA"/>
+          <w14:ligatures w14:val="none"/>
+        </w:rPr>
+        <w:t xml:space="preserve"> </w:t>
+      </w:r>
+    </w:p>
     <w:sectPr>
       <w:headerReference w:type="default" r:id="rId7"/>
+      <w:footerReference w:type="default" r:id="rId8"/>
       <w:pgSz w:w="11906" w:h="16838"/>
       <w:pgMar w:top="1440" w:right="1440" w:bottom="1440" w:left="1440" w:header="720" w:footer="720" w:gutter="0"/>
       <w:pgBorders w:offsetFrom="page">
@@ -9943,6 +9750,90 @@
     </w:p>
   </w:endnote>
 </w:endnotes>
+</file>
+
+<file path=word/footer1.xml><?xml version="1.0" encoding="utf-8"?>
+<w:ftr xmlns:wpc="http://schemas.microsoft.com/office/word/2010/wordprocessingCanvas" xmlns:cx="http://schemas.microsoft.com/office/drawing/2014/chartex" xmlns:cx1="http://schemas.microsoft.com/office/drawing/2015/9/8/chartex" xmlns:cx2="http://schemas.microsoft.com/office/drawing/2015/10/21/chartex" xmlns:cx3="http://schemas.microsoft.com/office/drawing/2016/5/9/chartex" xmlns:cx4="http://schemas.microsoft.com/office/drawing/2016/5/10/chartex" xmlns:cx5="http://schemas.microsoft.com/office/drawing/2016/5/11/chartex" xmlns:cx6="http://schemas.microsoft.com/office/drawing/2016/5/12/chartex" xmlns:cx7="http://schemas.microsoft.com/office/drawing/2016/5/13/chartex" xmlns:cx8="http://schemas.microsoft.com/office/drawing/2016/5/14/chartex" xmlns:mc="http://schemas.openxmlformats.org/markup-compatibility/2006" xmlns:aink="http://schemas.microsoft.com/office/drawing/2016/ink" xmlns:am3d="http://schemas.microsoft.com/office/drawing/2017/model3d" xmlns:o="urn:schemas-microsoft-com:office:office" xmlns:oel="http://schemas.microsoft.com/office/2019/extlst" xmlns:r="http://schemas.openxmlformats.org/officeDocument/2006/relationships" xmlns:m="http://schemas.openxmlformats.org/officeDocument/2006/math" xmlns:v="urn:schemas-microsoft-com:vml" xmlns:wp14="http://schemas.microsoft.com/office/word/2010/wordprocessingDrawing" xmlns:wp="http://schemas.openxmlformats.org/drawingml/2006/wordprocessingDrawing" xmlns:w10="urn:schemas-microsoft-com:office:word" xmlns:w="http://schemas.openxmlformats.org/wordprocessingml/2006/main" xmlns:w14="http://schemas.microsoft.com/office/word/2010/wordml" xmlns:w15="http://schemas.microsoft.com/office/word/2012/wordml" xmlns:w16cex="http://schemas.microsoft.com/office/word/2018/wordml/cex" xmlns:w16cid="http://schemas.microsoft.com/office/word/2016/wordml/cid" xmlns:w16="http://schemas.microsoft.com/office/word/2018/wordml" xmlns:w16du="http://schemas.microsoft.com/office/word/2023/wordml/word16du" xmlns:w16sdtdh="http://schemas.microsoft.com/office/word/2020/wordml/sdtdatahash" xmlns:w16sdtfl="http://schemas.microsoft.com/office/word/2024/wordml/sdtformatlock" xmlns:w16se="http://schemas.microsoft.com/office/word/2015/wordml/symex" xmlns:wpg="http://schemas.microsoft.com/office/word/2010/wordprocessingGroup" xmlns:wpi="http://schemas.microsoft.com/office/word/2010/wordprocessingInk" xmlns:wne="http://schemas.microsoft.com/office/word/2006/wordml" xmlns:wps="http://schemas.microsoft.com/office/word/2010/wordprocessingShape" mc:Ignorable="w14 w15 w16se w16cid w16 w16cex w16sdtdh w16sdtfl w16du wp14">
+  <w:sdt>
+    <w:sdtPr>
+      <w:rPr>
+        <w:rFonts w:asciiTheme="majorHAnsi" w:eastAsiaTheme="majorEastAsia" w:hAnsiTheme="majorHAnsi" w:cstheme="majorBidi"/>
+        <w:sz w:val="28"/>
+        <w:szCs w:val="28"/>
+        <w:lang w:val="en-GB"/>
+      </w:rPr>
+      <w:id w:val="-1168788214"/>
+      <w:docPartObj>
+        <w:docPartGallery w:val="Page Numbers (Bottom of Page)"/>
+        <w:docPartUnique/>
+      </w:docPartObj>
+    </w:sdtPr>
+    <w:sdtEndPr>
+      <w:rPr>
+        <w:lang w:val="en-US"/>
+      </w:rPr>
+    </w:sdtEndPr>
+    <w:sdtContent>
+      <w:p>
+        <w:pPr>
+          <w:pStyle w:val="Footer"/>
+          <w:jc w:val="right"/>
+          <w:rPr>
+            <w:rFonts w:asciiTheme="majorHAnsi" w:eastAsiaTheme="majorEastAsia" w:hAnsiTheme="majorHAnsi" w:cstheme="majorBidi"/>
+            <w:sz w:val="28"/>
+            <w:szCs w:val="28"/>
+          </w:rPr>
+        </w:pPr>
+        <w:r>
+          <w:rPr>
+            <w:rFonts w:asciiTheme="majorHAnsi" w:eastAsiaTheme="majorEastAsia" w:hAnsiTheme="majorHAnsi" w:cstheme="majorBidi"/>
+            <w:sz w:val="28"/>
+            <w:szCs w:val="28"/>
+            <w:lang w:val="en-GB"/>
+          </w:rPr>
+          <w:t xml:space="preserve">pg. </w:t>
+        </w:r>
+        <w:r>
+          <w:rPr>
+            <w:rFonts w:eastAsiaTheme="minorEastAsia" w:cs="Times New Roman"/>
+          </w:rPr>
+          <w:fldChar w:fldCharType="begin"/>
+        </w:r>
+        <w:r>
+          <w:instrText>PAGE    \* MERGEFORMAT</w:instrText>
+        </w:r>
+        <w:r>
+          <w:rPr>
+            <w:rFonts w:eastAsiaTheme="minorEastAsia" w:cs="Times New Roman"/>
+          </w:rPr>
+          <w:fldChar w:fldCharType="separate"/>
+        </w:r>
+        <w:r>
+          <w:rPr>
+            <w:rFonts w:asciiTheme="majorHAnsi" w:eastAsiaTheme="majorEastAsia" w:hAnsiTheme="majorHAnsi" w:cstheme="majorBidi"/>
+            <w:sz w:val="28"/>
+            <w:szCs w:val="28"/>
+            <w:lang w:val="en-GB"/>
+          </w:rPr>
+          <w:t>2</w:t>
+        </w:r>
+        <w:r>
+          <w:rPr>
+            <w:rFonts w:asciiTheme="majorHAnsi" w:eastAsiaTheme="majorEastAsia" w:hAnsiTheme="majorHAnsi" w:cstheme="majorBidi"/>
+            <w:sz w:val="28"/>
+            <w:szCs w:val="28"/>
+          </w:rPr>
+          <w:fldChar w:fldCharType="end"/>
+        </w:r>
+      </w:p>
+    </w:sdtContent>
+  </w:sdt>
+  <w:p>
+    <w:pPr>
+      <w:pStyle w:val="Footer"/>
+    </w:pPr>
+  </w:p>
+</w:ftr>
 </file>
 
 <file path=word/footnotes.xml><?xml version="1.0" encoding="utf-8"?>
@@ -14547,6 +14438,69 @@
       <w:lang w:val="en-US" w:bidi="ar-EG"/>
     </w:rPr>
   </w:style>
+  <w:style w:type="table" w:styleId="PlainTable1">
+    <w:name w:val="Plain Table 1"/>
+    <w:basedOn w:val="TableNormal"/>
+    <w:uiPriority w:val="41"/>
+    <w:rsid w:val="00366185"/>
+    <w:pPr>
+      <w:spacing w:after="0" w:line="240" w:lineRule="auto"/>
+    </w:pPr>
+    <w:tblPr>
+      <w:tblStyleRowBandSize w:val="1"/>
+      <w:tblStyleColBandSize w:val="1"/>
+      <w:tblBorders>
+        <w:top w:val="single" w:sz="4" w:space="0" w:color="BFBFBF" w:themeColor="background1" w:themeShade="BF"/>
+        <w:left w:val="single" w:sz="4" w:space="0" w:color="BFBFBF" w:themeColor="background1" w:themeShade="BF"/>
+        <w:bottom w:val="single" w:sz="4" w:space="0" w:color="BFBFBF" w:themeColor="background1" w:themeShade="BF"/>
+        <w:right w:val="single" w:sz="4" w:space="0" w:color="BFBFBF" w:themeColor="background1" w:themeShade="BF"/>
+        <w:insideH w:val="single" w:sz="4" w:space="0" w:color="BFBFBF" w:themeColor="background1" w:themeShade="BF"/>
+        <w:insideV w:val="single" w:sz="4" w:space="0" w:color="BFBFBF" w:themeColor="background1" w:themeShade="BF"/>
+      </w:tblBorders>
+    </w:tblPr>
+    <w:tblStylePr w:type="firstRow">
+      <w:rPr>
+        <w:b/>
+        <w:bCs/>
+      </w:rPr>
+    </w:tblStylePr>
+    <w:tblStylePr w:type="lastRow">
+      <w:rPr>
+        <w:b/>
+        <w:bCs/>
+      </w:rPr>
+      <w:tblPr/>
+      <w:tcPr>
+        <w:tcBorders>
+          <w:top w:val="double" w:sz="4" w:space="0" w:color="BFBFBF" w:themeColor="background1" w:themeShade="BF"/>
+        </w:tcBorders>
+      </w:tcPr>
+    </w:tblStylePr>
+    <w:tblStylePr w:type="firstCol">
+      <w:rPr>
+        <w:b/>
+        <w:bCs/>
+      </w:rPr>
+    </w:tblStylePr>
+    <w:tblStylePr w:type="lastCol">
+      <w:rPr>
+        <w:b/>
+        <w:bCs/>
+      </w:rPr>
+    </w:tblStylePr>
+    <w:tblStylePr w:type="band1Vert">
+      <w:tblPr/>
+      <w:tcPr>
+        <w:shd w:val="clear" w:color="auto" w:fill="F2F2F2" w:themeFill="background1" w:themeFillShade="F2"/>
+      </w:tcPr>
+    </w:tblStylePr>
+    <w:tblStylePr w:type="band1Horz">
+      <w:tblPr/>
+      <w:tcPr>
+        <w:shd w:val="clear" w:color="auto" w:fill="F2F2F2" w:themeFill="background1" w:themeFillShade="F2"/>
+      </w:tcPr>
+    </w:tblStylePr>
+  </w:style>
 </w:styles>
 </file>
 

--- a/documents/word/18_Legal_Contracts.docx
+++ b/documents/word/18_Legal_Contracts.docx
@@ -18,6 +18,7 @@
           <w14:ligatures w14:val="none"/>
         </w:rPr>
       </w:pPr>
+      <w:bookmarkStart w:id="0" w:name="_Toc224467723"/>
       <w:r>
         <w:rPr>
           <w:rFonts w:ascii="Times New Roman" w:eastAsia="Times New Roman" w:hAnsi="Times New Roman" w:cs="Times New Roman"/>
@@ -29,32 +30,4327 @@
           <w:lang w:val="en-GB" w:eastAsia="en-GB" w:bidi="ar-SA"/>
           <w14:ligatures w14:val="none"/>
         </w:rPr>
-        <w:t>L_0_18_Legal_Contracts</w:t>
-      </w:r>
-    </w:p>
-    <w:p>
-      <w:pPr>
-        <w:spacing w:before="100" w:beforeAutospacing="1" w:after="100" w:afterAutospacing="1" w:line="240" w:lineRule="auto"/>
-        <w:rPr>
-          <w:rFonts w:ascii="Times New Roman" w:eastAsia="Times New Roman" w:hAnsi="Times New Roman" w:cs="Times New Roman"/>
-          <w:kern w:val="0"/>
-          <w:sz w:val="24"/>
-          <w:szCs w:val="24"/>
-          <w:lang w:val="en-GB" w:eastAsia="en-GB" w:bidi="ar-SA"/>
-          <w14:ligatures w14:val="none"/>
-        </w:rPr>
-      </w:pPr>
+        <w:t xml:space="preserve">RAM P&amp;P - </w:t>
+      </w:r>
       <w:r>
         <w:rPr>
           <w:rFonts w:ascii="Times New Roman" w:eastAsia="Times New Roman" w:hAnsi="Times New Roman" w:cs="Times New Roman"/>
           <w:b/>
           <w:bCs/>
-          <w:kern w:val="0"/>
-          <w:sz w:val="24"/>
-          <w:szCs w:val="24"/>
-          <w:lang w:val="en-GB" w:eastAsia="en-GB" w:bidi="ar-SA"/>
-          <w14:ligatures w14:val="none"/>
-        </w:rPr>
+          <w:kern w:val="36"/>
+          <w:sz w:val="48"/>
+          <w:szCs w:val="48"/>
+          <w:lang w:val="en-GB" w:eastAsia="en-GB" w:bidi="ar-SA"/>
+          <w14:ligatures w14:val="none"/>
+        </w:rPr>
+        <w:t>18_Legal_Contracts</w:t>
+      </w:r>
+      <w:bookmarkEnd w:id="0"/>
+    </w:p>
+    <w:p>
+      <w:pPr>
+        <w:rPr>
+          <w:rFonts w:ascii="Times New Roman" w:eastAsia="Times New Roman" w:hAnsi="Times New Roman" w:cs="Times New Roman"/>
+          <w:b/>
+          <w:bCs/>
+          <w:kern w:val="0"/>
+          <w:sz w:val="27"/>
+          <w:szCs w:val="27"/>
+          <w:lang w:val="en-GB" w:eastAsia="en-GB" w:bidi="ar-SA"/>
+          <w14:ligatures w14:val="none"/>
+        </w:rPr>
+      </w:pPr>
+      <w:r>
+        <w:rPr>
+          <w:rFonts w:ascii="Times New Roman" w:eastAsia="Times New Roman" w:hAnsi="Times New Roman" w:cs="Times New Roman"/>
+          <w:b/>
+          <w:bCs/>
+          <w:kern w:val="0"/>
+          <w:sz w:val="27"/>
+          <w:szCs w:val="27"/>
+          <w:lang w:val="en-GB" w:eastAsia="en-GB" w:bidi="ar-SA"/>
+          <w14:ligatures w14:val="none"/>
+        </w:rPr>
+        <w:t xml:space="preserve">Document quality </w:t>
+      </w:r>
+    </w:p>
+    <w:tbl>
+      <w:tblPr>
+        <w:tblStyle w:val="PlainTable1"/>
+        <w:tblW w:w="9085" w:type="dxa"/>
+        <w:tblLook w:val="04A0" w:firstRow="1" w:lastRow="0" w:firstColumn="1" w:lastColumn="0" w:noHBand="0" w:noVBand="1"/>
+      </w:tblPr>
+      <w:tblGrid>
+        <w:gridCol w:w="2605"/>
+        <w:gridCol w:w="6480"/>
+      </w:tblGrid>
+      <w:tr>
+        <w:trPr>
+          <w:cnfStyle w:val="100000000000" w:firstRow="1" w:lastRow="0" w:firstColumn="0" w:lastColumn="0" w:oddVBand="0" w:evenVBand="0" w:oddHBand="0" w:evenHBand="0" w:firstRowFirstColumn="0" w:firstRowLastColumn="0" w:lastRowFirstColumn="0" w:lastRowLastColumn="0"/>
+        </w:trPr>
+        <w:tc>
+          <w:tcPr>
+            <w:cnfStyle w:val="001000000000" w:firstRow="0" w:lastRow="0" w:firstColumn="1" w:lastColumn="0" w:oddVBand="0" w:evenVBand="0" w:oddHBand="0" w:evenHBand="0" w:firstRowFirstColumn="0" w:firstRowLastColumn="0" w:lastRowFirstColumn="0" w:lastRowLastColumn="0"/>
+            <w:tcW w:w="2605" w:type="dxa"/>
+            <w:shd w:val="clear" w:color="auto" w:fill="0A2F41" w:themeFill="accent1" w:themeFillShade="80"/>
+          </w:tcPr>
+          <w:p>
+            <w:pPr>
+              <w:jc w:val="center"/>
+              <w:rPr>
+                <w:rFonts w:ascii="Times New Roman" w:eastAsia="Times New Roman" w:hAnsi="Times New Roman" w:cs="Times New Roman"/>
+                <w:kern w:val="0"/>
+                <w:sz w:val="24"/>
+                <w:szCs w:val="24"/>
+                <w:lang w:val="en-GB" w:eastAsia="en-GB" w:bidi="ar-SA"/>
+                <w14:ligatures w14:val="none"/>
+              </w:rPr>
+            </w:pPr>
+            <w:r>
+              <w:rPr>
+                <w:rFonts w:ascii="Times New Roman" w:eastAsia="Times New Roman" w:hAnsi="Times New Roman" w:cs="Times New Roman"/>
+                <w:kern w:val="0"/>
+                <w:sz w:val="24"/>
+                <w:szCs w:val="24"/>
+                <w:lang w:val="en-GB" w:eastAsia="en-GB" w:bidi="ar-SA"/>
+                <w14:ligatures w14:val="none"/>
+              </w:rPr>
+              <w:t>Item</w:t>
+            </w:r>
+          </w:p>
+        </w:tc>
+        <w:tc>
+          <w:tcPr>
+            <w:tcW w:w="6480" w:type="dxa"/>
+            <w:shd w:val="clear" w:color="auto" w:fill="0A2F41" w:themeFill="accent1" w:themeFillShade="80"/>
+          </w:tcPr>
+          <w:p>
+            <w:pPr>
+              <w:jc w:val="center"/>
+              <w:cnfStyle w:val="100000000000" w:firstRow="1" w:lastRow="0" w:firstColumn="0" w:lastColumn="0" w:oddVBand="0" w:evenVBand="0" w:oddHBand="0" w:evenHBand="0" w:firstRowFirstColumn="0" w:firstRowLastColumn="0" w:lastRowFirstColumn="0" w:lastRowLastColumn="0"/>
+              <w:rPr>
+                <w:rFonts w:ascii="Times New Roman" w:eastAsia="Times New Roman" w:hAnsi="Times New Roman" w:cs="Times New Roman"/>
+                <w:kern w:val="0"/>
+                <w:sz w:val="24"/>
+                <w:szCs w:val="24"/>
+                <w:lang w:val="en-GB" w:eastAsia="en-GB" w:bidi="ar-SA"/>
+                <w14:ligatures w14:val="none"/>
+              </w:rPr>
+            </w:pPr>
+            <w:r>
+              <w:rPr>
+                <w:rFonts w:ascii="Times New Roman" w:eastAsia="Times New Roman" w:hAnsi="Times New Roman" w:cs="Times New Roman"/>
+                <w:kern w:val="0"/>
+                <w:sz w:val="24"/>
+                <w:szCs w:val="24"/>
+                <w:lang w:val="en-GB" w:eastAsia="en-GB" w:bidi="ar-SA"/>
+                <w14:ligatures w14:val="none"/>
+              </w:rPr>
+              <w:t>Details</w:t>
+            </w:r>
+          </w:p>
+        </w:tc>
+      </w:tr>
+      <w:tr>
+        <w:trPr>
+          <w:cnfStyle w:val="000000100000" w:firstRow="0" w:lastRow="0" w:firstColumn="0" w:lastColumn="0" w:oddVBand="0" w:evenVBand="0" w:oddHBand="1" w:evenHBand="0" w:firstRowFirstColumn="0" w:firstRowLastColumn="0" w:lastRowFirstColumn="0" w:lastRowLastColumn="0"/>
+        </w:trPr>
+        <w:tc>
+          <w:tcPr>
+            <w:cnfStyle w:val="001000000000" w:firstRow="0" w:lastRow="0" w:firstColumn="1" w:lastColumn="0" w:oddVBand="0" w:evenVBand="0" w:oddHBand="0" w:evenHBand="0" w:firstRowFirstColumn="0" w:firstRowLastColumn="0" w:lastRowFirstColumn="0" w:lastRowLastColumn="0"/>
+            <w:tcW w:w="2605" w:type="dxa"/>
+            <w:hideMark/>
+          </w:tcPr>
+          <w:p>
+            <w:pPr>
+              <w:rPr>
+                <w:rFonts w:ascii="Times New Roman" w:eastAsia="Times New Roman" w:hAnsi="Times New Roman" w:cs="Times New Roman"/>
+                <w:kern w:val="0"/>
+                <w:sz w:val="24"/>
+                <w:szCs w:val="24"/>
+                <w:lang w:val="en-GB" w:eastAsia="en-GB" w:bidi="ar-SA"/>
+                <w14:ligatures w14:val="none"/>
+              </w:rPr>
+            </w:pPr>
+            <w:r>
+              <w:rPr>
+                <w:rFonts w:ascii="Times New Roman" w:eastAsia="Times New Roman" w:hAnsi="Times New Roman" w:cs="Times New Roman"/>
+                <w:kern w:val="0"/>
+                <w:sz w:val="24"/>
+                <w:szCs w:val="24"/>
+                <w:lang w:val="en-GB" w:eastAsia="en-GB" w:bidi="ar-SA"/>
+                <w14:ligatures w14:val="none"/>
+              </w:rPr>
+              <w:t>Organization</w:t>
+            </w:r>
+          </w:p>
+        </w:tc>
+        <w:tc>
+          <w:tcPr>
+            <w:tcW w:w="6480" w:type="dxa"/>
+            <w:hideMark/>
+          </w:tcPr>
+          <w:p>
+            <w:pPr>
+              <w:cnfStyle w:val="000000100000" w:firstRow="0" w:lastRow="0" w:firstColumn="0" w:lastColumn="0" w:oddVBand="0" w:evenVBand="0" w:oddHBand="1" w:evenHBand="0" w:firstRowFirstColumn="0" w:firstRowLastColumn="0" w:lastRowFirstColumn="0" w:lastRowLastColumn="0"/>
+              <w:rPr>
+                <w:rFonts w:ascii="Times New Roman" w:eastAsia="Times New Roman" w:hAnsi="Times New Roman" w:cs="Times New Roman"/>
+                <w:kern w:val="0"/>
+                <w:sz w:val="24"/>
+                <w:szCs w:val="24"/>
+                <w:lang w:val="en-GB" w:eastAsia="en-GB" w:bidi="ar-SA"/>
+                <w14:ligatures w14:val="none"/>
+              </w:rPr>
+            </w:pPr>
+            <w:r>
+              <w:rPr>
+                <w:rFonts w:ascii="Times New Roman" w:eastAsia="Times New Roman" w:hAnsi="Times New Roman" w:cs="Times New Roman"/>
+                <w:kern w:val="0"/>
+                <w:sz w:val="24"/>
+                <w:szCs w:val="24"/>
+                <w:lang w:val="en-GB" w:eastAsia="en-GB" w:bidi="ar-SA"/>
+                <w14:ligatures w14:val="none"/>
+              </w:rPr>
+              <w:t>RAM Governance Portal</w:t>
+            </w:r>
+          </w:p>
+        </w:tc>
+      </w:tr>
+      <w:tr>
+        <w:tc>
+          <w:tcPr>
+            <w:cnfStyle w:val="001000000000" w:firstRow="0" w:lastRow="0" w:firstColumn="1" w:lastColumn="0" w:oddVBand="0" w:evenVBand="0" w:oddHBand="0" w:evenHBand="0" w:firstRowFirstColumn="0" w:firstRowLastColumn="0" w:lastRowFirstColumn="0" w:lastRowLastColumn="0"/>
+            <w:tcW w:w="2605" w:type="dxa"/>
+            <w:hideMark/>
+          </w:tcPr>
+          <w:p>
+            <w:pPr>
+              <w:rPr>
+                <w:rFonts w:ascii="Times New Roman" w:eastAsia="Times New Roman" w:hAnsi="Times New Roman" w:cs="Times New Roman"/>
+                <w:kern w:val="0"/>
+                <w:sz w:val="24"/>
+                <w:szCs w:val="24"/>
+                <w:lang w:val="en-GB" w:eastAsia="en-GB" w:bidi="ar-SA"/>
+                <w14:ligatures w14:val="none"/>
+              </w:rPr>
+            </w:pPr>
+            <w:r>
+              <w:rPr>
+                <w:rFonts w:ascii="Times New Roman" w:eastAsia="Times New Roman" w:hAnsi="Times New Roman" w:cs="Times New Roman"/>
+                <w:kern w:val="0"/>
+                <w:sz w:val="24"/>
+                <w:szCs w:val="24"/>
+                <w:lang w:val="en-GB" w:eastAsia="en-GB" w:bidi="ar-SA"/>
+                <w14:ligatures w14:val="none"/>
+              </w:rPr>
+              <w:t>Document Title</w:t>
+            </w:r>
+          </w:p>
+        </w:tc>
+        <w:tc>
+          <w:tcPr>
+            <w:tcW w:w="6480" w:type="dxa"/>
+            <w:hideMark/>
+          </w:tcPr>
+          <w:p>
+            <w:pPr>
+              <w:cnfStyle w:val="000000000000" w:firstRow="0" w:lastRow="0" w:firstColumn="0" w:lastColumn="0" w:oddVBand="0" w:evenVBand="0" w:oddHBand="0" w:evenHBand="0" w:firstRowFirstColumn="0" w:firstRowLastColumn="0" w:lastRowFirstColumn="0" w:lastRowLastColumn="0"/>
+              <w:rPr>
+                <w:rFonts w:asciiTheme="majorBidi" w:eastAsia="Times New Roman" w:hAnsiTheme="majorBidi" w:cstheme="majorBidi"/>
+                <w:kern w:val="0"/>
+                <w:sz w:val="24"/>
+                <w:szCs w:val="24"/>
+                <w:lang w:val="en-GB" w:eastAsia="en-GB" w:bidi="ar-SA"/>
+                <w14:ligatures w14:val="none"/>
+              </w:rPr>
+            </w:pPr>
+            <w:r>
+              <w:rPr>
+                <w:rFonts w:asciiTheme="majorBidi" w:hAnsiTheme="majorBidi" w:cstheme="majorBidi"/>
+                <w:sz w:val="24"/>
+                <w:szCs w:val="24"/>
+              </w:rPr>
+              <w:t>18_Legal_Contracts</w:t>
+            </w:r>
+          </w:p>
+        </w:tc>
+      </w:tr>
+      <w:tr>
+        <w:trPr>
+          <w:cnfStyle w:val="000000100000" w:firstRow="0" w:lastRow="0" w:firstColumn="0" w:lastColumn="0" w:oddVBand="0" w:evenVBand="0" w:oddHBand="1" w:evenHBand="0" w:firstRowFirstColumn="0" w:firstRowLastColumn="0" w:lastRowFirstColumn="0" w:lastRowLastColumn="0"/>
+        </w:trPr>
+        <w:tc>
+          <w:tcPr>
+            <w:cnfStyle w:val="001000000000" w:firstRow="0" w:lastRow="0" w:firstColumn="1" w:lastColumn="0" w:oddVBand="0" w:evenVBand="0" w:oddHBand="0" w:evenHBand="0" w:firstRowFirstColumn="0" w:firstRowLastColumn="0" w:lastRowFirstColumn="0" w:lastRowLastColumn="0"/>
+            <w:tcW w:w="2605" w:type="dxa"/>
+            <w:hideMark/>
+          </w:tcPr>
+          <w:p>
+            <w:pPr>
+              <w:rPr>
+                <w:rFonts w:ascii="Times New Roman" w:eastAsia="Times New Roman" w:hAnsi="Times New Roman" w:cs="Times New Roman"/>
+                <w:kern w:val="0"/>
+                <w:sz w:val="24"/>
+                <w:szCs w:val="24"/>
+                <w:lang w:val="en-GB" w:eastAsia="en-GB" w:bidi="ar-SA"/>
+                <w14:ligatures w14:val="none"/>
+              </w:rPr>
+            </w:pPr>
+            <w:r>
+              <w:rPr>
+                <w:rFonts w:ascii="Times New Roman" w:eastAsia="Times New Roman" w:hAnsi="Times New Roman" w:cs="Times New Roman"/>
+                <w:kern w:val="0"/>
+                <w:sz w:val="24"/>
+                <w:szCs w:val="24"/>
+                <w:lang w:val="en-GB" w:eastAsia="en-GB" w:bidi="ar-SA"/>
+                <w14:ligatures w14:val="none"/>
+              </w:rPr>
+              <w:t>Document Code</w:t>
+            </w:r>
+          </w:p>
+        </w:tc>
+        <w:tc>
+          <w:tcPr>
+            <w:tcW w:w="6480" w:type="dxa"/>
+            <w:hideMark/>
+          </w:tcPr>
+          <w:p>
+            <w:pPr>
+              <w:cnfStyle w:val="000000100000" w:firstRow="0" w:lastRow="0" w:firstColumn="0" w:lastColumn="0" w:oddVBand="0" w:evenVBand="0" w:oddHBand="1" w:evenHBand="0" w:firstRowFirstColumn="0" w:firstRowLastColumn="0" w:lastRowFirstColumn="0" w:lastRowLastColumn="0"/>
+              <w:rPr>
+                <w:rFonts w:ascii="Times New Roman" w:eastAsia="Times New Roman" w:hAnsi="Times New Roman" w:cs="Times New Roman"/>
+                <w:kern w:val="0"/>
+                <w:sz w:val="24"/>
+                <w:szCs w:val="24"/>
+                <w:lang w:val="en-GB" w:eastAsia="en-GB" w:bidi="ar-SA"/>
+                <w14:ligatures w14:val="none"/>
+              </w:rPr>
+            </w:pPr>
+            <w:r>
+              <w:rPr>
+                <w:rFonts w:ascii="Times New Roman" w:eastAsia="Times New Roman" w:hAnsi="Times New Roman" w:cs="Times New Roman"/>
+                <w:kern w:val="0"/>
+                <w:sz w:val="24"/>
+                <w:szCs w:val="24"/>
+                <w:lang w:val="en-GB" w:eastAsia="en-GB" w:bidi="ar-SA"/>
+                <w14:ligatures w14:val="none"/>
+              </w:rPr>
+              <w:t>RAM-PROC-</w:t>
+            </w:r>
+            <w:r>
+              <w:rPr>
+                <w:rFonts w:ascii="Times New Roman" w:eastAsia="Times New Roman" w:hAnsi="Times New Roman" w:cs="Times New Roman"/>
+                <w:kern w:val="0"/>
+                <w:sz w:val="24"/>
+                <w:szCs w:val="24"/>
+                <w:lang w:val="en-GB" w:eastAsia="en-GB" w:bidi="ar-SA"/>
+                <w14:ligatures w14:val="none"/>
+              </w:rPr>
+              <w:t>18</w:t>
+            </w:r>
+          </w:p>
+        </w:tc>
+      </w:tr>
+      <w:tr>
+        <w:tc>
+          <w:tcPr>
+            <w:cnfStyle w:val="001000000000" w:firstRow="0" w:lastRow="0" w:firstColumn="1" w:lastColumn="0" w:oddVBand="0" w:evenVBand="0" w:oddHBand="0" w:evenHBand="0" w:firstRowFirstColumn="0" w:firstRowLastColumn="0" w:lastRowFirstColumn="0" w:lastRowLastColumn="0"/>
+            <w:tcW w:w="2605" w:type="dxa"/>
+            <w:hideMark/>
+          </w:tcPr>
+          <w:p>
+            <w:pPr>
+              <w:rPr>
+                <w:rFonts w:ascii="Times New Roman" w:eastAsia="Times New Roman" w:hAnsi="Times New Roman" w:cs="Times New Roman"/>
+                <w:kern w:val="0"/>
+                <w:sz w:val="24"/>
+                <w:szCs w:val="24"/>
+                <w:lang w:val="en-GB" w:eastAsia="en-GB" w:bidi="ar-SA"/>
+                <w14:ligatures w14:val="none"/>
+              </w:rPr>
+            </w:pPr>
+            <w:r>
+              <w:rPr>
+                <w:rFonts w:ascii="Times New Roman" w:eastAsia="Times New Roman" w:hAnsi="Times New Roman" w:cs="Times New Roman"/>
+                <w:kern w:val="0"/>
+                <w:sz w:val="24"/>
+                <w:szCs w:val="24"/>
+                <w:lang w:val="en-GB" w:eastAsia="en-GB" w:bidi="ar-SA"/>
+                <w14:ligatures w14:val="none"/>
+              </w:rPr>
+              <w:t>Process Area</w:t>
+            </w:r>
+          </w:p>
+        </w:tc>
+        <w:tc>
+          <w:tcPr>
+            <w:tcW w:w="6480" w:type="dxa"/>
+            <w:hideMark/>
+          </w:tcPr>
+          <w:p>
+            <w:pPr>
+              <w:cnfStyle w:val="000000000000" w:firstRow="0" w:lastRow="0" w:firstColumn="0" w:lastColumn="0" w:oddVBand="0" w:evenVBand="0" w:oddHBand="0" w:evenHBand="0" w:firstRowFirstColumn="0" w:firstRowLastColumn="0" w:lastRowFirstColumn="0" w:lastRowLastColumn="0"/>
+              <w:rPr>
+                <w:rFonts w:ascii="Times New Roman" w:eastAsia="Times New Roman" w:hAnsi="Times New Roman" w:cs="Times New Roman"/>
+                <w:kern w:val="0"/>
+                <w:sz w:val="24"/>
+                <w:szCs w:val="24"/>
+                <w:lang w:val="en-GB" w:eastAsia="en-GB" w:bidi="ar-SA"/>
+                <w14:ligatures w14:val="none"/>
+              </w:rPr>
+            </w:pPr>
+            <w:r>
+              <w:rPr>
+                <w:rFonts w:asciiTheme="majorBidi" w:hAnsiTheme="majorBidi" w:cstheme="majorBidi"/>
+                <w:sz w:val="24"/>
+                <w:szCs w:val="24"/>
+              </w:rPr>
+              <w:t>18_Legal_Contracts</w:t>
+            </w:r>
+          </w:p>
+        </w:tc>
+      </w:tr>
+      <w:tr>
+        <w:trPr>
+          <w:cnfStyle w:val="000000100000" w:firstRow="0" w:lastRow="0" w:firstColumn="0" w:lastColumn="0" w:oddVBand="0" w:evenVBand="0" w:oddHBand="1" w:evenHBand="0" w:firstRowFirstColumn="0" w:firstRowLastColumn="0" w:lastRowFirstColumn="0" w:lastRowLastColumn="0"/>
+        </w:trPr>
+        <w:tc>
+          <w:tcPr>
+            <w:cnfStyle w:val="001000000000" w:firstRow="0" w:lastRow="0" w:firstColumn="1" w:lastColumn="0" w:oddVBand="0" w:evenVBand="0" w:oddHBand="0" w:evenHBand="0" w:firstRowFirstColumn="0" w:firstRowLastColumn="0" w:lastRowFirstColumn="0" w:lastRowLastColumn="0"/>
+            <w:tcW w:w="2605" w:type="dxa"/>
+            <w:hideMark/>
+          </w:tcPr>
+          <w:p>
+            <w:pPr>
+              <w:rPr>
+                <w:rFonts w:ascii="Times New Roman" w:eastAsia="Times New Roman" w:hAnsi="Times New Roman" w:cs="Times New Roman"/>
+                <w:kern w:val="0"/>
+                <w:sz w:val="24"/>
+                <w:szCs w:val="24"/>
+                <w:lang w:val="en-GB" w:eastAsia="en-GB" w:bidi="ar-SA"/>
+                <w14:ligatures w14:val="none"/>
+              </w:rPr>
+            </w:pPr>
+            <w:r>
+              <w:rPr>
+                <w:rFonts w:ascii="Times New Roman" w:eastAsia="Times New Roman" w:hAnsi="Times New Roman" w:cs="Times New Roman"/>
+                <w:kern w:val="0"/>
+                <w:sz w:val="24"/>
+                <w:szCs w:val="24"/>
+                <w:lang w:val="en-GB" w:eastAsia="en-GB" w:bidi="ar-SA"/>
+                <w14:ligatures w14:val="none"/>
+              </w:rPr>
+              <w:t>Document Type</w:t>
+            </w:r>
+          </w:p>
+        </w:tc>
+        <w:tc>
+          <w:tcPr>
+            <w:tcW w:w="6480" w:type="dxa"/>
+            <w:hideMark/>
+          </w:tcPr>
+          <w:p>
+            <w:pPr>
+              <w:cnfStyle w:val="000000100000" w:firstRow="0" w:lastRow="0" w:firstColumn="0" w:lastColumn="0" w:oddVBand="0" w:evenVBand="0" w:oddHBand="1" w:evenHBand="0" w:firstRowFirstColumn="0" w:firstRowLastColumn="0" w:lastRowFirstColumn="0" w:lastRowLastColumn="0"/>
+              <w:rPr>
+                <w:rFonts w:ascii="Times New Roman" w:eastAsia="Times New Roman" w:hAnsi="Times New Roman" w:cs="Times New Roman"/>
+                <w:kern w:val="0"/>
+                <w:sz w:val="24"/>
+                <w:szCs w:val="24"/>
+                <w:lang w:val="en-GB" w:eastAsia="en-GB" w:bidi="ar-SA"/>
+                <w14:ligatures w14:val="none"/>
+              </w:rPr>
+            </w:pPr>
+            <w:r>
+              <w:rPr>
+                <w:rFonts w:ascii="Times New Roman" w:eastAsia="Times New Roman" w:hAnsi="Times New Roman" w:cs="Times New Roman"/>
+                <w:kern w:val="0"/>
+                <w:sz w:val="24"/>
+                <w:szCs w:val="24"/>
+                <w:lang w:val="en-GB" w:eastAsia="en-GB" w:bidi="ar-SA"/>
+                <w14:ligatures w14:val="none"/>
+              </w:rPr>
+              <w:t>Procedure</w:t>
+            </w:r>
+          </w:p>
+        </w:tc>
+      </w:tr>
+      <w:tr>
+        <w:tc>
+          <w:tcPr>
+            <w:cnfStyle w:val="001000000000" w:firstRow="0" w:lastRow="0" w:firstColumn="1" w:lastColumn="0" w:oddVBand="0" w:evenVBand="0" w:oddHBand="0" w:evenHBand="0" w:firstRowFirstColumn="0" w:firstRowLastColumn="0" w:lastRowFirstColumn="0" w:lastRowLastColumn="0"/>
+            <w:tcW w:w="2605" w:type="dxa"/>
+            <w:hideMark/>
+          </w:tcPr>
+          <w:p>
+            <w:pPr>
+              <w:rPr>
+                <w:rFonts w:ascii="Times New Roman" w:eastAsia="Times New Roman" w:hAnsi="Times New Roman" w:cs="Times New Roman"/>
+                <w:kern w:val="0"/>
+                <w:sz w:val="24"/>
+                <w:szCs w:val="24"/>
+                <w:lang w:val="en-GB" w:eastAsia="en-GB" w:bidi="ar-SA"/>
+                <w14:ligatures w14:val="none"/>
+              </w:rPr>
+            </w:pPr>
+            <w:r>
+              <w:rPr>
+                <w:rFonts w:ascii="Times New Roman" w:eastAsia="Times New Roman" w:hAnsi="Times New Roman" w:cs="Times New Roman"/>
+                <w:kern w:val="0"/>
+                <w:sz w:val="24"/>
+                <w:szCs w:val="24"/>
+                <w:lang w:val="en-GB" w:eastAsia="en-GB" w:bidi="ar-SA"/>
+                <w14:ligatures w14:val="none"/>
+              </w:rPr>
+              <w:t>Version</w:t>
+            </w:r>
+          </w:p>
+        </w:tc>
+        <w:tc>
+          <w:tcPr>
+            <w:tcW w:w="6480" w:type="dxa"/>
+            <w:hideMark/>
+          </w:tcPr>
+          <w:p>
+            <w:pPr>
+              <w:cnfStyle w:val="000000000000" w:firstRow="0" w:lastRow="0" w:firstColumn="0" w:lastColumn="0" w:oddVBand="0" w:evenVBand="0" w:oddHBand="0" w:evenHBand="0" w:firstRowFirstColumn="0" w:firstRowLastColumn="0" w:lastRowFirstColumn="0" w:lastRowLastColumn="0"/>
+              <w:rPr>
+                <w:rFonts w:ascii="Times New Roman" w:eastAsia="Times New Roman" w:hAnsi="Times New Roman" w:cs="Times New Roman"/>
+                <w:kern w:val="0"/>
+                <w:sz w:val="24"/>
+                <w:szCs w:val="24"/>
+                <w:lang w:val="en-GB" w:eastAsia="en-GB" w:bidi="ar-SA"/>
+                <w14:ligatures w14:val="none"/>
+              </w:rPr>
+            </w:pPr>
+            <w:r>
+              <w:rPr>
+                <w:rFonts w:ascii="Times New Roman" w:eastAsia="Times New Roman" w:hAnsi="Times New Roman" w:cs="Times New Roman"/>
+                <w:kern w:val="0"/>
+                <w:sz w:val="24"/>
+                <w:szCs w:val="24"/>
+                <w:lang w:val="en-GB" w:eastAsia="en-GB" w:bidi="ar-SA"/>
+                <w14:ligatures w14:val="none"/>
+              </w:rPr>
+              <w:t>1.0</w:t>
+            </w:r>
+          </w:p>
+        </w:tc>
+      </w:tr>
+      <w:tr>
+        <w:trPr>
+          <w:cnfStyle w:val="000000100000" w:firstRow="0" w:lastRow="0" w:firstColumn="0" w:lastColumn="0" w:oddVBand="0" w:evenVBand="0" w:oddHBand="1" w:evenHBand="0" w:firstRowFirstColumn="0" w:firstRowLastColumn="0" w:lastRowFirstColumn="0" w:lastRowLastColumn="0"/>
+        </w:trPr>
+        <w:tc>
+          <w:tcPr>
+            <w:cnfStyle w:val="001000000000" w:firstRow="0" w:lastRow="0" w:firstColumn="1" w:lastColumn="0" w:oddVBand="0" w:evenVBand="0" w:oddHBand="0" w:evenHBand="0" w:firstRowFirstColumn="0" w:firstRowLastColumn="0" w:lastRowFirstColumn="0" w:lastRowLastColumn="0"/>
+            <w:tcW w:w="2605" w:type="dxa"/>
+            <w:hideMark/>
+          </w:tcPr>
+          <w:p>
+            <w:pPr>
+              <w:rPr>
+                <w:rFonts w:ascii="Times New Roman" w:eastAsia="Times New Roman" w:hAnsi="Times New Roman" w:cs="Times New Roman"/>
+                <w:kern w:val="0"/>
+                <w:sz w:val="24"/>
+                <w:szCs w:val="24"/>
+                <w:lang w:val="en-GB" w:eastAsia="en-GB" w:bidi="ar-SA"/>
+                <w14:ligatures w14:val="none"/>
+              </w:rPr>
+            </w:pPr>
+            <w:r>
+              <w:rPr>
+                <w:rFonts w:ascii="Times New Roman" w:eastAsia="Times New Roman" w:hAnsi="Times New Roman" w:cs="Times New Roman"/>
+                <w:kern w:val="0"/>
+                <w:sz w:val="24"/>
+                <w:szCs w:val="24"/>
+                <w:lang w:val="en-GB" w:eastAsia="en-GB" w:bidi="ar-SA"/>
+                <w14:ligatures w14:val="none"/>
+              </w:rPr>
+              <w:t>Effective Date</w:t>
+            </w:r>
+          </w:p>
+        </w:tc>
+        <w:tc>
+          <w:tcPr>
+            <w:tcW w:w="6480" w:type="dxa"/>
+            <w:hideMark/>
+          </w:tcPr>
+          <w:p>
+            <w:pPr>
+              <w:cnfStyle w:val="000000100000" w:firstRow="0" w:lastRow="0" w:firstColumn="0" w:lastColumn="0" w:oddVBand="0" w:evenVBand="0" w:oddHBand="1" w:evenHBand="0" w:firstRowFirstColumn="0" w:firstRowLastColumn="0" w:lastRowFirstColumn="0" w:lastRowLastColumn="0"/>
+              <w:rPr>
+                <w:rFonts w:ascii="Times New Roman" w:eastAsia="Times New Roman" w:hAnsi="Times New Roman" w:cs="Times New Roman"/>
+                <w:kern w:val="0"/>
+                <w:sz w:val="24"/>
+                <w:szCs w:val="24"/>
+                <w:lang w:val="en-GB" w:eastAsia="en-GB" w:bidi="ar-SA"/>
+                <w14:ligatures w14:val="none"/>
+              </w:rPr>
+            </w:pPr>
+            <w:r>
+              <w:rPr>
+                <w:rFonts w:ascii="Times New Roman" w:eastAsia="Times New Roman" w:hAnsi="Times New Roman" w:cs="Times New Roman"/>
+                <w:kern w:val="0"/>
+                <w:sz w:val="24"/>
+                <w:szCs w:val="24"/>
+                <w:lang w:val="en-GB" w:eastAsia="en-GB" w:bidi="ar-SA"/>
+                <w14:ligatures w14:val="none"/>
+              </w:rPr>
+              <w:t>01 Jan 2026</w:t>
+            </w:r>
+          </w:p>
+        </w:tc>
+      </w:tr>
+      <w:tr>
+        <w:tc>
+          <w:tcPr>
+            <w:cnfStyle w:val="001000000000" w:firstRow="0" w:lastRow="0" w:firstColumn="1" w:lastColumn="0" w:oddVBand="0" w:evenVBand="0" w:oddHBand="0" w:evenHBand="0" w:firstRowFirstColumn="0" w:firstRowLastColumn="0" w:lastRowFirstColumn="0" w:lastRowLastColumn="0"/>
+            <w:tcW w:w="2605" w:type="dxa"/>
+            <w:hideMark/>
+          </w:tcPr>
+          <w:p>
+            <w:pPr>
+              <w:rPr>
+                <w:rFonts w:ascii="Times New Roman" w:eastAsia="Times New Roman" w:hAnsi="Times New Roman" w:cs="Times New Roman"/>
+                <w:kern w:val="0"/>
+                <w:sz w:val="24"/>
+                <w:szCs w:val="24"/>
+                <w:lang w:val="en-GB" w:eastAsia="en-GB" w:bidi="ar-SA"/>
+                <w14:ligatures w14:val="none"/>
+              </w:rPr>
+            </w:pPr>
+            <w:r>
+              <w:rPr>
+                <w:rFonts w:ascii="Times New Roman" w:eastAsia="Times New Roman" w:hAnsi="Times New Roman" w:cs="Times New Roman"/>
+                <w:kern w:val="0"/>
+                <w:sz w:val="24"/>
+                <w:szCs w:val="24"/>
+                <w:lang w:val="en-GB" w:eastAsia="en-GB" w:bidi="ar-SA"/>
+                <w14:ligatures w14:val="none"/>
+              </w:rPr>
+              <w:t>Review Cycle</w:t>
+            </w:r>
+          </w:p>
+        </w:tc>
+        <w:tc>
+          <w:tcPr>
+            <w:tcW w:w="6480" w:type="dxa"/>
+            <w:hideMark/>
+          </w:tcPr>
+          <w:p>
+            <w:pPr>
+              <w:cnfStyle w:val="000000000000" w:firstRow="0" w:lastRow="0" w:firstColumn="0" w:lastColumn="0" w:oddVBand="0" w:evenVBand="0" w:oddHBand="0" w:evenHBand="0" w:firstRowFirstColumn="0" w:firstRowLastColumn="0" w:lastRowFirstColumn="0" w:lastRowLastColumn="0"/>
+              <w:rPr>
+                <w:rFonts w:ascii="Times New Roman" w:eastAsia="Times New Roman" w:hAnsi="Times New Roman" w:cs="Times New Roman"/>
+                <w:kern w:val="0"/>
+                <w:sz w:val="24"/>
+                <w:szCs w:val="24"/>
+                <w:lang w:val="en-GB" w:eastAsia="en-GB" w:bidi="ar-SA"/>
+                <w14:ligatures w14:val="none"/>
+              </w:rPr>
+            </w:pPr>
+            <w:r>
+              <w:rPr>
+                <w:rFonts w:ascii="Times New Roman" w:eastAsia="Times New Roman" w:hAnsi="Times New Roman" w:cs="Times New Roman"/>
+                <w:kern w:val="0"/>
+                <w:sz w:val="24"/>
+                <w:szCs w:val="24"/>
+                <w:lang w:val="en-GB" w:eastAsia="en-GB" w:bidi="ar-SA"/>
+                <w14:ligatures w14:val="none"/>
+              </w:rPr>
+              <w:t>Annual</w:t>
+            </w:r>
+          </w:p>
+        </w:tc>
+      </w:tr>
+      <w:tr>
+        <w:trPr>
+          <w:cnfStyle w:val="000000100000" w:firstRow="0" w:lastRow="0" w:firstColumn="0" w:lastColumn="0" w:oddVBand="0" w:evenVBand="0" w:oddHBand="1" w:evenHBand="0" w:firstRowFirstColumn="0" w:firstRowLastColumn="0" w:lastRowFirstColumn="0" w:lastRowLastColumn="0"/>
+        </w:trPr>
+        <w:tc>
+          <w:tcPr>
+            <w:cnfStyle w:val="001000000000" w:firstRow="0" w:lastRow="0" w:firstColumn="1" w:lastColumn="0" w:oddVBand="0" w:evenVBand="0" w:oddHBand="0" w:evenHBand="0" w:firstRowFirstColumn="0" w:firstRowLastColumn="0" w:lastRowFirstColumn="0" w:lastRowLastColumn="0"/>
+            <w:tcW w:w="2605" w:type="dxa"/>
+            <w:hideMark/>
+          </w:tcPr>
+          <w:p>
+            <w:pPr>
+              <w:rPr>
+                <w:rFonts w:ascii="Times New Roman" w:eastAsia="Times New Roman" w:hAnsi="Times New Roman" w:cs="Times New Roman"/>
+                <w:kern w:val="0"/>
+                <w:sz w:val="24"/>
+                <w:szCs w:val="24"/>
+                <w:lang w:val="en-GB" w:eastAsia="en-GB" w:bidi="ar-SA"/>
+                <w14:ligatures w14:val="none"/>
+              </w:rPr>
+            </w:pPr>
+            <w:r>
+              <w:rPr>
+                <w:rFonts w:ascii="Times New Roman" w:eastAsia="Times New Roman" w:hAnsi="Times New Roman" w:cs="Times New Roman"/>
+                <w:kern w:val="0"/>
+                <w:sz w:val="24"/>
+                <w:szCs w:val="24"/>
+                <w:lang w:val="en-GB" w:eastAsia="en-GB" w:bidi="ar-SA"/>
+                <w14:ligatures w14:val="none"/>
+              </w:rPr>
+              <w:t>Owner</w:t>
+            </w:r>
+          </w:p>
+        </w:tc>
+        <w:tc>
+          <w:tcPr>
+            <w:tcW w:w="6480" w:type="dxa"/>
+            <w:hideMark/>
+          </w:tcPr>
+          <w:p>
+            <w:pPr>
+              <w:cnfStyle w:val="000000100000" w:firstRow="0" w:lastRow="0" w:firstColumn="0" w:lastColumn="0" w:oddVBand="0" w:evenVBand="0" w:oddHBand="1" w:evenHBand="0" w:firstRowFirstColumn="0" w:firstRowLastColumn="0" w:lastRowFirstColumn="0" w:lastRowLastColumn="0"/>
+              <w:rPr>
+                <w:rFonts w:ascii="Times New Roman" w:eastAsia="Times New Roman" w:hAnsi="Times New Roman" w:cs="Times New Roman"/>
+                <w:kern w:val="0"/>
+                <w:sz w:val="24"/>
+                <w:szCs w:val="24"/>
+                <w:lang w:val="en-GB" w:eastAsia="en-GB" w:bidi="ar-SA"/>
+                <w14:ligatures w14:val="none"/>
+              </w:rPr>
+            </w:pPr>
+            <w:r>
+              <w:rPr>
+                <w:rFonts w:ascii="Times New Roman" w:eastAsia="Times New Roman" w:hAnsi="Times New Roman" w:cs="Times New Roman"/>
+                <w:kern w:val="0"/>
+                <w:sz w:val="24"/>
+                <w:szCs w:val="24"/>
+                <w:lang w:val="en-GB" w:eastAsia="en-GB" w:bidi="ar-SA"/>
+                <w14:ligatures w14:val="none"/>
+              </w:rPr>
+              <w:t>CEO/CFO</w:t>
+            </w:r>
+          </w:p>
+        </w:tc>
+      </w:tr>
+      <w:tr>
+        <w:tc>
+          <w:tcPr>
+            <w:cnfStyle w:val="001000000000" w:firstRow="0" w:lastRow="0" w:firstColumn="1" w:lastColumn="0" w:oddVBand="0" w:evenVBand="0" w:oddHBand="0" w:evenHBand="0" w:firstRowFirstColumn="0" w:firstRowLastColumn="0" w:lastRowFirstColumn="0" w:lastRowLastColumn="0"/>
+            <w:tcW w:w="2605" w:type="dxa"/>
+            <w:hideMark/>
+          </w:tcPr>
+          <w:p>
+            <w:pPr>
+              <w:rPr>
+                <w:rFonts w:ascii="Times New Roman" w:eastAsia="Times New Roman" w:hAnsi="Times New Roman" w:cs="Times New Roman"/>
+                <w:kern w:val="0"/>
+                <w:sz w:val="24"/>
+                <w:szCs w:val="24"/>
+                <w:lang w:val="en-GB" w:eastAsia="en-GB" w:bidi="ar-SA"/>
+                <w14:ligatures w14:val="none"/>
+              </w:rPr>
+            </w:pPr>
+            <w:r>
+              <w:rPr>
+                <w:rFonts w:ascii="Times New Roman" w:eastAsia="Times New Roman" w:hAnsi="Times New Roman" w:cs="Times New Roman"/>
+                <w:kern w:val="0"/>
+                <w:sz w:val="24"/>
+                <w:szCs w:val="24"/>
+                <w:lang w:val="en-GB" w:eastAsia="en-GB" w:bidi="ar-SA"/>
+                <w14:ligatures w14:val="none"/>
+              </w:rPr>
+              <w:t>Approved By</w:t>
+            </w:r>
+          </w:p>
+        </w:tc>
+        <w:tc>
+          <w:tcPr>
+            <w:tcW w:w="6480" w:type="dxa"/>
+            <w:hideMark/>
+          </w:tcPr>
+          <w:p>
+            <w:pPr>
+              <w:cnfStyle w:val="000000000000" w:firstRow="0" w:lastRow="0" w:firstColumn="0" w:lastColumn="0" w:oddVBand="0" w:evenVBand="0" w:oddHBand="0" w:evenHBand="0" w:firstRowFirstColumn="0" w:firstRowLastColumn="0" w:lastRowFirstColumn="0" w:lastRowLastColumn="0"/>
+              <w:rPr>
+                <w:rFonts w:ascii="Times New Roman" w:eastAsia="Times New Roman" w:hAnsi="Times New Roman" w:cs="Times New Roman"/>
+                <w:kern w:val="0"/>
+                <w:sz w:val="24"/>
+                <w:szCs w:val="24"/>
+                <w:lang w:val="en-GB" w:eastAsia="en-GB" w:bidi="ar-SA"/>
+                <w14:ligatures w14:val="none"/>
+              </w:rPr>
+            </w:pPr>
+            <w:r>
+              <w:rPr>
+                <w:rFonts w:ascii="Times New Roman" w:eastAsia="Times New Roman" w:hAnsi="Times New Roman" w:cs="Times New Roman"/>
+                <w:kern w:val="0"/>
+                <w:sz w:val="24"/>
+                <w:szCs w:val="24"/>
+                <w:lang w:val="en-GB" w:eastAsia="en-GB" w:bidi="ar-SA"/>
+                <w14:ligatures w14:val="none"/>
+              </w:rPr>
+              <w:t>CEO / Board</w:t>
+            </w:r>
+          </w:p>
+        </w:tc>
+      </w:tr>
+      <w:tr>
+        <w:trPr>
+          <w:cnfStyle w:val="000000100000" w:firstRow="0" w:lastRow="0" w:firstColumn="0" w:lastColumn="0" w:oddVBand="0" w:evenVBand="0" w:oddHBand="1" w:evenHBand="0" w:firstRowFirstColumn="0" w:firstRowLastColumn="0" w:lastRowFirstColumn="0" w:lastRowLastColumn="0"/>
+        </w:trPr>
+        <w:tc>
+          <w:tcPr>
+            <w:cnfStyle w:val="001000000000" w:firstRow="0" w:lastRow="0" w:firstColumn="1" w:lastColumn="0" w:oddVBand="0" w:evenVBand="0" w:oddHBand="0" w:evenHBand="0" w:firstRowFirstColumn="0" w:firstRowLastColumn="0" w:lastRowFirstColumn="0" w:lastRowLastColumn="0"/>
+            <w:tcW w:w="2605" w:type="dxa"/>
+            <w:hideMark/>
+          </w:tcPr>
+          <w:p>
+            <w:pPr>
+              <w:rPr>
+                <w:rFonts w:ascii="Times New Roman" w:eastAsia="Times New Roman" w:hAnsi="Times New Roman" w:cs="Times New Roman"/>
+                <w:kern w:val="0"/>
+                <w:sz w:val="24"/>
+                <w:szCs w:val="24"/>
+                <w:lang w:val="en-GB" w:eastAsia="en-GB" w:bidi="ar-SA"/>
+                <w14:ligatures w14:val="none"/>
+              </w:rPr>
+            </w:pPr>
+            <w:r>
+              <w:rPr>
+                <w:rFonts w:ascii="Times New Roman" w:eastAsia="Times New Roman" w:hAnsi="Times New Roman" w:cs="Times New Roman"/>
+                <w:kern w:val="0"/>
+                <w:sz w:val="24"/>
+                <w:szCs w:val="24"/>
+                <w:lang w:val="en-GB" w:eastAsia="en-GB" w:bidi="ar-SA"/>
+                <w14:ligatures w14:val="none"/>
+              </w:rPr>
+              <w:t>Prepared By</w:t>
+            </w:r>
+          </w:p>
+        </w:tc>
+        <w:tc>
+          <w:tcPr>
+            <w:tcW w:w="6480" w:type="dxa"/>
+            <w:hideMark/>
+          </w:tcPr>
+          <w:p>
+            <w:pPr>
+              <w:cnfStyle w:val="000000100000" w:firstRow="0" w:lastRow="0" w:firstColumn="0" w:lastColumn="0" w:oddVBand="0" w:evenVBand="0" w:oddHBand="1" w:evenHBand="0" w:firstRowFirstColumn="0" w:firstRowLastColumn="0" w:lastRowFirstColumn="0" w:lastRowLastColumn="0"/>
+              <w:rPr>
+                <w:rFonts w:ascii="Times New Roman" w:eastAsia="Times New Roman" w:hAnsi="Times New Roman" w:cs="Times New Roman"/>
+                <w:kern w:val="0"/>
+                <w:sz w:val="24"/>
+                <w:szCs w:val="24"/>
+                <w:lang w:val="en-GB" w:eastAsia="en-GB" w:bidi="ar-SA"/>
+                <w14:ligatures w14:val="none"/>
+              </w:rPr>
+            </w:pPr>
+            <w:r>
+              <w:rPr>
+                <w:rFonts w:ascii="Times New Roman" w:eastAsia="Times New Roman" w:hAnsi="Times New Roman" w:cs="Times New Roman"/>
+                <w:kern w:val="0"/>
+                <w:sz w:val="24"/>
+                <w:szCs w:val="24"/>
+                <w:lang w:val="en-GB" w:eastAsia="en-GB" w:bidi="ar-SA"/>
+                <w14:ligatures w14:val="none"/>
+              </w:rPr>
+              <w:t>Governance Office</w:t>
+            </w:r>
+          </w:p>
+        </w:tc>
+      </w:tr>
+      <w:tr>
+        <w:tc>
+          <w:tcPr>
+            <w:cnfStyle w:val="001000000000" w:firstRow="0" w:lastRow="0" w:firstColumn="1" w:lastColumn="0" w:oddVBand="0" w:evenVBand="0" w:oddHBand="0" w:evenHBand="0" w:firstRowFirstColumn="0" w:firstRowLastColumn="0" w:lastRowFirstColumn="0" w:lastRowLastColumn="0"/>
+            <w:tcW w:w="2605" w:type="dxa"/>
+            <w:hideMark/>
+          </w:tcPr>
+          <w:p>
+            <w:pPr>
+              <w:rPr>
+                <w:rFonts w:ascii="Times New Roman" w:eastAsia="Times New Roman" w:hAnsi="Times New Roman" w:cs="Times New Roman"/>
+                <w:kern w:val="0"/>
+                <w:sz w:val="24"/>
+                <w:szCs w:val="24"/>
+                <w:lang w:val="en-GB" w:eastAsia="en-GB" w:bidi="ar-SA"/>
+                <w14:ligatures w14:val="none"/>
+              </w:rPr>
+            </w:pPr>
+            <w:r>
+              <w:rPr>
+                <w:rFonts w:ascii="Times New Roman" w:eastAsia="Times New Roman" w:hAnsi="Times New Roman" w:cs="Times New Roman"/>
+                <w:kern w:val="0"/>
+                <w:sz w:val="24"/>
+                <w:szCs w:val="24"/>
+                <w:lang w:val="en-GB" w:eastAsia="en-GB" w:bidi="ar-SA"/>
+                <w14:ligatures w14:val="none"/>
+              </w:rPr>
+              <w:t>Classification</w:t>
+            </w:r>
+          </w:p>
+        </w:tc>
+        <w:tc>
+          <w:tcPr>
+            <w:tcW w:w="6480" w:type="dxa"/>
+            <w:hideMark/>
+          </w:tcPr>
+          <w:p>
+            <w:pPr>
+              <w:cnfStyle w:val="000000000000" w:firstRow="0" w:lastRow="0" w:firstColumn="0" w:lastColumn="0" w:oddVBand="0" w:evenVBand="0" w:oddHBand="0" w:evenHBand="0" w:firstRowFirstColumn="0" w:firstRowLastColumn="0" w:lastRowFirstColumn="0" w:lastRowLastColumn="0"/>
+              <w:rPr>
+                <w:rFonts w:ascii="Times New Roman" w:eastAsia="Times New Roman" w:hAnsi="Times New Roman" w:cs="Times New Roman"/>
+                <w:kern w:val="0"/>
+                <w:sz w:val="24"/>
+                <w:szCs w:val="24"/>
+                <w:lang w:val="en-GB" w:eastAsia="en-GB" w:bidi="ar-SA"/>
+                <w14:ligatures w14:val="none"/>
+              </w:rPr>
+            </w:pPr>
+            <w:r>
+              <w:rPr>
+                <w:rFonts w:ascii="Times New Roman" w:eastAsia="Times New Roman" w:hAnsi="Times New Roman" w:cs="Times New Roman"/>
+                <w:kern w:val="0"/>
+                <w:sz w:val="24"/>
+                <w:szCs w:val="24"/>
+                <w:lang w:val="en-GB" w:eastAsia="en-GB" w:bidi="ar-SA"/>
+                <w14:ligatures w14:val="none"/>
+              </w:rPr>
+              <w:t>Internal</w:t>
+            </w:r>
+          </w:p>
+        </w:tc>
+      </w:tr>
+      <w:tr>
+        <w:trPr>
+          <w:cnfStyle w:val="000000100000" w:firstRow="0" w:lastRow="0" w:firstColumn="0" w:lastColumn="0" w:oddVBand="0" w:evenVBand="0" w:oddHBand="1" w:evenHBand="0" w:firstRowFirstColumn="0" w:firstRowLastColumn="0" w:lastRowFirstColumn="0" w:lastRowLastColumn="0"/>
+        </w:trPr>
+        <w:tc>
+          <w:tcPr>
+            <w:cnfStyle w:val="001000000000" w:firstRow="0" w:lastRow="0" w:firstColumn="1" w:lastColumn="0" w:oddVBand="0" w:evenVBand="0" w:oddHBand="0" w:evenHBand="0" w:firstRowFirstColumn="0" w:firstRowLastColumn="0" w:lastRowFirstColumn="0" w:lastRowLastColumn="0"/>
+            <w:tcW w:w="2605" w:type="dxa"/>
+            <w:hideMark/>
+          </w:tcPr>
+          <w:p>
+            <w:pPr>
+              <w:rPr>
+                <w:rFonts w:ascii="Times New Roman" w:eastAsia="Times New Roman" w:hAnsi="Times New Roman" w:cs="Times New Roman"/>
+                <w:kern w:val="0"/>
+                <w:sz w:val="24"/>
+                <w:szCs w:val="24"/>
+                <w:lang w:val="en-GB" w:eastAsia="en-GB" w:bidi="ar-SA"/>
+                <w14:ligatures w14:val="none"/>
+              </w:rPr>
+            </w:pPr>
+            <w:r>
+              <w:rPr>
+                <w:rFonts w:ascii="Times New Roman" w:eastAsia="Times New Roman" w:hAnsi="Times New Roman" w:cs="Times New Roman"/>
+                <w:kern w:val="0"/>
+                <w:sz w:val="24"/>
+                <w:szCs w:val="24"/>
+                <w:lang w:val="en-GB" w:eastAsia="en-GB" w:bidi="ar-SA"/>
+                <w14:ligatures w14:val="none"/>
+              </w:rPr>
+              <w:t>Next Review</w:t>
+            </w:r>
+          </w:p>
+        </w:tc>
+        <w:tc>
+          <w:tcPr>
+            <w:tcW w:w="6480" w:type="dxa"/>
+            <w:hideMark/>
+          </w:tcPr>
+          <w:p>
+            <w:pPr>
+              <w:cnfStyle w:val="000000100000" w:firstRow="0" w:lastRow="0" w:firstColumn="0" w:lastColumn="0" w:oddVBand="0" w:evenVBand="0" w:oddHBand="1" w:evenHBand="0" w:firstRowFirstColumn="0" w:firstRowLastColumn="0" w:lastRowFirstColumn="0" w:lastRowLastColumn="0"/>
+              <w:rPr>
+                <w:rFonts w:ascii="Times New Roman" w:eastAsia="Times New Roman" w:hAnsi="Times New Roman" w:cs="Times New Roman"/>
+                <w:kern w:val="0"/>
+                <w:sz w:val="24"/>
+                <w:szCs w:val="24"/>
+                <w:lang w:val="en-GB" w:eastAsia="en-GB" w:bidi="ar-SA"/>
+                <w14:ligatures w14:val="none"/>
+              </w:rPr>
+            </w:pPr>
+            <w:r>
+              <w:rPr>
+                <w:rFonts w:ascii="Times New Roman" w:eastAsia="Times New Roman" w:hAnsi="Times New Roman" w:cs="Times New Roman"/>
+                <w:kern w:val="0"/>
+                <w:sz w:val="24"/>
+                <w:szCs w:val="24"/>
+                <w:lang w:val="en-GB" w:eastAsia="en-GB" w:bidi="ar-SA"/>
+                <w14:ligatures w14:val="none"/>
+              </w:rPr>
+              <w:t>Jan 2027</w:t>
+            </w:r>
+          </w:p>
+        </w:tc>
+      </w:tr>
+    </w:tbl>
+    <w:p>
+      <w:pPr>
+        <w:rPr>
+          <w:rFonts w:ascii="Times New Roman" w:eastAsia="Times New Roman" w:hAnsi="Times New Roman" w:cs="Times New Roman"/>
+          <w:kern w:val="0"/>
+          <w:sz w:val="24"/>
+          <w:szCs w:val="24"/>
+          <w:lang w:val="en-GB" w:eastAsia="en-GB" w:bidi="ar-SA"/>
+          <w14:ligatures w14:val="none"/>
+        </w:rPr>
+      </w:pPr>
+    </w:p>
+    <w:p>
+      <w:pPr>
+        <w:rPr>
+          <w:rFonts w:ascii="Times New Roman" w:eastAsia="Times New Roman" w:hAnsi="Times New Roman" w:cs="Times New Roman"/>
+          <w:b/>
+          <w:bCs/>
+          <w:kern w:val="0"/>
+          <w:sz w:val="27"/>
+          <w:szCs w:val="27"/>
+          <w:lang w:val="en-GB" w:eastAsia="en-GB" w:bidi="ar-SA"/>
+          <w14:ligatures w14:val="none"/>
+        </w:rPr>
+      </w:pPr>
+      <w:r>
+        <w:rPr>
+          <w:rFonts w:ascii="Times New Roman" w:eastAsia="Times New Roman" w:hAnsi="Times New Roman" w:cs="Times New Roman"/>
+          <w:b/>
+          <w:bCs/>
+          <w:kern w:val="0"/>
+          <w:sz w:val="27"/>
+          <w:szCs w:val="27"/>
+          <w:lang w:val="en-GB" w:eastAsia="en-GB" w:bidi="ar-SA"/>
+          <w14:ligatures w14:val="none"/>
+        </w:rPr>
+        <w:t>Revision History</w:t>
+      </w:r>
+    </w:p>
+    <w:tbl>
+      <w:tblPr>
+        <w:tblStyle w:val="PlainTable1"/>
+        <w:tblW w:w="9085" w:type="dxa"/>
+        <w:tblLook w:val="04A0" w:firstRow="1" w:lastRow="0" w:firstColumn="1" w:lastColumn="0" w:noHBand="0" w:noVBand="1"/>
+      </w:tblPr>
+      <w:tblGrid>
+        <w:gridCol w:w="1016"/>
+        <w:gridCol w:w="1376"/>
+        <w:gridCol w:w="2049"/>
+        <w:gridCol w:w="4644"/>
+      </w:tblGrid>
+      <w:tr>
+        <w:trPr>
+          <w:cnfStyle w:val="100000000000" w:firstRow="1" w:lastRow="0" w:firstColumn="0" w:lastColumn="0" w:oddVBand="0" w:evenVBand="0" w:oddHBand="0" w:evenHBand="0" w:firstRowFirstColumn="0" w:firstRowLastColumn="0" w:lastRowFirstColumn="0" w:lastRowLastColumn="0"/>
+        </w:trPr>
+        <w:tc>
+          <w:tcPr>
+            <w:cnfStyle w:val="001000000000" w:firstRow="0" w:lastRow="0" w:firstColumn="1" w:lastColumn="0" w:oddVBand="0" w:evenVBand="0" w:oddHBand="0" w:evenHBand="0" w:firstRowFirstColumn="0" w:firstRowLastColumn="0" w:lastRowFirstColumn="0" w:lastRowLastColumn="0"/>
+            <w:tcW w:w="0" w:type="auto"/>
+            <w:shd w:val="clear" w:color="auto" w:fill="0A2F41" w:themeFill="accent1" w:themeFillShade="80"/>
+            <w:hideMark/>
+          </w:tcPr>
+          <w:p>
+            <w:pPr>
+              <w:jc w:val="center"/>
+              <w:rPr>
+                <w:rFonts w:ascii="Times New Roman" w:eastAsia="Times New Roman" w:hAnsi="Times New Roman" w:cs="Times New Roman"/>
+                <w:kern w:val="0"/>
+                <w:sz w:val="24"/>
+                <w:szCs w:val="24"/>
+                <w:lang w:val="en-GB" w:eastAsia="en-GB" w:bidi="ar-SA"/>
+                <w14:ligatures w14:val="none"/>
+              </w:rPr>
+            </w:pPr>
+            <w:r>
+              <w:rPr>
+                <w:rFonts w:ascii="Times New Roman" w:eastAsia="Times New Roman" w:hAnsi="Times New Roman" w:cs="Times New Roman"/>
+                <w:kern w:val="0"/>
+                <w:sz w:val="24"/>
+                <w:szCs w:val="24"/>
+                <w:lang w:val="en-GB" w:eastAsia="en-GB" w:bidi="ar-SA"/>
+                <w14:ligatures w14:val="none"/>
+              </w:rPr>
+              <w:t>Version</w:t>
+            </w:r>
+          </w:p>
+        </w:tc>
+        <w:tc>
+          <w:tcPr>
+            <w:tcW w:w="0" w:type="auto"/>
+            <w:shd w:val="clear" w:color="auto" w:fill="0A2F41" w:themeFill="accent1" w:themeFillShade="80"/>
+            <w:hideMark/>
+          </w:tcPr>
+          <w:p>
+            <w:pPr>
+              <w:jc w:val="center"/>
+              <w:cnfStyle w:val="100000000000" w:firstRow="1" w:lastRow="0" w:firstColumn="0" w:lastColumn="0" w:oddVBand="0" w:evenVBand="0" w:oddHBand="0" w:evenHBand="0" w:firstRowFirstColumn="0" w:firstRowLastColumn="0" w:lastRowFirstColumn="0" w:lastRowLastColumn="0"/>
+              <w:rPr>
+                <w:rFonts w:ascii="Times New Roman" w:eastAsia="Times New Roman" w:hAnsi="Times New Roman" w:cs="Times New Roman"/>
+                <w:kern w:val="0"/>
+                <w:sz w:val="24"/>
+                <w:szCs w:val="24"/>
+                <w:lang w:val="en-GB" w:eastAsia="en-GB" w:bidi="ar-SA"/>
+                <w14:ligatures w14:val="none"/>
+              </w:rPr>
+            </w:pPr>
+            <w:r>
+              <w:rPr>
+                <w:rFonts w:ascii="Times New Roman" w:eastAsia="Times New Roman" w:hAnsi="Times New Roman" w:cs="Times New Roman"/>
+                <w:kern w:val="0"/>
+                <w:sz w:val="24"/>
+                <w:szCs w:val="24"/>
+                <w:lang w:val="en-GB" w:eastAsia="en-GB" w:bidi="ar-SA"/>
+                <w14:ligatures w14:val="none"/>
+              </w:rPr>
+              <w:t>Date</w:t>
+            </w:r>
+          </w:p>
+        </w:tc>
+        <w:tc>
+          <w:tcPr>
+            <w:tcW w:w="0" w:type="auto"/>
+            <w:shd w:val="clear" w:color="auto" w:fill="0A2F41" w:themeFill="accent1" w:themeFillShade="80"/>
+            <w:hideMark/>
+          </w:tcPr>
+          <w:p>
+            <w:pPr>
+              <w:jc w:val="center"/>
+              <w:cnfStyle w:val="100000000000" w:firstRow="1" w:lastRow="0" w:firstColumn="0" w:lastColumn="0" w:oddVBand="0" w:evenVBand="0" w:oddHBand="0" w:evenHBand="0" w:firstRowFirstColumn="0" w:firstRowLastColumn="0" w:lastRowFirstColumn="0" w:lastRowLastColumn="0"/>
+              <w:rPr>
+                <w:rFonts w:ascii="Times New Roman" w:eastAsia="Times New Roman" w:hAnsi="Times New Roman" w:cs="Times New Roman"/>
+                <w:kern w:val="0"/>
+                <w:sz w:val="24"/>
+                <w:szCs w:val="24"/>
+                <w:lang w:val="en-GB" w:eastAsia="en-GB" w:bidi="ar-SA"/>
+                <w14:ligatures w14:val="none"/>
+              </w:rPr>
+            </w:pPr>
+            <w:r>
+              <w:rPr>
+                <w:rFonts w:ascii="Times New Roman" w:eastAsia="Times New Roman" w:hAnsi="Times New Roman" w:cs="Times New Roman"/>
+                <w:kern w:val="0"/>
+                <w:sz w:val="24"/>
+                <w:szCs w:val="24"/>
+                <w:lang w:val="en-GB" w:eastAsia="en-GB" w:bidi="ar-SA"/>
+                <w14:ligatures w14:val="none"/>
+              </w:rPr>
+              <w:t>Author</w:t>
+            </w:r>
+          </w:p>
+        </w:tc>
+        <w:tc>
+          <w:tcPr>
+            <w:tcW w:w="4644" w:type="dxa"/>
+            <w:shd w:val="clear" w:color="auto" w:fill="0A2F41" w:themeFill="accent1" w:themeFillShade="80"/>
+            <w:hideMark/>
+          </w:tcPr>
+          <w:p>
+            <w:pPr>
+              <w:jc w:val="center"/>
+              <w:cnfStyle w:val="100000000000" w:firstRow="1" w:lastRow="0" w:firstColumn="0" w:lastColumn="0" w:oddVBand="0" w:evenVBand="0" w:oddHBand="0" w:evenHBand="0" w:firstRowFirstColumn="0" w:firstRowLastColumn="0" w:lastRowFirstColumn="0" w:lastRowLastColumn="0"/>
+              <w:rPr>
+                <w:rFonts w:ascii="Times New Roman" w:eastAsia="Times New Roman" w:hAnsi="Times New Roman" w:cs="Times New Roman"/>
+                <w:kern w:val="0"/>
+                <w:sz w:val="24"/>
+                <w:szCs w:val="24"/>
+                <w:lang w:val="en-GB" w:eastAsia="en-GB" w:bidi="ar-SA"/>
+                <w14:ligatures w14:val="none"/>
+              </w:rPr>
+            </w:pPr>
+            <w:r>
+              <w:rPr>
+                <w:rFonts w:ascii="Times New Roman" w:eastAsia="Times New Roman" w:hAnsi="Times New Roman" w:cs="Times New Roman"/>
+                <w:kern w:val="0"/>
+                <w:sz w:val="24"/>
+                <w:szCs w:val="24"/>
+                <w:lang w:val="en-GB" w:eastAsia="en-GB" w:bidi="ar-SA"/>
+                <w14:ligatures w14:val="none"/>
+              </w:rPr>
+              <w:t>Changes</w:t>
+            </w:r>
+          </w:p>
+        </w:tc>
+      </w:tr>
+      <w:tr>
+        <w:trPr>
+          <w:cnfStyle w:val="000000100000" w:firstRow="0" w:lastRow="0" w:firstColumn="0" w:lastColumn="0" w:oddVBand="0" w:evenVBand="0" w:oddHBand="1" w:evenHBand="0" w:firstRowFirstColumn="0" w:firstRowLastColumn="0" w:lastRowFirstColumn="0" w:lastRowLastColumn="0"/>
+        </w:trPr>
+        <w:tc>
+          <w:tcPr>
+            <w:cnfStyle w:val="001000000000" w:firstRow="0" w:lastRow="0" w:firstColumn="1" w:lastColumn="0" w:oddVBand="0" w:evenVBand="0" w:oddHBand="0" w:evenHBand="0" w:firstRowFirstColumn="0" w:firstRowLastColumn="0" w:lastRowFirstColumn="0" w:lastRowLastColumn="0"/>
+            <w:tcW w:w="0" w:type="auto"/>
+            <w:hideMark/>
+          </w:tcPr>
+          <w:p>
+            <w:pPr>
+              <w:rPr>
+                <w:rFonts w:ascii="Times New Roman" w:eastAsia="Times New Roman" w:hAnsi="Times New Roman" w:cs="Times New Roman"/>
+                <w:kern w:val="0"/>
+                <w:sz w:val="24"/>
+                <w:szCs w:val="24"/>
+                <w:lang w:val="en-GB" w:eastAsia="en-GB" w:bidi="ar-SA"/>
+                <w14:ligatures w14:val="none"/>
+              </w:rPr>
+            </w:pPr>
+            <w:r>
+              <w:rPr>
+                <w:rFonts w:ascii="Times New Roman" w:eastAsia="Times New Roman" w:hAnsi="Times New Roman" w:cs="Times New Roman"/>
+                <w:kern w:val="0"/>
+                <w:sz w:val="24"/>
+                <w:szCs w:val="24"/>
+                <w:lang w:val="en-GB" w:eastAsia="en-GB" w:bidi="ar-SA"/>
+                <w14:ligatures w14:val="none"/>
+              </w:rPr>
+              <w:t>1.0</w:t>
+            </w:r>
+          </w:p>
+        </w:tc>
+        <w:tc>
+          <w:tcPr>
+            <w:tcW w:w="0" w:type="auto"/>
+            <w:hideMark/>
+          </w:tcPr>
+          <w:p>
+            <w:pPr>
+              <w:cnfStyle w:val="000000100000" w:firstRow="0" w:lastRow="0" w:firstColumn="0" w:lastColumn="0" w:oddVBand="0" w:evenVBand="0" w:oddHBand="1" w:evenHBand="0" w:firstRowFirstColumn="0" w:firstRowLastColumn="0" w:lastRowFirstColumn="0" w:lastRowLastColumn="0"/>
+              <w:rPr>
+                <w:rFonts w:ascii="Times New Roman" w:eastAsia="Times New Roman" w:hAnsi="Times New Roman" w:cs="Times New Roman"/>
+                <w:kern w:val="0"/>
+                <w:sz w:val="24"/>
+                <w:szCs w:val="24"/>
+                <w:lang w:val="en-GB" w:eastAsia="en-GB" w:bidi="ar-SA"/>
+                <w14:ligatures w14:val="none"/>
+              </w:rPr>
+            </w:pPr>
+            <w:r>
+              <w:rPr>
+                <w:rFonts w:ascii="Times New Roman" w:eastAsia="Times New Roman" w:hAnsi="Times New Roman" w:cs="Times New Roman"/>
+                <w:kern w:val="0"/>
+                <w:sz w:val="24"/>
+                <w:szCs w:val="24"/>
+                <w:lang w:val="en-GB" w:eastAsia="en-GB" w:bidi="ar-SA"/>
+                <w14:ligatures w14:val="none"/>
+              </w:rPr>
+              <w:t>01 Jan 2026</w:t>
+            </w:r>
+          </w:p>
+        </w:tc>
+        <w:tc>
+          <w:tcPr>
+            <w:tcW w:w="0" w:type="auto"/>
+            <w:hideMark/>
+          </w:tcPr>
+          <w:p>
+            <w:pPr>
+              <w:cnfStyle w:val="000000100000" w:firstRow="0" w:lastRow="0" w:firstColumn="0" w:lastColumn="0" w:oddVBand="0" w:evenVBand="0" w:oddHBand="1" w:evenHBand="0" w:firstRowFirstColumn="0" w:firstRowLastColumn="0" w:lastRowFirstColumn="0" w:lastRowLastColumn="0"/>
+              <w:rPr>
+                <w:rFonts w:ascii="Times New Roman" w:eastAsia="Times New Roman" w:hAnsi="Times New Roman" w:cs="Times New Roman"/>
+                <w:kern w:val="0"/>
+                <w:sz w:val="24"/>
+                <w:szCs w:val="24"/>
+                <w:lang w:val="en-GB" w:eastAsia="en-GB" w:bidi="ar-SA"/>
+                <w14:ligatures w14:val="none"/>
+              </w:rPr>
+            </w:pPr>
+            <w:r>
+              <w:rPr>
+                <w:rFonts w:ascii="Times New Roman" w:eastAsia="Times New Roman" w:hAnsi="Times New Roman" w:cs="Times New Roman"/>
+                <w:kern w:val="0"/>
+                <w:sz w:val="24"/>
+                <w:szCs w:val="24"/>
+                <w:lang w:val="en-GB" w:eastAsia="en-GB" w:bidi="ar-SA"/>
+                <w14:ligatures w14:val="none"/>
+              </w:rPr>
+              <w:t>Governance Office</w:t>
+            </w:r>
+          </w:p>
+        </w:tc>
+        <w:tc>
+          <w:tcPr>
+            <w:tcW w:w="4644" w:type="dxa"/>
+            <w:hideMark/>
+          </w:tcPr>
+          <w:p>
+            <w:pPr>
+              <w:cnfStyle w:val="000000100000" w:firstRow="0" w:lastRow="0" w:firstColumn="0" w:lastColumn="0" w:oddVBand="0" w:evenVBand="0" w:oddHBand="1" w:evenHBand="0" w:firstRowFirstColumn="0" w:firstRowLastColumn="0" w:lastRowFirstColumn="0" w:lastRowLastColumn="0"/>
+              <w:rPr>
+                <w:rFonts w:ascii="Times New Roman" w:eastAsia="Times New Roman" w:hAnsi="Times New Roman" w:cs="Times New Roman"/>
+                <w:kern w:val="0"/>
+                <w:sz w:val="24"/>
+                <w:szCs w:val="24"/>
+                <w:lang w:val="en-GB" w:eastAsia="en-GB" w:bidi="ar-SA"/>
+                <w14:ligatures w14:val="none"/>
+              </w:rPr>
+            </w:pPr>
+            <w:r>
+              <w:rPr>
+                <w:rFonts w:ascii="Times New Roman" w:eastAsia="Times New Roman" w:hAnsi="Times New Roman" w:cs="Times New Roman"/>
+                <w:kern w:val="0"/>
+                <w:sz w:val="24"/>
+                <w:szCs w:val="24"/>
+                <w:lang w:val="en-GB" w:eastAsia="en-GB" w:bidi="ar-SA"/>
+                <w14:ligatures w14:val="none"/>
+              </w:rPr>
+              <w:t>Initial Issue</w:t>
+            </w:r>
+          </w:p>
+        </w:tc>
+      </w:tr>
+    </w:tbl>
+    <w:p>
+      <w:pPr>
+        <w:rPr>
+          <w:rFonts w:ascii="Times New Roman" w:eastAsia="Times New Roman" w:hAnsi="Times New Roman" w:cs="Times New Roman"/>
+          <w:b/>
+          <w:bCs/>
+          <w:kern w:val="0"/>
+          <w:sz w:val="27"/>
+          <w:szCs w:val="27"/>
+          <w:lang w:val="en-GB" w:eastAsia="en-GB" w:bidi="ar-SA"/>
+          <w14:ligatures w14:val="none"/>
+        </w:rPr>
+      </w:pPr>
+      <w:r>
+        <w:rPr>
+          <w:rFonts w:ascii="Times New Roman" w:eastAsia="Times New Roman" w:hAnsi="Times New Roman" w:cs="Times New Roman"/>
+          <w:b/>
+          <w:bCs/>
+          <w:kern w:val="0"/>
+          <w:sz w:val="27"/>
+          <w:szCs w:val="27"/>
+          <w:lang w:val="en-GB" w:eastAsia="en-GB" w:bidi="ar-SA"/>
+          <w14:ligatures w14:val="none"/>
+        </w:rPr>
+        <w:t>Distribution List</w:t>
+      </w:r>
+    </w:p>
+    <w:tbl>
+      <w:tblPr>
+        <w:tblStyle w:val="PlainTable1"/>
+        <w:tblW w:w="9085" w:type="dxa"/>
+        <w:tblLook w:val="04A0" w:firstRow="1" w:lastRow="0" w:firstColumn="1" w:lastColumn="0" w:noHBand="0" w:noVBand="1"/>
+      </w:tblPr>
+      <w:tblGrid>
+        <w:gridCol w:w="1563"/>
+        <w:gridCol w:w="7522"/>
+      </w:tblGrid>
+      <w:tr>
+        <w:trPr>
+          <w:cnfStyle w:val="100000000000" w:firstRow="1" w:lastRow="0" w:firstColumn="0" w:lastColumn="0" w:oddVBand="0" w:evenVBand="0" w:oddHBand="0" w:evenHBand="0" w:firstRowFirstColumn="0" w:firstRowLastColumn="0" w:lastRowFirstColumn="0" w:lastRowLastColumn="0"/>
+        </w:trPr>
+        <w:tc>
+          <w:tcPr>
+            <w:cnfStyle w:val="001000000000" w:firstRow="0" w:lastRow="0" w:firstColumn="1" w:lastColumn="0" w:oddVBand="0" w:evenVBand="0" w:oddHBand="0" w:evenHBand="0" w:firstRowFirstColumn="0" w:firstRowLastColumn="0" w:lastRowFirstColumn="0" w:lastRowLastColumn="0"/>
+            <w:tcW w:w="0" w:type="auto"/>
+            <w:shd w:val="clear" w:color="auto" w:fill="0A2F41" w:themeFill="accent1" w:themeFillShade="80"/>
+            <w:hideMark/>
+          </w:tcPr>
+          <w:p>
+            <w:pPr>
+              <w:jc w:val="center"/>
+              <w:rPr>
+                <w:rFonts w:ascii="Times New Roman" w:eastAsia="Times New Roman" w:hAnsi="Times New Roman" w:cs="Times New Roman"/>
+                <w:kern w:val="0"/>
+                <w:sz w:val="24"/>
+                <w:szCs w:val="24"/>
+                <w:lang w:val="en-GB" w:eastAsia="en-GB" w:bidi="ar-SA"/>
+                <w14:ligatures w14:val="none"/>
+              </w:rPr>
+            </w:pPr>
+            <w:r>
+              <w:rPr>
+                <w:rFonts w:ascii="Times New Roman" w:eastAsia="Times New Roman" w:hAnsi="Times New Roman" w:cs="Times New Roman"/>
+                <w:kern w:val="0"/>
+                <w:sz w:val="24"/>
+                <w:szCs w:val="24"/>
+                <w:lang w:val="en-GB" w:eastAsia="en-GB" w:bidi="ar-SA"/>
+                <w14:ligatures w14:val="none"/>
+              </w:rPr>
+              <w:t>Department</w:t>
+            </w:r>
+          </w:p>
+        </w:tc>
+        <w:tc>
+          <w:tcPr>
+            <w:tcW w:w="7522" w:type="dxa"/>
+            <w:shd w:val="clear" w:color="auto" w:fill="0A2F41" w:themeFill="accent1" w:themeFillShade="80"/>
+            <w:hideMark/>
+          </w:tcPr>
+          <w:p>
+            <w:pPr>
+              <w:jc w:val="center"/>
+              <w:cnfStyle w:val="100000000000" w:firstRow="1" w:lastRow="0" w:firstColumn="0" w:lastColumn="0" w:oddVBand="0" w:evenVBand="0" w:oddHBand="0" w:evenHBand="0" w:firstRowFirstColumn="0" w:firstRowLastColumn="0" w:lastRowFirstColumn="0" w:lastRowLastColumn="0"/>
+              <w:rPr>
+                <w:rFonts w:ascii="Times New Roman" w:eastAsia="Times New Roman" w:hAnsi="Times New Roman" w:cs="Times New Roman"/>
+                <w:kern w:val="0"/>
+                <w:sz w:val="24"/>
+                <w:szCs w:val="24"/>
+                <w:lang w:val="en-GB" w:eastAsia="en-GB" w:bidi="ar-SA"/>
+                <w14:ligatures w14:val="none"/>
+              </w:rPr>
+            </w:pPr>
+            <w:r>
+              <w:rPr>
+                <w:rFonts w:ascii="Times New Roman" w:eastAsia="Times New Roman" w:hAnsi="Times New Roman" w:cs="Times New Roman"/>
+                <w:kern w:val="0"/>
+                <w:sz w:val="24"/>
+                <w:szCs w:val="24"/>
+                <w:lang w:val="en-GB" w:eastAsia="en-GB" w:bidi="ar-SA"/>
+                <w14:ligatures w14:val="none"/>
+              </w:rPr>
+              <w:t>Access</w:t>
+            </w:r>
+          </w:p>
+        </w:tc>
+      </w:tr>
+      <w:tr>
+        <w:trPr>
+          <w:cnfStyle w:val="000000100000" w:firstRow="0" w:lastRow="0" w:firstColumn="0" w:lastColumn="0" w:oddVBand="0" w:evenVBand="0" w:oddHBand="1" w:evenHBand="0" w:firstRowFirstColumn="0" w:firstRowLastColumn="0" w:lastRowFirstColumn="0" w:lastRowLastColumn="0"/>
+        </w:trPr>
+        <w:tc>
+          <w:tcPr>
+            <w:cnfStyle w:val="001000000000" w:firstRow="0" w:lastRow="0" w:firstColumn="1" w:lastColumn="0" w:oddVBand="0" w:evenVBand="0" w:oddHBand="0" w:evenHBand="0" w:firstRowFirstColumn="0" w:firstRowLastColumn="0" w:lastRowFirstColumn="0" w:lastRowLastColumn="0"/>
+            <w:tcW w:w="0" w:type="auto"/>
+            <w:hideMark/>
+          </w:tcPr>
+          <w:p>
+            <w:pPr>
+              <w:rPr>
+                <w:rFonts w:ascii="Times New Roman" w:eastAsia="Times New Roman" w:hAnsi="Times New Roman" w:cs="Times New Roman"/>
+                <w:kern w:val="0"/>
+                <w:sz w:val="24"/>
+                <w:szCs w:val="24"/>
+                <w:lang w:val="en-GB" w:eastAsia="en-GB" w:bidi="ar-SA"/>
+                <w14:ligatures w14:val="none"/>
+              </w:rPr>
+            </w:pPr>
+            <w:r>
+              <w:rPr>
+                <w:rFonts w:ascii="Times New Roman" w:eastAsia="Times New Roman" w:hAnsi="Times New Roman" w:cs="Times New Roman"/>
+                <w:kern w:val="0"/>
+                <w:sz w:val="24"/>
+                <w:szCs w:val="24"/>
+                <w:lang w:val="en-GB" w:eastAsia="en-GB" w:bidi="ar-SA"/>
+                <w14:ligatures w14:val="none"/>
+              </w:rPr>
+              <w:t>Board</w:t>
+            </w:r>
+          </w:p>
+        </w:tc>
+        <w:tc>
+          <w:tcPr>
+            <w:tcW w:w="7522" w:type="dxa"/>
+            <w:hideMark/>
+          </w:tcPr>
+          <w:p>
+            <w:pPr>
+              <w:cnfStyle w:val="000000100000" w:firstRow="0" w:lastRow="0" w:firstColumn="0" w:lastColumn="0" w:oddVBand="0" w:evenVBand="0" w:oddHBand="1" w:evenHBand="0" w:firstRowFirstColumn="0" w:firstRowLastColumn="0" w:lastRowFirstColumn="0" w:lastRowLastColumn="0"/>
+              <w:rPr>
+                <w:rFonts w:ascii="Times New Roman" w:eastAsia="Times New Roman" w:hAnsi="Times New Roman" w:cs="Times New Roman"/>
+                <w:kern w:val="0"/>
+                <w:sz w:val="24"/>
+                <w:szCs w:val="24"/>
+                <w:lang w:val="en-GB" w:eastAsia="en-GB" w:bidi="ar-SA"/>
+                <w14:ligatures w14:val="none"/>
+              </w:rPr>
+            </w:pPr>
+            <w:r>
+              <w:rPr>
+                <w:rFonts w:ascii="Times New Roman" w:eastAsia="Times New Roman" w:hAnsi="Times New Roman" w:cs="Times New Roman"/>
+                <w:kern w:val="0"/>
+                <w:sz w:val="24"/>
+                <w:szCs w:val="24"/>
+                <w:lang w:val="en-GB" w:eastAsia="en-GB" w:bidi="ar-SA"/>
+                <w14:ligatures w14:val="none"/>
+              </w:rPr>
+              <w:t>Full</w:t>
+            </w:r>
+          </w:p>
+        </w:tc>
+      </w:tr>
+      <w:tr>
+        <w:tc>
+          <w:tcPr>
+            <w:cnfStyle w:val="001000000000" w:firstRow="0" w:lastRow="0" w:firstColumn="1" w:lastColumn="0" w:oddVBand="0" w:evenVBand="0" w:oddHBand="0" w:evenHBand="0" w:firstRowFirstColumn="0" w:firstRowLastColumn="0" w:lastRowFirstColumn="0" w:lastRowLastColumn="0"/>
+            <w:tcW w:w="0" w:type="auto"/>
+            <w:hideMark/>
+          </w:tcPr>
+          <w:p>
+            <w:pPr>
+              <w:rPr>
+                <w:rFonts w:ascii="Times New Roman" w:eastAsia="Times New Roman" w:hAnsi="Times New Roman" w:cs="Times New Roman"/>
+                <w:kern w:val="0"/>
+                <w:sz w:val="24"/>
+                <w:szCs w:val="24"/>
+                <w:lang w:val="en-GB" w:eastAsia="en-GB" w:bidi="ar-SA"/>
+                <w14:ligatures w14:val="none"/>
+              </w:rPr>
+            </w:pPr>
+            <w:r>
+              <w:rPr>
+                <w:rFonts w:ascii="Times New Roman" w:eastAsia="Times New Roman" w:hAnsi="Times New Roman" w:cs="Times New Roman"/>
+                <w:kern w:val="0"/>
+                <w:sz w:val="24"/>
+                <w:szCs w:val="24"/>
+                <w:lang w:val="en-GB" w:eastAsia="en-GB" w:bidi="ar-SA"/>
+                <w14:ligatures w14:val="none"/>
+              </w:rPr>
+              <w:t>Management</w:t>
+            </w:r>
+          </w:p>
+        </w:tc>
+        <w:tc>
+          <w:tcPr>
+            <w:tcW w:w="7522" w:type="dxa"/>
+            <w:hideMark/>
+          </w:tcPr>
+          <w:p>
+            <w:pPr>
+              <w:cnfStyle w:val="000000000000" w:firstRow="0" w:lastRow="0" w:firstColumn="0" w:lastColumn="0" w:oddVBand="0" w:evenVBand="0" w:oddHBand="0" w:evenHBand="0" w:firstRowFirstColumn="0" w:firstRowLastColumn="0" w:lastRowFirstColumn="0" w:lastRowLastColumn="0"/>
+              <w:rPr>
+                <w:rFonts w:ascii="Times New Roman" w:eastAsia="Times New Roman" w:hAnsi="Times New Roman" w:cs="Times New Roman"/>
+                <w:kern w:val="0"/>
+                <w:sz w:val="24"/>
+                <w:szCs w:val="24"/>
+                <w:lang w:val="en-GB" w:eastAsia="en-GB" w:bidi="ar-SA"/>
+                <w14:ligatures w14:val="none"/>
+              </w:rPr>
+            </w:pPr>
+            <w:r>
+              <w:rPr>
+                <w:rFonts w:ascii="Times New Roman" w:eastAsia="Times New Roman" w:hAnsi="Times New Roman" w:cs="Times New Roman"/>
+                <w:kern w:val="0"/>
+                <w:sz w:val="24"/>
+                <w:szCs w:val="24"/>
+                <w:lang w:val="en-GB" w:eastAsia="en-GB" w:bidi="ar-SA"/>
+                <w14:ligatures w14:val="none"/>
+              </w:rPr>
+              <w:t>Full</w:t>
+            </w:r>
+          </w:p>
+        </w:tc>
+      </w:tr>
+      <w:tr>
+        <w:trPr>
+          <w:cnfStyle w:val="000000100000" w:firstRow="0" w:lastRow="0" w:firstColumn="0" w:lastColumn="0" w:oddVBand="0" w:evenVBand="0" w:oddHBand="1" w:evenHBand="0" w:firstRowFirstColumn="0" w:firstRowLastColumn="0" w:lastRowFirstColumn="0" w:lastRowLastColumn="0"/>
+        </w:trPr>
+        <w:tc>
+          <w:tcPr>
+            <w:cnfStyle w:val="001000000000" w:firstRow="0" w:lastRow="0" w:firstColumn="1" w:lastColumn="0" w:oddVBand="0" w:evenVBand="0" w:oddHBand="0" w:evenHBand="0" w:firstRowFirstColumn="0" w:firstRowLastColumn="0" w:lastRowFirstColumn="0" w:lastRowLastColumn="0"/>
+            <w:tcW w:w="0" w:type="auto"/>
+            <w:hideMark/>
+          </w:tcPr>
+          <w:p>
+            <w:pPr>
+              <w:rPr>
+                <w:rFonts w:ascii="Times New Roman" w:eastAsia="Times New Roman" w:hAnsi="Times New Roman" w:cs="Times New Roman"/>
+                <w:kern w:val="0"/>
+                <w:sz w:val="24"/>
+                <w:szCs w:val="24"/>
+                <w:lang w:val="en-GB" w:eastAsia="en-GB" w:bidi="ar-SA"/>
+                <w14:ligatures w14:val="none"/>
+              </w:rPr>
+            </w:pPr>
+            <w:r>
+              <w:rPr>
+                <w:rFonts w:ascii="Times New Roman" w:eastAsia="Times New Roman" w:hAnsi="Times New Roman" w:cs="Times New Roman"/>
+                <w:kern w:val="0"/>
+                <w:sz w:val="24"/>
+                <w:szCs w:val="24"/>
+                <w:lang w:val="en-GB" w:eastAsia="en-GB" w:bidi="ar-SA"/>
+                <w14:ligatures w14:val="none"/>
+              </w:rPr>
+              <w:t>Departments</w:t>
+            </w:r>
+          </w:p>
+        </w:tc>
+        <w:tc>
+          <w:tcPr>
+            <w:tcW w:w="7522" w:type="dxa"/>
+            <w:hideMark/>
+          </w:tcPr>
+          <w:p>
+            <w:pPr>
+              <w:cnfStyle w:val="000000100000" w:firstRow="0" w:lastRow="0" w:firstColumn="0" w:lastColumn="0" w:oddVBand="0" w:evenVBand="0" w:oddHBand="1" w:evenHBand="0" w:firstRowFirstColumn="0" w:firstRowLastColumn="0" w:lastRowFirstColumn="0" w:lastRowLastColumn="0"/>
+              <w:rPr>
+                <w:rFonts w:ascii="Times New Roman" w:eastAsia="Times New Roman" w:hAnsi="Times New Roman" w:cs="Times New Roman"/>
+                <w:kern w:val="0"/>
+                <w:sz w:val="24"/>
+                <w:szCs w:val="24"/>
+                <w:lang w:val="en-GB" w:eastAsia="en-GB" w:bidi="ar-SA"/>
+                <w14:ligatures w14:val="none"/>
+              </w:rPr>
+            </w:pPr>
+            <w:r>
+              <w:rPr>
+                <w:rFonts w:ascii="Times New Roman" w:eastAsia="Times New Roman" w:hAnsi="Times New Roman" w:cs="Times New Roman"/>
+                <w:kern w:val="0"/>
+                <w:sz w:val="24"/>
+                <w:szCs w:val="24"/>
+                <w:lang w:val="en-GB" w:eastAsia="en-GB" w:bidi="ar-SA"/>
+                <w14:ligatures w14:val="none"/>
+              </w:rPr>
+              <w:t>Relevant sections</w:t>
+            </w:r>
+          </w:p>
+        </w:tc>
+      </w:tr>
+    </w:tbl>
+    <w:p>
+      <w:pPr>
+        <w:keepNext/>
+        <w:keepLines/>
+        <w:spacing w:before="160" w:after="80"/>
+        <w:outlineLvl w:val="2"/>
+        <w:rPr>
+          <w:rFonts w:ascii="Times New Roman" w:eastAsia="Times New Roman" w:hAnsi="Times New Roman" w:cs="Times New Roman"/>
+          <w:b/>
+          <w:bCs/>
+          <w:kern w:val="0"/>
+          <w:sz w:val="27"/>
+          <w:szCs w:val="27"/>
+          <w:lang w:val="en-GB" w:eastAsia="en-GB" w:bidi="ar-SA"/>
+          <w14:ligatures w14:val="none"/>
+        </w:rPr>
+      </w:pPr>
+    </w:p>
+    <w:p>
+      <w:pPr>
+        <w:rPr>
+          <w:rFonts w:ascii="Times New Roman" w:eastAsia="Times New Roman" w:hAnsi="Times New Roman" w:cs="Times New Roman"/>
+          <w:b/>
+          <w:bCs/>
+          <w:kern w:val="0"/>
+          <w:sz w:val="27"/>
+          <w:szCs w:val="27"/>
+          <w:lang w:val="en-GB" w:eastAsia="en-GB" w:bidi="ar-SA"/>
+          <w14:ligatures w14:val="none"/>
+        </w:rPr>
+      </w:pPr>
+      <w:r>
+        <w:rPr>
+          <w:rFonts w:ascii="Times New Roman" w:eastAsia="Times New Roman" w:hAnsi="Times New Roman" w:cs="Times New Roman"/>
+          <w:b/>
+          <w:bCs/>
+          <w:kern w:val="0"/>
+          <w:sz w:val="27"/>
+          <w:szCs w:val="27"/>
+          <w:lang w:val="en-GB" w:eastAsia="en-GB" w:bidi="ar-SA"/>
+          <w14:ligatures w14:val="none"/>
+        </w:rPr>
+        <w:t>Document Hierarchy</w:t>
+      </w:r>
+    </w:p>
+    <w:p>
+      <w:pPr>
+        <w:spacing w:after="0"/>
+        <w:rPr>
+          <w:rFonts w:ascii="Courier New" w:eastAsia="Times New Roman" w:hAnsi="Courier New" w:cs="Courier New"/>
+          <w:kern w:val="0"/>
+          <w:sz w:val="20"/>
+          <w:szCs w:val="20"/>
+          <w:lang w:val="en-GB" w:eastAsia="en-GB" w:bidi="ar-SA"/>
+          <w14:ligatures w14:val="none"/>
+        </w:rPr>
+      </w:pPr>
+      <w:r>
+        <w:rPr>
+          <w:rFonts w:ascii="Courier New" w:eastAsia="Times New Roman" w:hAnsi="Courier New" w:cs="Courier New"/>
+          <w:kern w:val="0"/>
+          <w:sz w:val="20"/>
+          <w:szCs w:val="20"/>
+          <w:lang w:val="en-GB" w:eastAsia="en-GB" w:bidi="ar-SA"/>
+          <w14:ligatures w14:val="none"/>
+        </w:rPr>
+        <w:t>Level 1 – Policy</w:t>
+      </w:r>
+      <w:r>
+        <w:rPr>
+          <w:rFonts w:ascii="Courier New" w:eastAsia="Times New Roman" w:hAnsi="Courier New" w:cs="Courier New"/>
+          <w:kern w:val="0"/>
+          <w:sz w:val="20"/>
+          <w:szCs w:val="20"/>
+          <w:lang w:val="en-GB" w:eastAsia="en-GB" w:bidi="ar-SA"/>
+          <w14:ligatures w14:val="none"/>
+        </w:rPr>
+        <w:br/>
+        <w:t>Level 2 – Procedure</w:t>
+      </w:r>
+      <w:r>
+        <w:rPr>
+          <w:rFonts w:ascii="Courier New" w:eastAsia="Times New Roman" w:hAnsi="Courier New" w:cs="Courier New"/>
+          <w:kern w:val="0"/>
+          <w:sz w:val="20"/>
+          <w:szCs w:val="20"/>
+          <w:lang w:val="en-GB" w:eastAsia="en-GB" w:bidi="ar-SA"/>
+          <w14:ligatures w14:val="none"/>
+        </w:rPr>
+        <w:br/>
+        <w:t>Level 3 – Work Instruction</w:t>
+      </w:r>
+      <w:r>
+        <w:rPr>
+          <w:rFonts w:ascii="Courier New" w:eastAsia="Times New Roman" w:hAnsi="Courier New" w:cs="Courier New"/>
+          <w:kern w:val="0"/>
+          <w:sz w:val="20"/>
+          <w:szCs w:val="20"/>
+          <w:lang w:val="en-GB" w:eastAsia="en-GB" w:bidi="ar-SA"/>
+          <w14:ligatures w14:val="none"/>
+        </w:rPr>
+        <w:br/>
+        <w:t>Level 4 – Forms / Templates</w:t>
+      </w:r>
+    </w:p>
+    <w:p>
+      <w:r>
+        <w:br w:type="page"/>
+      </w:r>
+    </w:p>
+    <w:sdt>
+      <w:sdtPr>
+        <w:id w:val="712236317"/>
+        <w:docPartObj>
+          <w:docPartGallery w:val="Table of Contents"/>
+          <w:docPartUnique/>
+        </w:docPartObj>
+      </w:sdtPr>
+      <w:sdtEndPr>
+        <w:rPr>
+          <w:rFonts w:asciiTheme="minorHAnsi" w:eastAsiaTheme="minorHAnsi" w:hAnsiTheme="minorHAnsi" w:cstheme="minorBidi"/>
+          <w:b/>
+          <w:bCs/>
+          <w:noProof/>
+          <w:color w:val="auto"/>
+          <w:kern w:val="2"/>
+          <w:sz w:val="22"/>
+          <w:szCs w:val="22"/>
+          <w:lang w:bidi="ar-EG"/>
+          <w14:ligatures w14:val="standardContextual"/>
+        </w:rPr>
+      </w:sdtEndPr>
+      <w:sdtContent>
+        <w:p>
+          <w:pPr>
+            <w:pStyle w:val="TOCHeading"/>
+          </w:pPr>
+          <w:r>
+            <w:t>Contents</w:t>
+          </w:r>
+        </w:p>
+        <w:p>
+          <w:pPr>
+            <w:pStyle w:val="TOC1"/>
+            <w:tabs>
+              <w:tab w:val="right" w:leader="dot" w:pos="9016"/>
+            </w:tabs>
+            <w:rPr>
+              <w:noProof/>
+            </w:rPr>
+          </w:pPr>
+          <w:r>
+            <w:fldChar w:fldCharType="begin"/>
+          </w:r>
+          <w:r>
+            <w:instrText xml:space="preserve"> TOC \o "1-3" \h \z \u </w:instrText>
+          </w:r>
+          <w:r>
+            <w:fldChar w:fldCharType="separate"/>
+          </w:r>
+          <w:hyperlink w:anchor="_Toc224467723" w:history="1">
+            <w:r>
+              <w:rPr>
+                <w:rStyle w:val="Hyperlink"/>
+                <w:rFonts w:ascii="Times New Roman" w:eastAsia="Times New Roman" w:hAnsi="Times New Roman" w:cs="Times New Roman"/>
+                <w:b/>
+                <w:bCs/>
+                <w:noProof/>
+                <w:kern w:val="36"/>
+                <w:lang w:val="en-GB" w:eastAsia="en-GB"/>
+                <w14:ligatures w14:val="none"/>
+              </w:rPr>
+              <w:t>RAM P&amp;P - 18_Legal_Contracts</w:t>
+            </w:r>
+            <w:r>
+              <w:rPr>
+                <w:noProof/>
+                <w:webHidden/>
+              </w:rPr>
+              <w:tab/>
+            </w:r>
+            <w:r>
+              <w:rPr>
+                <w:noProof/>
+                <w:webHidden/>
+              </w:rPr>
+              <w:fldChar w:fldCharType="begin"/>
+            </w:r>
+            <w:r>
+              <w:rPr>
+                <w:noProof/>
+                <w:webHidden/>
+              </w:rPr>
+              <w:instrText xml:space="preserve"> PAGEREF _Toc224467723 \h </w:instrText>
+            </w:r>
+            <w:r>
+              <w:rPr>
+                <w:noProof/>
+                <w:webHidden/>
+              </w:rPr>
+            </w:r>
+            <w:r>
+              <w:rPr>
+                <w:noProof/>
+                <w:webHidden/>
+              </w:rPr>
+              <w:fldChar w:fldCharType="separate"/>
+            </w:r>
+            <w:r>
+              <w:rPr>
+                <w:noProof/>
+                <w:webHidden/>
+              </w:rPr>
+              <w:t>1</w:t>
+            </w:r>
+            <w:r>
+              <w:rPr>
+                <w:noProof/>
+                <w:webHidden/>
+              </w:rPr>
+              <w:fldChar w:fldCharType="end"/>
+            </w:r>
+          </w:hyperlink>
+        </w:p>
+        <w:p>
+          <w:pPr>
+            <w:pStyle w:val="TOC2"/>
+            <w:tabs>
+              <w:tab w:val="right" w:leader="dot" w:pos="9016"/>
+            </w:tabs>
+            <w:rPr>
+              <w:noProof/>
+            </w:rPr>
+          </w:pPr>
+          <w:hyperlink w:anchor="_Toc224467724" w:history="1">
+            <w:r>
+              <w:rPr>
+                <w:rStyle w:val="Hyperlink"/>
+                <w:rFonts w:ascii="Times New Roman" w:eastAsia="Times New Roman" w:hAnsi="Times New Roman" w:cs="Times New Roman"/>
+                <w:b/>
+                <w:bCs/>
+                <w:noProof/>
+                <w:kern w:val="0"/>
+                <w:lang w:val="en-GB" w:eastAsia="en-GB"/>
+                <w14:ligatures w14:val="none"/>
+              </w:rPr>
+              <w:t>1. Purpose</w:t>
+            </w:r>
+            <w:r>
+              <w:rPr>
+                <w:noProof/>
+                <w:webHidden/>
+              </w:rPr>
+              <w:tab/>
+            </w:r>
+            <w:r>
+              <w:rPr>
+                <w:noProof/>
+                <w:webHidden/>
+              </w:rPr>
+              <w:fldChar w:fldCharType="begin"/>
+            </w:r>
+            <w:r>
+              <w:rPr>
+                <w:noProof/>
+                <w:webHidden/>
+              </w:rPr>
+              <w:instrText xml:space="preserve"> PAGEREF _Toc224467724 \h </w:instrText>
+            </w:r>
+            <w:r>
+              <w:rPr>
+                <w:noProof/>
+                <w:webHidden/>
+              </w:rPr>
+            </w:r>
+            <w:r>
+              <w:rPr>
+                <w:noProof/>
+                <w:webHidden/>
+              </w:rPr>
+              <w:fldChar w:fldCharType="separate"/>
+            </w:r>
+            <w:r>
+              <w:rPr>
+                <w:noProof/>
+                <w:webHidden/>
+              </w:rPr>
+              <w:t>2</w:t>
+            </w:r>
+            <w:r>
+              <w:rPr>
+                <w:noProof/>
+                <w:webHidden/>
+              </w:rPr>
+              <w:fldChar w:fldCharType="end"/>
+            </w:r>
+          </w:hyperlink>
+        </w:p>
+        <w:p>
+          <w:pPr>
+            <w:pStyle w:val="TOC1"/>
+            <w:tabs>
+              <w:tab w:val="right" w:leader="dot" w:pos="9016"/>
+            </w:tabs>
+            <w:rPr>
+              <w:noProof/>
+            </w:rPr>
+          </w:pPr>
+          <w:hyperlink w:anchor="_Toc224467725" w:history="1">
+            <w:r>
+              <w:rPr>
+                <w:rStyle w:val="Hyperlink"/>
+                <w:rFonts w:ascii="Times New Roman" w:eastAsia="Times New Roman" w:hAnsi="Times New Roman" w:cs="Times New Roman"/>
+                <w:b/>
+                <w:bCs/>
+                <w:noProof/>
+                <w:kern w:val="36"/>
+                <w:lang w:val="en-GB" w:eastAsia="en-GB"/>
+                <w14:ligatures w14:val="none"/>
+              </w:rPr>
+              <w:t>18.1 Legal Governance Structure</w:t>
+            </w:r>
+            <w:r>
+              <w:rPr>
+                <w:noProof/>
+                <w:webHidden/>
+              </w:rPr>
+              <w:tab/>
+            </w:r>
+            <w:r>
+              <w:rPr>
+                <w:noProof/>
+                <w:webHidden/>
+              </w:rPr>
+              <w:fldChar w:fldCharType="begin"/>
+            </w:r>
+            <w:r>
+              <w:rPr>
+                <w:noProof/>
+                <w:webHidden/>
+              </w:rPr>
+              <w:instrText xml:space="preserve"> PAGEREF _Toc224467725 \h </w:instrText>
+            </w:r>
+            <w:r>
+              <w:rPr>
+                <w:noProof/>
+                <w:webHidden/>
+              </w:rPr>
+            </w:r>
+            <w:r>
+              <w:rPr>
+                <w:noProof/>
+                <w:webHidden/>
+              </w:rPr>
+              <w:fldChar w:fldCharType="separate"/>
+            </w:r>
+            <w:r>
+              <w:rPr>
+                <w:noProof/>
+                <w:webHidden/>
+              </w:rPr>
+              <w:t>2</w:t>
+            </w:r>
+            <w:r>
+              <w:rPr>
+                <w:noProof/>
+                <w:webHidden/>
+              </w:rPr>
+              <w:fldChar w:fldCharType="end"/>
+            </w:r>
+          </w:hyperlink>
+        </w:p>
+        <w:p>
+          <w:pPr>
+            <w:pStyle w:val="TOC2"/>
+            <w:tabs>
+              <w:tab w:val="right" w:leader="dot" w:pos="9016"/>
+            </w:tabs>
+            <w:rPr>
+              <w:noProof/>
+            </w:rPr>
+          </w:pPr>
+          <w:hyperlink w:anchor="_Toc224467726" w:history="1">
+            <w:r>
+              <w:rPr>
+                <w:rStyle w:val="Hyperlink"/>
+                <w:rFonts w:ascii="Times New Roman" w:eastAsia="Times New Roman" w:hAnsi="Times New Roman" w:cs="Times New Roman"/>
+                <w:b/>
+                <w:bCs/>
+                <w:noProof/>
+                <w:kern w:val="0"/>
+                <w:lang w:val="en-GB" w:eastAsia="en-GB"/>
+                <w14:ligatures w14:val="none"/>
+              </w:rPr>
+              <w:t>Policy Statement</w:t>
+            </w:r>
+            <w:r>
+              <w:rPr>
+                <w:noProof/>
+                <w:webHidden/>
+              </w:rPr>
+              <w:tab/>
+            </w:r>
+            <w:r>
+              <w:rPr>
+                <w:noProof/>
+                <w:webHidden/>
+              </w:rPr>
+              <w:fldChar w:fldCharType="begin"/>
+            </w:r>
+            <w:r>
+              <w:rPr>
+                <w:noProof/>
+                <w:webHidden/>
+              </w:rPr>
+              <w:instrText xml:space="preserve"> PAGEREF _Toc224467726 \h </w:instrText>
+            </w:r>
+            <w:r>
+              <w:rPr>
+                <w:noProof/>
+                <w:webHidden/>
+              </w:rPr>
+            </w:r>
+            <w:r>
+              <w:rPr>
+                <w:noProof/>
+                <w:webHidden/>
+              </w:rPr>
+              <w:fldChar w:fldCharType="separate"/>
+            </w:r>
+            <w:r>
+              <w:rPr>
+                <w:noProof/>
+                <w:webHidden/>
+              </w:rPr>
+              <w:t>2</w:t>
+            </w:r>
+            <w:r>
+              <w:rPr>
+                <w:noProof/>
+                <w:webHidden/>
+              </w:rPr>
+              <w:fldChar w:fldCharType="end"/>
+            </w:r>
+          </w:hyperlink>
+        </w:p>
+        <w:p>
+          <w:pPr>
+            <w:pStyle w:val="TOC2"/>
+            <w:tabs>
+              <w:tab w:val="right" w:leader="dot" w:pos="9016"/>
+            </w:tabs>
+            <w:rPr>
+              <w:noProof/>
+            </w:rPr>
+          </w:pPr>
+          <w:hyperlink w:anchor="_Toc224467727" w:history="1">
+            <w:r>
+              <w:rPr>
+                <w:rStyle w:val="Hyperlink"/>
+                <w:rFonts w:ascii="Times New Roman" w:eastAsia="Times New Roman" w:hAnsi="Times New Roman" w:cs="Times New Roman"/>
+                <w:b/>
+                <w:bCs/>
+                <w:noProof/>
+                <w:kern w:val="0"/>
+                <w:lang w:val="en-GB" w:eastAsia="en-GB"/>
+                <w14:ligatures w14:val="none"/>
+              </w:rPr>
+              <w:t>Legal Structure Model</w:t>
+            </w:r>
+            <w:r>
+              <w:rPr>
+                <w:noProof/>
+                <w:webHidden/>
+              </w:rPr>
+              <w:tab/>
+            </w:r>
+            <w:r>
+              <w:rPr>
+                <w:noProof/>
+                <w:webHidden/>
+              </w:rPr>
+              <w:fldChar w:fldCharType="begin"/>
+            </w:r>
+            <w:r>
+              <w:rPr>
+                <w:noProof/>
+                <w:webHidden/>
+              </w:rPr>
+              <w:instrText xml:space="preserve"> PAGEREF _Toc224467727 \h </w:instrText>
+            </w:r>
+            <w:r>
+              <w:rPr>
+                <w:noProof/>
+                <w:webHidden/>
+              </w:rPr>
+            </w:r>
+            <w:r>
+              <w:rPr>
+                <w:noProof/>
+                <w:webHidden/>
+              </w:rPr>
+              <w:fldChar w:fldCharType="separate"/>
+            </w:r>
+            <w:r>
+              <w:rPr>
+                <w:noProof/>
+                <w:webHidden/>
+              </w:rPr>
+              <w:t>2</w:t>
+            </w:r>
+            <w:r>
+              <w:rPr>
+                <w:noProof/>
+                <w:webHidden/>
+              </w:rPr>
+              <w:fldChar w:fldCharType="end"/>
+            </w:r>
+          </w:hyperlink>
+        </w:p>
+        <w:p>
+          <w:pPr>
+            <w:pStyle w:val="TOC1"/>
+            <w:tabs>
+              <w:tab w:val="right" w:leader="dot" w:pos="9016"/>
+            </w:tabs>
+            <w:rPr>
+              <w:noProof/>
+            </w:rPr>
+          </w:pPr>
+          <w:hyperlink w:anchor="_Toc224467728" w:history="1">
+            <w:r>
+              <w:rPr>
+                <w:rStyle w:val="Hyperlink"/>
+                <w:rFonts w:ascii="Times New Roman" w:eastAsia="Times New Roman" w:hAnsi="Times New Roman" w:cs="Times New Roman"/>
+                <w:b/>
+                <w:bCs/>
+                <w:noProof/>
+                <w:kern w:val="36"/>
+                <w:lang w:val="en-GB" w:eastAsia="en-GB"/>
+                <w14:ligatures w14:val="none"/>
+              </w:rPr>
+              <w:t>18.2 Contract Lifecycle Management (CLM)</w:t>
+            </w:r>
+            <w:r>
+              <w:rPr>
+                <w:noProof/>
+                <w:webHidden/>
+              </w:rPr>
+              <w:tab/>
+            </w:r>
+            <w:r>
+              <w:rPr>
+                <w:noProof/>
+                <w:webHidden/>
+              </w:rPr>
+              <w:fldChar w:fldCharType="begin"/>
+            </w:r>
+            <w:r>
+              <w:rPr>
+                <w:noProof/>
+                <w:webHidden/>
+              </w:rPr>
+              <w:instrText xml:space="preserve"> PAGEREF _Toc224467728 \h </w:instrText>
+            </w:r>
+            <w:r>
+              <w:rPr>
+                <w:noProof/>
+                <w:webHidden/>
+              </w:rPr>
+            </w:r>
+            <w:r>
+              <w:rPr>
+                <w:noProof/>
+                <w:webHidden/>
+              </w:rPr>
+              <w:fldChar w:fldCharType="separate"/>
+            </w:r>
+            <w:r>
+              <w:rPr>
+                <w:noProof/>
+                <w:webHidden/>
+              </w:rPr>
+              <w:t>3</w:t>
+            </w:r>
+            <w:r>
+              <w:rPr>
+                <w:noProof/>
+                <w:webHidden/>
+              </w:rPr>
+              <w:fldChar w:fldCharType="end"/>
+            </w:r>
+          </w:hyperlink>
+        </w:p>
+        <w:p>
+          <w:pPr>
+            <w:pStyle w:val="TOC2"/>
+            <w:tabs>
+              <w:tab w:val="right" w:leader="dot" w:pos="9016"/>
+            </w:tabs>
+            <w:rPr>
+              <w:noProof/>
+            </w:rPr>
+          </w:pPr>
+          <w:hyperlink w:anchor="_Toc224467729" w:history="1">
+            <w:r>
+              <w:rPr>
+                <w:rStyle w:val="Hyperlink"/>
+                <w:rFonts w:ascii="Times New Roman" w:eastAsia="Times New Roman" w:hAnsi="Times New Roman" w:cs="Times New Roman"/>
+                <w:b/>
+                <w:bCs/>
+                <w:noProof/>
+                <w:kern w:val="0"/>
+                <w:lang w:val="en-GB" w:eastAsia="en-GB"/>
+                <w14:ligatures w14:val="none"/>
+              </w:rPr>
+              <w:t>SIPOC – Contract Lifecycle</w:t>
+            </w:r>
+            <w:r>
+              <w:rPr>
+                <w:noProof/>
+                <w:webHidden/>
+              </w:rPr>
+              <w:tab/>
+            </w:r>
+            <w:r>
+              <w:rPr>
+                <w:noProof/>
+                <w:webHidden/>
+              </w:rPr>
+              <w:fldChar w:fldCharType="begin"/>
+            </w:r>
+            <w:r>
+              <w:rPr>
+                <w:noProof/>
+                <w:webHidden/>
+              </w:rPr>
+              <w:instrText xml:space="preserve"> PAGEREF _Toc224467729 \h </w:instrText>
+            </w:r>
+            <w:r>
+              <w:rPr>
+                <w:noProof/>
+                <w:webHidden/>
+              </w:rPr>
+            </w:r>
+            <w:r>
+              <w:rPr>
+                <w:noProof/>
+                <w:webHidden/>
+              </w:rPr>
+              <w:fldChar w:fldCharType="separate"/>
+            </w:r>
+            <w:r>
+              <w:rPr>
+                <w:noProof/>
+                <w:webHidden/>
+              </w:rPr>
+              <w:t>3</w:t>
+            </w:r>
+            <w:r>
+              <w:rPr>
+                <w:noProof/>
+                <w:webHidden/>
+              </w:rPr>
+              <w:fldChar w:fldCharType="end"/>
+            </w:r>
+          </w:hyperlink>
+        </w:p>
+        <w:p>
+          <w:pPr>
+            <w:pStyle w:val="TOC2"/>
+            <w:tabs>
+              <w:tab w:val="right" w:leader="dot" w:pos="9016"/>
+            </w:tabs>
+            <w:rPr>
+              <w:noProof/>
+            </w:rPr>
+          </w:pPr>
+          <w:hyperlink w:anchor="_Toc224467730" w:history="1">
+            <w:r>
+              <w:rPr>
+                <w:rStyle w:val="Hyperlink"/>
+                <w:rFonts w:ascii="Times New Roman" w:eastAsia="Times New Roman" w:hAnsi="Times New Roman" w:cs="Times New Roman"/>
+                <w:b/>
+                <w:bCs/>
+                <w:noProof/>
+                <w:kern w:val="0"/>
+                <w:lang w:val="en-GB" w:eastAsia="en-GB"/>
+                <w14:ligatures w14:val="none"/>
+              </w:rPr>
+              <w:t>BPMN Flow (High-Level)</w:t>
+            </w:r>
+            <w:r>
+              <w:rPr>
+                <w:noProof/>
+                <w:webHidden/>
+              </w:rPr>
+              <w:tab/>
+            </w:r>
+            <w:r>
+              <w:rPr>
+                <w:noProof/>
+                <w:webHidden/>
+              </w:rPr>
+              <w:fldChar w:fldCharType="begin"/>
+            </w:r>
+            <w:r>
+              <w:rPr>
+                <w:noProof/>
+                <w:webHidden/>
+              </w:rPr>
+              <w:instrText xml:space="preserve"> PAGEREF _Toc224467730 \h </w:instrText>
+            </w:r>
+            <w:r>
+              <w:rPr>
+                <w:noProof/>
+                <w:webHidden/>
+              </w:rPr>
+            </w:r>
+            <w:r>
+              <w:rPr>
+                <w:noProof/>
+                <w:webHidden/>
+              </w:rPr>
+              <w:fldChar w:fldCharType="separate"/>
+            </w:r>
+            <w:r>
+              <w:rPr>
+                <w:noProof/>
+                <w:webHidden/>
+              </w:rPr>
+              <w:t>3</w:t>
+            </w:r>
+            <w:r>
+              <w:rPr>
+                <w:noProof/>
+                <w:webHidden/>
+              </w:rPr>
+              <w:fldChar w:fldCharType="end"/>
+            </w:r>
+          </w:hyperlink>
+        </w:p>
+        <w:p>
+          <w:pPr>
+            <w:pStyle w:val="TOC2"/>
+            <w:tabs>
+              <w:tab w:val="right" w:leader="dot" w:pos="9016"/>
+            </w:tabs>
+            <w:rPr>
+              <w:noProof/>
+            </w:rPr>
+          </w:pPr>
+          <w:hyperlink w:anchor="_Toc224467731" w:history="1">
+            <w:r>
+              <w:rPr>
+                <w:rStyle w:val="Hyperlink"/>
+                <w:rFonts w:ascii="Times New Roman" w:eastAsia="Times New Roman" w:hAnsi="Times New Roman" w:cs="Times New Roman"/>
+                <w:b/>
+                <w:bCs/>
+                <w:noProof/>
+                <w:kern w:val="0"/>
+                <w:lang w:val="en-GB" w:eastAsia="en-GB"/>
+                <w14:ligatures w14:val="none"/>
+              </w:rPr>
+              <w:t>RACI Matrix</w:t>
+            </w:r>
+            <w:r>
+              <w:rPr>
+                <w:noProof/>
+                <w:webHidden/>
+              </w:rPr>
+              <w:tab/>
+            </w:r>
+            <w:r>
+              <w:rPr>
+                <w:noProof/>
+                <w:webHidden/>
+              </w:rPr>
+              <w:fldChar w:fldCharType="begin"/>
+            </w:r>
+            <w:r>
+              <w:rPr>
+                <w:noProof/>
+                <w:webHidden/>
+              </w:rPr>
+              <w:instrText xml:space="preserve"> PAGEREF _Toc224467731 \h </w:instrText>
+            </w:r>
+            <w:r>
+              <w:rPr>
+                <w:noProof/>
+                <w:webHidden/>
+              </w:rPr>
+            </w:r>
+            <w:r>
+              <w:rPr>
+                <w:noProof/>
+                <w:webHidden/>
+              </w:rPr>
+              <w:fldChar w:fldCharType="separate"/>
+            </w:r>
+            <w:r>
+              <w:rPr>
+                <w:noProof/>
+                <w:webHidden/>
+              </w:rPr>
+              <w:t>3</w:t>
+            </w:r>
+            <w:r>
+              <w:rPr>
+                <w:noProof/>
+                <w:webHidden/>
+              </w:rPr>
+              <w:fldChar w:fldCharType="end"/>
+            </w:r>
+          </w:hyperlink>
+        </w:p>
+        <w:p>
+          <w:pPr>
+            <w:pStyle w:val="TOC1"/>
+            <w:tabs>
+              <w:tab w:val="right" w:leader="dot" w:pos="9016"/>
+            </w:tabs>
+            <w:rPr>
+              <w:noProof/>
+            </w:rPr>
+          </w:pPr>
+          <w:hyperlink w:anchor="_Toc224467732" w:history="1">
+            <w:r>
+              <w:rPr>
+                <w:rStyle w:val="Hyperlink"/>
+                <w:rFonts w:ascii="Times New Roman" w:eastAsia="Times New Roman" w:hAnsi="Times New Roman" w:cs="Times New Roman"/>
+                <w:b/>
+                <w:bCs/>
+                <w:noProof/>
+                <w:kern w:val="36"/>
+                <w:lang w:val="en-GB" w:eastAsia="en-GB"/>
+                <w14:ligatures w14:val="none"/>
+              </w:rPr>
+              <w:t>18.3 Contract Categories</w:t>
+            </w:r>
+            <w:r>
+              <w:rPr>
+                <w:noProof/>
+                <w:webHidden/>
+              </w:rPr>
+              <w:tab/>
+            </w:r>
+            <w:r>
+              <w:rPr>
+                <w:noProof/>
+                <w:webHidden/>
+              </w:rPr>
+              <w:fldChar w:fldCharType="begin"/>
+            </w:r>
+            <w:r>
+              <w:rPr>
+                <w:noProof/>
+                <w:webHidden/>
+              </w:rPr>
+              <w:instrText xml:space="preserve"> PAGEREF _Toc224467732 \h </w:instrText>
+            </w:r>
+            <w:r>
+              <w:rPr>
+                <w:noProof/>
+                <w:webHidden/>
+              </w:rPr>
+            </w:r>
+            <w:r>
+              <w:rPr>
+                <w:noProof/>
+                <w:webHidden/>
+              </w:rPr>
+              <w:fldChar w:fldCharType="separate"/>
+            </w:r>
+            <w:r>
+              <w:rPr>
+                <w:noProof/>
+                <w:webHidden/>
+              </w:rPr>
+              <w:t>4</w:t>
+            </w:r>
+            <w:r>
+              <w:rPr>
+                <w:noProof/>
+                <w:webHidden/>
+              </w:rPr>
+              <w:fldChar w:fldCharType="end"/>
+            </w:r>
+          </w:hyperlink>
+        </w:p>
+        <w:p>
+          <w:pPr>
+            <w:pStyle w:val="TOC2"/>
+            <w:tabs>
+              <w:tab w:val="right" w:leader="dot" w:pos="9016"/>
+            </w:tabs>
+            <w:rPr>
+              <w:noProof/>
+            </w:rPr>
+          </w:pPr>
+          <w:hyperlink w:anchor="_Toc224467733" w:history="1">
+            <w:r>
+              <w:rPr>
+                <w:rStyle w:val="Hyperlink"/>
+                <w:rFonts w:ascii="Times New Roman" w:eastAsia="Times New Roman" w:hAnsi="Times New Roman" w:cs="Times New Roman"/>
+                <w:b/>
+                <w:bCs/>
+                <w:noProof/>
+                <w:kern w:val="0"/>
+                <w:lang w:val="en-GB" w:eastAsia="en-GB"/>
+                <w14:ligatures w14:val="none"/>
+              </w:rPr>
+              <w:t>1️</w:t>
+            </w:r>
+            <w:r>
+              <w:rPr>
+                <w:rStyle w:val="Hyperlink"/>
+                <w:rFonts w:ascii="Segoe UI Symbol" w:eastAsia="Times New Roman" w:hAnsi="Segoe UI Symbol" w:cs="Segoe UI Symbol"/>
+                <w:b/>
+                <w:bCs/>
+                <w:noProof/>
+                <w:kern w:val="0"/>
+                <w:lang w:val="en-GB" w:eastAsia="en-GB"/>
+                <w14:ligatures w14:val="none"/>
+              </w:rPr>
+              <w:t>⃣</w:t>
+            </w:r>
+            <w:r>
+              <w:rPr>
+                <w:rStyle w:val="Hyperlink"/>
+                <w:rFonts w:ascii="Times New Roman" w:eastAsia="Times New Roman" w:hAnsi="Times New Roman" w:cs="Times New Roman"/>
+                <w:b/>
+                <w:bCs/>
+                <w:noProof/>
+                <w:kern w:val="0"/>
+                <w:lang w:val="en-GB" w:eastAsia="en-GB"/>
+                <w14:ligatures w14:val="none"/>
+              </w:rPr>
+              <w:t xml:space="preserve"> Commercial &amp; Revenue Contracts</w:t>
+            </w:r>
+            <w:r>
+              <w:rPr>
+                <w:noProof/>
+                <w:webHidden/>
+              </w:rPr>
+              <w:tab/>
+            </w:r>
+            <w:r>
+              <w:rPr>
+                <w:noProof/>
+                <w:webHidden/>
+              </w:rPr>
+              <w:fldChar w:fldCharType="begin"/>
+            </w:r>
+            <w:r>
+              <w:rPr>
+                <w:noProof/>
+                <w:webHidden/>
+              </w:rPr>
+              <w:instrText xml:space="preserve"> PAGEREF _Toc224467733 \h </w:instrText>
+            </w:r>
+            <w:r>
+              <w:rPr>
+                <w:noProof/>
+                <w:webHidden/>
+              </w:rPr>
+            </w:r>
+            <w:r>
+              <w:rPr>
+                <w:noProof/>
+                <w:webHidden/>
+              </w:rPr>
+              <w:fldChar w:fldCharType="separate"/>
+            </w:r>
+            <w:r>
+              <w:rPr>
+                <w:noProof/>
+                <w:webHidden/>
+              </w:rPr>
+              <w:t>4</w:t>
+            </w:r>
+            <w:r>
+              <w:rPr>
+                <w:noProof/>
+                <w:webHidden/>
+              </w:rPr>
+              <w:fldChar w:fldCharType="end"/>
+            </w:r>
+          </w:hyperlink>
+        </w:p>
+        <w:p>
+          <w:pPr>
+            <w:pStyle w:val="TOC2"/>
+            <w:tabs>
+              <w:tab w:val="right" w:leader="dot" w:pos="9016"/>
+            </w:tabs>
+            <w:rPr>
+              <w:noProof/>
+            </w:rPr>
+          </w:pPr>
+          <w:hyperlink w:anchor="_Toc224467734" w:history="1">
+            <w:r>
+              <w:rPr>
+                <w:rStyle w:val="Hyperlink"/>
+                <w:rFonts w:ascii="Times New Roman" w:eastAsia="Times New Roman" w:hAnsi="Times New Roman" w:cs="Times New Roman"/>
+                <w:b/>
+                <w:bCs/>
+                <w:noProof/>
+                <w:kern w:val="0"/>
+                <w:lang w:val="en-GB" w:eastAsia="en-GB"/>
+                <w14:ligatures w14:val="none"/>
+              </w:rPr>
+              <w:t>2️</w:t>
+            </w:r>
+            <w:r>
+              <w:rPr>
+                <w:rStyle w:val="Hyperlink"/>
+                <w:rFonts w:ascii="Segoe UI Symbol" w:eastAsia="Times New Roman" w:hAnsi="Segoe UI Symbol" w:cs="Segoe UI Symbol"/>
+                <w:b/>
+                <w:bCs/>
+                <w:noProof/>
+                <w:kern w:val="0"/>
+                <w:lang w:val="en-GB" w:eastAsia="en-GB"/>
+                <w14:ligatures w14:val="none"/>
+              </w:rPr>
+              <w:t>⃣</w:t>
+            </w:r>
+            <w:r>
+              <w:rPr>
+                <w:rStyle w:val="Hyperlink"/>
+                <w:rFonts w:ascii="Times New Roman" w:eastAsia="Times New Roman" w:hAnsi="Times New Roman" w:cs="Times New Roman"/>
+                <w:b/>
+                <w:bCs/>
+                <w:noProof/>
+                <w:kern w:val="0"/>
+                <w:lang w:val="en-GB" w:eastAsia="en-GB"/>
+                <w14:ligatures w14:val="none"/>
+              </w:rPr>
+              <w:t xml:space="preserve"> Procurement &amp; Vendor Contracts</w:t>
+            </w:r>
+            <w:r>
+              <w:rPr>
+                <w:noProof/>
+                <w:webHidden/>
+              </w:rPr>
+              <w:tab/>
+            </w:r>
+            <w:r>
+              <w:rPr>
+                <w:noProof/>
+                <w:webHidden/>
+              </w:rPr>
+              <w:fldChar w:fldCharType="begin"/>
+            </w:r>
+            <w:r>
+              <w:rPr>
+                <w:noProof/>
+                <w:webHidden/>
+              </w:rPr>
+              <w:instrText xml:space="preserve"> PAGEREF _Toc224467734 \h </w:instrText>
+            </w:r>
+            <w:r>
+              <w:rPr>
+                <w:noProof/>
+                <w:webHidden/>
+              </w:rPr>
+            </w:r>
+            <w:r>
+              <w:rPr>
+                <w:noProof/>
+                <w:webHidden/>
+              </w:rPr>
+              <w:fldChar w:fldCharType="separate"/>
+            </w:r>
+            <w:r>
+              <w:rPr>
+                <w:noProof/>
+                <w:webHidden/>
+              </w:rPr>
+              <w:t>4</w:t>
+            </w:r>
+            <w:r>
+              <w:rPr>
+                <w:noProof/>
+                <w:webHidden/>
+              </w:rPr>
+              <w:fldChar w:fldCharType="end"/>
+            </w:r>
+          </w:hyperlink>
+        </w:p>
+        <w:p>
+          <w:pPr>
+            <w:pStyle w:val="TOC2"/>
+            <w:tabs>
+              <w:tab w:val="right" w:leader="dot" w:pos="9016"/>
+            </w:tabs>
+            <w:rPr>
+              <w:noProof/>
+            </w:rPr>
+          </w:pPr>
+          <w:hyperlink w:anchor="_Toc224467735" w:history="1">
+            <w:r>
+              <w:rPr>
+                <w:rStyle w:val="Hyperlink"/>
+                <w:rFonts w:ascii="Times New Roman" w:eastAsia="Times New Roman" w:hAnsi="Times New Roman" w:cs="Times New Roman"/>
+                <w:b/>
+                <w:bCs/>
+                <w:noProof/>
+                <w:kern w:val="0"/>
+                <w:lang w:val="en-GB" w:eastAsia="en-GB"/>
+                <w14:ligatures w14:val="none"/>
+              </w:rPr>
+              <w:t>3️</w:t>
+            </w:r>
+            <w:r>
+              <w:rPr>
+                <w:rStyle w:val="Hyperlink"/>
+                <w:rFonts w:ascii="Segoe UI Symbol" w:eastAsia="Times New Roman" w:hAnsi="Segoe UI Symbol" w:cs="Segoe UI Symbol"/>
+                <w:b/>
+                <w:bCs/>
+                <w:noProof/>
+                <w:kern w:val="0"/>
+                <w:lang w:val="en-GB" w:eastAsia="en-GB"/>
+                <w14:ligatures w14:val="none"/>
+              </w:rPr>
+              <w:t>⃣</w:t>
+            </w:r>
+            <w:r>
+              <w:rPr>
+                <w:rStyle w:val="Hyperlink"/>
+                <w:rFonts w:ascii="Times New Roman" w:eastAsia="Times New Roman" w:hAnsi="Times New Roman" w:cs="Times New Roman"/>
+                <w:b/>
+                <w:bCs/>
+                <w:noProof/>
+                <w:kern w:val="0"/>
+                <w:lang w:val="en-GB" w:eastAsia="en-GB"/>
+                <w14:ligatures w14:val="none"/>
+              </w:rPr>
+              <w:t xml:space="preserve"> HR &amp; Employment Contracts</w:t>
+            </w:r>
+            <w:r>
+              <w:rPr>
+                <w:noProof/>
+                <w:webHidden/>
+              </w:rPr>
+              <w:tab/>
+            </w:r>
+            <w:r>
+              <w:rPr>
+                <w:noProof/>
+                <w:webHidden/>
+              </w:rPr>
+              <w:fldChar w:fldCharType="begin"/>
+            </w:r>
+            <w:r>
+              <w:rPr>
+                <w:noProof/>
+                <w:webHidden/>
+              </w:rPr>
+              <w:instrText xml:space="preserve"> PAGEREF _Toc224467735 \h </w:instrText>
+            </w:r>
+            <w:r>
+              <w:rPr>
+                <w:noProof/>
+                <w:webHidden/>
+              </w:rPr>
+            </w:r>
+            <w:r>
+              <w:rPr>
+                <w:noProof/>
+                <w:webHidden/>
+              </w:rPr>
+              <w:fldChar w:fldCharType="separate"/>
+            </w:r>
+            <w:r>
+              <w:rPr>
+                <w:noProof/>
+                <w:webHidden/>
+              </w:rPr>
+              <w:t>4</w:t>
+            </w:r>
+            <w:r>
+              <w:rPr>
+                <w:noProof/>
+                <w:webHidden/>
+              </w:rPr>
+              <w:fldChar w:fldCharType="end"/>
+            </w:r>
+          </w:hyperlink>
+        </w:p>
+        <w:p>
+          <w:pPr>
+            <w:pStyle w:val="TOC2"/>
+            <w:tabs>
+              <w:tab w:val="right" w:leader="dot" w:pos="9016"/>
+            </w:tabs>
+            <w:rPr>
+              <w:noProof/>
+            </w:rPr>
+          </w:pPr>
+          <w:hyperlink w:anchor="_Toc224467736" w:history="1">
+            <w:r>
+              <w:rPr>
+                <w:rStyle w:val="Hyperlink"/>
+                <w:rFonts w:ascii="Times New Roman" w:eastAsia="Times New Roman" w:hAnsi="Times New Roman" w:cs="Times New Roman"/>
+                <w:b/>
+                <w:bCs/>
+                <w:noProof/>
+                <w:kern w:val="0"/>
+                <w:lang w:val="en-GB" w:eastAsia="en-GB"/>
+                <w14:ligatures w14:val="none"/>
+              </w:rPr>
+              <w:t>4️</w:t>
+            </w:r>
+            <w:r>
+              <w:rPr>
+                <w:rStyle w:val="Hyperlink"/>
+                <w:rFonts w:ascii="Segoe UI Symbol" w:eastAsia="Times New Roman" w:hAnsi="Segoe UI Symbol" w:cs="Segoe UI Symbol"/>
+                <w:b/>
+                <w:bCs/>
+                <w:noProof/>
+                <w:kern w:val="0"/>
+                <w:lang w:val="en-GB" w:eastAsia="en-GB"/>
+                <w14:ligatures w14:val="none"/>
+              </w:rPr>
+              <w:t>⃣</w:t>
+            </w:r>
+            <w:r>
+              <w:rPr>
+                <w:rStyle w:val="Hyperlink"/>
+                <w:rFonts w:ascii="Times New Roman" w:eastAsia="Times New Roman" w:hAnsi="Times New Roman" w:cs="Times New Roman"/>
+                <w:b/>
+                <w:bCs/>
+                <w:noProof/>
+                <w:kern w:val="0"/>
+                <w:lang w:val="en-GB" w:eastAsia="en-GB"/>
+                <w14:ligatures w14:val="none"/>
+              </w:rPr>
+              <w:t xml:space="preserve"> Strategic &amp; Investment Contracts</w:t>
+            </w:r>
+            <w:r>
+              <w:rPr>
+                <w:noProof/>
+                <w:webHidden/>
+              </w:rPr>
+              <w:tab/>
+            </w:r>
+            <w:r>
+              <w:rPr>
+                <w:noProof/>
+                <w:webHidden/>
+              </w:rPr>
+              <w:fldChar w:fldCharType="begin"/>
+            </w:r>
+            <w:r>
+              <w:rPr>
+                <w:noProof/>
+                <w:webHidden/>
+              </w:rPr>
+              <w:instrText xml:space="preserve"> PAGEREF _Toc224467736 \h </w:instrText>
+            </w:r>
+            <w:r>
+              <w:rPr>
+                <w:noProof/>
+                <w:webHidden/>
+              </w:rPr>
+            </w:r>
+            <w:r>
+              <w:rPr>
+                <w:noProof/>
+                <w:webHidden/>
+              </w:rPr>
+              <w:fldChar w:fldCharType="separate"/>
+            </w:r>
+            <w:r>
+              <w:rPr>
+                <w:noProof/>
+                <w:webHidden/>
+              </w:rPr>
+              <w:t>4</w:t>
+            </w:r>
+            <w:r>
+              <w:rPr>
+                <w:noProof/>
+                <w:webHidden/>
+              </w:rPr>
+              <w:fldChar w:fldCharType="end"/>
+            </w:r>
+          </w:hyperlink>
+        </w:p>
+        <w:p>
+          <w:pPr>
+            <w:pStyle w:val="TOC2"/>
+            <w:tabs>
+              <w:tab w:val="right" w:leader="dot" w:pos="9016"/>
+            </w:tabs>
+            <w:rPr>
+              <w:noProof/>
+            </w:rPr>
+          </w:pPr>
+          <w:hyperlink w:anchor="_Toc224467737" w:history="1">
+            <w:r>
+              <w:rPr>
+                <w:rStyle w:val="Hyperlink"/>
+                <w:rFonts w:ascii="Times New Roman" w:eastAsia="Times New Roman" w:hAnsi="Times New Roman" w:cs="Times New Roman"/>
+                <w:b/>
+                <w:bCs/>
+                <w:noProof/>
+                <w:kern w:val="0"/>
+                <w:lang w:val="en-GB" w:eastAsia="en-GB"/>
+                <w14:ligatures w14:val="none"/>
+              </w:rPr>
+              <w:t>5️</w:t>
+            </w:r>
+            <w:r>
+              <w:rPr>
+                <w:rStyle w:val="Hyperlink"/>
+                <w:rFonts w:ascii="Segoe UI Symbol" w:eastAsia="Times New Roman" w:hAnsi="Segoe UI Symbol" w:cs="Segoe UI Symbol"/>
+                <w:b/>
+                <w:bCs/>
+                <w:noProof/>
+                <w:kern w:val="0"/>
+                <w:lang w:val="en-GB" w:eastAsia="en-GB"/>
+                <w14:ligatures w14:val="none"/>
+              </w:rPr>
+              <w:t>⃣</w:t>
+            </w:r>
+            <w:r>
+              <w:rPr>
+                <w:rStyle w:val="Hyperlink"/>
+                <w:rFonts w:ascii="Times New Roman" w:eastAsia="Times New Roman" w:hAnsi="Times New Roman" w:cs="Times New Roman"/>
+                <w:b/>
+                <w:bCs/>
+                <w:noProof/>
+                <w:kern w:val="0"/>
+                <w:lang w:val="en-GB" w:eastAsia="en-GB"/>
+                <w14:ligatures w14:val="none"/>
+              </w:rPr>
+              <w:t xml:space="preserve"> Real Estate &amp; Facility Contracts</w:t>
+            </w:r>
+            <w:r>
+              <w:rPr>
+                <w:noProof/>
+                <w:webHidden/>
+              </w:rPr>
+              <w:tab/>
+            </w:r>
+            <w:r>
+              <w:rPr>
+                <w:noProof/>
+                <w:webHidden/>
+              </w:rPr>
+              <w:fldChar w:fldCharType="begin"/>
+            </w:r>
+            <w:r>
+              <w:rPr>
+                <w:noProof/>
+                <w:webHidden/>
+              </w:rPr>
+              <w:instrText xml:space="preserve"> PAGEREF _Toc224467737 \h </w:instrText>
+            </w:r>
+            <w:r>
+              <w:rPr>
+                <w:noProof/>
+                <w:webHidden/>
+              </w:rPr>
+            </w:r>
+            <w:r>
+              <w:rPr>
+                <w:noProof/>
+                <w:webHidden/>
+              </w:rPr>
+              <w:fldChar w:fldCharType="separate"/>
+            </w:r>
+            <w:r>
+              <w:rPr>
+                <w:noProof/>
+                <w:webHidden/>
+              </w:rPr>
+              <w:t>5</w:t>
+            </w:r>
+            <w:r>
+              <w:rPr>
+                <w:noProof/>
+                <w:webHidden/>
+              </w:rPr>
+              <w:fldChar w:fldCharType="end"/>
+            </w:r>
+          </w:hyperlink>
+        </w:p>
+        <w:p>
+          <w:pPr>
+            <w:pStyle w:val="TOC1"/>
+            <w:tabs>
+              <w:tab w:val="right" w:leader="dot" w:pos="9016"/>
+            </w:tabs>
+            <w:rPr>
+              <w:noProof/>
+            </w:rPr>
+          </w:pPr>
+          <w:hyperlink w:anchor="_Toc224467738" w:history="1">
+            <w:r>
+              <w:rPr>
+                <w:rStyle w:val="Hyperlink"/>
+                <w:rFonts w:ascii="Times New Roman" w:eastAsia="Times New Roman" w:hAnsi="Times New Roman" w:cs="Times New Roman"/>
+                <w:b/>
+                <w:bCs/>
+                <w:noProof/>
+                <w:kern w:val="36"/>
+                <w:lang w:val="en-GB" w:eastAsia="en-GB"/>
+                <w14:ligatures w14:val="none"/>
+              </w:rPr>
+              <w:t>18.4 Risk Classification Model</w:t>
+            </w:r>
+            <w:r>
+              <w:rPr>
+                <w:noProof/>
+                <w:webHidden/>
+              </w:rPr>
+              <w:tab/>
+            </w:r>
+            <w:r>
+              <w:rPr>
+                <w:noProof/>
+                <w:webHidden/>
+              </w:rPr>
+              <w:fldChar w:fldCharType="begin"/>
+            </w:r>
+            <w:r>
+              <w:rPr>
+                <w:noProof/>
+                <w:webHidden/>
+              </w:rPr>
+              <w:instrText xml:space="preserve"> PAGEREF _Toc224467738 \h </w:instrText>
+            </w:r>
+            <w:r>
+              <w:rPr>
+                <w:noProof/>
+                <w:webHidden/>
+              </w:rPr>
+            </w:r>
+            <w:r>
+              <w:rPr>
+                <w:noProof/>
+                <w:webHidden/>
+              </w:rPr>
+              <w:fldChar w:fldCharType="separate"/>
+            </w:r>
+            <w:r>
+              <w:rPr>
+                <w:noProof/>
+                <w:webHidden/>
+              </w:rPr>
+              <w:t>5</w:t>
+            </w:r>
+            <w:r>
+              <w:rPr>
+                <w:noProof/>
+                <w:webHidden/>
+              </w:rPr>
+              <w:fldChar w:fldCharType="end"/>
+            </w:r>
+          </w:hyperlink>
+        </w:p>
+        <w:p>
+          <w:pPr>
+            <w:pStyle w:val="TOC1"/>
+            <w:tabs>
+              <w:tab w:val="right" w:leader="dot" w:pos="9016"/>
+            </w:tabs>
+            <w:rPr>
+              <w:noProof/>
+            </w:rPr>
+          </w:pPr>
+          <w:hyperlink w:anchor="_Toc224467739" w:history="1">
+            <w:r>
+              <w:rPr>
+                <w:rStyle w:val="Hyperlink"/>
+                <w:rFonts w:ascii="Times New Roman" w:eastAsia="Times New Roman" w:hAnsi="Times New Roman" w:cs="Times New Roman"/>
+                <w:b/>
+                <w:bCs/>
+                <w:noProof/>
+                <w:kern w:val="36"/>
+                <w:lang w:val="en-GB" w:eastAsia="en-GB"/>
+                <w14:ligatures w14:val="none"/>
+              </w:rPr>
+              <w:t>18.5 Key Legal Clauses Governance</w:t>
+            </w:r>
+            <w:r>
+              <w:rPr>
+                <w:noProof/>
+                <w:webHidden/>
+              </w:rPr>
+              <w:tab/>
+            </w:r>
+            <w:r>
+              <w:rPr>
+                <w:noProof/>
+                <w:webHidden/>
+              </w:rPr>
+              <w:fldChar w:fldCharType="begin"/>
+            </w:r>
+            <w:r>
+              <w:rPr>
+                <w:noProof/>
+                <w:webHidden/>
+              </w:rPr>
+              <w:instrText xml:space="preserve"> PAGEREF _Toc224467739 \h </w:instrText>
+            </w:r>
+            <w:r>
+              <w:rPr>
+                <w:noProof/>
+                <w:webHidden/>
+              </w:rPr>
+            </w:r>
+            <w:r>
+              <w:rPr>
+                <w:noProof/>
+                <w:webHidden/>
+              </w:rPr>
+              <w:fldChar w:fldCharType="separate"/>
+            </w:r>
+            <w:r>
+              <w:rPr>
+                <w:noProof/>
+                <w:webHidden/>
+              </w:rPr>
+              <w:t>5</w:t>
+            </w:r>
+            <w:r>
+              <w:rPr>
+                <w:noProof/>
+                <w:webHidden/>
+              </w:rPr>
+              <w:fldChar w:fldCharType="end"/>
+            </w:r>
+          </w:hyperlink>
+        </w:p>
+        <w:p>
+          <w:pPr>
+            <w:pStyle w:val="TOC1"/>
+            <w:tabs>
+              <w:tab w:val="right" w:leader="dot" w:pos="9016"/>
+            </w:tabs>
+            <w:rPr>
+              <w:noProof/>
+            </w:rPr>
+          </w:pPr>
+          <w:hyperlink w:anchor="_Toc224467740" w:history="1">
+            <w:r>
+              <w:rPr>
+                <w:rStyle w:val="Hyperlink"/>
+                <w:rFonts w:ascii="Times New Roman" w:eastAsia="Times New Roman" w:hAnsi="Times New Roman" w:cs="Times New Roman"/>
+                <w:b/>
+                <w:bCs/>
+                <w:noProof/>
+                <w:kern w:val="36"/>
+                <w:lang w:val="en-GB" w:eastAsia="en-GB"/>
+                <w14:ligatures w14:val="none"/>
+              </w:rPr>
+              <w:t>18.6 KPI Framework</w:t>
+            </w:r>
+            <w:r>
+              <w:rPr>
+                <w:noProof/>
+                <w:webHidden/>
+              </w:rPr>
+              <w:tab/>
+            </w:r>
+            <w:r>
+              <w:rPr>
+                <w:noProof/>
+                <w:webHidden/>
+              </w:rPr>
+              <w:fldChar w:fldCharType="begin"/>
+            </w:r>
+            <w:r>
+              <w:rPr>
+                <w:noProof/>
+                <w:webHidden/>
+              </w:rPr>
+              <w:instrText xml:space="preserve"> PAGEREF _Toc224467740 \h </w:instrText>
+            </w:r>
+            <w:r>
+              <w:rPr>
+                <w:noProof/>
+                <w:webHidden/>
+              </w:rPr>
+            </w:r>
+            <w:r>
+              <w:rPr>
+                <w:noProof/>
+                <w:webHidden/>
+              </w:rPr>
+              <w:fldChar w:fldCharType="separate"/>
+            </w:r>
+            <w:r>
+              <w:rPr>
+                <w:noProof/>
+                <w:webHidden/>
+              </w:rPr>
+              <w:t>5</w:t>
+            </w:r>
+            <w:r>
+              <w:rPr>
+                <w:noProof/>
+                <w:webHidden/>
+              </w:rPr>
+              <w:fldChar w:fldCharType="end"/>
+            </w:r>
+          </w:hyperlink>
+        </w:p>
+        <w:p>
+          <w:pPr>
+            <w:pStyle w:val="TOC1"/>
+            <w:tabs>
+              <w:tab w:val="right" w:leader="dot" w:pos="9016"/>
+            </w:tabs>
+            <w:rPr>
+              <w:noProof/>
+            </w:rPr>
+          </w:pPr>
+          <w:hyperlink w:anchor="_Toc224467741" w:history="1">
+            <w:r>
+              <w:rPr>
+                <w:rStyle w:val="Hyperlink"/>
+                <w:rFonts w:ascii="Times New Roman" w:eastAsia="Times New Roman" w:hAnsi="Times New Roman" w:cs="Times New Roman"/>
+                <w:b/>
+                <w:bCs/>
+                <w:noProof/>
+                <w:kern w:val="36"/>
+                <w:lang w:val="en-GB" w:eastAsia="en-GB"/>
+                <w14:ligatures w14:val="none"/>
+              </w:rPr>
+              <w:t>18.7 Contract Repository &amp; Digitalization</w:t>
+            </w:r>
+            <w:r>
+              <w:rPr>
+                <w:noProof/>
+                <w:webHidden/>
+              </w:rPr>
+              <w:tab/>
+            </w:r>
+            <w:r>
+              <w:rPr>
+                <w:noProof/>
+                <w:webHidden/>
+              </w:rPr>
+              <w:fldChar w:fldCharType="begin"/>
+            </w:r>
+            <w:r>
+              <w:rPr>
+                <w:noProof/>
+                <w:webHidden/>
+              </w:rPr>
+              <w:instrText xml:space="preserve"> PAGEREF _Toc224467741 \h </w:instrText>
+            </w:r>
+            <w:r>
+              <w:rPr>
+                <w:noProof/>
+                <w:webHidden/>
+              </w:rPr>
+            </w:r>
+            <w:r>
+              <w:rPr>
+                <w:noProof/>
+                <w:webHidden/>
+              </w:rPr>
+              <w:fldChar w:fldCharType="separate"/>
+            </w:r>
+            <w:r>
+              <w:rPr>
+                <w:noProof/>
+                <w:webHidden/>
+              </w:rPr>
+              <w:t>6</w:t>
+            </w:r>
+            <w:r>
+              <w:rPr>
+                <w:noProof/>
+                <w:webHidden/>
+              </w:rPr>
+              <w:fldChar w:fldCharType="end"/>
+            </w:r>
+          </w:hyperlink>
+        </w:p>
+        <w:p>
+          <w:pPr>
+            <w:pStyle w:val="TOC1"/>
+            <w:tabs>
+              <w:tab w:val="right" w:leader="dot" w:pos="9016"/>
+            </w:tabs>
+            <w:rPr>
+              <w:noProof/>
+            </w:rPr>
+          </w:pPr>
+          <w:hyperlink w:anchor="_Toc224467742" w:history="1">
+            <w:r>
+              <w:rPr>
+                <w:rStyle w:val="Hyperlink"/>
+                <w:rFonts w:ascii="Times New Roman" w:eastAsia="Times New Roman" w:hAnsi="Times New Roman" w:cs="Times New Roman"/>
+                <w:b/>
+                <w:bCs/>
+                <w:noProof/>
+                <w:kern w:val="36"/>
+                <w:lang w:val="en-GB" w:eastAsia="en-GB"/>
+                <w14:ligatures w14:val="none"/>
+              </w:rPr>
+              <w:t>18.8 Forms &amp; Templates</w:t>
+            </w:r>
+            <w:r>
+              <w:rPr>
+                <w:noProof/>
+                <w:webHidden/>
+              </w:rPr>
+              <w:tab/>
+            </w:r>
+            <w:r>
+              <w:rPr>
+                <w:noProof/>
+                <w:webHidden/>
+              </w:rPr>
+              <w:fldChar w:fldCharType="begin"/>
+            </w:r>
+            <w:r>
+              <w:rPr>
+                <w:noProof/>
+                <w:webHidden/>
+              </w:rPr>
+              <w:instrText xml:space="preserve"> PAGEREF _Toc224467742 \h </w:instrText>
+            </w:r>
+            <w:r>
+              <w:rPr>
+                <w:noProof/>
+                <w:webHidden/>
+              </w:rPr>
+            </w:r>
+            <w:r>
+              <w:rPr>
+                <w:noProof/>
+                <w:webHidden/>
+              </w:rPr>
+              <w:fldChar w:fldCharType="separate"/>
+            </w:r>
+            <w:r>
+              <w:rPr>
+                <w:noProof/>
+                <w:webHidden/>
+              </w:rPr>
+              <w:t>6</w:t>
+            </w:r>
+            <w:r>
+              <w:rPr>
+                <w:noProof/>
+                <w:webHidden/>
+              </w:rPr>
+              <w:fldChar w:fldCharType="end"/>
+            </w:r>
+          </w:hyperlink>
+        </w:p>
+        <w:p>
+          <w:pPr>
+            <w:pStyle w:val="TOC3"/>
+            <w:tabs>
+              <w:tab w:val="right" w:leader="dot" w:pos="9016"/>
+            </w:tabs>
+            <w:rPr>
+              <w:noProof/>
+            </w:rPr>
+          </w:pPr>
+          <w:hyperlink w:anchor="_Toc224467743" w:history="1">
+            <w:r>
+              <w:rPr>
+                <w:rStyle w:val="Hyperlink"/>
+                <w:rFonts w:ascii="Times New Roman" w:eastAsia="Times New Roman" w:hAnsi="Times New Roman" w:cs="Times New Roman"/>
+                <w:b/>
+                <w:bCs/>
+                <w:noProof/>
+                <w:kern w:val="0"/>
+                <w:lang w:val="en-GB" w:eastAsia="en-GB"/>
+                <w14:ligatures w14:val="none"/>
+              </w:rPr>
+              <w:t>F_18_01 – Contract Request Form</w:t>
+            </w:r>
+            <w:r>
+              <w:rPr>
+                <w:noProof/>
+                <w:webHidden/>
+              </w:rPr>
+              <w:tab/>
+            </w:r>
+            <w:r>
+              <w:rPr>
+                <w:noProof/>
+                <w:webHidden/>
+              </w:rPr>
+              <w:fldChar w:fldCharType="begin"/>
+            </w:r>
+            <w:r>
+              <w:rPr>
+                <w:noProof/>
+                <w:webHidden/>
+              </w:rPr>
+              <w:instrText xml:space="preserve"> PAGEREF _Toc224467743 \h </w:instrText>
+            </w:r>
+            <w:r>
+              <w:rPr>
+                <w:noProof/>
+                <w:webHidden/>
+              </w:rPr>
+            </w:r>
+            <w:r>
+              <w:rPr>
+                <w:noProof/>
+                <w:webHidden/>
+              </w:rPr>
+              <w:fldChar w:fldCharType="separate"/>
+            </w:r>
+            <w:r>
+              <w:rPr>
+                <w:noProof/>
+                <w:webHidden/>
+              </w:rPr>
+              <w:t>6</w:t>
+            </w:r>
+            <w:r>
+              <w:rPr>
+                <w:noProof/>
+                <w:webHidden/>
+              </w:rPr>
+              <w:fldChar w:fldCharType="end"/>
+            </w:r>
+          </w:hyperlink>
+        </w:p>
+        <w:p>
+          <w:pPr>
+            <w:pStyle w:val="TOC3"/>
+            <w:tabs>
+              <w:tab w:val="right" w:leader="dot" w:pos="9016"/>
+            </w:tabs>
+            <w:rPr>
+              <w:noProof/>
+            </w:rPr>
+          </w:pPr>
+          <w:hyperlink w:anchor="_Toc224467744" w:history="1">
+            <w:r>
+              <w:rPr>
+                <w:rStyle w:val="Hyperlink"/>
+                <w:rFonts w:ascii="Times New Roman" w:eastAsia="Times New Roman" w:hAnsi="Times New Roman" w:cs="Times New Roman"/>
+                <w:b/>
+                <w:bCs/>
+                <w:noProof/>
+                <w:kern w:val="0"/>
+                <w:lang w:val="en-GB" w:eastAsia="en-GB"/>
+                <w14:ligatures w14:val="none"/>
+              </w:rPr>
+              <w:t>F_18_02 – Legal Risk Assessment Form</w:t>
+            </w:r>
+            <w:r>
+              <w:rPr>
+                <w:noProof/>
+                <w:webHidden/>
+              </w:rPr>
+              <w:tab/>
+            </w:r>
+            <w:r>
+              <w:rPr>
+                <w:noProof/>
+                <w:webHidden/>
+              </w:rPr>
+              <w:fldChar w:fldCharType="begin"/>
+            </w:r>
+            <w:r>
+              <w:rPr>
+                <w:noProof/>
+                <w:webHidden/>
+              </w:rPr>
+              <w:instrText xml:space="preserve"> PAGEREF _Toc224467744 \h </w:instrText>
+            </w:r>
+            <w:r>
+              <w:rPr>
+                <w:noProof/>
+                <w:webHidden/>
+              </w:rPr>
+            </w:r>
+            <w:r>
+              <w:rPr>
+                <w:noProof/>
+                <w:webHidden/>
+              </w:rPr>
+              <w:fldChar w:fldCharType="separate"/>
+            </w:r>
+            <w:r>
+              <w:rPr>
+                <w:noProof/>
+                <w:webHidden/>
+              </w:rPr>
+              <w:t>6</w:t>
+            </w:r>
+            <w:r>
+              <w:rPr>
+                <w:noProof/>
+                <w:webHidden/>
+              </w:rPr>
+              <w:fldChar w:fldCharType="end"/>
+            </w:r>
+          </w:hyperlink>
+        </w:p>
+        <w:p>
+          <w:pPr>
+            <w:pStyle w:val="TOC3"/>
+            <w:tabs>
+              <w:tab w:val="right" w:leader="dot" w:pos="9016"/>
+            </w:tabs>
+            <w:rPr>
+              <w:noProof/>
+            </w:rPr>
+          </w:pPr>
+          <w:hyperlink w:anchor="_Toc224467745" w:history="1">
+            <w:r>
+              <w:rPr>
+                <w:rStyle w:val="Hyperlink"/>
+                <w:rFonts w:ascii="Times New Roman" w:eastAsia="Times New Roman" w:hAnsi="Times New Roman" w:cs="Times New Roman"/>
+                <w:b/>
+                <w:bCs/>
+                <w:noProof/>
+                <w:kern w:val="0"/>
+                <w:lang w:val="en-GB" w:eastAsia="en-GB"/>
+                <w14:ligatures w14:val="none"/>
+              </w:rPr>
+              <w:t>F_18_03 – Contract Summary Sheet</w:t>
+            </w:r>
+            <w:r>
+              <w:rPr>
+                <w:noProof/>
+                <w:webHidden/>
+              </w:rPr>
+              <w:tab/>
+            </w:r>
+            <w:r>
+              <w:rPr>
+                <w:noProof/>
+                <w:webHidden/>
+              </w:rPr>
+              <w:fldChar w:fldCharType="begin"/>
+            </w:r>
+            <w:r>
+              <w:rPr>
+                <w:noProof/>
+                <w:webHidden/>
+              </w:rPr>
+              <w:instrText xml:space="preserve"> PAGEREF _Toc224467745 \h </w:instrText>
+            </w:r>
+            <w:r>
+              <w:rPr>
+                <w:noProof/>
+                <w:webHidden/>
+              </w:rPr>
+            </w:r>
+            <w:r>
+              <w:rPr>
+                <w:noProof/>
+                <w:webHidden/>
+              </w:rPr>
+              <w:fldChar w:fldCharType="separate"/>
+            </w:r>
+            <w:r>
+              <w:rPr>
+                <w:noProof/>
+                <w:webHidden/>
+              </w:rPr>
+              <w:t>6</w:t>
+            </w:r>
+            <w:r>
+              <w:rPr>
+                <w:noProof/>
+                <w:webHidden/>
+              </w:rPr>
+              <w:fldChar w:fldCharType="end"/>
+            </w:r>
+          </w:hyperlink>
+        </w:p>
+        <w:p>
+          <w:pPr>
+            <w:pStyle w:val="TOC3"/>
+            <w:tabs>
+              <w:tab w:val="right" w:leader="dot" w:pos="9016"/>
+            </w:tabs>
+            <w:rPr>
+              <w:noProof/>
+            </w:rPr>
+          </w:pPr>
+          <w:hyperlink w:anchor="_Toc224467746" w:history="1">
+            <w:r>
+              <w:rPr>
+                <w:rStyle w:val="Hyperlink"/>
+                <w:rFonts w:ascii="Times New Roman" w:eastAsia="Times New Roman" w:hAnsi="Times New Roman" w:cs="Times New Roman"/>
+                <w:b/>
+                <w:bCs/>
+                <w:noProof/>
+                <w:kern w:val="0"/>
+                <w:lang w:val="en-GB" w:eastAsia="en-GB"/>
+                <w14:ligatures w14:val="none"/>
+              </w:rPr>
+              <w:t>F_18_04 – Contract Amendment Form</w:t>
+            </w:r>
+            <w:r>
+              <w:rPr>
+                <w:noProof/>
+                <w:webHidden/>
+              </w:rPr>
+              <w:tab/>
+            </w:r>
+            <w:r>
+              <w:rPr>
+                <w:noProof/>
+                <w:webHidden/>
+              </w:rPr>
+              <w:fldChar w:fldCharType="begin"/>
+            </w:r>
+            <w:r>
+              <w:rPr>
+                <w:noProof/>
+                <w:webHidden/>
+              </w:rPr>
+              <w:instrText xml:space="preserve"> PAGEREF _Toc224467746 \h </w:instrText>
+            </w:r>
+            <w:r>
+              <w:rPr>
+                <w:noProof/>
+                <w:webHidden/>
+              </w:rPr>
+            </w:r>
+            <w:r>
+              <w:rPr>
+                <w:noProof/>
+                <w:webHidden/>
+              </w:rPr>
+              <w:fldChar w:fldCharType="separate"/>
+            </w:r>
+            <w:r>
+              <w:rPr>
+                <w:noProof/>
+                <w:webHidden/>
+              </w:rPr>
+              <w:t>7</w:t>
+            </w:r>
+            <w:r>
+              <w:rPr>
+                <w:noProof/>
+                <w:webHidden/>
+              </w:rPr>
+              <w:fldChar w:fldCharType="end"/>
+            </w:r>
+          </w:hyperlink>
+        </w:p>
+        <w:p>
+          <w:pPr>
+            <w:pStyle w:val="TOC3"/>
+            <w:tabs>
+              <w:tab w:val="right" w:leader="dot" w:pos="9016"/>
+            </w:tabs>
+            <w:rPr>
+              <w:noProof/>
+            </w:rPr>
+          </w:pPr>
+          <w:hyperlink w:anchor="_Toc224467747" w:history="1">
+            <w:r>
+              <w:rPr>
+                <w:rStyle w:val="Hyperlink"/>
+                <w:rFonts w:ascii="Times New Roman" w:eastAsia="Times New Roman" w:hAnsi="Times New Roman" w:cs="Times New Roman"/>
+                <w:b/>
+                <w:bCs/>
+                <w:noProof/>
+                <w:kern w:val="0"/>
+                <w:lang w:val="en-GB" w:eastAsia="en-GB"/>
+                <w14:ligatures w14:val="none"/>
+              </w:rPr>
+              <w:t>F_18_05 – Contract Termination Notice Template</w:t>
+            </w:r>
+            <w:r>
+              <w:rPr>
+                <w:noProof/>
+                <w:webHidden/>
+              </w:rPr>
+              <w:tab/>
+            </w:r>
+            <w:r>
+              <w:rPr>
+                <w:noProof/>
+                <w:webHidden/>
+              </w:rPr>
+              <w:fldChar w:fldCharType="begin"/>
+            </w:r>
+            <w:r>
+              <w:rPr>
+                <w:noProof/>
+                <w:webHidden/>
+              </w:rPr>
+              <w:instrText xml:space="preserve"> PAGEREF _Toc224467747 \h </w:instrText>
+            </w:r>
+            <w:r>
+              <w:rPr>
+                <w:noProof/>
+                <w:webHidden/>
+              </w:rPr>
+            </w:r>
+            <w:r>
+              <w:rPr>
+                <w:noProof/>
+                <w:webHidden/>
+              </w:rPr>
+              <w:fldChar w:fldCharType="separate"/>
+            </w:r>
+            <w:r>
+              <w:rPr>
+                <w:noProof/>
+                <w:webHidden/>
+              </w:rPr>
+              <w:t>7</w:t>
+            </w:r>
+            <w:r>
+              <w:rPr>
+                <w:noProof/>
+                <w:webHidden/>
+              </w:rPr>
+              <w:fldChar w:fldCharType="end"/>
+            </w:r>
+          </w:hyperlink>
+        </w:p>
+        <w:p>
+          <w:pPr>
+            <w:pStyle w:val="TOC1"/>
+            <w:tabs>
+              <w:tab w:val="right" w:leader="dot" w:pos="9016"/>
+            </w:tabs>
+            <w:rPr>
+              <w:noProof/>
+            </w:rPr>
+          </w:pPr>
+          <w:hyperlink w:anchor="_Toc224467748" w:history="1">
+            <w:r>
+              <w:rPr>
+                <w:rStyle w:val="Hyperlink"/>
+                <w:rFonts w:ascii="Times New Roman" w:eastAsia="Times New Roman" w:hAnsi="Times New Roman" w:cs="Times New Roman"/>
+                <w:b/>
+                <w:bCs/>
+                <w:noProof/>
+                <w:kern w:val="36"/>
+                <w:lang w:val="en-GB" w:eastAsia="en-GB"/>
+                <w14:ligatures w14:val="none"/>
+              </w:rPr>
+              <w:t>18.9 Compliance &amp; Regulatory Monitoring</w:t>
+            </w:r>
+            <w:r>
+              <w:rPr>
+                <w:noProof/>
+                <w:webHidden/>
+              </w:rPr>
+              <w:tab/>
+            </w:r>
+            <w:r>
+              <w:rPr>
+                <w:noProof/>
+                <w:webHidden/>
+              </w:rPr>
+              <w:fldChar w:fldCharType="begin"/>
+            </w:r>
+            <w:r>
+              <w:rPr>
+                <w:noProof/>
+                <w:webHidden/>
+              </w:rPr>
+              <w:instrText xml:space="preserve"> PAGEREF _Toc224467748 \h </w:instrText>
+            </w:r>
+            <w:r>
+              <w:rPr>
+                <w:noProof/>
+                <w:webHidden/>
+              </w:rPr>
+            </w:r>
+            <w:r>
+              <w:rPr>
+                <w:noProof/>
+                <w:webHidden/>
+              </w:rPr>
+              <w:fldChar w:fldCharType="separate"/>
+            </w:r>
+            <w:r>
+              <w:rPr>
+                <w:noProof/>
+                <w:webHidden/>
+              </w:rPr>
+              <w:t>7</w:t>
+            </w:r>
+            <w:r>
+              <w:rPr>
+                <w:noProof/>
+                <w:webHidden/>
+              </w:rPr>
+              <w:fldChar w:fldCharType="end"/>
+            </w:r>
+          </w:hyperlink>
+        </w:p>
+        <w:p>
+          <w:pPr>
+            <w:pStyle w:val="TOC1"/>
+            <w:tabs>
+              <w:tab w:val="right" w:leader="dot" w:pos="9016"/>
+            </w:tabs>
+            <w:rPr>
+              <w:noProof/>
+            </w:rPr>
+          </w:pPr>
+          <w:hyperlink w:anchor="_Toc224467749" w:history="1">
+            <w:r>
+              <w:rPr>
+                <w:rStyle w:val="Hyperlink"/>
+                <w:rFonts w:ascii="Times New Roman" w:eastAsia="Times New Roman" w:hAnsi="Times New Roman" w:cs="Times New Roman"/>
+                <w:b/>
+                <w:bCs/>
+                <w:noProof/>
+                <w:kern w:val="36"/>
+                <w:lang w:val="en-GB" w:eastAsia="en-GB"/>
+                <w14:ligatures w14:val="none"/>
+              </w:rPr>
+              <w:t>18.10 Legal Risk Dashboard</w:t>
+            </w:r>
+            <w:r>
+              <w:rPr>
+                <w:noProof/>
+                <w:webHidden/>
+              </w:rPr>
+              <w:tab/>
+            </w:r>
+            <w:r>
+              <w:rPr>
+                <w:noProof/>
+                <w:webHidden/>
+              </w:rPr>
+              <w:fldChar w:fldCharType="begin"/>
+            </w:r>
+            <w:r>
+              <w:rPr>
+                <w:noProof/>
+                <w:webHidden/>
+              </w:rPr>
+              <w:instrText xml:space="preserve"> PAGEREF _Toc224467749 \h </w:instrText>
+            </w:r>
+            <w:r>
+              <w:rPr>
+                <w:noProof/>
+                <w:webHidden/>
+              </w:rPr>
+            </w:r>
+            <w:r>
+              <w:rPr>
+                <w:noProof/>
+                <w:webHidden/>
+              </w:rPr>
+              <w:fldChar w:fldCharType="separate"/>
+            </w:r>
+            <w:r>
+              <w:rPr>
+                <w:noProof/>
+                <w:webHidden/>
+              </w:rPr>
+              <w:t>7</w:t>
+            </w:r>
+            <w:r>
+              <w:rPr>
+                <w:noProof/>
+                <w:webHidden/>
+              </w:rPr>
+              <w:fldChar w:fldCharType="end"/>
+            </w:r>
+          </w:hyperlink>
+        </w:p>
+        <w:p>
+          <w:pPr>
+            <w:pStyle w:val="TOC1"/>
+            <w:tabs>
+              <w:tab w:val="right" w:leader="dot" w:pos="9016"/>
+            </w:tabs>
+            <w:rPr>
+              <w:noProof/>
+            </w:rPr>
+          </w:pPr>
+          <w:hyperlink w:anchor="_Toc224467750" w:history="1">
+            <w:r>
+              <w:rPr>
+                <w:rStyle w:val="Hyperlink"/>
+                <w:rFonts w:ascii="Times New Roman" w:eastAsia="Times New Roman" w:hAnsi="Times New Roman" w:cs="Times New Roman"/>
+                <w:b/>
+                <w:bCs/>
+                <w:noProof/>
+                <w:kern w:val="36"/>
+                <w:lang w:val="en-GB" w:eastAsia="en-GB"/>
+                <w14:ligatures w14:val="none"/>
+              </w:rPr>
+              <w:t>18.11 Contract Authority Matrix</w:t>
+            </w:r>
+            <w:r>
+              <w:rPr>
+                <w:noProof/>
+                <w:webHidden/>
+              </w:rPr>
+              <w:tab/>
+            </w:r>
+            <w:r>
+              <w:rPr>
+                <w:noProof/>
+                <w:webHidden/>
+              </w:rPr>
+              <w:fldChar w:fldCharType="begin"/>
+            </w:r>
+            <w:r>
+              <w:rPr>
+                <w:noProof/>
+                <w:webHidden/>
+              </w:rPr>
+              <w:instrText xml:space="preserve"> PAGEREF _Toc224467750 \h </w:instrText>
+            </w:r>
+            <w:r>
+              <w:rPr>
+                <w:noProof/>
+                <w:webHidden/>
+              </w:rPr>
+            </w:r>
+            <w:r>
+              <w:rPr>
+                <w:noProof/>
+                <w:webHidden/>
+              </w:rPr>
+              <w:fldChar w:fldCharType="separate"/>
+            </w:r>
+            <w:r>
+              <w:rPr>
+                <w:noProof/>
+                <w:webHidden/>
+              </w:rPr>
+              <w:t>7</w:t>
+            </w:r>
+            <w:r>
+              <w:rPr>
+                <w:noProof/>
+                <w:webHidden/>
+              </w:rPr>
+              <w:fldChar w:fldCharType="end"/>
+            </w:r>
+          </w:hyperlink>
+        </w:p>
+        <w:p>
+          <w:pPr>
+            <w:pStyle w:val="TOC1"/>
+            <w:tabs>
+              <w:tab w:val="right" w:leader="dot" w:pos="9016"/>
+            </w:tabs>
+            <w:rPr>
+              <w:noProof/>
+            </w:rPr>
+          </w:pPr>
+          <w:hyperlink w:anchor="_Toc224467751" w:history="1">
+            <w:r>
+              <w:rPr>
+                <w:rStyle w:val="Hyperlink"/>
+                <w:rFonts w:ascii="Times New Roman" w:eastAsia="Times New Roman" w:hAnsi="Times New Roman" w:cs="Times New Roman"/>
+                <w:b/>
+                <w:bCs/>
+                <w:noProof/>
+                <w:kern w:val="36"/>
+                <w:lang w:val="en-GB" w:eastAsia="en-GB"/>
+                <w14:ligatures w14:val="none"/>
+              </w:rPr>
+              <w:t>18.12 Dispute Management Framework</w:t>
+            </w:r>
+            <w:r>
+              <w:rPr>
+                <w:noProof/>
+                <w:webHidden/>
+              </w:rPr>
+              <w:tab/>
+            </w:r>
+            <w:r>
+              <w:rPr>
+                <w:noProof/>
+                <w:webHidden/>
+              </w:rPr>
+              <w:fldChar w:fldCharType="begin"/>
+            </w:r>
+            <w:r>
+              <w:rPr>
+                <w:noProof/>
+                <w:webHidden/>
+              </w:rPr>
+              <w:instrText xml:space="preserve"> PAGEREF _Toc224467751 \h </w:instrText>
+            </w:r>
+            <w:r>
+              <w:rPr>
+                <w:noProof/>
+                <w:webHidden/>
+              </w:rPr>
+            </w:r>
+            <w:r>
+              <w:rPr>
+                <w:noProof/>
+                <w:webHidden/>
+              </w:rPr>
+              <w:fldChar w:fldCharType="separate"/>
+            </w:r>
+            <w:r>
+              <w:rPr>
+                <w:noProof/>
+                <w:webHidden/>
+              </w:rPr>
+              <w:t>8</w:t>
+            </w:r>
+            <w:r>
+              <w:rPr>
+                <w:noProof/>
+                <w:webHidden/>
+              </w:rPr>
+              <w:fldChar w:fldCharType="end"/>
+            </w:r>
+          </w:hyperlink>
+        </w:p>
+        <w:p>
+          <w:pPr>
+            <w:pStyle w:val="TOC1"/>
+            <w:tabs>
+              <w:tab w:val="right" w:leader="dot" w:pos="9016"/>
+            </w:tabs>
+            <w:rPr>
+              <w:noProof/>
+            </w:rPr>
+          </w:pPr>
+          <w:hyperlink w:anchor="_Toc224467752" w:history="1">
+            <w:r>
+              <w:rPr>
+                <w:rStyle w:val="Hyperlink"/>
+                <w:rFonts w:ascii="Times New Roman" w:eastAsia="Times New Roman" w:hAnsi="Times New Roman" w:cs="Times New Roman"/>
+                <w:b/>
+                <w:bCs/>
+                <w:noProof/>
+                <w:kern w:val="36"/>
+                <w:lang w:val="en-GB" w:eastAsia="en-GB"/>
+                <w14:ligatures w14:val="none"/>
+              </w:rPr>
+              <w:t>18.13 Internal Control Linkages</w:t>
+            </w:r>
+            <w:r>
+              <w:rPr>
+                <w:noProof/>
+                <w:webHidden/>
+              </w:rPr>
+              <w:tab/>
+            </w:r>
+            <w:r>
+              <w:rPr>
+                <w:noProof/>
+                <w:webHidden/>
+              </w:rPr>
+              <w:fldChar w:fldCharType="begin"/>
+            </w:r>
+            <w:r>
+              <w:rPr>
+                <w:noProof/>
+                <w:webHidden/>
+              </w:rPr>
+              <w:instrText xml:space="preserve"> PAGEREF _Toc224467752 \h </w:instrText>
+            </w:r>
+            <w:r>
+              <w:rPr>
+                <w:noProof/>
+                <w:webHidden/>
+              </w:rPr>
+            </w:r>
+            <w:r>
+              <w:rPr>
+                <w:noProof/>
+                <w:webHidden/>
+              </w:rPr>
+              <w:fldChar w:fldCharType="separate"/>
+            </w:r>
+            <w:r>
+              <w:rPr>
+                <w:noProof/>
+                <w:webHidden/>
+              </w:rPr>
+              <w:t>8</w:t>
+            </w:r>
+            <w:r>
+              <w:rPr>
+                <w:noProof/>
+                <w:webHidden/>
+              </w:rPr>
+              <w:fldChar w:fldCharType="end"/>
+            </w:r>
+          </w:hyperlink>
+        </w:p>
+        <w:p>
+          <w:pPr>
+            <w:pStyle w:val="TOC1"/>
+            <w:tabs>
+              <w:tab w:val="right" w:leader="dot" w:pos="9016"/>
+            </w:tabs>
+            <w:rPr>
+              <w:noProof/>
+            </w:rPr>
+          </w:pPr>
+          <w:hyperlink w:anchor="_Toc224467753" w:history="1">
+            <w:r>
+              <w:rPr>
+                <w:rStyle w:val="Hyperlink"/>
+                <w:rFonts w:ascii="Times New Roman" w:eastAsia="Times New Roman" w:hAnsi="Times New Roman" w:cs="Times New Roman"/>
+                <w:b/>
+                <w:bCs/>
+                <w:noProof/>
+                <w:kern w:val="36"/>
+                <w:lang w:val="en-GB" w:eastAsia="en-GB"/>
+                <w14:ligatures w14:val="none"/>
+              </w:rPr>
+              <w:t>18.14 Audit &amp; Review</w:t>
+            </w:r>
+            <w:r>
+              <w:rPr>
+                <w:noProof/>
+                <w:webHidden/>
+              </w:rPr>
+              <w:tab/>
+            </w:r>
+            <w:r>
+              <w:rPr>
+                <w:noProof/>
+                <w:webHidden/>
+              </w:rPr>
+              <w:fldChar w:fldCharType="begin"/>
+            </w:r>
+            <w:r>
+              <w:rPr>
+                <w:noProof/>
+                <w:webHidden/>
+              </w:rPr>
+              <w:instrText xml:space="preserve"> PAGEREF _Toc224467753 \h </w:instrText>
+            </w:r>
+            <w:r>
+              <w:rPr>
+                <w:noProof/>
+                <w:webHidden/>
+              </w:rPr>
+            </w:r>
+            <w:r>
+              <w:rPr>
+                <w:noProof/>
+                <w:webHidden/>
+              </w:rPr>
+              <w:fldChar w:fldCharType="separate"/>
+            </w:r>
+            <w:r>
+              <w:rPr>
+                <w:noProof/>
+                <w:webHidden/>
+              </w:rPr>
+              <w:t>8</w:t>
+            </w:r>
+            <w:r>
+              <w:rPr>
+                <w:noProof/>
+                <w:webHidden/>
+              </w:rPr>
+              <w:fldChar w:fldCharType="end"/>
+            </w:r>
+          </w:hyperlink>
+        </w:p>
+        <w:p>
+          <w:pPr>
+            <w:pStyle w:val="TOC1"/>
+            <w:tabs>
+              <w:tab w:val="right" w:leader="dot" w:pos="9016"/>
+            </w:tabs>
+            <w:rPr>
+              <w:noProof/>
+            </w:rPr>
+          </w:pPr>
+          <w:hyperlink w:anchor="_Toc224467754" w:history="1">
+            <w:r>
+              <w:rPr>
+                <w:rStyle w:val="Hyperlink"/>
+                <w:rFonts w:ascii="Times New Roman" w:eastAsia="Times New Roman" w:hAnsi="Times New Roman" w:cs="Times New Roman"/>
+                <w:b/>
+                <w:bCs/>
+                <w:noProof/>
+                <w:kern w:val="36"/>
+                <w:lang w:val="en-GB" w:eastAsia="en-GB"/>
+                <w14:ligatures w14:val="none"/>
+              </w:rPr>
+              <w:t>18.15 Governance Diagram (Layered Architecture)</w:t>
+            </w:r>
+            <w:r>
+              <w:rPr>
+                <w:noProof/>
+                <w:webHidden/>
+              </w:rPr>
+              <w:tab/>
+            </w:r>
+            <w:r>
+              <w:rPr>
+                <w:noProof/>
+                <w:webHidden/>
+              </w:rPr>
+              <w:fldChar w:fldCharType="begin"/>
+            </w:r>
+            <w:r>
+              <w:rPr>
+                <w:noProof/>
+                <w:webHidden/>
+              </w:rPr>
+              <w:instrText xml:space="preserve"> PAGEREF _Toc224467754 \h </w:instrText>
+            </w:r>
+            <w:r>
+              <w:rPr>
+                <w:noProof/>
+                <w:webHidden/>
+              </w:rPr>
+            </w:r>
+            <w:r>
+              <w:rPr>
+                <w:noProof/>
+                <w:webHidden/>
+              </w:rPr>
+              <w:fldChar w:fldCharType="separate"/>
+            </w:r>
+            <w:r>
+              <w:rPr>
+                <w:noProof/>
+                <w:webHidden/>
+              </w:rPr>
+              <w:t>8</w:t>
+            </w:r>
+            <w:r>
+              <w:rPr>
+                <w:noProof/>
+                <w:webHidden/>
+              </w:rPr>
+              <w:fldChar w:fldCharType="end"/>
+            </w:r>
+          </w:hyperlink>
+        </w:p>
+        <w:p>
+          <w:pPr>
+            <w:pStyle w:val="TOC1"/>
+            <w:tabs>
+              <w:tab w:val="right" w:leader="dot" w:pos="9016"/>
+            </w:tabs>
+            <w:rPr>
+              <w:noProof/>
+            </w:rPr>
+          </w:pPr>
+          <w:hyperlink w:anchor="_Toc224467755" w:history="1">
+            <w:r>
+              <w:rPr>
+                <w:rStyle w:val="Hyperlink"/>
+                <w:rFonts w:ascii="Times New Roman" w:eastAsia="Times New Roman" w:hAnsi="Times New Roman" w:cs="Times New Roman"/>
+                <w:b/>
+                <w:bCs/>
+                <w:noProof/>
+                <w:kern w:val="36"/>
+                <w:lang w:val="en-GB" w:eastAsia="en-GB"/>
+                <w14:ligatures w14:val="none"/>
+              </w:rPr>
+              <w:t>Deliverable Naming Convention</w:t>
+            </w:r>
+            <w:r>
+              <w:rPr>
+                <w:noProof/>
+                <w:webHidden/>
+              </w:rPr>
+              <w:tab/>
+            </w:r>
+            <w:r>
+              <w:rPr>
+                <w:noProof/>
+                <w:webHidden/>
+              </w:rPr>
+              <w:fldChar w:fldCharType="begin"/>
+            </w:r>
+            <w:r>
+              <w:rPr>
+                <w:noProof/>
+                <w:webHidden/>
+              </w:rPr>
+              <w:instrText xml:space="preserve"> PAGEREF _Toc224467755 \h </w:instrText>
+            </w:r>
+            <w:r>
+              <w:rPr>
+                <w:noProof/>
+                <w:webHidden/>
+              </w:rPr>
+            </w:r>
+            <w:r>
+              <w:rPr>
+                <w:noProof/>
+                <w:webHidden/>
+              </w:rPr>
+              <w:fldChar w:fldCharType="separate"/>
+            </w:r>
+            <w:r>
+              <w:rPr>
+                <w:noProof/>
+                <w:webHidden/>
+              </w:rPr>
+              <w:t>9</w:t>
+            </w:r>
+            <w:r>
+              <w:rPr>
+                <w:noProof/>
+                <w:webHidden/>
+              </w:rPr>
+              <w:fldChar w:fldCharType="end"/>
+            </w:r>
+          </w:hyperlink>
+        </w:p>
+        <w:p>
+          <w:r>
+            <w:rPr>
+              <w:b/>
+              <w:bCs/>
+              <w:noProof/>
+            </w:rPr>
+            <w:fldChar w:fldCharType="end"/>
+          </w:r>
+        </w:p>
+      </w:sdtContent>
+    </w:sdt>
+    <w:p>
+      <w:pPr>
+        <w:spacing w:before="100" w:beforeAutospacing="1" w:after="100" w:afterAutospacing="1" w:line="240" w:lineRule="auto"/>
+        <w:rPr>
+          <w:rFonts w:ascii="Times New Roman" w:eastAsia="Times New Roman" w:hAnsi="Times New Roman" w:cs="Times New Roman"/>
+          <w:kern w:val="0"/>
+          <w:sz w:val="24"/>
+          <w:szCs w:val="24"/>
+          <w:lang w:val="en-GB" w:eastAsia="en-GB" w:bidi="ar-SA"/>
+          <w14:ligatures w14:val="none"/>
+        </w:rPr>
+      </w:pPr>
+      <w:r>
+        <w:rPr>
+          <w:rFonts w:ascii="Times New Roman" w:eastAsia="Times New Roman" w:hAnsi="Times New Roman" w:cs="Times New Roman"/>
+          <w:b/>
+          <w:bCs/>
+          <w:kern w:val="0"/>
+          <w:sz w:val="24"/>
+          <w:szCs w:val="24"/>
+          <w:lang w:val="en-GB" w:eastAsia="en-GB" w:bidi="ar-SA"/>
+          <w14:ligatures w14:val="none"/>
+        </w:rPr>
+        <w:lastRenderedPageBreak/>
         <w:t>Legal &amp; Contracts Governance Framework – RAM</w:t>
       </w:r>
     </w:p>
@@ -99,6 +4395,7 @@
           <w14:ligatures w14:val="none"/>
         </w:rPr>
       </w:pPr>
+      <w:bookmarkStart w:id="1" w:name="_Toc224467724"/>
       <w:r>
         <w:rPr>
           <w:rFonts w:ascii="Times New Roman" w:eastAsia="Times New Roman" w:hAnsi="Times New Roman" w:cs="Times New Roman"/>
@@ -112,6 +4409,7 @@
         </w:rPr>
         <w:t>1. Purpose</w:t>
       </w:r>
+      <w:bookmarkEnd w:id="1"/>
     </w:p>
     <w:p>
       <w:pPr>
@@ -482,6 +4780,7 @@
           <w14:ligatures w14:val="none"/>
         </w:rPr>
       </w:pPr>
+      <w:bookmarkStart w:id="2" w:name="_Toc224467725"/>
       <w:r>
         <w:rPr>
           <w:rFonts w:ascii="Times New Roman" w:eastAsia="Times New Roman" w:hAnsi="Times New Roman" w:cs="Times New Roman"/>
@@ -495,6 +4794,7 @@
         </w:rPr>
         <w:t>18.1 Legal Governance Structure</w:t>
       </w:r>
+      <w:bookmarkEnd w:id="2"/>
     </w:p>
     <w:p>
       <w:pPr>
@@ -511,6 +4811,7 @@
           <w14:ligatures w14:val="none"/>
         </w:rPr>
       </w:pPr>
+      <w:bookmarkStart w:id="3" w:name="_Toc224467726"/>
       <w:r>
         <w:rPr>
           <w:rFonts w:ascii="Times New Roman" w:eastAsia="Times New Roman" w:hAnsi="Times New Roman" w:cs="Times New Roman"/>
@@ -524,6 +4825,7 @@
         </w:rPr>
         <w:t>Policy Statement</w:t>
       </w:r>
+      <w:bookmarkEnd w:id="3"/>
     </w:p>
     <w:p>
       <w:pPr>
@@ -730,6 +5032,7 @@
           <w14:ligatures w14:val="none"/>
         </w:rPr>
       </w:pPr>
+      <w:bookmarkStart w:id="4" w:name="_Toc224467727"/>
       <w:r>
         <w:rPr>
           <w:rFonts w:ascii="Times New Roman" w:eastAsia="Times New Roman" w:hAnsi="Times New Roman" w:cs="Times New Roman"/>
@@ -743,6 +5046,7 @@
         </w:rPr>
         <w:t>Legal Structure Model</w:t>
       </w:r>
+      <w:bookmarkEnd w:id="4"/>
     </w:p>
     <w:tbl>
       <w:tblPr>
@@ -1049,7 +5353,6 @@
                 <w:lang w:val="en-GB" w:eastAsia="en-GB" w:bidi="ar-SA"/>
                 <w14:ligatures w14:val="none"/>
               </w:rPr>
-              <w:lastRenderedPageBreak/>
               <w:t>Department Heads</w:t>
             </w:r>
           </w:p>
@@ -1234,6 +5537,7 @@
           <w:lang w:val="en-GB" w:eastAsia="en-GB" w:bidi="ar-SA"/>
           <w14:ligatures w14:val="none"/>
         </w:rPr>
+        <w:lastRenderedPageBreak/>
         <w:pict w14:anchorId="35F28C44">
           <v:rect id="_x0000_i1028" style="width:0;height:1.5pt" o:hralign="center" o:hrstd="t" o:hr="t" fillcolor="#a0a0a0" stroked="f"/>
         </w:pict>
@@ -1254,6 +5558,7 @@
           <w14:ligatures w14:val="none"/>
         </w:rPr>
       </w:pPr>
+      <w:bookmarkStart w:id="5" w:name="_Toc224467728"/>
       <w:r>
         <w:rPr>
           <w:rFonts w:ascii="Times New Roman" w:eastAsia="Times New Roman" w:hAnsi="Times New Roman" w:cs="Times New Roman"/>
@@ -1267,6 +5572,7 @@
         </w:rPr>
         <w:t>18.2 Contract Lifecycle Management (CLM)</w:t>
       </w:r>
+      <w:bookmarkEnd w:id="5"/>
     </w:p>
     <w:p>
       <w:pPr>
@@ -1309,6 +5615,7 @@
           <w14:ligatures w14:val="none"/>
         </w:rPr>
       </w:pPr>
+      <w:bookmarkStart w:id="6" w:name="_Toc224467729"/>
       <w:r>
         <w:rPr>
           <w:rFonts w:ascii="Times New Roman" w:eastAsia="Times New Roman" w:hAnsi="Times New Roman" w:cs="Times New Roman"/>
@@ -1322,6 +5629,7 @@
         </w:rPr>
         <w:t>SIPOC – Contract Lifecycle</w:t>
       </w:r>
+      <w:bookmarkEnd w:id="6"/>
     </w:p>
     <w:tbl>
       <w:tblPr>
@@ -2173,6 +6481,7 @@
           <w14:ligatures w14:val="none"/>
         </w:rPr>
       </w:pPr>
+      <w:bookmarkStart w:id="7" w:name="_Toc224467730"/>
       <w:r>
         <w:rPr>
           <w:rFonts w:ascii="Times New Roman" w:eastAsia="Times New Roman" w:hAnsi="Times New Roman" w:cs="Times New Roman"/>
@@ -2186,6 +6495,7 @@
         </w:rPr>
         <w:t>BPMN Flow (High-Level)</w:t>
       </w:r>
+      <w:bookmarkEnd w:id="7"/>
     </w:p>
     <w:p>
       <w:pPr>
@@ -2508,6 +6818,7 @@
           <w14:ligatures w14:val="none"/>
         </w:rPr>
       </w:pPr>
+      <w:bookmarkStart w:id="8" w:name="_Toc224467731"/>
       <w:r>
         <w:rPr>
           <w:rFonts w:ascii="Times New Roman" w:eastAsia="Times New Roman" w:hAnsi="Times New Roman" w:cs="Times New Roman"/>
@@ -2521,6 +6832,7 @@
         </w:rPr>
         <w:t>RACI Matrix</w:t>
       </w:r>
+      <w:bookmarkEnd w:id="8"/>
     </w:p>
     <w:tbl>
       <w:tblPr>
@@ -3331,7 +7643,6 @@
                 <w:lang w:val="en-GB" w:eastAsia="en-GB" w:bidi="ar-SA"/>
                 <w14:ligatures w14:val="none"/>
               </w:rPr>
-              <w:lastRenderedPageBreak/>
               <w:t>Financial Approval</w:t>
             </w:r>
           </w:p>
@@ -3876,6 +8187,7 @@
           <w:lang w:val="en-GB" w:eastAsia="en-GB" w:bidi="ar-SA"/>
           <w14:ligatures w14:val="none"/>
         </w:rPr>
+        <w:lastRenderedPageBreak/>
         <w:t>R = Responsible</w:t>
       </w:r>
       <w:r>
@@ -3956,6 +8268,7 @@
           <w14:ligatures w14:val="none"/>
         </w:rPr>
       </w:pPr>
+      <w:bookmarkStart w:id="9" w:name="_Toc224467732"/>
       <w:r>
         <w:rPr>
           <w:rFonts w:ascii="Times New Roman" w:eastAsia="Times New Roman" w:hAnsi="Times New Roman" w:cs="Times New Roman"/>
@@ -3969,6 +8282,7 @@
         </w:rPr>
         <w:t>18.3 Contract Categories</w:t>
       </w:r>
+      <w:bookmarkEnd w:id="9"/>
     </w:p>
     <w:p>
       <w:pPr>
@@ -4011,6 +8325,7 @@
           <w14:ligatures w14:val="none"/>
         </w:rPr>
       </w:pPr>
+      <w:bookmarkStart w:id="10" w:name="_Toc224467733"/>
       <w:r>
         <w:rPr>
           <w:rFonts w:ascii="Times New Roman" w:eastAsia="Times New Roman" w:hAnsi="Times New Roman" w:cs="Times New Roman"/>
@@ -4050,6 +8365,7 @@
         </w:rPr>
         <w:t xml:space="preserve"> Commercial &amp; Revenue Contracts</w:t>
       </w:r>
+      <w:bookmarkEnd w:id="10"/>
     </w:p>
     <w:p>
       <w:pPr>
@@ -4234,6 +8550,7 @@
           <w14:ligatures w14:val="none"/>
         </w:rPr>
       </w:pPr>
+      <w:bookmarkStart w:id="11" w:name="_Toc224467734"/>
       <w:r>
         <w:rPr>
           <w:rFonts w:ascii="Times New Roman" w:eastAsia="Times New Roman" w:hAnsi="Times New Roman" w:cs="Times New Roman"/>
@@ -4273,6 +8590,7 @@
         </w:rPr>
         <w:t xml:space="preserve"> Procurement &amp; Vendor Contracts</w:t>
       </w:r>
+      <w:bookmarkEnd w:id="11"/>
     </w:p>
     <w:p>
       <w:pPr>
@@ -4429,6 +8747,7 @@
           <w14:ligatures w14:val="none"/>
         </w:rPr>
       </w:pPr>
+      <w:bookmarkStart w:id="12" w:name="_Toc224467735"/>
       <w:r>
         <w:rPr>
           <w:rFonts w:ascii="Times New Roman" w:eastAsia="Times New Roman" w:hAnsi="Times New Roman" w:cs="Times New Roman"/>
@@ -4468,6 +8787,7 @@
         </w:rPr>
         <w:t xml:space="preserve"> HR &amp; Employment Contracts</w:t>
       </w:r>
+      <w:bookmarkEnd w:id="12"/>
     </w:p>
     <w:p>
       <w:pPr>
@@ -4596,6 +8916,7 @@
           <w14:ligatures w14:val="none"/>
         </w:rPr>
       </w:pPr>
+      <w:bookmarkStart w:id="13" w:name="_Toc224467736"/>
       <w:r>
         <w:rPr>
           <w:rFonts w:ascii="Times New Roman" w:eastAsia="Times New Roman" w:hAnsi="Times New Roman" w:cs="Times New Roman"/>
@@ -4635,6 +8956,7 @@
         </w:rPr>
         <w:t xml:space="preserve"> Strategic &amp; Investment Contracts</w:t>
       </w:r>
+      <w:bookmarkEnd w:id="13"/>
     </w:p>
     <w:p>
       <w:pPr>
@@ -4708,7 +9030,6 @@
           <w14:ligatures w14:val="none"/>
         </w:rPr>
       </w:pPr>
-      <w:proofErr w:type="spellStart"/>
       <w:r>
         <w:rPr>
           <w:rFonts w:ascii="Times New Roman" w:eastAsia="Times New Roman" w:hAnsi="Times New Roman" w:cs="Times New Roman"/>
@@ -4720,7 +9041,6 @@
         </w:rPr>
         <w:t>MoUs</w:t>
       </w:r>
-      <w:proofErr w:type="spellEnd"/>
     </w:p>
     <w:p>
       <w:pPr>
@@ -4765,6 +9085,7 @@
           <w14:ligatures w14:val="none"/>
         </w:rPr>
       </w:pPr>
+      <w:bookmarkStart w:id="14" w:name="_Toc224467737"/>
       <w:r>
         <w:rPr>
           <w:rFonts w:ascii="Times New Roman" w:eastAsia="Times New Roman" w:hAnsi="Times New Roman" w:cs="Times New Roman"/>
@@ -4776,7 +9097,6 @@
           <w:lang w:val="en-GB" w:eastAsia="en-GB" w:bidi="ar-SA"/>
           <w14:ligatures w14:val="none"/>
         </w:rPr>
-        <w:lastRenderedPageBreak/>
         <w:t>5️</w:t>
       </w:r>
       <w:r>
@@ -4805,6 +9125,7 @@
         </w:rPr>
         <w:t xml:space="preserve"> Real Estate &amp; Facility Contracts</w:t>
       </w:r>
+      <w:bookmarkEnd w:id="14"/>
     </w:p>
     <w:p>
       <w:pPr>
@@ -4859,6 +9180,7 @@
           <w:lang w:val="en-GB" w:eastAsia="en-GB" w:bidi="ar-SA"/>
           <w14:ligatures w14:val="none"/>
         </w:rPr>
+        <w:lastRenderedPageBreak/>
         <w:t>Facility Management Contracts</w:t>
       </w:r>
     </w:p>
@@ -4903,6 +9225,7 @@
           <w14:ligatures w14:val="none"/>
         </w:rPr>
       </w:pPr>
+      <w:bookmarkStart w:id="15" w:name="_Toc224467738"/>
       <w:r>
         <w:rPr>
           <w:rFonts w:ascii="Times New Roman" w:eastAsia="Times New Roman" w:hAnsi="Times New Roman" w:cs="Times New Roman"/>
@@ -4916,6 +9239,7 @@
         </w:rPr>
         <w:t>18.4 Risk Classification Model</w:t>
       </w:r>
+      <w:bookmarkEnd w:id="15"/>
     </w:p>
     <w:tbl>
       <w:tblPr>
@@ -5489,6 +9813,7 @@
           <w14:ligatures w14:val="none"/>
         </w:rPr>
       </w:pPr>
+      <w:bookmarkStart w:id="16" w:name="_Toc224467739"/>
       <w:r>
         <w:rPr>
           <w:rFonts w:ascii="Times New Roman" w:eastAsia="Times New Roman" w:hAnsi="Times New Roman" w:cs="Times New Roman"/>
@@ -5502,6 +9827,7 @@
         </w:rPr>
         <w:t>18.5 Key Legal Clauses Governance</w:t>
       </w:r>
+      <w:bookmarkEnd w:id="16"/>
     </w:p>
     <w:p>
       <w:pPr>
@@ -5905,6 +10231,7 @@
           <w14:ligatures w14:val="none"/>
         </w:rPr>
       </w:pPr>
+      <w:bookmarkStart w:id="17" w:name="_Toc224467740"/>
       <w:r>
         <w:rPr>
           <w:rFonts w:ascii="Times New Roman" w:eastAsia="Times New Roman" w:hAnsi="Times New Roman" w:cs="Times New Roman"/>
@@ -5918,6 +10245,7 @@
         </w:rPr>
         <w:t>18.6 KPI Framework</w:t>
       </w:r>
+      <w:bookmarkEnd w:id="17"/>
     </w:p>
     <w:tbl>
       <w:tblPr>
@@ -6363,6 +10691,7 @@
           <w14:ligatures w14:val="none"/>
         </w:rPr>
       </w:pPr>
+      <w:bookmarkStart w:id="18" w:name="_Toc224467741"/>
       <w:r>
         <w:rPr>
           <w:rFonts w:ascii="Times New Roman" w:eastAsia="Times New Roman" w:hAnsi="Times New Roman" w:cs="Times New Roman"/>
@@ -6376,6 +10705,7 @@
         </w:rPr>
         <w:t>18.7 Contract Repository &amp; Digitalization</w:t>
       </w:r>
+      <w:bookmarkEnd w:id="18"/>
     </w:p>
     <w:p>
       <w:pPr>
@@ -6398,7 +10728,6 @@
           <w:lang w:val="en-GB" w:eastAsia="en-GB" w:bidi="ar-SA"/>
           <w14:ligatures w14:val="none"/>
         </w:rPr>
-        <w:lastRenderedPageBreak/>
         <w:t>All contracts must be:</w:t>
       </w:r>
     </w:p>
@@ -6427,6 +10756,7 @@
           <w:lang w:val="en-GB" w:eastAsia="en-GB" w:bidi="ar-SA"/>
           <w14:ligatures w14:val="none"/>
         </w:rPr>
+        <w:lastRenderedPageBreak/>
         <w:t>Digitally stored in central repository</w:t>
       </w:r>
     </w:p>
@@ -6779,6 +11109,7 @@
           <w14:ligatures w14:val="none"/>
         </w:rPr>
       </w:pPr>
+      <w:bookmarkStart w:id="19" w:name="_Toc224467742"/>
       <w:r>
         <w:rPr>
           <w:rFonts w:ascii="Times New Roman" w:eastAsia="Times New Roman" w:hAnsi="Times New Roman" w:cs="Times New Roman"/>
@@ -6792,6 +11123,7 @@
         </w:rPr>
         <w:t>18.8 Forms &amp; Templates</w:t>
       </w:r>
+      <w:bookmarkEnd w:id="19"/>
     </w:p>
     <w:p>
       <w:pPr>
@@ -6808,6 +11140,7 @@
           <w14:ligatures w14:val="none"/>
         </w:rPr>
       </w:pPr>
+      <w:bookmarkStart w:id="20" w:name="_Toc224467743"/>
       <w:r>
         <w:rPr>
           <w:rFonts w:ascii="Times New Roman" w:eastAsia="Times New Roman" w:hAnsi="Times New Roman" w:cs="Times New Roman"/>
@@ -6821,6 +11154,7 @@
         </w:rPr>
         <w:t>F_18_01 – Contract Request Form</w:t>
       </w:r>
+      <w:bookmarkEnd w:id="20"/>
     </w:p>
     <w:p>
       <w:pPr>
@@ -7033,6 +11367,7 @@
           <w14:ligatures w14:val="none"/>
         </w:rPr>
       </w:pPr>
+      <w:bookmarkStart w:id="21" w:name="_Toc224467744"/>
       <w:r>
         <w:rPr>
           <w:rFonts w:ascii="Times New Roman" w:eastAsia="Times New Roman" w:hAnsi="Times New Roman" w:cs="Times New Roman"/>
@@ -7046,6 +11381,7 @@
         </w:rPr>
         <w:t>F_18_02 – Legal Risk Assessment Form</w:t>
       </w:r>
+      <w:bookmarkEnd w:id="21"/>
     </w:p>
     <w:p>
       <w:pPr>
@@ -7202,6 +11538,7 @@
           <w14:ligatures w14:val="none"/>
         </w:rPr>
       </w:pPr>
+      <w:bookmarkStart w:id="22" w:name="_Toc224467745"/>
       <w:r>
         <w:rPr>
           <w:rFonts w:ascii="Times New Roman" w:eastAsia="Times New Roman" w:hAnsi="Times New Roman" w:cs="Times New Roman"/>
@@ -7215,6 +11552,7 @@
         </w:rPr>
         <w:t>F_18_03 – Contract Summary Sheet</w:t>
       </w:r>
+      <w:bookmarkEnd w:id="22"/>
     </w:p>
     <w:p>
       <w:pPr>
@@ -7371,6 +11709,7 @@
           <w14:ligatures w14:val="none"/>
         </w:rPr>
       </w:pPr>
+      <w:bookmarkStart w:id="23" w:name="_Toc224467746"/>
       <w:r>
         <w:rPr>
           <w:rFonts w:ascii="Times New Roman" w:eastAsia="Times New Roman" w:hAnsi="Times New Roman" w:cs="Times New Roman"/>
@@ -7384,6 +11723,7 @@
         </w:rPr>
         <w:t>F_18_04 – Contract Amendment Form</w:t>
       </w:r>
+      <w:bookmarkEnd w:id="23"/>
     </w:p>
     <w:p>
       <w:pPr>
@@ -7400,6 +11740,7 @@
           <w14:ligatures w14:val="none"/>
         </w:rPr>
       </w:pPr>
+      <w:bookmarkStart w:id="24" w:name="_Toc224467747"/>
       <w:r>
         <w:rPr>
           <w:rFonts w:ascii="Times New Roman" w:eastAsia="Times New Roman" w:hAnsi="Times New Roman" w:cs="Times New Roman"/>
@@ -7413,6 +11754,7 @@
         </w:rPr>
         <w:t>F_18_05 – Contract Termination Notice Template</w:t>
       </w:r>
+      <w:bookmarkEnd w:id="24"/>
     </w:p>
     <w:p>
       <w:pPr>
@@ -7435,7 +11777,6 @@
           <w:lang w:val="en-GB" w:eastAsia="en-GB" w:bidi="ar-SA"/>
           <w14:ligatures w14:val="none"/>
         </w:rPr>
-        <w:lastRenderedPageBreak/>
         <w:pict w14:anchorId="78C08806">
           <v:rect id="_x0000_i1039" style="width:0;height:1.5pt" o:hralign="center" o:hrstd="t" o:hr="t" fillcolor="#a0a0a0" stroked="f"/>
         </w:pict>
@@ -7456,6 +11797,7 @@
           <w14:ligatures w14:val="none"/>
         </w:rPr>
       </w:pPr>
+      <w:bookmarkStart w:id="25" w:name="_Toc224467748"/>
       <w:r>
         <w:rPr>
           <w:rFonts w:ascii="Times New Roman" w:eastAsia="Times New Roman" w:hAnsi="Times New Roman" w:cs="Times New Roman"/>
@@ -7467,8 +11809,10 @@
           <w:lang w:val="en-GB" w:eastAsia="en-GB" w:bidi="ar-SA"/>
           <w14:ligatures w14:val="none"/>
         </w:rPr>
+        <w:lastRenderedPageBreak/>
         <w:t>18.9 Compliance &amp; Regulatory Monitoring</w:t>
       </w:r>
+      <w:bookmarkEnd w:id="25"/>
     </w:p>
     <w:p>
       <w:pPr>
@@ -7727,6 +12071,7 @@
           <w14:ligatures w14:val="none"/>
         </w:rPr>
       </w:pPr>
+      <w:bookmarkStart w:id="26" w:name="_Toc224467749"/>
       <w:r>
         <w:rPr>
           <w:rFonts w:ascii="Times New Roman" w:eastAsia="Times New Roman" w:hAnsi="Times New Roman" w:cs="Times New Roman"/>
@@ -7740,6 +12085,7 @@
         </w:rPr>
         <w:t>18.10 Legal Risk Dashboard</w:t>
       </w:r>
+      <w:bookmarkEnd w:id="26"/>
     </w:p>
     <w:p>
       <w:pPr>
@@ -7974,6 +12320,7 @@
           <w14:ligatures w14:val="none"/>
         </w:rPr>
       </w:pPr>
+      <w:bookmarkStart w:id="27" w:name="_Toc224467750"/>
       <w:r>
         <w:rPr>
           <w:rFonts w:ascii="Times New Roman" w:eastAsia="Times New Roman" w:hAnsi="Times New Roman" w:cs="Times New Roman"/>
@@ -7987,6 +12334,7 @@
         </w:rPr>
         <w:t>18.11 Contract Authority Matrix</w:t>
       </w:r>
+      <w:bookmarkEnd w:id="27"/>
     </w:p>
     <w:tbl>
       <w:tblPr>
@@ -8332,6 +12680,7 @@
           <w14:ligatures w14:val="none"/>
         </w:rPr>
       </w:pPr>
+      <w:bookmarkStart w:id="28" w:name="_Toc224467751"/>
       <w:r>
         <w:rPr>
           <w:rFonts w:ascii="Times New Roman" w:eastAsia="Times New Roman" w:hAnsi="Times New Roman" w:cs="Times New Roman"/>
@@ -8345,6 +12694,7 @@
         </w:rPr>
         <w:t>18.12 Dispute Management Framework</w:t>
       </w:r>
+      <w:bookmarkEnd w:id="28"/>
     </w:p>
     <w:p>
       <w:pPr>
@@ -8455,7 +12805,6 @@
           <w:lang w:val="en-GB" w:eastAsia="en-GB" w:bidi="ar-SA"/>
           <w14:ligatures w14:val="none"/>
         </w:rPr>
-        <w:lastRenderedPageBreak/>
         <w:t>Arbitration</w:t>
       </w:r>
     </w:p>
@@ -8508,6 +12857,7 @@
           <w:lang w:val="en-GB" w:eastAsia="en-GB" w:bidi="ar-SA"/>
           <w14:ligatures w14:val="none"/>
         </w:rPr>
+        <w:lastRenderedPageBreak/>
         <w:t>All disputes must be registered in Legal Case Log.</w:t>
       </w:r>
     </w:p>
@@ -8552,6 +12902,7 @@
           <w14:ligatures w14:val="none"/>
         </w:rPr>
       </w:pPr>
+      <w:bookmarkStart w:id="29" w:name="_Toc224467752"/>
       <w:r>
         <w:rPr>
           <w:rFonts w:ascii="Times New Roman" w:eastAsia="Times New Roman" w:hAnsi="Times New Roman" w:cs="Times New Roman"/>
@@ -8565,6 +12916,7 @@
         </w:rPr>
         <w:t>18.13 Internal Control Linkages</w:t>
       </w:r>
+      <w:bookmarkEnd w:id="29"/>
     </w:p>
     <w:p>
       <w:pPr>
@@ -8771,6 +13123,7 @@
           <w14:ligatures w14:val="none"/>
         </w:rPr>
       </w:pPr>
+      <w:bookmarkStart w:id="30" w:name="_Toc224467753"/>
       <w:r>
         <w:rPr>
           <w:rFonts w:ascii="Times New Roman" w:eastAsia="Times New Roman" w:hAnsi="Times New Roman" w:cs="Times New Roman"/>
@@ -8784,6 +13137,7 @@
         </w:rPr>
         <w:t>18.14 Audit &amp; Review</w:t>
       </w:r>
+      <w:bookmarkEnd w:id="30"/>
     </w:p>
     <w:p>
       <w:pPr>
@@ -8938,6 +13292,7 @@
           <w14:ligatures w14:val="none"/>
         </w:rPr>
       </w:pPr>
+      <w:bookmarkStart w:id="31" w:name="_Toc224467754"/>
       <w:r>
         <w:rPr>
           <w:rFonts w:ascii="Times New Roman" w:eastAsia="Times New Roman" w:hAnsi="Times New Roman" w:cs="Times New Roman"/>
@@ -8951,6 +13306,7 @@
         </w:rPr>
         <w:t>18.15 Governance Diagram (Layered Architecture)</w:t>
       </w:r>
+      <w:bookmarkEnd w:id="31"/>
     </w:p>
     <w:p>
       <w:pPr>
@@ -9251,7 +13607,6 @@
           <w:lang w:val="en-GB" w:eastAsia="en-GB" w:bidi="ar-SA"/>
           <w14:ligatures w14:val="none"/>
         </w:rPr>
-        <w:lastRenderedPageBreak/>
         <w:t>Negotiation</w:t>
       </w:r>
     </w:p>
@@ -9334,6 +13689,7 @@
           <w:lang w:val="en-GB" w:eastAsia="en-GB" w:bidi="ar-SA"/>
           <w14:ligatures w14:val="none"/>
         </w:rPr>
+        <w:lastRenderedPageBreak/>
         <w:t>Level 4: Monitoring</w:t>
       </w:r>
     </w:p>
@@ -9490,6 +13846,7 @@
           <w14:ligatures w14:val="none"/>
         </w:rPr>
       </w:pPr>
+      <w:bookmarkStart w:id="32" w:name="_Toc224467755"/>
       <w:r>
         <w:rPr>
           <w:rFonts w:ascii="Times New Roman" w:eastAsia="Times New Roman" w:hAnsi="Times New Roman" w:cs="Times New Roman"/>
@@ -9503,6 +13860,7 @@
         </w:rPr>
         <w:t>Deliverable Naming Convention</w:t>
       </w:r>
+      <w:bookmarkEnd w:id="32"/>
     </w:p>
     <w:p>
       <w:pPr>
@@ -9693,7 +14051,7 @@
           <w:lang w:val="en-GB" w:eastAsia="en-GB" w:bidi="ar-SA"/>
           <w14:ligatures w14:val="none"/>
         </w:rPr>
-        <w:t>Or convert 18_Legal_Contracts into Board-Grade Visual Architecture Diagram</w:t>
+        <w:t>_Legal_Contracts into Board-Grade Visual Architecture Diagram</w:t>
       </w:r>
     </w:p>
     <w:p>
@@ -9868,7 +14226,10 @@
       <w:pStyle w:val="Header"/>
     </w:pPr>
     <w:r>
-      <w:t>L_0_18_Legal_Contracts</w:t>
+      <w:t>1</w:t>
+    </w:r>
+    <w:r>
+      <w:t>8_Legal_Contracts</w:t>
     </w:r>
   </w:p>
 </w:hdr>
@@ -14501,6 +18862,75 @@
       </w:tcPr>
     </w:tblStylePr>
   </w:style>
+  <w:style w:type="paragraph" w:styleId="TOCHeading">
+    <w:name w:val="TOC Heading"/>
+    <w:basedOn w:val="Heading1"/>
+    <w:next w:val="Normal"/>
+    <w:uiPriority w:val="39"/>
+    <w:unhideWhenUsed/>
+    <w:qFormat/>
+    <w:rsid w:val="00AE6CBF"/>
+    <w:pPr>
+      <w:spacing w:before="240" w:after="0"/>
+      <w:outlineLvl w:val="9"/>
+    </w:pPr>
+    <w:rPr>
+      <w:kern w:val="0"/>
+      <w:sz w:val="32"/>
+      <w:szCs w:val="32"/>
+      <w:lang w:bidi="ar-SA"/>
+      <w14:ligatures w14:val="none"/>
+    </w:rPr>
+  </w:style>
+  <w:style w:type="paragraph" w:styleId="TOC1">
+    <w:name w:val="toc 1"/>
+    <w:basedOn w:val="Normal"/>
+    <w:next w:val="Normal"/>
+    <w:autoRedefine/>
+    <w:uiPriority w:val="39"/>
+    <w:unhideWhenUsed/>
+    <w:rsid w:val="00AE6CBF"/>
+    <w:pPr>
+      <w:spacing w:after="100"/>
+    </w:pPr>
+  </w:style>
+  <w:style w:type="paragraph" w:styleId="TOC2">
+    <w:name w:val="toc 2"/>
+    <w:basedOn w:val="Normal"/>
+    <w:next w:val="Normal"/>
+    <w:autoRedefine/>
+    <w:uiPriority w:val="39"/>
+    <w:unhideWhenUsed/>
+    <w:rsid w:val="00AE6CBF"/>
+    <w:pPr>
+      <w:spacing w:after="100"/>
+      <w:ind w:left="220"/>
+    </w:pPr>
+  </w:style>
+  <w:style w:type="paragraph" w:styleId="TOC3">
+    <w:name w:val="toc 3"/>
+    <w:basedOn w:val="Normal"/>
+    <w:next w:val="Normal"/>
+    <w:autoRedefine/>
+    <w:uiPriority w:val="39"/>
+    <w:unhideWhenUsed/>
+    <w:rsid w:val="00AE6CBF"/>
+    <w:pPr>
+      <w:spacing w:after="100"/>
+      <w:ind w:left="440"/>
+    </w:pPr>
+  </w:style>
+  <w:style w:type="character" w:styleId="Hyperlink">
+    <w:name w:val="Hyperlink"/>
+    <w:basedOn w:val="DefaultParagraphFont"/>
+    <w:uiPriority w:val="99"/>
+    <w:unhideWhenUsed/>
+    <w:rsid w:val="00AE6CBF"/>
+    <w:rPr>
+      <w:color w:val="467886" w:themeColor="hyperlink"/>
+      <w:u w:val="single"/>
+    </w:rPr>
+  </w:style>
 </w:styles>
 </file>
 
